--- a/assets/files/Yucheol_Shin_CV_short.docx
+++ b/assets/files/Yucheol_Shin_CV_short.docx
@@ -1002,13 +1002,7 @@
         <w:rPr>
           <w:b/>
         </w:rPr>
-        <w:t>1</w:t>
-      </w:r>
-      <w:r>
-        <w:rPr>
-          <w:b/>
-        </w:rPr>
-        <w:t>.</w:t>
+        <w:t>1.</w:t>
       </w:r>
       <w:r>
         <w:rPr>
@@ -2256,12 +2250,28 @@
       <w:r>
         <w:t>, B Lim, H Serret, Y Jang. 2023. Do Barn Swallows (</w:t>
       </w:r>
-      <w:r>
-        <w:rPr>
-          <w:i/>
-        </w:rPr>
-        <w:t>Hirundo rustica gutturalis</w:t>
-      </w:r>
+      <w:proofErr w:type="spellStart"/>
+      <w:r>
+        <w:rPr>
+          <w:i/>
+        </w:rPr>
+        <w:t>Hirundo</w:t>
+      </w:r>
+      <w:proofErr w:type="spellEnd"/>
+      <w:r>
+        <w:rPr>
+          <w:i/>
+        </w:rPr>
+        <w:t xml:space="preserve"> rustica </w:t>
+      </w:r>
+      <w:proofErr w:type="spellStart"/>
+      <w:r>
+        <w:rPr>
+          <w:i/>
+        </w:rPr>
+        <w:t>gutturalis</w:t>
+      </w:r>
+      <w:proofErr w:type="spellEnd"/>
       <w:r>
         <w:t>) prefer to breed in</w:t>
       </w:r>
@@ -2361,7 +2371,15 @@
         <w:t>10. Y Shin</w:t>
       </w:r>
       <w:r>
-        <w:t>, K Kim, J Groffen, D Woo, E Song, A Borzée. 2022. Citizen science and roadkill trends in the Korean</w:t>
+        <w:t xml:space="preserve">, K Kim, J </w:t>
+      </w:r>
+      <w:proofErr w:type="spellStart"/>
+      <w:r>
+        <w:t>Groffen</w:t>
+      </w:r>
+      <w:proofErr w:type="spellEnd"/>
+      <w:r>
+        <w:t>, D Woo, E Song, A Borzée. 2022. Citizen science and roadkill trends in the Korean</w:t>
       </w:r>
       <w:r>
         <w:rPr>
@@ -2704,7 +2722,15 @@
         <w:t>Y Shin</w:t>
       </w:r>
       <w:r>
-        <w:t>, N Poyarkov, JY Jeon, HJ Baek, CH Lee, J An, YJ Hong, M-S Min. 2022. Dwindling in the mountains:</w:t>
+        <w:t xml:space="preserve">, N </w:t>
+      </w:r>
+      <w:proofErr w:type="spellStart"/>
+      <w:r>
+        <w:t>Poyarkov</w:t>
+      </w:r>
+      <w:proofErr w:type="spellEnd"/>
+      <w:r>
+        <w:t>, JY Jeon, HJ Baek, CH Lee, J An, YJ Hong, M-S Min. 2022. Dwindling in the mountains:</w:t>
       </w:r>
       <w:r>
         <w:rPr>
@@ -3111,8 +3137,13 @@
         </w:rPr>
         <w:t xml:space="preserve"> </w:t>
       </w:r>
-      <w:r>
-        <w:t>Moores,</w:t>
+      <w:proofErr w:type="spellStart"/>
+      <w:r>
+        <w:t>Moores</w:t>
+      </w:r>
+      <w:proofErr w:type="spellEnd"/>
+      <w:r>
+        <w:t>,</w:t>
       </w:r>
       <w:r>
         <w:rPr>
@@ -3782,7 +3813,15 @@
         <w:jc w:val="both"/>
       </w:pPr>
       <w:r>
-        <w:t>A Borzée, KR Messenger, S Chae, D Andersen, J Groffen, YI Kim, J An, SN Othman, K Ri, TY Nam, Y Bae, J-L Ren, J-T</w:t>
+        <w:t xml:space="preserve">A Borzée, KR Messenger, S Chae, D Andersen, J </w:t>
+      </w:r>
+      <w:proofErr w:type="spellStart"/>
+      <w:r>
+        <w:t>Groffen</w:t>
+      </w:r>
+      <w:proofErr w:type="spellEnd"/>
+      <w:r>
+        <w:t>, YI Kim, J An, SN Othman, K Ri, TY Nam, Y Bae, J-L Ren, J-T</w:t>
       </w:r>
       <w:r>
         <w:rPr>
@@ -4020,9 +4059,11 @@
         </w:rPr>
         <w:t xml:space="preserve"> </w:t>
       </w:r>
+      <w:proofErr w:type="spellStart"/>
       <w:r>
         <w:t>PLoS</w:t>
       </w:r>
+      <w:proofErr w:type="spellEnd"/>
       <w:r>
         <w:rPr>
           <w:spacing w:val="-1"/>
@@ -4100,8 +4141,13 @@
         </w:rPr>
         <w:t xml:space="preserve"> </w:t>
       </w:r>
-      <w:r>
-        <w:t>Milto,</w:t>
+      <w:proofErr w:type="spellStart"/>
+      <w:r>
+        <w:t>Milto</w:t>
+      </w:r>
+      <w:proofErr w:type="spellEnd"/>
+      <w:r>
+        <w:t>,</w:t>
       </w:r>
       <w:r>
         <w:rPr>
@@ -4327,7 +4373,15 @@
         <w:t xml:space="preserve">1. </w:t>
       </w:r>
       <w:r>
-        <w:t xml:space="preserve">V Orlova, K Milto, L Borkin, W Zhao, </w:t>
+        <w:t xml:space="preserve">V Orlova, K </w:t>
+      </w:r>
+      <w:proofErr w:type="spellStart"/>
+      <w:r>
+        <w:t>Milto</w:t>
+      </w:r>
+      <w:proofErr w:type="spellEnd"/>
+      <w:r>
+        <w:t xml:space="preserve">, L Borkin, W Zhao, </w:t>
       </w:r>
       <w:r>
         <w:rPr>
@@ -4425,12 +4479,14 @@
       <w:r>
         <w:t xml:space="preserve">. Predation on a metamorphosing tadpole of the American Bullfrog, </w:t>
       </w:r>
+      <w:proofErr w:type="spellStart"/>
       <w:r>
         <w:rPr>
           <w:i/>
         </w:rPr>
         <w:t>Aquarana</w:t>
       </w:r>
+      <w:proofErr w:type="spellEnd"/>
       <w:r>
         <w:rPr>
           <w:i/>
@@ -4438,12 +4494,14 @@
         </w:rPr>
         <w:t xml:space="preserve"> </w:t>
       </w:r>
+      <w:proofErr w:type="spellStart"/>
       <w:r>
         <w:rPr>
           <w:i/>
         </w:rPr>
         <w:t>catesbeiana</w:t>
       </w:r>
+      <w:proofErr w:type="spellEnd"/>
       <w:r>
         <w:rPr>
           <w:i/>
@@ -4505,12 +4563,14 @@
         </w:rPr>
         <w:t xml:space="preserve"> </w:t>
       </w:r>
+      <w:proofErr w:type="spellStart"/>
       <w:r>
         <w:rPr>
           <w:i/>
         </w:rPr>
         <w:t>Dolomedes</w:t>
       </w:r>
+      <w:proofErr w:type="spellEnd"/>
       <w:r>
         <w:rPr>
           <w:i/>
@@ -4518,12 +4578,14 @@
         </w:rPr>
         <w:t xml:space="preserve"> </w:t>
       </w:r>
+      <w:proofErr w:type="spellStart"/>
       <w:r>
         <w:rPr>
           <w:i/>
         </w:rPr>
         <w:t>sulfureus</w:t>
       </w:r>
+      <w:proofErr w:type="spellEnd"/>
       <w:r>
         <w:t>,</w:t>
       </w:r>
@@ -5560,8 +5622,13 @@
         </w:rPr>
         <w:t xml:space="preserve"> </w:t>
       </w:r>
-      <w:r>
-        <w:t>Bombinatoridae)</w:t>
+      <w:proofErr w:type="spellStart"/>
+      <w:r>
+        <w:t>Bombinatoridae</w:t>
+      </w:r>
+      <w:proofErr w:type="spellEnd"/>
+      <w:r>
+        <w:t>)</w:t>
       </w:r>
       <w:r>
         <w:rPr>
@@ -5989,12 +6056,14 @@
         </w:rPr>
         <w:t xml:space="preserve"> </w:t>
       </w:r>
+      <w:proofErr w:type="spellStart"/>
       <w:r>
         <w:rPr>
           <w:i/>
         </w:rPr>
         <w:t>notialis</w:t>
       </w:r>
+      <w:proofErr w:type="spellEnd"/>
       <w:r>
         <w:rPr>
           <w:i/>
@@ -7015,8 +7084,13 @@
         </w:rPr>
         <w:t xml:space="preserve"> </w:t>
       </w:r>
-      <w:r>
-        <w:t>Dicephalism.</w:t>
+      <w:proofErr w:type="spellStart"/>
+      <w:r>
+        <w:t>Dicephalism</w:t>
+      </w:r>
+      <w:proofErr w:type="spellEnd"/>
+      <w:r>
+        <w:t>.</w:t>
       </w:r>
       <w:r>
         <w:rPr>
@@ -7433,6 +7507,13 @@
       <w:r>
         <w:rPr>
           <w:b/>
+          <w:spacing w:val="1"/>
+        </w:rPr>
+        <w:t xml:space="preserve">     </w:t>
+      </w:r>
+      <w:r>
+        <w:rPr>
+          <w:b/>
         </w:rPr>
         <w:t>Y Shin*</w:t>
       </w:r>
@@ -7554,6 +7635,13 @@
       <w:r>
         <w:rPr>
           <w:b/>
+          <w:spacing w:val="37"/>
+        </w:rPr>
+        <w:t xml:space="preserve">   </w:t>
+      </w:r>
+      <w:r>
+        <w:rPr>
+          <w:b/>
           <w:spacing w:val="-1"/>
         </w:rPr>
         <w:t>Y</w:t>
@@ -7770,6 +7858,13 @@
       <w:r>
         <w:rPr>
           <w:b/>
+          <w:spacing w:val="1"/>
+        </w:rPr>
+        <w:t xml:space="preserve"> </w:t>
+      </w:r>
+      <w:r>
+        <w:rPr>
+          <w:b/>
         </w:rPr>
         <w:t>Y Shin*</w:t>
       </w:r>
@@ -7923,11 +8018,26 @@
       <w:r>
         <w:rPr>
           <w:b/>
+          <w:spacing w:val="1"/>
+        </w:rPr>
+        <w:t xml:space="preserve">    </w:t>
+      </w:r>
+      <w:r>
+        <w:rPr>
+          <w:b/>
         </w:rPr>
         <w:t>Y Shin*</w:t>
       </w:r>
       <w:r>
-        <w:t>, K Kim, J Groffen, A Borzée. Citizen science and roadkill trends in the Korean herpetofauna. Poster.</w:t>
+        <w:t xml:space="preserve">, K Kim, J </w:t>
+      </w:r>
+      <w:proofErr w:type="spellStart"/>
+      <w:r>
+        <w:t>Groffen</w:t>
+      </w:r>
+      <w:proofErr w:type="spellEnd"/>
+      <w:r>
+        <w:t>, A Borzée. Citizen science and roadkill trends in the Korean herpetofauna. Poster.</w:t>
       </w:r>
       <w:r>
         <w:rPr>
@@ -7979,6 +8089,13 @@
       <w:r>
         <w:rPr>
           <w:b/>
+          <w:spacing w:val="1"/>
+        </w:rPr>
+        <w:t xml:space="preserve">     </w:t>
+      </w:r>
+      <w:r>
+        <w:rPr>
+          <w:b/>
         </w:rPr>
         <w:t>Y Shin*</w:t>
       </w:r>
@@ -8131,6 +8248,13 @@
         <w:t xml:space="preserve"> </w:t>
       </w:r>
       <w:r>
+        <w:rPr>
+          <w:b/>
+          <w:spacing w:val="1"/>
+        </w:rPr>
+        <w:t xml:space="preserve">   </w:t>
+      </w:r>
+      <w:r>
         <w:t xml:space="preserve">JY Jeon*, </w:t>
       </w:r>
       <w:r>
@@ -8168,12 +8292,14 @@
         </w:rPr>
         <w:t xml:space="preserve"> </w:t>
       </w:r>
+      <w:proofErr w:type="spellStart"/>
       <w:r>
         <w:rPr>
           <w:i/>
         </w:rPr>
         <w:t>yangi</w:t>
       </w:r>
+      <w:proofErr w:type="spellEnd"/>
       <w:r>
         <w:t>).</w:t>
       </w:r>
@@ -8386,6 +8512,13 @@
       <w:r>
         <w:rPr>
           <w:b/>
+          <w:spacing w:val="50"/>
+        </w:rPr>
+        <w:t xml:space="preserve">  </w:t>
+      </w:r>
+      <w:r>
+        <w:rPr>
+          <w:b/>
         </w:rPr>
         <w:t>Y Shin*</w:t>
       </w:r>
@@ -8504,6 +8637,13 @@
           <w:b/>
         </w:rPr>
         <w:t xml:space="preserve">2018   </w:t>
+      </w:r>
+      <w:r>
+        <w:rPr>
+          <w:b/>
+          <w:spacing w:val="1"/>
+        </w:rPr>
+        <w:t xml:space="preserve"> </w:t>
       </w:r>
       <w:r>
         <w:rPr>
@@ -8563,6 +8703,12 @@
         </w:rPr>
         <w:lastRenderedPageBreak/>
         <w:t xml:space="preserve">2018  </w:t>
+      </w:r>
+      <w:r>
+        <w:rPr>
+          <w:b/>
+        </w:rPr>
+        <w:t xml:space="preserve">  </w:t>
       </w:r>
       <w:r>
         <w:rPr>

--- a/assets/files/Yucheol_Shin_CV_short.docx
+++ b/assets/files/Yucheol_Shin_CV_short.docx
@@ -63,45 +63,6 @@
           <w:sz w:val="20"/>
         </w:rPr>
       </w:pPr>
-      <w:r>
-        <w:rPr>
-          <w:sz w:val="20"/>
-        </w:rPr>
-        <w:t>(+82)</w:t>
-      </w:r>
-      <w:r>
-        <w:rPr>
-          <w:spacing w:val="-7"/>
-          <w:sz w:val="20"/>
-        </w:rPr>
-        <w:t xml:space="preserve"> </w:t>
-      </w:r>
-      <w:r>
-        <w:rPr>
-          <w:sz w:val="20"/>
-        </w:rPr>
-        <w:t>10-8361-0790</w:t>
-      </w:r>
-      <w:r>
-        <w:rPr>
-          <w:spacing w:val="-7"/>
-          <w:sz w:val="20"/>
-        </w:rPr>
-        <w:t xml:space="preserve"> </w:t>
-      </w:r>
-      <w:r>
-        <w:rPr>
-          <w:sz w:val="20"/>
-        </w:rPr>
-        <w:t>•</w:t>
-      </w:r>
-      <w:r>
-        <w:rPr>
-          <w:spacing w:val="-6"/>
-          <w:sz w:val="20"/>
-        </w:rPr>
-        <w:t xml:space="preserve"> </w:t>
-      </w:r>
       <w:hyperlink r:id="rId7">
         <w:r>
           <w:rPr>
@@ -2250,28 +2211,12 @@
       <w:r>
         <w:t>, B Lim, H Serret, Y Jang. 2023. Do Barn Swallows (</w:t>
       </w:r>
-      <w:proofErr w:type="spellStart"/>
-      <w:r>
-        <w:rPr>
-          <w:i/>
-        </w:rPr>
-        <w:t>Hirundo</w:t>
-      </w:r>
-      <w:proofErr w:type="spellEnd"/>
-      <w:r>
-        <w:rPr>
-          <w:i/>
-        </w:rPr>
-        <w:t xml:space="preserve"> rustica </w:t>
-      </w:r>
-      <w:proofErr w:type="spellStart"/>
-      <w:r>
-        <w:rPr>
-          <w:i/>
-        </w:rPr>
-        <w:t>gutturalis</w:t>
-      </w:r>
-      <w:proofErr w:type="spellEnd"/>
+      <w:r>
+        <w:rPr>
+          <w:i/>
+        </w:rPr>
+        <w:t>Hirundo rustica gutturalis</w:t>
+      </w:r>
       <w:r>
         <w:t>) prefer to breed in</w:t>
       </w:r>
@@ -2371,15 +2316,7 @@
         <w:t>10. Y Shin</w:t>
       </w:r>
       <w:r>
-        <w:t xml:space="preserve">, K Kim, J </w:t>
-      </w:r>
-      <w:proofErr w:type="spellStart"/>
-      <w:r>
-        <w:t>Groffen</w:t>
-      </w:r>
-      <w:proofErr w:type="spellEnd"/>
-      <w:r>
-        <w:t>, D Woo, E Song, A Borzée. 2022. Citizen science and roadkill trends in the Korean</w:t>
+        <w:t>, K Kim, J Groffen, D Woo, E Song, A Borzée. 2022. Citizen science and roadkill trends in the Korean</w:t>
       </w:r>
       <w:r>
         <w:rPr>
@@ -2722,15 +2659,7 @@
         <w:t>Y Shin</w:t>
       </w:r>
       <w:r>
-        <w:t xml:space="preserve">, N </w:t>
-      </w:r>
-      <w:proofErr w:type="spellStart"/>
-      <w:r>
-        <w:t>Poyarkov</w:t>
-      </w:r>
-      <w:proofErr w:type="spellEnd"/>
-      <w:r>
-        <w:t>, JY Jeon, HJ Baek, CH Lee, J An, YJ Hong, M-S Min. 2022. Dwindling in the mountains:</w:t>
+        <w:t>, N Poyarkov, JY Jeon, HJ Baek, CH Lee, J An, YJ Hong, M-S Min. 2022. Dwindling in the mountains:</w:t>
       </w:r>
       <w:r>
         <w:rPr>
@@ -3137,13 +3066,8 @@
         </w:rPr>
         <w:t xml:space="preserve"> </w:t>
       </w:r>
-      <w:proofErr w:type="spellStart"/>
-      <w:r>
-        <w:t>Moores</w:t>
-      </w:r>
-      <w:proofErr w:type="spellEnd"/>
-      <w:r>
-        <w:t>,</w:t>
+      <w:r>
+        <w:t>Moores,</w:t>
       </w:r>
       <w:r>
         <w:rPr>
@@ -3813,15 +3737,7 @@
         <w:jc w:val="both"/>
       </w:pPr>
       <w:r>
-        <w:t xml:space="preserve">A Borzée, KR Messenger, S Chae, D Andersen, J </w:t>
-      </w:r>
-      <w:proofErr w:type="spellStart"/>
-      <w:r>
-        <w:t>Groffen</w:t>
-      </w:r>
-      <w:proofErr w:type="spellEnd"/>
-      <w:r>
-        <w:t>, YI Kim, J An, SN Othman, K Ri, TY Nam, Y Bae, J-L Ren, J-T</w:t>
+        <w:t>A Borzée, KR Messenger, S Chae, D Andersen, J Groffen, YI Kim, J An, SN Othman, K Ri, TY Nam, Y Bae, J-L Ren, J-T</w:t>
       </w:r>
       <w:r>
         <w:rPr>
@@ -4059,11 +3975,9 @@
         </w:rPr>
         <w:t xml:space="preserve"> </w:t>
       </w:r>
-      <w:proofErr w:type="spellStart"/>
       <w:r>
         <w:t>PLoS</w:t>
       </w:r>
-      <w:proofErr w:type="spellEnd"/>
       <w:r>
         <w:rPr>
           <w:spacing w:val="-1"/>
@@ -4141,13 +4055,8 @@
         </w:rPr>
         <w:t xml:space="preserve"> </w:t>
       </w:r>
-      <w:proofErr w:type="spellStart"/>
-      <w:r>
-        <w:t>Milto</w:t>
-      </w:r>
-      <w:proofErr w:type="spellEnd"/>
-      <w:r>
-        <w:t>,</w:t>
+      <w:r>
+        <w:t>Milto,</w:t>
       </w:r>
       <w:r>
         <w:rPr>
@@ -4373,15 +4282,7 @@
         <w:t xml:space="preserve">1. </w:t>
       </w:r>
       <w:r>
-        <w:t xml:space="preserve">V Orlova, K </w:t>
-      </w:r>
-      <w:proofErr w:type="spellStart"/>
-      <w:r>
-        <w:t>Milto</w:t>
-      </w:r>
-      <w:proofErr w:type="spellEnd"/>
-      <w:r>
-        <w:t xml:space="preserve">, L Borkin, W Zhao, </w:t>
+        <w:t xml:space="preserve">V Orlova, K Milto, L Borkin, W Zhao, </w:t>
       </w:r>
       <w:r>
         <w:rPr>
@@ -4479,14 +4380,12 @@
       <w:r>
         <w:t xml:space="preserve">. Predation on a metamorphosing tadpole of the American Bullfrog, </w:t>
       </w:r>
-      <w:proofErr w:type="spellStart"/>
       <w:r>
         <w:rPr>
           <w:i/>
         </w:rPr>
         <w:t>Aquarana</w:t>
       </w:r>
-      <w:proofErr w:type="spellEnd"/>
       <w:r>
         <w:rPr>
           <w:i/>
@@ -4494,14 +4393,12 @@
         </w:rPr>
         <w:t xml:space="preserve"> </w:t>
       </w:r>
-      <w:proofErr w:type="spellStart"/>
       <w:r>
         <w:rPr>
           <w:i/>
         </w:rPr>
         <w:t>catesbeiana</w:t>
       </w:r>
-      <w:proofErr w:type="spellEnd"/>
       <w:r>
         <w:rPr>
           <w:i/>
@@ -4563,14 +4460,12 @@
         </w:rPr>
         <w:t xml:space="preserve"> </w:t>
       </w:r>
-      <w:proofErr w:type="spellStart"/>
       <w:r>
         <w:rPr>
           <w:i/>
         </w:rPr>
         <w:t>Dolomedes</w:t>
       </w:r>
-      <w:proofErr w:type="spellEnd"/>
       <w:r>
         <w:rPr>
           <w:i/>
@@ -4578,14 +4473,12 @@
         </w:rPr>
         <w:t xml:space="preserve"> </w:t>
       </w:r>
-      <w:proofErr w:type="spellStart"/>
       <w:r>
         <w:rPr>
           <w:i/>
         </w:rPr>
         <w:t>sulfureus</w:t>
       </w:r>
-      <w:proofErr w:type="spellEnd"/>
       <w:r>
         <w:t>,</w:t>
       </w:r>
@@ -5622,13 +5515,8 @@
         </w:rPr>
         <w:t xml:space="preserve"> </w:t>
       </w:r>
-      <w:proofErr w:type="spellStart"/>
-      <w:r>
-        <w:t>Bombinatoridae</w:t>
-      </w:r>
-      <w:proofErr w:type="spellEnd"/>
-      <w:r>
-        <w:t>)</w:t>
+      <w:r>
+        <w:t>Bombinatoridae)</w:t>
       </w:r>
       <w:r>
         <w:rPr>
@@ -6056,14 +5944,12 @@
         </w:rPr>
         <w:t xml:space="preserve"> </w:t>
       </w:r>
-      <w:proofErr w:type="spellStart"/>
       <w:r>
         <w:rPr>
           <w:i/>
         </w:rPr>
         <w:t>notialis</w:t>
       </w:r>
-      <w:proofErr w:type="spellEnd"/>
       <w:r>
         <w:rPr>
           <w:i/>
@@ -7084,13 +6970,8 @@
         </w:rPr>
         <w:t xml:space="preserve"> </w:t>
       </w:r>
-      <w:proofErr w:type="spellStart"/>
-      <w:r>
-        <w:t>Dicephalism</w:t>
-      </w:r>
-      <w:proofErr w:type="spellEnd"/>
-      <w:r>
-        <w:t>.</w:t>
+      <w:r>
+        <w:t>Dicephalism.</w:t>
       </w:r>
       <w:r>
         <w:rPr>
@@ -8029,15 +7910,7 @@
         <w:t>Y Shin*</w:t>
       </w:r>
       <w:r>
-        <w:t xml:space="preserve">, K Kim, J </w:t>
-      </w:r>
-      <w:proofErr w:type="spellStart"/>
-      <w:r>
-        <w:t>Groffen</w:t>
-      </w:r>
-      <w:proofErr w:type="spellEnd"/>
-      <w:r>
-        <w:t>, A Borzée. Citizen science and roadkill trends in the Korean herpetofauna. Poster.</w:t>
+        <w:t>, K Kim, J Groffen, A Borzée. Citizen science and roadkill trends in the Korean herpetofauna. Poster.</w:t>
       </w:r>
       <w:r>
         <w:rPr>
@@ -8292,14 +8165,12 @@
         </w:rPr>
         <w:t xml:space="preserve"> </w:t>
       </w:r>
-      <w:proofErr w:type="spellStart"/>
       <w:r>
         <w:rPr>
           <w:i/>
         </w:rPr>
         <w:t>yangi</w:t>
       </w:r>
-      <w:proofErr w:type="spellEnd"/>
       <w:r>
         <w:t>).</w:t>
       </w:r>

--- a/assets/files/Yucheol_Shin_CV_short.docx
+++ b/assets/files/Yucheol_Shin_CV_short.docx
@@ -609,7 +609,7 @@
         <w:ind w:firstLineChars="0" w:firstLine="0"/>
         <w:jc w:val="left"/>
         <w:rPr>
-          <w:rFonts w:ascii="Calibri" w:hAnsi="Calibri" w:cs="Calibri" w:hint="eastAsia"/>
+          <w:rFonts w:ascii="Calibri" w:hAnsi="Calibri" w:cs="Calibri"/>
           <w:sz w:val="22"/>
           <w:szCs w:val="24"/>
         </w:rPr>
@@ -922,7 +922,23 @@
           <w:sz w:val="22"/>
           <w:szCs w:val="24"/>
         </w:rPr>
-        <w:t>) found on Jeju Island, Republic of Korea. Herpetologica 80.</w:t>
+        <w:t>) found on Jeju Island, Republic of Korea. Herpetologica 80</w:t>
+      </w:r>
+      <w:r>
+        <w:rPr>
+          <w:rFonts w:ascii="Calibri" w:hAnsi="Calibri" w:cs="Calibri" w:hint="eastAsia"/>
+          <w:sz w:val="22"/>
+          <w:szCs w:val="24"/>
+        </w:rPr>
+        <w:t>: 30-39</w:t>
+      </w:r>
+      <w:r>
+        <w:rPr>
+          <w:rFonts w:ascii="Calibri" w:hAnsi="Calibri" w:cs="Calibri"/>
+          <w:sz w:val="22"/>
+          <w:szCs w:val="24"/>
+        </w:rPr>
+        <w:t>.</w:t>
       </w:r>
     </w:p>
     <w:p>
@@ -1264,7 +1280,6 @@
         </w:rPr>
         <w:t>, B Lim, H Serret, Y Jang. 2023. Do Barn Swallows (</w:t>
       </w:r>
-      <w:proofErr w:type="spellStart"/>
       <w:r>
         <w:rPr>
           <w:rFonts w:ascii="Calibri" w:hAnsi="Calibri" w:cs="Calibri"/>
@@ -1273,9 +1288,158 @@
           <w:sz w:val="22"/>
           <w:szCs w:val="24"/>
         </w:rPr>
-        <w:t>Hirundo</w:t>
-      </w:r>
-      <w:proofErr w:type="spellEnd"/>
+        <w:t>Hirundo rustica gutturalis</w:t>
+      </w:r>
+      <w:r>
+        <w:rPr>
+          <w:rFonts w:ascii="Calibri" w:hAnsi="Calibri" w:cs="Calibri"/>
+          <w:sz w:val="22"/>
+          <w:szCs w:val="24"/>
+        </w:rPr>
+        <w:t>) prefer to breed in inhabited houses in South Korea? The Wilson Journal of Ornithology 134: 633-641.</w:t>
+      </w:r>
+    </w:p>
+    <w:p>
+      <w:pPr>
+        <w:spacing w:line="240" w:lineRule="auto"/>
+        <w:ind w:left="330" w:hangingChars="150" w:hanging="330"/>
+        <w:rPr>
+          <w:rFonts w:ascii="Calibri" w:hAnsi="Calibri" w:cs="Calibri"/>
+          <w:sz w:val="22"/>
+          <w:szCs w:val="24"/>
+        </w:rPr>
+      </w:pPr>
+      <w:r>
+        <w:rPr>
+          <w:rFonts w:ascii="Calibri" w:hAnsi="Calibri" w:cs="Calibri"/>
+          <w:b/>
+          <w:bCs/>
+          <w:sz w:val="22"/>
+          <w:szCs w:val="24"/>
+        </w:rPr>
+        <w:t>10.</w:t>
+      </w:r>
+      <w:r>
+        <w:rPr>
+          <w:rFonts w:ascii="Calibri" w:hAnsi="Calibri" w:cs="Calibri"/>
+          <w:sz w:val="22"/>
+          <w:szCs w:val="24"/>
+        </w:rPr>
+        <w:t xml:space="preserve"> </w:t>
+      </w:r>
+      <w:r>
+        <w:rPr>
+          <w:rFonts w:ascii="Calibri" w:hAnsi="Calibri" w:cs="Calibri"/>
+          <w:b/>
+          <w:bCs/>
+          <w:sz w:val="22"/>
+          <w:szCs w:val="24"/>
+        </w:rPr>
+        <w:t>Y Shin</w:t>
+      </w:r>
+      <w:r>
+        <w:rPr>
+          <w:rFonts w:ascii="Calibri" w:hAnsi="Calibri" w:cs="Calibri"/>
+          <w:sz w:val="22"/>
+          <w:szCs w:val="24"/>
+        </w:rPr>
+        <w:t>, K Kim, J Groffen, D Woo, E Song, A Borzée. 2022. Citizen science and roadkill trends in the Korean herpetofauna: the importance of spatially biased and unstandardized data. Frontiers in Ecology and Evolution 10: 944318.</w:t>
+      </w:r>
+    </w:p>
+    <w:p>
+      <w:pPr>
+        <w:spacing w:line="240" w:lineRule="auto"/>
+        <w:ind w:leftChars="50" w:left="320" w:hangingChars="100" w:hanging="220"/>
+        <w:rPr>
+          <w:rFonts w:ascii="Calibri" w:hAnsi="Calibri" w:cs="Calibri"/>
+          <w:sz w:val="22"/>
+          <w:szCs w:val="24"/>
+        </w:rPr>
+      </w:pPr>
+      <w:r>
+        <w:rPr>
+          <w:rFonts w:ascii="Calibri" w:hAnsi="Calibri" w:cs="Calibri"/>
+          <w:b/>
+          <w:bCs/>
+          <w:sz w:val="22"/>
+          <w:szCs w:val="24"/>
+        </w:rPr>
+        <w:t>9.</w:t>
+      </w:r>
+      <w:r>
+        <w:rPr>
+          <w:rFonts w:ascii="Calibri" w:hAnsi="Calibri" w:cs="Calibri"/>
+          <w:sz w:val="22"/>
+          <w:szCs w:val="24"/>
+        </w:rPr>
+        <w:t xml:space="preserve"> SN Othman, </w:t>
+      </w:r>
+      <w:r>
+        <w:rPr>
+          <w:rFonts w:ascii="Calibri" w:hAnsi="Calibri" w:cs="Calibri"/>
+          <w:b/>
+          <w:bCs/>
+          <w:sz w:val="22"/>
+          <w:szCs w:val="24"/>
+        </w:rPr>
+        <w:t>Y Shin</w:t>
+      </w:r>
+      <w:r>
+        <w:rPr>
+          <w:rFonts w:ascii="Calibri" w:hAnsi="Calibri" w:cs="Calibri"/>
+          <w:sz w:val="22"/>
+          <w:szCs w:val="24"/>
+        </w:rPr>
+        <w:t xml:space="preserve">, H-T Kim, M-F Chuang, Y Bae, J Hoti, Y Zhang, Y Jang, A Borzée. 2022. Evaluating the efficiency of popular species identification methods, and comparative workflow using morphometry and barcoding bioinformatics for taxonomy and origin of traded cryptic brown frogs. Global Ecology and Conservation 38: e02253. </w:t>
+      </w:r>
+    </w:p>
+    <w:p>
+      <w:pPr>
+        <w:spacing w:line="240" w:lineRule="auto"/>
+        <w:ind w:leftChars="50" w:left="320" w:hangingChars="100" w:hanging="220"/>
+        <w:rPr>
+          <w:rFonts w:ascii="Calibri" w:hAnsi="Calibri" w:cs="Calibri"/>
+          <w:sz w:val="22"/>
+          <w:szCs w:val="24"/>
+        </w:rPr>
+      </w:pPr>
+      <w:r>
+        <w:rPr>
+          <w:rFonts w:ascii="Calibri" w:hAnsi="Calibri" w:cs="Calibri"/>
+          <w:b/>
+          <w:bCs/>
+          <w:sz w:val="22"/>
+          <w:szCs w:val="24"/>
+        </w:rPr>
+        <w:lastRenderedPageBreak/>
+        <w:t>8.</w:t>
+      </w:r>
+      <w:r>
+        <w:rPr>
+          <w:rFonts w:ascii="Calibri" w:hAnsi="Calibri" w:cs="Calibri"/>
+          <w:sz w:val="22"/>
+          <w:szCs w:val="24"/>
+        </w:rPr>
+        <w:t xml:space="preserve"> A Borzée, </w:t>
+      </w:r>
+      <w:r>
+        <w:rPr>
+          <w:rFonts w:ascii="Calibri" w:hAnsi="Calibri" w:cs="Calibri"/>
+          <w:b/>
+          <w:bCs/>
+          <w:sz w:val="22"/>
+          <w:szCs w:val="24"/>
+        </w:rPr>
+        <w:t>Y Shin</w:t>
+      </w:r>
+      <w:r>
+        <w:rPr>
+          <w:rFonts w:ascii="Calibri" w:hAnsi="Calibri" w:cs="Calibri"/>
+          <w:sz w:val="22"/>
+          <w:szCs w:val="24"/>
+        </w:rPr>
+        <w:t xml:space="preserve">, N Poyarkov, JY Jeon, HJ Baek, CH Lee, J An, YJ Hong, M-S Min. 2022. Dwindling in the mountains: description of a critically endangered and microendemic </w:t>
+      </w:r>
       <w:r>
         <w:rPr>
           <w:rFonts w:ascii="Calibri" w:hAnsi="Calibri" w:cs="Calibri"/>
@@ -1284,9 +1448,63 @@
           <w:sz w:val="22"/>
           <w:szCs w:val="24"/>
         </w:rPr>
-        <w:t xml:space="preserve"> rustica </w:t>
-      </w:r>
-      <w:proofErr w:type="spellStart"/>
+        <w:t>Onychodactylus</w:t>
+      </w:r>
+      <w:r>
+        <w:rPr>
+          <w:rFonts w:ascii="Calibri" w:hAnsi="Calibri" w:cs="Calibri"/>
+          <w:sz w:val="22"/>
+          <w:szCs w:val="24"/>
+        </w:rPr>
+        <w:t xml:space="preserve"> species (Amphibia, Hynobiidae) from the Korean Peninsula. Zoological Research 43: 750−755.</w:t>
+      </w:r>
+    </w:p>
+    <w:p>
+      <w:pPr>
+        <w:spacing w:line="240" w:lineRule="auto"/>
+        <w:ind w:leftChars="50" w:left="320" w:hangingChars="100" w:hanging="220"/>
+        <w:rPr>
+          <w:rFonts w:ascii="Calibri" w:hAnsi="Calibri" w:cs="Calibri"/>
+          <w:sz w:val="22"/>
+          <w:szCs w:val="24"/>
+        </w:rPr>
+      </w:pPr>
+      <w:r>
+        <w:rPr>
+          <w:rFonts w:ascii="Calibri" w:hAnsi="Calibri" w:cs="Calibri"/>
+          <w:b/>
+          <w:bCs/>
+          <w:sz w:val="22"/>
+          <w:szCs w:val="24"/>
+        </w:rPr>
+        <w:t>7.</w:t>
+      </w:r>
+      <w:r>
+        <w:rPr>
+          <w:rFonts w:ascii="Calibri" w:hAnsi="Calibri" w:cs="Calibri"/>
+          <w:sz w:val="22"/>
+          <w:szCs w:val="24"/>
+        </w:rPr>
+        <w:t xml:space="preserve"> </w:t>
+      </w:r>
+      <w:r>
+        <w:rPr>
+          <w:rFonts w:ascii="Calibri" w:hAnsi="Calibri" w:cs="Calibri"/>
+          <w:b/>
+          <w:bCs/>
+          <w:sz w:val="22"/>
+          <w:szCs w:val="24"/>
+        </w:rPr>
+        <w:t>Y Shin</w:t>
+      </w:r>
+      <w:r>
+        <w:rPr>
+          <w:rFonts w:ascii="Calibri" w:hAnsi="Calibri" w:cs="Calibri"/>
+          <w:sz w:val="22"/>
+          <w:szCs w:val="24"/>
+        </w:rPr>
+        <w:t xml:space="preserve">, M-S Min, A Borzée. 2021. Driven to the edge: Species distribution modeling of a Clawed Salamander (Hynobiidae: </w:t>
+      </w:r>
       <w:r>
         <w:rPr>
           <w:rFonts w:ascii="Calibri" w:hAnsi="Calibri" w:cs="Calibri"/>
@@ -1295,81 +1513,15 @@
           <w:sz w:val="22"/>
           <w:szCs w:val="24"/>
         </w:rPr>
-        <w:t>gutturalis</w:t>
-      </w:r>
-      <w:proofErr w:type="spellEnd"/>
-      <w:r>
-        <w:rPr>
-          <w:rFonts w:ascii="Calibri" w:hAnsi="Calibri" w:cs="Calibri"/>
-          <w:sz w:val="22"/>
-          <w:szCs w:val="24"/>
-        </w:rPr>
-        <w:t>) prefer to breed in inhabited houses in South Korea? The Wilson Journal of Ornithology 134: 633-641.</w:t>
-      </w:r>
-    </w:p>
-    <w:p>
-      <w:pPr>
-        <w:spacing w:line="240" w:lineRule="auto"/>
-        <w:ind w:left="330" w:hangingChars="150" w:hanging="330"/>
-        <w:rPr>
-          <w:rFonts w:ascii="Calibri" w:hAnsi="Calibri" w:cs="Calibri"/>
-          <w:sz w:val="22"/>
-          <w:szCs w:val="24"/>
-        </w:rPr>
-      </w:pPr>
-      <w:r>
-        <w:rPr>
-          <w:rFonts w:ascii="Calibri" w:hAnsi="Calibri" w:cs="Calibri"/>
-          <w:b/>
-          <w:bCs/>
-          <w:sz w:val="22"/>
-          <w:szCs w:val="24"/>
-        </w:rPr>
-        <w:t>10.</w:t>
-      </w:r>
-      <w:r>
-        <w:rPr>
-          <w:rFonts w:ascii="Calibri" w:hAnsi="Calibri" w:cs="Calibri"/>
-          <w:sz w:val="22"/>
-          <w:szCs w:val="24"/>
-        </w:rPr>
-        <w:t xml:space="preserve"> </w:t>
-      </w:r>
-      <w:r>
-        <w:rPr>
-          <w:rFonts w:ascii="Calibri" w:hAnsi="Calibri" w:cs="Calibri"/>
-          <w:b/>
-          <w:bCs/>
-          <w:sz w:val="22"/>
-          <w:szCs w:val="24"/>
-        </w:rPr>
-        <w:t>Y Shin</w:t>
-      </w:r>
-      <w:r>
-        <w:rPr>
-          <w:rFonts w:ascii="Calibri" w:hAnsi="Calibri" w:cs="Calibri"/>
-          <w:sz w:val="22"/>
-          <w:szCs w:val="24"/>
-        </w:rPr>
-        <w:t xml:space="preserve">, K Kim, J </w:t>
-      </w:r>
-      <w:proofErr w:type="spellStart"/>
-      <w:r>
-        <w:rPr>
-          <w:rFonts w:ascii="Calibri" w:hAnsi="Calibri" w:cs="Calibri"/>
-          <w:sz w:val="22"/>
-          <w:szCs w:val="24"/>
-        </w:rPr>
-        <w:t>Groffen</w:t>
-      </w:r>
-      <w:proofErr w:type="spellEnd"/>
-      <w:r>
-        <w:rPr>
-          <w:rFonts w:ascii="Calibri" w:hAnsi="Calibri" w:cs="Calibri"/>
-          <w:sz w:val="22"/>
-          <w:szCs w:val="24"/>
-        </w:rPr>
-        <w:t>, D Woo, E Song, A Borzée. 2022. Citizen science and roadkill trends in the Korean herpetofauna: the importance of spatially biased and unstandardized data. Frontiers in Ecology and Evolution 10: 944318.</w:t>
+        <w:t>Onychodactylus koreanus</w:t>
+      </w:r>
+      <w:r>
+        <w:rPr>
+          <w:rFonts w:ascii="Calibri" w:hAnsi="Calibri" w:cs="Calibri"/>
+          <w:sz w:val="22"/>
+          <w:szCs w:val="24"/>
+        </w:rPr>
+        <w:t>) predicts range shifts and drastic decrease of suitable habitats in response to climate change. Ecology and Evolution 11: 14669-14688.</w:t>
       </w:r>
     </w:p>
     <w:p>
@@ -1390,15 +1542,15 @@
           <w:sz w:val="22"/>
           <w:szCs w:val="24"/>
         </w:rPr>
-        <w:t>9.</w:t>
-      </w:r>
-      <w:r>
-        <w:rPr>
-          <w:rFonts w:ascii="Calibri" w:hAnsi="Calibri" w:cs="Calibri"/>
-          <w:sz w:val="22"/>
-          <w:szCs w:val="24"/>
-        </w:rPr>
-        <w:t xml:space="preserve"> SN Othman, </w:t>
+        <w:t>6.</w:t>
+      </w:r>
+      <w:r>
+        <w:rPr>
+          <w:rFonts w:ascii="Calibri" w:hAnsi="Calibri" w:cs="Calibri"/>
+          <w:sz w:val="22"/>
+          <w:szCs w:val="24"/>
+        </w:rPr>
+        <w:t xml:space="preserve"> A Borzée, SN Litvinchuk, K Ri, D Andersen, TY Nam, GH Jon, HS Man, JS Choe, S Kwon, SN Othman, K Messenger, Y Bae, </w:t>
       </w:r>
       <w:r>
         <w:rPr>
@@ -1416,7 +1568,7 @@
           <w:sz w:val="22"/>
           <w:szCs w:val="24"/>
         </w:rPr>
-        <w:t xml:space="preserve">, H-T Kim, M-F Chuang, Y Bae, J Hoti, Y Zhang, Y Jang, A Borzée. 2022. Evaluating the efficiency of popular species identification methods, and comparative workflow using morphometry and barcoding bioinformatics for taxonomy and origin of traded cryptic brown frogs. Global Ecology and Conservation 38: e02253. </w:t>
+        <w:t>, A Kim, I Maslova, J Luedtke, L Hobin, N Moores, B Seliger, F Glenk, Y Jang. 2021. Update on distribution and threat status of amphibians in the Democratic People's Republic of Korea: conclusions based on field surveys, landscape modeling, molecular analyses, and call properties. Animals 11:2057.</w:t>
       </w:r>
     </w:p>
     <w:p>
@@ -1437,16 +1589,15 @@
           <w:sz w:val="22"/>
           <w:szCs w:val="24"/>
         </w:rPr>
-        <w:lastRenderedPageBreak/>
-        <w:t>8.</w:t>
-      </w:r>
-      <w:r>
-        <w:rPr>
-          <w:rFonts w:ascii="Calibri" w:hAnsi="Calibri" w:cs="Calibri"/>
-          <w:sz w:val="22"/>
-          <w:szCs w:val="24"/>
-        </w:rPr>
-        <w:t xml:space="preserve"> A Borzée, </w:t>
+        <w:t>5.</w:t>
+      </w:r>
+      <w:r>
+        <w:rPr>
+          <w:rFonts w:ascii="Calibri" w:hAnsi="Calibri" w:cs="Calibri"/>
+          <w:sz w:val="22"/>
+          <w:szCs w:val="24"/>
+        </w:rPr>
+        <w:t xml:space="preserve"> </w:t>
       </w:r>
       <w:r>
         <w:rPr>
@@ -1464,25 +1615,54 @@
           <w:sz w:val="22"/>
           <w:szCs w:val="24"/>
         </w:rPr>
-        <w:t xml:space="preserve">, N </w:t>
-      </w:r>
-      <w:proofErr w:type="spellStart"/>
-      <w:r>
-        <w:rPr>
-          <w:rFonts w:ascii="Calibri" w:hAnsi="Calibri" w:cs="Calibri"/>
-          <w:sz w:val="22"/>
-          <w:szCs w:val="24"/>
-        </w:rPr>
-        <w:t>Poyarkov</w:t>
-      </w:r>
-      <w:proofErr w:type="spellEnd"/>
-      <w:r>
-        <w:rPr>
-          <w:rFonts w:ascii="Calibri" w:hAnsi="Calibri" w:cs="Calibri"/>
-          <w:sz w:val="22"/>
-          <w:szCs w:val="24"/>
-        </w:rPr>
-        <w:t xml:space="preserve">, JY Jeon, HJ Baek, CH Lee, J An, YJ Hong, M-S Min. 2022. Dwindling in the mountains: description of a critically endangered and microendemic </w:t>
+        <w:t>, Y Jang, A Borzée. 2021. Snakebite envenomings in the Republic of Korea from the 1970s to the 2020s: a review. Toxicon 196: 8-18.</w:t>
+      </w:r>
+    </w:p>
+    <w:p>
+      <w:pPr>
+        <w:spacing w:line="240" w:lineRule="auto"/>
+        <w:ind w:leftChars="50" w:left="320" w:hangingChars="100" w:hanging="220"/>
+        <w:rPr>
+          <w:rFonts w:ascii="Calibri" w:hAnsi="Calibri" w:cs="Calibri"/>
+          <w:sz w:val="22"/>
+          <w:szCs w:val="24"/>
+        </w:rPr>
+      </w:pPr>
+      <w:r>
+        <w:rPr>
+          <w:rFonts w:ascii="Calibri" w:hAnsi="Calibri" w:cs="Calibri"/>
+          <w:b/>
+          <w:bCs/>
+          <w:sz w:val="22"/>
+          <w:szCs w:val="24"/>
+        </w:rPr>
+        <w:t>4.</w:t>
+      </w:r>
+      <w:r>
+        <w:rPr>
+          <w:rFonts w:ascii="Calibri" w:hAnsi="Calibri" w:cs="Calibri"/>
+          <w:sz w:val="22"/>
+          <w:szCs w:val="24"/>
+        </w:rPr>
+        <w:t xml:space="preserve"> </w:t>
+      </w:r>
+      <w:r>
+        <w:rPr>
+          <w:rFonts w:ascii="Calibri" w:hAnsi="Calibri" w:cs="Calibri"/>
+          <w:b/>
+          <w:bCs/>
+          <w:sz w:val="22"/>
+          <w:szCs w:val="24"/>
+        </w:rPr>
+        <w:t>Y Shin*</w:t>
+      </w:r>
+      <w:r>
+        <w:rPr>
+          <w:rFonts w:ascii="Calibri" w:hAnsi="Calibri" w:cs="Calibri"/>
+          <w:sz w:val="22"/>
+          <w:szCs w:val="24"/>
+        </w:rPr>
+        <w:t xml:space="preserve">, KR Messenger*, KS Koo, SC Lee, M Hou, A Borzée. 2021. How threatened is </w:t>
       </w:r>
       <w:r>
         <w:rPr>
@@ -1492,15 +1672,15 @@
           <w:sz w:val="22"/>
           <w:szCs w:val="24"/>
         </w:rPr>
-        <w:t>Onychodactylus</w:t>
-      </w:r>
-      <w:r>
-        <w:rPr>
-          <w:rFonts w:ascii="Calibri" w:hAnsi="Calibri" w:cs="Calibri"/>
-          <w:sz w:val="22"/>
-          <w:szCs w:val="24"/>
-        </w:rPr>
-        <w:t xml:space="preserve"> species (Amphibia, Hynobiidae) from the Korean Peninsula. Zoological Research 43: 750−755.</w:t>
+        <w:t>Scincella huanrenensis</w:t>
+      </w:r>
+      <w:r>
+        <w:rPr>
+          <w:rFonts w:ascii="Calibri" w:hAnsi="Calibri" w:cs="Calibri"/>
+          <w:sz w:val="22"/>
+          <w:szCs w:val="24"/>
+        </w:rPr>
+        <w:t>? An update on threats and trends. Conservation 1: 58-72.</w:t>
       </w:r>
     </w:p>
     <w:p>
@@ -1521,7 +1701,54 @@
           <w:sz w:val="22"/>
           <w:szCs w:val="24"/>
         </w:rPr>
-        <w:t>7.</w:t>
+        <w:t>3.</w:t>
+      </w:r>
+      <w:r>
+        <w:rPr>
+          <w:rFonts w:ascii="Calibri" w:hAnsi="Calibri" w:cs="Calibri"/>
+          <w:sz w:val="22"/>
+          <w:szCs w:val="24"/>
+        </w:rPr>
+        <w:t xml:space="preserve"> D Macias, </w:t>
+      </w:r>
+      <w:r>
+        <w:rPr>
+          <w:rFonts w:ascii="Calibri" w:hAnsi="Calibri" w:cs="Calibri"/>
+          <w:b/>
+          <w:bCs/>
+          <w:sz w:val="22"/>
+          <w:szCs w:val="24"/>
+        </w:rPr>
+        <w:t>Y Shin</w:t>
+      </w:r>
+      <w:r>
+        <w:rPr>
+          <w:rFonts w:ascii="Calibri" w:hAnsi="Calibri" w:cs="Calibri"/>
+          <w:sz w:val="22"/>
+          <w:szCs w:val="24"/>
+        </w:rPr>
+        <w:t>, A Borzée. 2021. An update on the conservation status and ecology of Korean terrestrial squamates. Journal for Nature Conservation 60: 125971.</w:t>
+      </w:r>
+    </w:p>
+    <w:p>
+      <w:pPr>
+        <w:spacing w:line="240" w:lineRule="auto"/>
+        <w:ind w:leftChars="50" w:left="320" w:hangingChars="100" w:hanging="220"/>
+        <w:rPr>
+          <w:rFonts w:ascii="Calibri" w:hAnsi="Calibri" w:cs="Calibri"/>
+          <w:sz w:val="22"/>
+          <w:szCs w:val="24"/>
+        </w:rPr>
+      </w:pPr>
+      <w:r>
+        <w:rPr>
+          <w:rFonts w:ascii="Calibri" w:hAnsi="Calibri" w:cs="Calibri"/>
+          <w:b/>
+          <w:bCs/>
+          <w:sz w:val="22"/>
+          <w:szCs w:val="24"/>
+        </w:rPr>
+        <w:t>2.</w:t>
       </w:r>
       <w:r>
         <w:rPr>
@@ -1547,7 +1774,54 @@
           <w:sz w:val="22"/>
           <w:szCs w:val="24"/>
         </w:rPr>
-        <w:t xml:space="preserve">, M-S Min, A Borzée. 2021. Driven to the edge: Species distribution modeling of a Clawed Salamander (Hynobiidae: </w:t>
+        <w:t>, Y Jang, SJR Allain, A Borzée. 2020. Catalogue of herpetological specimens of the Ewha Womans University Natural History Museum (EWNHM), Republic of Korea. ZooKeys 965: 103-139.</w:t>
+      </w:r>
+    </w:p>
+    <w:p>
+      <w:pPr>
+        <w:spacing w:after="0" w:line="240" w:lineRule="auto"/>
+        <w:ind w:leftChars="50" w:left="320" w:hangingChars="100" w:hanging="220"/>
+        <w:rPr>
+          <w:rFonts w:ascii="Calibri" w:hAnsi="Calibri" w:cs="Calibri"/>
+          <w:sz w:val="22"/>
+          <w:szCs w:val="24"/>
+        </w:rPr>
+      </w:pPr>
+      <w:r>
+        <w:rPr>
+          <w:rFonts w:ascii="Calibri" w:hAnsi="Calibri" w:cs="Calibri"/>
+          <w:b/>
+          <w:bCs/>
+          <w:sz w:val="22"/>
+          <w:szCs w:val="24"/>
+        </w:rPr>
+        <w:t>1.</w:t>
+      </w:r>
+      <w:r>
+        <w:rPr>
+          <w:rFonts w:ascii="Calibri" w:hAnsi="Calibri" w:cs="Calibri"/>
+          <w:sz w:val="22"/>
+          <w:szCs w:val="24"/>
+        </w:rPr>
+        <w:t xml:space="preserve"> A Borzée, KR Messenger, S Chae, D Andersen, J Groffen, YI Kim, J An, SN Othman, K Ri, TY Nam, Y Bae, J-L Ren, J-T Li, M-F Chuang, Y Yi, </w:t>
+      </w:r>
+      <w:r>
+        <w:rPr>
+          <w:rFonts w:ascii="Calibri" w:hAnsi="Calibri" w:cs="Calibri"/>
+          <w:b/>
+          <w:bCs/>
+          <w:sz w:val="22"/>
+          <w:szCs w:val="24"/>
+        </w:rPr>
+        <w:t>Y Shin</w:t>
+      </w:r>
+      <w:r>
+        <w:rPr>
+          <w:rFonts w:ascii="Calibri" w:hAnsi="Calibri" w:cs="Calibri"/>
+          <w:sz w:val="22"/>
+          <w:szCs w:val="24"/>
+        </w:rPr>
+        <w:t xml:space="preserve">, T Kwon, Y Jang, M-S, Min. 2020. Yellow sea mediated segregation between North East Asian </w:t>
       </w:r>
       <w:r>
         <w:rPr>
@@ -1557,360 +1831,6 @@
           <w:sz w:val="22"/>
           <w:szCs w:val="24"/>
         </w:rPr>
-        <w:t>Onychodactylus koreanus</w:t>
-      </w:r>
-      <w:r>
-        <w:rPr>
-          <w:rFonts w:ascii="Calibri" w:hAnsi="Calibri" w:cs="Calibri"/>
-          <w:sz w:val="22"/>
-          <w:szCs w:val="24"/>
-        </w:rPr>
-        <w:t>) predicts range shifts and drastic decrease of suitable habitats in response to climate change. Ecology and Evolution 11: 14669-14688.</w:t>
-      </w:r>
-    </w:p>
-    <w:p>
-      <w:pPr>
-        <w:spacing w:line="240" w:lineRule="auto"/>
-        <w:ind w:leftChars="50" w:left="320" w:hangingChars="100" w:hanging="220"/>
-        <w:rPr>
-          <w:rFonts w:ascii="Calibri" w:hAnsi="Calibri" w:cs="Calibri"/>
-          <w:sz w:val="22"/>
-          <w:szCs w:val="24"/>
-        </w:rPr>
-      </w:pPr>
-      <w:r>
-        <w:rPr>
-          <w:rFonts w:ascii="Calibri" w:hAnsi="Calibri" w:cs="Calibri"/>
-          <w:b/>
-          <w:bCs/>
-          <w:sz w:val="22"/>
-          <w:szCs w:val="24"/>
-        </w:rPr>
-        <w:t>6.</w:t>
-      </w:r>
-      <w:r>
-        <w:rPr>
-          <w:rFonts w:ascii="Calibri" w:hAnsi="Calibri" w:cs="Calibri"/>
-          <w:sz w:val="22"/>
-          <w:szCs w:val="24"/>
-        </w:rPr>
-        <w:t xml:space="preserve"> A Borzée, SN Litvinchuk, K Ri, D Andersen, TY Nam, GH Jon, HS Man, JS Choe, S Kwon, SN Othman, K Messenger, Y Bae, </w:t>
-      </w:r>
-      <w:r>
-        <w:rPr>
-          <w:rFonts w:ascii="Calibri" w:hAnsi="Calibri" w:cs="Calibri"/>
-          <w:b/>
-          <w:bCs/>
-          <w:sz w:val="22"/>
-          <w:szCs w:val="24"/>
-        </w:rPr>
-        <w:t>Y Shin</w:t>
-      </w:r>
-      <w:r>
-        <w:rPr>
-          <w:rFonts w:ascii="Calibri" w:hAnsi="Calibri" w:cs="Calibri"/>
-          <w:sz w:val="22"/>
-          <w:szCs w:val="24"/>
-        </w:rPr>
-        <w:t xml:space="preserve">, A Kim, I Maslova, J Luedtke, L Hobin, N </w:t>
-      </w:r>
-      <w:proofErr w:type="spellStart"/>
-      <w:r>
-        <w:rPr>
-          <w:rFonts w:ascii="Calibri" w:hAnsi="Calibri" w:cs="Calibri"/>
-          <w:sz w:val="22"/>
-          <w:szCs w:val="24"/>
-        </w:rPr>
-        <w:t>Moores</w:t>
-      </w:r>
-      <w:proofErr w:type="spellEnd"/>
-      <w:r>
-        <w:rPr>
-          <w:rFonts w:ascii="Calibri" w:hAnsi="Calibri" w:cs="Calibri"/>
-          <w:sz w:val="22"/>
-          <w:szCs w:val="24"/>
-        </w:rPr>
-        <w:t>, B Seliger, F Glenk, Y Jang. 2021. Update on distribution and threat status of amphibians in the Democratic People's Republic of Korea: conclusions based on field surveys, landscape modeling, molecular analyses, and call properties. Animals 11:2057.</w:t>
-      </w:r>
-    </w:p>
-    <w:p>
-      <w:pPr>
-        <w:spacing w:line="240" w:lineRule="auto"/>
-        <w:ind w:leftChars="50" w:left="320" w:hangingChars="100" w:hanging="220"/>
-        <w:rPr>
-          <w:rFonts w:ascii="Calibri" w:hAnsi="Calibri" w:cs="Calibri"/>
-          <w:sz w:val="22"/>
-          <w:szCs w:val="24"/>
-        </w:rPr>
-      </w:pPr>
-      <w:r>
-        <w:rPr>
-          <w:rFonts w:ascii="Calibri" w:hAnsi="Calibri" w:cs="Calibri"/>
-          <w:b/>
-          <w:bCs/>
-          <w:sz w:val="22"/>
-          <w:szCs w:val="24"/>
-        </w:rPr>
-        <w:t>5.</w:t>
-      </w:r>
-      <w:r>
-        <w:rPr>
-          <w:rFonts w:ascii="Calibri" w:hAnsi="Calibri" w:cs="Calibri"/>
-          <w:sz w:val="22"/>
-          <w:szCs w:val="24"/>
-        </w:rPr>
-        <w:t xml:space="preserve"> </w:t>
-      </w:r>
-      <w:r>
-        <w:rPr>
-          <w:rFonts w:ascii="Calibri" w:hAnsi="Calibri" w:cs="Calibri"/>
-          <w:b/>
-          <w:bCs/>
-          <w:sz w:val="22"/>
-          <w:szCs w:val="24"/>
-        </w:rPr>
-        <w:t>Y Shin</w:t>
-      </w:r>
-      <w:r>
-        <w:rPr>
-          <w:rFonts w:ascii="Calibri" w:hAnsi="Calibri" w:cs="Calibri"/>
-          <w:sz w:val="22"/>
-          <w:szCs w:val="24"/>
-        </w:rPr>
-        <w:t>, Y Jang, A Borzée. 2021. Snakebite envenomings in the Republic of Korea from the 1970s to the 2020s: a review. Toxicon 196: 8-18.</w:t>
-      </w:r>
-    </w:p>
-    <w:p>
-      <w:pPr>
-        <w:spacing w:line="240" w:lineRule="auto"/>
-        <w:ind w:leftChars="50" w:left="320" w:hangingChars="100" w:hanging="220"/>
-        <w:rPr>
-          <w:rFonts w:ascii="Calibri" w:hAnsi="Calibri" w:cs="Calibri"/>
-          <w:sz w:val="22"/>
-          <w:szCs w:val="24"/>
-        </w:rPr>
-      </w:pPr>
-      <w:r>
-        <w:rPr>
-          <w:rFonts w:ascii="Calibri" w:hAnsi="Calibri" w:cs="Calibri"/>
-          <w:b/>
-          <w:bCs/>
-          <w:sz w:val="22"/>
-          <w:szCs w:val="24"/>
-        </w:rPr>
-        <w:t>4.</w:t>
-      </w:r>
-      <w:r>
-        <w:rPr>
-          <w:rFonts w:ascii="Calibri" w:hAnsi="Calibri" w:cs="Calibri"/>
-          <w:sz w:val="22"/>
-          <w:szCs w:val="24"/>
-        </w:rPr>
-        <w:t xml:space="preserve"> </w:t>
-      </w:r>
-      <w:r>
-        <w:rPr>
-          <w:rFonts w:ascii="Calibri" w:hAnsi="Calibri" w:cs="Calibri"/>
-          <w:b/>
-          <w:bCs/>
-          <w:sz w:val="22"/>
-          <w:szCs w:val="24"/>
-        </w:rPr>
-        <w:t>Y Shin*</w:t>
-      </w:r>
-      <w:r>
-        <w:rPr>
-          <w:rFonts w:ascii="Calibri" w:hAnsi="Calibri" w:cs="Calibri"/>
-          <w:sz w:val="22"/>
-          <w:szCs w:val="24"/>
-        </w:rPr>
-        <w:t xml:space="preserve">, KR Messenger*, KS Koo, SC Lee, M Hou, A Borzée. 2021. How threatened is </w:t>
-      </w:r>
-      <w:r>
-        <w:rPr>
-          <w:rFonts w:ascii="Calibri" w:hAnsi="Calibri" w:cs="Calibri"/>
-          <w:i/>
-          <w:iCs/>
-          <w:sz w:val="22"/>
-          <w:szCs w:val="24"/>
-        </w:rPr>
-        <w:t>Scincella huanrenensis</w:t>
-      </w:r>
-      <w:r>
-        <w:rPr>
-          <w:rFonts w:ascii="Calibri" w:hAnsi="Calibri" w:cs="Calibri"/>
-          <w:sz w:val="22"/>
-          <w:szCs w:val="24"/>
-        </w:rPr>
-        <w:t>? An update on threats and trends. Conservation 1: 58-72.</w:t>
-      </w:r>
-    </w:p>
-    <w:p>
-      <w:pPr>
-        <w:spacing w:line="240" w:lineRule="auto"/>
-        <w:ind w:leftChars="50" w:left="320" w:hangingChars="100" w:hanging="220"/>
-        <w:rPr>
-          <w:rFonts w:ascii="Calibri" w:hAnsi="Calibri" w:cs="Calibri"/>
-          <w:sz w:val="22"/>
-          <w:szCs w:val="24"/>
-        </w:rPr>
-      </w:pPr>
-      <w:r>
-        <w:rPr>
-          <w:rFonts w:ascii="Calibri" w:hAnsi="Calibri" w:cs="Calibri"/>
-          <w:b/>
-          <w:bCs/>
-          <w:sz w:val="22"/>
-          <w:szCs w:val="24"/>
-        </w:rPr>
-        <w:t>3.</w:t>
-      </w:r>
-      <w:r>
-        <w:rPr>
-          <w:rFonts w:ascii="Calibri" w:hAnsi="Calibri" w:cs="Calibri"/>
-          <w:sz w:val="22"/>
-          <w:szCs w:val="24"/>
-        </w:rPr>
-        <w:t xml:space="preserve"> D Macias, </w:t>
-      </w:r>
-      <w:r>
-        <w:rPr>
-          <w:rFonts w:ascii="Calibri" w:hAnsi="Calibri" w:cs="Calibri"/>
-          <w:b/>
-          <w:bCs/>
-          <w:sz w:val="22"/>
-          <w:szCs w:val="24"/>
-        </w:rPr>
-        <w:t>Y Shin</w:t>
-      </w:r>
-      <w:r>
-        <w:rPr>
-          <w:rFonts w:ascii="Calibri" w:hAnsi="Calibri" w:cs="Calibri"/>
-          <w:sz w:val="22"/>
-          <w:szCs w:val="24"/>
-        </w:rPr>
-        <w:t>, A Borzée. 2021. An update on the conservation status and ecology of Korean terrestrial squamates. Journal for Nature Conservation 60: 125971.</w:t>
-      </w:r>
-    </w:p>
-    <w:p>
-      <w:pPr>
-        <w:spacing w:line="240" w:lineRule="auto"/>
-        <w:ind w:leftChars="50" w:left="320" w:hangingChars="100" w:hanging="220"/>
-        <w:rPr>
-          <w:rFonts w:ascii="Calibri" w:hAnsi="Calibri" w:cs="Calibri"/>
-          <w:sz w:val="22"/>
-          <w:szCs w:val="24"/>
-        </w:rPr>
-      </w:pPr>
-      <w:r>
-        <w:rPr>
-          <w:rFonts w:ascii="Calibri" w:hAnsi="Calibri" w:cs="Calibri"/>
-          <w:b/>
-          <w:bCs/>
-          <w:sz w:val="22"/>
-          <w:szCs w:val="24"/>
-        </w:rPr>
-        <w:t>2.</w:t>
-      </w:r>
-      <w:r>
-        <w:rPr>
-          <w:rFonts w:ascii="Calibri" w:hAnsi="Calibri" w:cs="Calibri"/>
-          <w:sz w:val="22"/>
-          <w:szCs w:val="24"/>
-        </w:rPr>
-        <w:t xml:space="preserve"> </w:t>
-      </w:r>
-      <w:r>
-        <w:rPr>
-          <w:rFonts w:ascii="Calibri" w:hAnsi="Calibri" w:cs="Calibri"/>
-          <w:b/>
-          <w:bCs/>
-          <w:sz w:val="22"/>
-          <w:szCs w:val="24"/>
-        </w:rPr>
-        <w:t>Y Shin</w:t>
-      </w:r>
-      <w:r>
-        <w:rPr>
-          <w:rFonts w:ascii="Calibri" w:hAnsi="Calibri" w:cs="Calibri"/>
-          <w:sz w:val="22"/>
-          <w:szCs w:val="24"/>
-        </w:rPr>
-        <w:t>, Y Jang, SJR Allain, A Borzée. 2020. Catalogue of herpetological specimens of the Ewha Womans University Natural History Museum (EWNHM), Republic of Korea. ZooKeys 965: 103-139.</w:t>
-      </w:r>
-    </w:p>
-    <w:p>
-      <w:pPr>
-        <w:spacing w:after="0" w:line="240" w:lineRule="auto"/>
-        <w:ind w:leftChars="50" w:left="320" w:hangingChars="100" w:hanging="220"/>
-        <w:rPr>
-          <w:rFonts w:ascii="Calibri" w:hAnsi="Calibri" w:cs="Calibri"/>
-          <w:sz w:val="22"/>
-          <w:szCs w:val="24"/>
-        </w:rPr>
-      </w:pPr>
-      <w:r>
-        <w:rPr>
-          <w:rFonts w:ascii="Calibri" w:hAnsi="Calibri" w:cs="Calibri"/>
-          <w:b/>
-          <w:bCs/>
-          <w:sz w:val="22"/>
-          <w:szCs w:val="24"/>
-        </w:rPr>
-        <w:t>1.</w:t>
-      </w:r>
-      <w:r>
-        <w:rPr>
-          <w:rFonts w:ascii="Calibri" w:hAnsi="Calibri" w:cs="Calibri"/>
-          <w:sz w:val="22"/>
-          <w:szCs w:val="24"/>
-        </w:rPr>
-        <w:t xml:space="preserve"> A Borzée, KR Messenger, S Chae, D Andersen, J </w:t>
-      </w:r>
-      <w:proofErr w:type="spellStart"/>
-      <w:r>
-        <w:rPr>
-          <w:rFonts w:ascii="Calibri" w:hAnsi="Calibri" w:cs="Calibri"/>
-          <w:sz w:val="22"/>
-          <w:szCs w:val="24"/>
-        </w:rPr>
-        <w:t>Groffen</w:t>
-      </w:r>
-      <w:proofErr w:type="spellEnd"/>
-      <w:r>
-        <w:rPr>
-          <w:rFonts w:ascii="Calibri" w:hAnsi="Calibri" w:cs="Calibri"/>
-          <w:sz w:val="22"/>
-          <w:szCs w:val="24"/>
-        </w:rPr>
-        <w:t xml:space="preserve">, YI Kim, J An, SN Othman, K Ri, TY Nam, Y Bae, J-L Ren, J-T Li, M-F Chuang, Y Yi, </w:t>
-      </w:r>
-      <w:r>
-        <w:rPr>
-          <w:rFonts w:ascii="Calibri" w:hAnsi="Calibri" w:cs="Calibri"/>
-          <w:b/>
-          <w:bCs/>
-          <w:sz w:val="22"/>
-          <w:szCs w:val="24"/>
-        </w:rPr>
-        <w:t>Y Shin</w:t>
-      </w:r>
-      <w:r>
-        <w:rPr>
-          <w:rFonts w:ascii="Calibri" w:hAnsi="Calibri" w:cs="Calibri"/>
-          <w:sz w:val="22"/>
-          <w:szCs w:val="24"/>
-        </w:rPr>
-        <w:t xml:space="preserve">, T Kwon, Y Jang, M-S, Min. 2020. Yellow sea mediated segregation between North East Asian </w:t>
-      </w:r>
-      <w:r>
-        <w:rPr>
-          <w:rFonts w:ascii="Calibri" w:hAnsi="Calibri" w:cs="Calibri"/>
-          <w:i/>
-          <w:iCs/>
-          <w:sz w:val="22"/>
-          <w:szCs w:val="24"/>
-        </w:rPr>
         <w:t>Dryophytes</w:t>
       </w:r>
       <w:r>
@@ -1919,25 +1839,7 @@
           <w:sz w:val="22"/>
           <w:szCs w:val="24"/>
         </w:rPr>
-        <w:t xml:space="preserve"> species. </w:t>
-      </w:r>
-      <w:proofErr w:type="spellStart"/>
-      <w:r>
-        <w:rPr>
-          <w:rFonts w:ascii="Calibri" w:hAnsi="Calibri" w:cs="Calibri"/>
-          <w:sz w:val="22"/>
-          <w:szCs w:val="24"/>
-        </w:rPr>
-        <w:t>PLoS</w:t>
-      </w:r>
-      <w:proofErr w:type="spellEnd"/>
-      <w:r>
-        <w:rPr>
-          <w:rFonts w:ascii="Calibri" w:hAnsi="Calibri" w:cs="Calibri"/>
-          <w:sz w:val="22"/>
-          <w:szCs w:val="24"/>
-        </w:rPr>
-        <w:t xml:space="preserve"> ONE 15: e0234299.</w:t>
+        <w:t xml:space="preserve"> species. PLoS ONE 15: e0234299.</w:t>
       </w:r>
     </w:p>
     <w:p>
@@ -2025,25 +1927,7 @@
           <w:sz w:val="22"/>
           <w:szCs w:val="24"/>
         </w:rPr>
-        <w:t xml:space="preserve">A Borzée, K </w:t>
-      </w:r>
-      <w:proofErr w:type="spellStart"/>
-      <w:r>
-        <w:rPr>
-          <w:rFonts w:ascii="Calibri" w:hAnsi="Calibri" w:cs="Calibri"/>
-          <w:sz w:val="22"/>
-          <w:szCs w:val="24"/>
-        </w:rPr>
-        <w:t>Milto</w:t>
-      </w:r>
-      <w:proofErr w:type="spellEnd"/>
-      <w:r>
-        <w:rPr>
-          <w:rFonts w:ascii="Calibri" w:hAnsi="Calibri" w:cs="Calibri"/>
-          <w:sz w:val="22"/>
-          <w:szCs w:val="24"/>
-        </w:rPr>
-        <w:t xml:space="preserve">, L Borkin, X Ji, W Zhao, </w:t>
+        <w:t xml:space="preserve">A Borzée, K Milto, L Borkin, X Ji, W Zhao, </w:t>
       </w:r>
       <w:r>
         <w:rPr>
@@ -2148,25 +2032,7 @@
           <w:sz w:val="22"/>
           <w:szCs w:val="24"/>
         </w:rPr>
-        <w:t xml:space="preserve"> K </w:t>
-      </w:r>
-      <w:proofErr w:type="spellStart"/>
-      <w:r>
-        <w:rPr>
-          <w:rFonts w:ascii="Calibri" w:hAnsi="Calibri" w:cs="Calibri"/>
-          <w:sz w:val="22"/>
-          <w:szCs w:val="24"/>
-        </w:rPr>
-        <w:t>Milto</w:t>
-      </w:r>
-      <w:proofErr w:type="spellEnd"/>
-      <w:r>
-        <w:rPr>
-          <w:rFonts w:ascii="Calibri" w:hAnsi="Calibri" w:cs="Calibri"/>
-          <w:sz w:val="22"/>
-          <w:szCs w:val="24"/>
-        </w:rPr>
-        <w:t xml:space="preserve">, L Borkin, X Ji, W Zhao, </w:t>
+        <w:t xml:space="preserve"> K Milto, L Borkin, X Ji, W Zhao, </w:t>
       </w:r>
       <w:r>
         <w:rPr>
@@ -2234,25 +2100,7 @@
           <w:sz w:val="22"/>
           <w:szCs w:val="24"/>
         </w:rPr>
-        <w:t xml:space="preserve"> V Orlova, K </w:t>
-      </w:r>
-      <w:proofErr w:type="spellStart"/>
-      <w:r>
-        <w:rPr>
-          <w:rFonts w:ascii="Calibri" w:hAnsi="Calibri" w:cs="Calibri"/>
-          <w:sz w:val="22"/>
-          <w:szCs w:val="24"/>
-        </w:rPr>
-        <w:t>Milto</w:t>
-      </w:r>
-      <w:proofErr w:type="spellEnd"/>
-      <w:r>
-        <w:rPr>
-          <w:rFonts w:ascii="Calibri" w:hAnsi="Calibri" w:cs="Calibri"/>
-          <w:sz w:val="22"/>
-          <w:szCs w:val="24"/>
-        </w:rPr>
-        <w:t xml:space="preserve">, L Borkin, W Zhao, </w:t>
+        <w:t xml:space="preserve"> V Orlova, K Milto, L Borkin, W Zhao, </w:t>
       </w:r>
       <w:r>
         <w:rPr>
@@ -2428,9 +2276,16 @@
           <w:sz w:val="22"/>
           <w:szCs w:val="24"/>
         </w:rPr>
-        <w:t xml:space="preserve">Aquarana </w:t>
-      </w:r>
-      <w:proofErr w:type="spellStart"/>
+        <w:t>Aquarana catesbeiana</w:t>
+      </w:r>
+      <w:r>
+        <w:rPr>
+          <w:rFonts w:ascii="Calibri" w:hAnsi="Calibri" w:cs="Calibri"/>
+          <w:sz w:val="22"/>
+          <w:szCs w:val="24"/>
+        </w:rPr>
+        <w:t xml:space="preserve"> (Shaw, 1802), by the fishing spider </w:t>
+      </w:r>
       <w:r>
         <w:rPr>
           <w:rFonts w:ascii="Calibri" w:hAnsi="Calibri" w:cs="Calibri"/>
@@ -2439,51 +2294,8 @@
           <w:sz w:val="22"/>
           <w:szCs w:val="24"/>
         </w:rPr>
-        <w:t>catesbeiana</w:t>
-      </w:r>
-      <w:proofErr w:type="spellEnd"/>
-      <w:r>
-        <w:rPr>
-          <w:rFonts w:ascii="Calibri" w:hAnsi="Calibri" w:cs="Calibri"/>
-          <w:sz w:val="22"/>
-          <w:szCs w:val="24"/>
-        </w:rPr>
-        <w:t xml:space="preserve"> (Shaw, 1802), by the fishing spider </w:t>
-      </w:r>
-      <w:proofErr w:type="spellStart"/>
-      <w:r>
-        <w:rPr>
-          <w:rFonts w:ascii="Calibri" w:hAnsi="Calibri" w:cs="Calibri"/>
-          <w:i/>
-          <w:iCs/>
-          <w:sz w:val="22"/>
-          <w:szCs w:val="24"/>
-        </w:rPr>
-        <w:t>Dolomedes</w:t>
-      </w:r>
-      <w:proofErr w:type="spellEnd"/>
-      <w:r>
-        <w:rPr>
-          <w:rFonts w:ascii="Calibri" w:hAnsi="Calibri" w:cs="Calibri"/>
-          <w:i/>
-          <w:iCs/>
-          <w:sz w:val="22"/>
-          <w:szCs w:val="24"/>
-        </w:rPr>
-        <w:t xml:space="preserve"> </w:t>
-      </w:r>
-      <w:proofErr w:type="spellStart"/>
-      <w:r>
-        <w:rPr>
-          <w:rFonts w:ascii="Calibri" w:hAnsi="Calibri" w:cs="Calibri"/>
-          <w:i/>
-          <w:iCs/>
-          <w:sz w:val="22"/>
-          <w:szCs w:val="24"/>
-        </w:rPr>
-        <w:t>sulfureus</w:t>
-      </w:r>
-      <w:proofErr w:type="spellEnd"/>
+        <w:t>Dolomedes sulfureus</w:t>
+      </w:r>
       <w:r>
         <w:rPr>
           <w:rFonts w:ascii="Calibri" w:hAnsi="Calibri" w:cs="Calibri"/>
@@ -2917,25 +2729,7 @@
           <w:sz w:val="22"/>
           <w:szCs w:val="24"/>
         </w:rPr>
-        <w:t xml:space="preserve"> (Anura; </w:t>
-      </w:r>
-      <w:proofErr w:type="spellStart"/>
-      <w:r>
-        <w:rPr>
-          <w:rFonts w:ascii="Calibri" w:hAnsi="Calibri" w:cs="Calibri"/>
-          <w:sz w:val="22"/>
-          <w:szCs w:val="24"/>
-        </w:rPr>
-        <w:t>Bombinatoridae</w:t>
-      </w:r>
-      <w:proofErr w:type="spellEnd"/>
-      <w:r>
-        <w:rPr>
-          <w:rFonts w:ascii="Calibri" w:hAnsi="Calibri" w:cs="Calibri"/>
-          <w:sz w:val="22"/>
-          <w:szCs w:val="24"/>
-        </w:rPr>
-        <w:t>) in the Republic of Korea based on museum specimens. Herpetology Notes 13: 29-31.</w:t>
+        <w:t xml:space="preserve"> (Anura; Bombinatoridae) in the Republic of Korea based on museum specimens. Herpetology Notes 13: 29-31.</w:t>
       </w:r>
     </w:p>
     <w:p>
@@ -3107,20 +2901,8 @@
           <w:sz w:val="22"/>
           <w:szCs w:val="24"/>
         </w:rPr>
-        <w:t xml:space="preserve">Hynobius </w:t>
-      </w:r>
-      <w:proofErr w:type="spellStart"/>
-      <w:r>
-        <w:rPr>
-          <w:rFonts w:ascii="Calibri" w:hAnsi="Calibri" w:cs="Calibri"/>
-          <w:i/>
-          <w:iCs/>
-          <w:sz w:val="22"/>
-          <w:szCs w:val="24"/>
-        </w:rPr>
-        <w:t>notialis</w:t>
-      </w:r>
-      <w:proofErr w:type="spellEnd"/>
+        <w:t>Hynobius notialis</w:t>
+      </w:r>
       <w:r>
         <w:rPr>
           <w:rFonts w:ascii="Calibri" w:hAnsi="Calibri" w:cs="Calibri"/>
@@ -3467,25 +3249,7 @@
           <w:sz w:val="22"/>
           <w:szCs w:val="24"/>
         </w:rPr>
-        <w:t xml:space="preserve"> (Rock Mamushi). </w:t>
-      </w:r>
-      <w:proofErr w:type="spellStart"/>
-      <w:r>
-        <w:rPr>
-          <w:rFonts w:ascii="Calibri" w:hAnsi="Calibri" w:cs="Calibri"/>
-          <w:sz w:val="22"/>
-          <w:szCs w:val="24"/>
-        </w:rPr>
-        <w:t>Dicephalism</w:t>
-      </w:r>
-      <w:proofErr w:type="spellEnd"/>
-      <w:r>
-        <w:rPr>
-          <w:rFonts w:ascii="Calibri" w:hAnsi="Calibri" w:cs="Calibri"/>
-          <w:sz w:val="22"/>
-          <w:szCs w:val="24"/>
-        </w:rPr>
-        <w:t>. Herpetological Review 51: 143-144.</w:t>
+        <w:t xml:space="preserve"> (Rock Mamushi). Dicephalism. Herpetological Review 51: 143-144.</w:t>
       </w:r>
     </w:p>
     <w:p>
@@ -4070,25 +3834,7 @@
           <w:sz w:val="22"/>
           <w:szCs w:val="24"/>
         </w:rPr>
-        <w:t xml:space="preserve">, K Kim, J </w:t>
-      </w:r>
-      <w:proofErr w:type="spellStart"/>
-      <w:r>
-        <w:rPr>
-          <w:rFonts w:ascii="Calibri" w:hAnsi="Calibri" w:cs="Calibri"/>
-          <w:sz w:val="22"/>
-          <w:szCs w:val="24"/>
-        </w:rPr>
-        <w:t>Groffen</w:t>
-      </w:r>
-      <w:proofErr w:type="spellEnd"/>
-      <w:r>
-        <w:rPr>
-          <w:rFonts w:ascii="Calibri" w:hAnsi="Calibri" w:cs="Calibri"/>
-          <w:sz w:val="22"/>
-          <w:szCs w:val="24"/>
-        </w:rPr>
-        <w:t xml:space="preserve">, A Borzée. Citizen science and roadkill trends in the Korean herpetofauna. Poster. </w:t>
+        <w:t xml:space="preserve">, K Kim, J Groffen, A Borzée. Citizen science and roadkill trends in the Korean herpetofauna. Poster. </w:t>
       </w:r>
       <w:r>
         <w:rPr>
@@ -4261,20 +4007,8 @@
           <w:sz w:val="22"/>
           <w:szCs w:val="24"/>
         </w:rPr>
-        <w:t xml:space="preserve">Hynobius </w:t>
-      </w:r>
-      <w:proofErr w:type="spellStart"/>
-      <w:r>
-        <w:rPr>
-          <w:rFonts w:ascii="Calibri" w:hAnsi="Calibri" w:cs="Calibri"/>
-          <w:i/>
-          <w:iCs/>
-          <w:sz w:val="22"/>
-          <w:szCs w:val="24"/>
-        </w:rPr>
-        <w:t>yangi</w:t>
-      </w:r>
-      <w:proofErr w:type="spellEnd"/>
+        <w:t>Hynobius yangi</w:t>
+      </w:r>
       <w:r>
         <w:rPr>
           <w:rFonts w:ascii="Calibri" w:hAnsi="Calibri" w:cs="Calibri"/>
@@ -4466,7 +4200,7 @@
         <w:ind w:leftChars="50" w:left="380" w:hangingChars="100" w:hanging="280"/>
         <w:jc w:val="left"/>
         <w:rPr>
-          <w:rFonts w:ascii="Calibri" w:hAnsi="Calibri" w:cs="Calibri" w:hint="eastAsia"/>
+          <w:rFonts w:ascii="Calibri" w:hAnsi="Calibri" w:cs="Calibri"/>
           <w:b/>
           <w:bCs/>
           <w:sz w:val="28"/>

--- a/assets/files/Yucheol_Shin_CV_short.docx
+++ b/assets/files/Yucheol_Shin_CV_short.docx
@@ -752,7 +752,193 @@
     <w:p>
       <w:pPr>
         <w:spacing w:line="240" w:lineRule="auto"/>
-        <w:ind w:left="220" w:hangingChars="100" w:hanging="220"/>
+        <w:ind w:left="330" w:hangingChars="150" w:hanging="330"/>
+        <w:rPr>
+          <w:rFonts w:ascii="Calibri" w:hAnsi="Calibri" w:cs="Calibri" w:hint="eastAsia"/>
+          <w:sz w:val="22"/>
+          <w:szCs w:val="24"/>
+        </w:rPr>
+      </w:pPr>
+      <w:r>
+        <w:rPr>
+          <w:rFonts w:ascii="Calibri" w:hAnsi="Calibri" w:cs="Calibri" w:hint="eastAsia"/>
+          <w:b/>
+          <w:bCs/>
+          <w:sz w:val="22"/>
+          <w:szCs w:val="24"/>
+        </w:rPr>
+        <w:t xml:space="preserve">18. </w:t>
+      </w:r>
+      <w:r>
+        <w:rPr>
+          <w:rFonts w:ascii="Calibri" w:hAnsi="Calibri" w:cs="Calibri"/>
+          <w:sz w:val="22"/>
+          <w:szCs w:val="24"/>
+        </w:rPr>
+        <w:t>I-K Park</w:t>
+      </w:r>
+      <w:r>
+        <w:rPr>
+          <w:rFonts w:ascii="Calibri" w:hAnsi="Calibri" w:cs="Calibri"/>
+          <w:sz w:val="22"/>
+          <w:szCs w:val="24"/>
+        </w:rPr>
+        <w:t xml:space="preserve">, </w:t>
+      </w:r>
+      <w:r>
+        <w:rPr>
+          <w:rFonts w:ascii="Calibri" w:hAnsi="Calibri" w:cs="Calibri"/>
+          <w:b/>
+          <w:bCs/>
+          <w:sz w:val="22"/>
+          <w:szCs w:val="24"/>
+        </w:rPr>
+        <w:t>Y Shin,</w:t>
+      </w:r>
+      <w:r>
+        <w:rPr>
+          <w:rFonts w:ascii="Calibri" w:hAnsi="Calibri" w:cs="Calibri"/>
+          <w:sz w:val="22"/>
+          <w:szCs w:val="24"/>
+        </w:rPr>
+        <w:t xml:space="preserve"> H-J Baek, J Kim, D-I Kim, M Seok, Y Oh, D Park.</w:t>
+      </w:r>
+      <w:r>
+        <w:rPr>
+          <w:rFonts w:ascii="Calibri" w:hAnsi="Calibri" w:cs="Calibri" w:hint="eastAsia"/>
+          <w:sz w:val="22"/>
+          <w:szCs w:val="24"/>
+        </w:rPr>
+        <w:t xml:space="preserve"> 2024</w:t>
+      </w:r>
+      <w:r>
+        <w:rPr>
+          <w:rFonts w:ascii="Calibri" w:hAnsi="Calibri" w:cs="Calibri"/>
+          <w:sz w:val="22"/>
+          <w:szCs w:val="24"/>
+        </w:rPr>
+        <w:t xml:space="preserve">. </w:t>
+      </w:r>
+      <w:r>
+        <w:rPr>
+          <w:rFonts w:ascii="Calibri" w:hAnsi="Calibri" w:cs="Calibri"/>
+          <w:sz w:val="22"/>
+          <w:szCs w:val="24"/>
+        </w:rPr>
+        <w:t xml:space="preserve">Establishment potential for the two gecko species adapted to different climates, </w:t>
+      </w:r>
+      <w:r>
+        <w:rPr>
+          <w:rFonts w:ascii="Calibri" w:hAnsi="Calibri" w:cs="Calibri"/>
+          <w:i/>
+          <w:iCs/>
+          <w:sz w:val="22"/>
+          <w:szCs w:val="24"/>
+        </w:rPr>
+        <w:t>Gekko japonicus</w:t>
+      </w:r>
+      <w:r>
+        <w:rPr>
+          <w:rFonts w:ascii="Calibri" w:hAnsi="Calibri" w:cs="Calibri"/>
+          <w:sz w:val="22"/>
+          <w:szCs w:val="24"/>
+        </w:rPr>
+        <w:t xml:space="preserve"> and </w:t>
+      </w:r>
+      <w:r>
+        <w:rPr>
+          <w:rFonts w:ascii="Calibri" w:hAnsi="Calibri" w:cs="Calibri"/>
+          <w:i/>
+          <w:iCs/>
+          <w:sz w:val="22"/>
+          <w:szCs w:val="24"/>
+        </w:rPr>
+        <w:t>G. swinhonis</w:t>
+      </w:r>
+      <w:r>
+        <w:rPr>
+          <w:rFonts w:ascii="Calibri" w:hAnsi="Calibri" w:cs="Calibri"/>
+          <w:sz w:val="22"/>
+          <w:szCs w:val="24"/>
+        </w:rPr>
+        <w:t>, introduced to South Korea</w:t>
+      </w:r>
+      <w:r>
+        <w:rPr>
+          <w:rFonts w:ascii="Calibri" w:hAnsi="Calibri" w:cs="Calibri"/>
+          <w:sz w:val="22"/>
+          <w:szCs w:val="24"/>
+        </w:rPr>
+        <w:t>. NeoBiota.</w:t>
+      </w:r>
+    </w:p>
+    <w:p>
+      <w:pPr>
+        <w:spacing w:line="240" w:lineRule="auto"/>
+        <w:ind w:left="330" w:hangingChars="150" w:hanging="330"/>
+        <w:rPr>
+          <w:rFonts w:ascii="Calibri" w:hAnsi="Calibri" w:cs="Calibri" w:hint="eastAsia"/>
+          <w:sz w:val="22"/>
+          <w:szCs w:val="24"/>
+        </w:rPr>
+      </w:pPr>
+      <w:r>
+        <w:rPr>
+          <w:rFonts w:ascii="Calibri" w:hAnsi="Calibri" w:cs="Calibri" w:hint="eastAsia"/>
+          <w:b/>
+          <w:bCs/>
+          <w:sz w:val="22"/>
+          <w:szCs w:val="24"/>
+        </w:rPr>
+        <w:t xml:space="preserve">17. </w:t>
+      </w:r>
+      <w:r>
+        <w:rPr>
+          <w:rFonts w:ascii="Calibri" w:hAnsi="Calibri" w:cs="Calibri"/>
+          <w:sz w:val="22"/>
+          <w:szCs w:val="24"/>
+        </w:rPr>
+        <w:t xml:space="preserve">JY Jeon, </w:t>
+      </w:r>
+      <w:r>
+        <w:rPr>
+          <w:rFonts w:ascii="Calibri" w:hAnsi="Calibri" w:cs="Calibri"/>
+          <w:b/>
+          <w:bCs/>
+          <w:sz w:val="22"/>
+          <w:szCs w:val="24"/>
+        </w:rPr>
+        <w:t>Y Shin</w:t>
+      </w:r>
+      <w:r>
+        <w:rPr>
+          <w:rFonts w:ascii="Calibri" w:hAnsi="Calibri" w:cs="Calibri"/>
+          <w:sz w:val="22"/>
+          <w:szCs w:val="24"/>
+        </w:rPr>
+        <w:t>, AJ Mularo, X Feng, JA DeWoody.</w:t>
+      </w:r>
+      <w:r>
+        <w:rPr>
+          <w:rFonts w:ascii="Calibri" w:hAnsi="Calibri" w:cs="Calibri" w:hint="eastAsia"/>
+          <w:sz w:val="22"/>
+          <w:szCs w:val="24"/>
+        </w:rPr>
+        <w:t xml:space="preserve"> 2024</w:t>
+      </w:r>
+      <w:r>
+        <w:rPr>
+          <w:rFonts w:ascii="Calibri" w:hAnsi="Calibri" w:cs="Calibri"/>
+          <w:sz w:val="22"/>
+          <w:szCs w:val="24"/>
+        </w:rPr>
+        <w:t>. The integration of whole-genome resequencing and ecological niche modeling to conserve profiles of local adaptation. Diversity and Distributions.</w:t>
+      </w:r>
+    </w:p>
+    <w:p>
+      <w:pPr>
+        <w:spacing w:line="240" w:lineRule="auto"/>
+        <w:ind w:left="330" w:hangingChars="150" w:hanging="330"/>
         <w:rPr>
           <w:rFonts w:ascii="Calibri" w:hAnsi="Calibri" w:cs="Calibri"/>
           <w:sz w:val="22"/>
@@ -1364,6 +1550,7 @@
           <w:sz w:val="22"/>
           <w:szCs w:val="24"/>
         </w:rPr>
+        <w:lastRenderedPageBreak/>
         <w:t>9.</w:t>
       </w:r>
       <w:r>
@@ -1411,7 +1598,6 @@
           <w:sz w:val="22"/>
           <w:szCs w:val="24"/>
         </w:rPr>
-        <w:lastRenderedPageBreak/>
         <w:t>8.</w:t>
       </w:r>
       <w:r>
@@ -1963,18 +2149,8 @@
           <w:sz w:val="22"/>
           <w:szCs w:val="24"/>
         </w:rPr>
-        <w:t xml:space="preserve">. In: The IUCN Red List of Threatened Species </w:t>
-      </w:r>
-      <w:proofErr w:type="gramStart"/>
-      <w:r>
-        <w:rPr>
-          <w:rFonts w:ascii="Calibri" w:hAnsi="Calibri" w:cs="Calibri"/>
-          <w:sz w:val="22"/>
-          <w:szCs w:val="24"/>
-        </w:rPr>
-        <w:t>2022 :</w:t>
-      </w:r>
-      <w:proofErr w:type="gramEnd"/>
+        <w:t>. In: The IUCN Red List of Threatened Species 2022 :</w:t>
+      </w:r>
       <w:r>
         <w:rPr>
           <w:rFonts w:ascii="Calibri" w:hAnsi="Calibri" w:cs="Calibri"/>
@@ -2530,6 +2706,7 @@
           <w:sz w:val="22"/>
           <w:szCs w:val="24"/>
         </w:rPr>
+        <w:lastRenderedPageBreak/>
         <w:t>3.</w:t>
       </w:r>
       <w:r>
@@ -2598,7 +2775,6 @@
           <w:sz w:val="22"/>
           <w:szCs w:val="24"/>
         </w:rPr>
-        <w:lastRenderedPageBreak/>
         <w:t>2.</w:t>
       </w:r>
       <w:r>
@@ -3385,7 +3561,6 @@
         </w:rPr>
         <w:t xml:space="preserve">* </w:t>
       </w:r>
-      <w:proofErr w:type="gramStart"/>
       <w:r>
         <w:rPr>
           <w:rFonts w:ascii="Calibri" w:hAnsi="Calibri" w:cs="Calibri"/>
@@ -3394,18 +3569,7 @@
           <w:sz w:val="22"/>
           <w:szCs w:val="24"/>
         </w:rPr>
-        <w:t>denotes</w:t>
-      </w:r>
-      <w:proofErr w:type="gramEnd"/>
-      <w:r>
-        <w:rPr>
-          <w:rFonts w:ascii="Calibri" w:hAnsi="Calibri" w:cs="Calibri"/>
-          <w:i/>
-          <w:iCs/>
-          <w:sz w:val="22"/>
-          <w:szCs w:val="24"/>
-        </w:rPr>
-        <w:t xml:space="preserve"> </w:t>
+        <w:t xml:space="preserve">denotes </w:t>
       </w:r>
       <w:r>
         <w:rPr>

--- a/assets/files/Yucheol_Shin_CV_short.docx
+++ b/assets/files/Yucheol_Shin_CV_short.docx
@@ -754,7 +754,7 @@
         <w:spacing w:line="240" w:lineRule="auto"/>
         <w:ind w:left="330" w:hangingChars="150" w:hanging="330"/>
         <w:rPr>
-          <w:rFonts w:ascii="Calibri" w:hAnsi="Calibri" w:cs="Calibri" w:hint="eastAsia"/>
+          <w:rFonts w:ascii="Calibri" w:hAnsi="Calibri" w:cs="Calibri"/>
           <w:sz w:val="22"/>
           <w:szCs w:val="24"/>
         </w:rPr>
@@ -877,7 +877,7 @@
         <w:spacing w:line="240" w:lineRule="auto"/>
         <w:ind w:left="330" w:hangingChars="150" w:hanging="330"/>
         <w:rPr>
-          <w:rFonts w:ascii="Calibri" w:hAnsi="Calibri" w:cs="Calibri" w:hint="eastAsia"/>
+          <w:rFonts w:ascii="Calibri" w:hAnsi="Calibri" w:cs="Calibri"/>
           <w:sz w:val="22"/>
           <w:szCs w:val="24"/>
         </w:rPr>
@@ -1013,7 +1013,31 @@
           <w:sz w:val="22"/>
           <w:szCs w:val="24"/>
         </w:rPr>
-        <w:t xml:space="preserve">rontiers of Biogeography. </w:t>
+        <w:t>rontiers of Biogeography</w:t>
+      </w:r>
+      <w:r>
+        <w:rPr>
+          <w:rFonts w:ascii="Calibri" w:hAnsi="Calibri" w:cs="Calibri" w:hint="eastAsia"/>
+          <w:sz w:val="22"/>
+          <w:szCs w:val="24"/>
+        </w:rPr>
+        <w:t xml:space="preserve"> </w:t>
+      </w:r>
+      <w:r>
+        <w:rPr>
+          <w:rFonts w:ascii="Calibri" w:hAnsi="Calibri" w:cs="Calibri"/>
+          <w:sz w:val="22"/>
+          <w:szCs w:val="24"/>
+        </w:rPr>
+        <w:t>16: e62301.</w:t>
+      </w:r>
+      <w:r>
+        <w:rPr>
+          <w:rFonts w:ascii="Calibri" w:hAnsi="Calibri" w:cs="Calibri"/>
+          <w:sz w:val="22"/>
+          <w:szCs w:val="24"/>
+        </w:rPr>
+        <w:t xml:space="preserve">. </w:t>
       </w:r>
     </w:p>
     <w:p>
@@ -1503,6 +1527,7 @@
           <w:sz w:val="22"/>
           <w:szCs w:val="24"/>
         </w:rPr>
+        <w:lastRenderedPageBreak/>
         <w:t>10.</w:t>
       </w:r>
       <w:r>
@@ -1550,7 +1575,6 @@
           <w:sz w:val="22"/>
           <w:szCs w:val="24"/>
         </w:rPr>
-        <w:lastRenderedPageBreak/>
         <w:t>9.</w:t>
       </w:r>
       <w:r>
@@ -2570,6 +2594,7 @@
           <w:sz w:val="22"/>
           <w:szCs w:val="24"/>
         </w:rPr>
+        <w:lastRenderedPageBreak/>
         <w:t>5.</w:t>
       </w:r>
       <w:r>
@@ -2706,7 +2731,6 @@
           <w:sz w:val="22"/>
           <w:szCs w:val="24"/>
         </w:rPr>
-        <w:lastRenderedPageBreak/>
         <w:t>3.</w:t>
       </w:r>
       <w:r>
@@ -3972,6 +3996,7 @@
           <w:sz w:val="22"/>
           <w:szCs w:val="24"/>
         </w:rPr>
+        <w:lastRenderedPageBreak/>
         <w:t xml:space="preserve">2022 </w:t>
       </w:r>
       <w:r>
@@ -4134,7 +4159,6 @@
           <w:sz w:val="22"/>
           <w:szCs w:val="24"/>
         </w:rPr>
-        <w:lastRenderedPageBreak/>
         <w:t>2021</w:t>
       </w:r>
       <w:r>
@@ -5154,6 +5178,7 @@
           <w:sz w:val="22"/>
           <w:szCs w:val="24"/>
         </w:rPr>
+        <w:lastRenderedPageBreak/>
         <w:t>Conducted herpetofauna surveys using coverboards and drift fence arrays on the UC Fort Ord Natural Reserve during 193 survey days.</w:t>
       </w:r>
     </w:p>
@@ -5316,7 +5341,6 @@
           <w:sz w:val="22"/>
           <w:szCs w:val="24"/>
         </w:rPr>
-        <w:lastRenderedPageBreak/>
         <w:t>2</w:t>
       </w:r>
       <w:r>

--- a/assets/files/Yucheol_Shin_CV_short.docx
+++ b/assets/files/Yucheol_Shin_CV_short.docx
@@ -712,6 +712,7 @@
         </w:rPr>
         <w:t xml:space="preserve">* </w:t>
       </w:r>
+      <w:proofErr w:type="gramStart"/>
       <w:r>
         <w:rPr>
           <w:rFonts w:ascii="Calibri" w:hAnsi="Calibri" w:cs="Calibri"/>
@@ -720,7 +721,18 @@
           <w:sz w:val="22"/>
           <w:szCs w:val="24"/>
         </w:rPr>
-        <w:t>denotes co-first author papers</w:t>
+        <w:t>denotes</w:t>
+      </w:r>
+      <w:proofErr w:type="gramEnd"/>
+      <w:r>
+        <w:rPr>
+          <w:rFonts w:ascii="Calibri" w:hAnsi="Calibri" w:cs="Calibri"/>
+          <w:i/>
+          <w:iCs/>
+          <w:sz w:val="22"/>
+          <w:szCs w:val="24"/>
+        </w:rPr>
+        <w:t xml:space="preserve"> co-first author papers</w:t>
       </w:r>
     </w:p>
     <w:p>
@@ -825,7 +837,23 @@
           <w:sz w:val="22"/>
           <w:szCs w:val="24"/>
         </w:rPr>
-        <w:t xml:space="preserve">Establishment potential for the two gecko species adapted to different climates, </w:t>
+        <w:t xml:space="preserve">Establishment potential </w:t>
+      </w:r>
+      <w:r>
+        <w:rPr>
+          <w:rFonts w:ascii="Calibri" w:hAnsi="Calibri" w:cs="Calibri" w:hint="eastAsia"/>
+          <w:sz w:val="22"/>
+          <w:szCs w:val="24"/>
+        </w:rPr>
+        <w:t xml:space="preserve">across South Korea </w:t>
+      </w:r>
+      <w:r>
+        <w:rPr>
+          <w:rFonts w:ascii="Calibri" w:hAnsi="Calibri" w:cs="Calibri"/>
+          <w:sz w:val="22"/>
+          <w:szCs w:val="24"/>
+        </w:rPr>
+        <w:t xml:space="preserve">for two gecko species, </w:t>
       </w:r>
       <w:r>
         <w:rPr>
@@ -861,15 +889,41 @@
           <w:sz w:val="22"/>
           <w:szCs w:val="24"/>
         </w:rPr>
-        <w:t>, introduced to South Korea</w:t>
-      </w:r>
-      <w:r>
-        <w:rPr>
-          <w:rFonts w:ascii="Calibri" w:hAnsi="Calibri" w:cs="Calibri"/>
-          <w:sz w:val="22"/>
-          <w:szCs w:val="24"/>
-        </w:rPr>
-        <w:t>. NeoBiota.</w:t>
+        <w:t xml:space="preserve">, </w:t>
+      </w:r>
+      <w:r>
+        <w:rPr>
+          <w:rFonts w:ascii="Calibri" w:hAnsi="Calibri" w:cs="Calibri"/>
+          <w:sz w:val="22"/>
+          <w:szCs w:val="24"/>
+        </w:rPr>
+        <w:t>adapted to different climates</w:t>
+      </w:r>
+      <w:r>
+        <w:rPr>
+          <w:rFonts w:ascii="Calibri" w:hAnsi="Calibri" w:cs="Calibri"/>
+          <w:sz w:val="22"/>
+          <w:szCs w:val="24"/>
+        </w:rPr>
+        <w:t xml:space="preserve">. </w:t>
+      </w:r>
+      <w:proofErr w:type="spellStart"/>
+      <w:r>
+        <w:rPr>
+          <w:rFonts w:ascii="Calibri" w:hAnsi="Calibri" w:cs="Calibri"/>
+          <w:sz w:val="22"/>
+          <w:szCs w:val="24"/>
+        </w:rPr>
+        <w:t>NeoBiota</w:t>
+      </w:r>
+      <w:proofErr w:type="spellEnd"/>
+      <w:r>
+        <w:rPr>
+          <w:rFonts w:ascii="Calibri" w:hAnsi="Calibri" w:cs="Calibri"/>
+          <w:sz w:val="22"/>
+          <w:szCs w:val="24"/>
+        </w:rPr>
+        <w:t>.</w:t>
       </w:r>
     </w:p>
     <w:p>
@@ -916,7 +970,25 @@
           <w:sz w:val="22"/>
           <w:szCs w:val="24"/>
         </w:rPr>
-        <w:t>, AJ Mularo, X Feng, JA DeWoody.</w:t>
+        <w:t xml:space="preserve">, AJ </w:t>
+      </w:r>
+      <w:proofErr w:type="spellStart"/>
+      <w:r>
+        <w:rPr>
+          <w:rFonts w:ascii="Calibri" w:hAnsi="Calibri" w:cs="Calibri"/>
+          <w:sz w:val="22"/>
+          <w:szCs w:val="24"/>
+        </w:rPr>
+        <w:t>Mularo</w:t>
+      </w:r>
+      <w:proofErr w:type="spellEnd"/>
+      <w:r>
+        <w:rPr>
+          <w:rFonts w:ascii="Calibri" w:hAnsi="Calibri" w:cs="Calibri"/>
+          <w:sz w:val="22"/>
+          <w:szCs w:val="24"/>
+        </w:rPr>
+        <w:t>, X Feng, JA DeWoody.</w:t>
       </w:r>
       <w:r>
         <w:rPr>
@@ -1029,15 +1101,33 @@
           <w:sz w:val="22"/>
           <w:szCs w:val="24"/>
         </w:rPr>
-        <w:t>16: e62301.</w:t>
-      </w:r>
-      <w:r>
-        <w:rPr>
-          <w:rFonts w:ascii="Calibri" w:hAnsi="Calibri" w:cs="Calibri"/>
-          <w:sz w:val="22"/>
-          <w:szCs w:val="24"/>
-        </w:rPr>
-        <w:t xml:space="preserve">. </w:t>
+        <w:t>16: e</w:t>
+      </w:r>
+      <w:proofErr w:type="gramStart"/>
+      <w:r>
+        <w:rPr>
+          <w:rFonts w:ascii="Calibri" w:hAnsi="Calibri" w:cs="Calibri"/>
+          <w:sz w:val="22"/>
+          <w:szCs w:val="24"/>
+        </w:rPr>
+        <w:t>62301.</w:t>
+      </w:r>
+      <w:r>
+        <w:rPr>
+          <w:rFonts w:ascii="Calibri" w:hAnsi="Calibri" w:cs="Calibri"/>
+          <w:sz w:val="22"/>
+          <w:szCs w:val="24"/>
+        </w:rPr>
+        <w:t>.</w:t>
+      </w:r>
+      <w:proofErr w:type="gramEnd"/>
+      <w:r>
+        <w:rPr>
+          <w:rFonts w:ascii="Calibri" w:hAnsi="Calibri" w:cs="Calibri"/>
+          <w:sz w:val="22"/>
+          <w:szCs w:val="24"/>
+        </w:rPr>
+        <w:t xml:space="preserve"> </w:t>
       </w:r>
     </w:p>
     <w:p>
@@ -1405,7 +1495,25 @@
           <w:sz w:val="22"/>
           <w:szCs w:val="24"/>
         </w:rPr>
-        <w:t xml:space="preserve"> A Borzée, M Rodriguez, N Bhatri, YI Kim, ....., VK Prasad, Y Jang, </w:t>
+        <w:t xml:space="preserve"> A Borzée, M Rodriguez, N Bhatri, YI Kim, </w:t>
+      </w:r>
+      <w:proofErr w:type="gramStart"/>
+      <w:r>
+        <w:rPr>
+          <w:rFonts w:ascii="Calibri" w:hAnsi="Calibri" w:cs="Calibri"/>
+          <w:sz w:val="22"/>
+          <w:szCs w:val="24"/>
+        </w:rPr>
+        <w:t>.....</w:t>
+      </w:r>
+      <w:proofErr w:type="gramEnd"/>
+      <w:r>
+        <w:rPr>
+          <w:rFonts w:ascii="Calibri" w:hAnsi="Calibri" w:cs="Calibri"/>
+          <w:sz w:val="22"/>
+          <w:szCs w:val="24"/>
+        </w:rPr>
+        <w:t xml:space="preserve">, VK Prasad, Y Jang, </w:t>
       </w:r>
       <w:r>
         <w:rPr>
@@ -1490,6 +1598,7 @@
         </w:rPr>
         <w:t>, B Lim, H Serret, Y Jang. 2023. Do Barn Swallows (</w:t>
       </w:r>
+      <w:proofErr w:type="spellStart"/>
       <w:r>
         <w:rPr>
           <w:rFonts w:ascii="Calibri" w:hAnsi="Calibri" w:cs="Calibri"/>
@@ -1498,8 +1607,31 @@
           <w:sz w:val="22"/>
           <w:szCs w:val="24"/>
         </w:rPr>
-        <w:t>Hirundo rustica gutturalis</w:t>
-      </w:r>
+        <w:t>Hirundo</w:t>
+      </w:r>
+      <w:proofErr w:type="spellEnd"/>
+      <w:r>
+        <w:rPr>
+          <w:rFonts w:ascii="Calibri" w:hAnsi="Calibri" w:cs="Calibri"/>
+          <w:i/>
+          <w:iCs/>
+          <w:sz w:val="22"/>
+          <w:szCs w:val="24"/>
+        </w:rPr>
+        <w:t xml:space="preserve"> rustica </w:t>
+      </w:r>
+      <w:proofErr w:type="spellStart"/>
+      <w:r>
+        <w:rPr>
+          <w:rFonts w:ascii="Calibri" w:hAnsi="Calibri" w:cs="Calibri"/>
+          <w:i/>
+          <w:iCs/>
+          <w:sz w:val="22"/>
+          <w:szCs w:val="24"/>
+        </w:rPr>
+        <w:t>gutturalis</w:t>
+      </w:r>
+      <w:proofErr w:type="spellEnd"/>
       <w:r>
         <w:rPr>
           <w:rFonts w:ascii="Calibri" w:hAnsi="Calibri" w:cs="Calibri"/>
@@ -1554,7 +1686,25 @@
           <w:sz w:val="22"/>
           <w:szCs w:val="24"/>
         </w:rPr>
-        <w:t>, K Kim, J Groffen, D Woo, E Song, A Borzée. 2022. Citizen science and roadkill trends in the Korean herpetofauna: the importance of spatially biased and unstandardized data. Frontiers in Ecology and Evolution 10: 944318.</w:t>
+        <w:t xml:space="preserve">, K Kim, J </w:t>
+      </w:r>
+      <w:proofErr w:type="spellStart"/>
+      <w:r>
+        <w:rPr>
+          <w:rFonts w:ascii="Calibri" w:hAnsi="Calibri" w:cs="Calibri"/>
+          <w:sz w:val="22"/>
+          <w:szCs w:val="24"/>
+        </w:rPr>
+        <w:t>Groffen</w:t>
+      </w:r>
+      <w:proofErr w:type="spellEnd"/>
+      <w:r>
+        <w:rPr>
+          <w:rFonts w:ascii="Calibri" w:hAnsi="Calibri" w:cs="Calibri"/>
+          <w:sz w:val="22"/>
+          <w:szCs w:val="24"/>
+        </w:rPr>
+        <w:t>, D Woo, E Song, A Borzée. 2022. Citizen science and roadkill trends in the Korean herpetofauna: the importance of spatially biased and unstandardized data. Frontiers in Ecology and Evolution 10: 944318.</w:t>
       </w:r>
     </w:p>
     <w:p>
@@ -1648,7 +1798,25 @@
           <w:sz w:val="22"/>
           <w:szCs w:val="24"/>
         </w:rPr>
-        <w:t xml:space="preserve">, N Poyarkov, JY Jeon, HJ Baek, CH Lee, J An, YJ Hong, M-S Min. 2022. Dwindling in the mountains: description of a critically endangered and microendemic </w:t>
+        <w:t xml:space="preserve">, N </w:t>
+      </w:r>
+      <w:proofErr w:type="spellStart"/>
+      <w:r>
+        <w:rPr>
+          <w:rFonts w:ascii="Calibri" w:hAnsi="Calibri" w:cs="Calibri"/>
+          <w:sz w:val="22"/>
+          <w:szCs w:val="24"/>
+        </w:rPr>
+        <w:t>Poyarkov</w:t>
+      </w:r>
+      <w:proofErr w:type="spellEnd"/>
+      <w:r>
+        <w:rPr>
+          <w:rFonts w:ascii="Calibri" w:hAnsi="Calibri" w:cs="Calibri"/>
+          <w:sz w:val="22"/>
+          <w:szCs w:val="24"/>
+        </w:rPr>
+        <w:t xml:space="preserve">, JY Jeon, HJ Baek, CH Lee, J An, YJ Hong, M-S Min. 2022. Dwindling in the mountains: description of a critically endangered and microendemic </w:t>
       </w:r>
       <w:r>
         <w:rPr>
@@ -1778,7 +1946,25 @@
           <w:sz w:val="22"/>
           <w:szCs w:val="24"/>
         </w:rPr>
-        <w:t>, A Kim, I Maslova, J Luedtke, L Hobin, N Moores, B Seliger, F Glenk, Y Jang. 2021. Update on distribution and threat status of amphibians in the Democratic People's Republic of Korea: conclusions based on field surveys, landscape modeling, molecular analyses, and call properties. Animals 11:2057.</w:t>
+        <w:t xml:space="preserve">, A Kim, I Maslova, J Luedtke, L Hobin, N </w:t>
+      </w:r>
+      <w:proofErr w:type="spellStart"/>
+      <w:r>
+        <w:rPr>
+          <w:rFonts w:ascii="Calibri" w:hAnsi="Calibri" w:cs="Calibri"/>
+          <w:sz w:val="22"/>
+          <w:szCs w:val="24"/>
+        </w:rPr>
+        <w:t>Moores</w:t>
+      </w:r>
+      <w:proofErr w:type="spellEnd"/>
+      <w:r>
+        <w:rPr>
+          <w:rFonts w:ascii="Calibri" w:hAnsi="Calibri" w:cs="Calibri"/>
+          <w:sz w:val="22"/>
+          <w:szCs w:val="24"/>
+        </w:rPr>
+        <w:t>, B Seliger, F Glenk, Y Jang. 2021. Update on distribution and threat status of amphibians in the Democratic People's Republic of Korea: conclusions based on field surveys, landscape modeling, molecular analyses, and call properties. Animals 11:2057.</w:t>
       </w:r>
     </w:p>
     <w:p>
@@ -2013,7 +2199,25 @@
           <w:sz w:val="22"/>
           <w:szCs w:val="24"/>
         </w:rPr>
-        <w:t xml:space="preserve"> A Borzée, KR Messenger, S Chae, D Andersen, J Groffen, YI Kim, J An, SN Othman, K Ri, TY Nam, Y Bae, J-L Ren, J-T Li, M-F Chuang, Y Yi, </w:t>
+        <w:t xml:space="preserve"> A Borzée, KR Messenger, S Chae, D Andersen, J </w:t>
+      </w:r>
+      <w:proofErr w:type="spellStart"/>
+      <w:r>
+        <w:rPr>
+          <w:rFonts w:ascii="Calibri" w:hAnsi="Calibri" w:cs="Calibri"/>
+          <w:sz w:val="22"/>
+          <w:szCs w:val="24"/>
+        </w:rPr>
+        <w:t>Groffen</w:t>
+      </w:r>
+      <w:proofErr w:type="spellEnd"/>
+      <w:r>
+        <w:rPr>
+          <w:rFonts w:ascii="Calibri" w:hAnsi="Calibri" w:cs="Calibri"/>
+          <w:sz w:val="22"/>
+          <w:szCs w:val="24"/>
+        </w:rPr>
+        <w:t xml:space="preserve">, YI Kim, J An, SN Othman, K Ri, TY Nam, Y Bae, J-L Ren, J-T Li, M-F Chuang, Y Yi, </w:t>
       </w:r>
       <w:r>
         <w:rPr>
@@ -2049,7 +2253,25 @@
           <w:sz w:val="22"/>
           <w:szCs w:val="24"/>
         </w:rPr>
-        <w:t xml:space="preserve"> species. PLoS ONE 15: e0234299.</w:t>
+        <w:t xml:space="preserve"> species. </w:t>
+      </w:r>
+      <w:proofErr w:type="spellStart"/>
+      <w:r>
+        <w:rPr>
+          <w:rFonts w:ascii="Calibri" w:hAnsi="Calibri" w:cs="Calibri"/>
+          <w:sz w:val="22"/>
+          <w:szCs w:val="24"/>
+        </w:rPr>
+        <w:t>PLoS</w:t>
+      </w:r>
+      <w:proofErr w:type="spellEnd"/>
+      <w:r>
+        <w:rPr>
+          <w:rFonts w:ascii="Calibri" w:hAnsi="Calibri" w:cs="Calibri"/>
+          <w:sz w:val="22"/>
+          <w:szCs w:val="24"/>
+        </w:rPr>
+        <w:t xml:space="preserve"> ONE 15: e0234299.</w:t>
       </w:r>
     </w:p>
     <w:p>
@@ -2137,7 +2359,25 @@
           <w:sz w:val="22"/>
           <w:szCs w:val="24"/>
         </w:rPr>
-        <w:t xml:space="preserve">A Borzée, K Milto, L Borkin, X Ji, W Zhao, </w:t>
+        <w:t xml:space="preserve">A Borzée, K </w:t>
+      </w:r>
+      <w:proofErr w:type="spellStart"/>
+      <w:r>
+        <w:rPr>
+          <w:rFonts w:ascii="Calibri" w:hAnsi="Calibri" w:cs="Calibri"/>
+          <w:sz w:val="22"/>
+          <w:szCs w:val="24"/>
+        </w:rPr>
+        <w:t>Milto</w:t>
+      </w:r>
+      <w:proofErr w:type="spellEnd"/>
+      <w:r>
+        <w:rPr>
+          <w:rFonts w:ascii="Calibri" w:hAnsi="Calibri" w:cs="Calibri"/>
+          <w:sz w:val="22"/>
+          <w:szCs w:val="24"/>
+        </w:rPr>
+        <w:t xml:space="preserve">, L Borkin, X Ji, W Zhao, </w:t>
       </w:r>
       <w:r>
         <w:rPr>
@@ -2173,8 +2413,18 @@
           <w:sz w:val="22"/>
           <w:szCs w:val="24"/>
         </w:rPr>
-        <w:t>. In: The IUCN Red List of Threatened Species 2022 :</w:t>
-      </w:r>
+        <w:t xml:space="preserve">. In: The IUCN Red List of Threatened Species </w:t>
+      </w:r>
+      <w:proofErr w:type="gramStart"/>
+      <w:r>
+        <w:rPr>
+          <w:rFonts w:ascii="Calibri" w:hAnsi="Calibri" w:cs="Calibri"/>
+          <w:sz w:val="22"/>
+          <w:szCs w:val="24"/>
+        </w:rPr>
+        <w:t>2022 :</w:t>
+      </w:r>
+      <w:proofErr w:type="gramEnd"/>
       <w:r>
         <w:rPr>
           <w:rFonts w:ascii="Calibri" w:hAnsi="Calibri" w:cs="Calibri"/>
@@ -2232,7 +2482,25 @@
           <w:sz w:val="22"/>
           <w:szCs w:val="24"/>
         </w:rPr>
-        <w:t xml:space="preserve"> K Milto, L Borkin, X Ji, W Zhao, </w:t>
+        <w:t xml:space="preserve"> K </w:t>
+      </w:r>
+      <w:proofErr w:type="spellStart"/>
+      <w:r>
+        <w:rPr>
+          <w:rFonts w:ascii="Calibri" w:hAnsi="Calibri" w:cs="Calibri"/>
+          <w:sz w:val="22"/>
+          <w:szCs w:val="24"/>
+        </w:rPr>
+        <w:t>Milto</w:t>
+      </w:r>
+      <w:proofErr w:type="spellEnd"/>
+      <w:r>
+        <w:rPr>
+          <w:rFonts w:ascii="Calibri" w:hAnsi="Calibri" w:cs="Calibri"/>
+          <w:sz w:val="22"/>
+          <w:szCs w:val="24"/>
+        </w:rPr>
+        <w:t xml:space="preserve">, L Borkin, X Ji, W Zhao, </w:t>
       </w:r>
       <w:r>
         <w:rPr>
@@ -2300,7 +2568,25 @@
           <w:sz w:val="22"/>
           <w:szCs w:val="24"/>
         </w:rPr>
-        <w:t xml:space="preserve"> V Orlova, K Milto, L Borkin, W Zhao, </w:t>
+        <w:t xml:space="preserve"> V Orlova, K </w:t>
+      </w:r>
+      <w:proofErr w:type="spellStart"/>
+      <w:r>
+        <w:rPr>
+          <w:rFonts w:ascii="Calibri" w:hAnsi="Calibri" w:cs="Calibri"/>
+          <w:sz w:val="22"/>
+          <w:szCs w:val="24"/>
+        </w:rPr>
+        <w:t>Milto</w:t>
+      </w:r>
+      <w:proofErr w:type="spellEnd"/>
+      <w:r>
+        <w:rPr>
+          <w:rFonts w:ascii="Calibri" w:hAnsi="Calibri" w:cs="Calibri"/>
+          <w:sz w:val="22"/>
+          <w:szCs w:val="24"/>
+        </w:rPr>
+        <w:t xml:space="preserve">, L Borkin, W Zhao, </w:t>
       </w:r>
       <w:r>
         <w:rPr>
@@ -2476,16 +2762,9 @@
           <w:sz w:val="22"/>
           <w:szCs w:val="24"/>
         </w:rPr>
-        <w:t>Aquarana catesbeiana</w:t>
-      </w:r>
-      <w:r>
-        <w:rPr>
-          <w:rFonts w:ascii="Calibri" w:hAnsi="Calibri" w:cs="Calibri"/>
-          <w:sz w:val="22"/>
-          <w:szCs w:val="24"/>
-        </w:rPr>
-        <w:t xml:space="preserve"> (Shaw, 1802), by the fishing spider </w:t>
-      </w:r>
+        <w:t xml:space="preserve">Aquarana </w:t>
+      </w:r>
+      <w:proofErr w:type="spellStart"/>
       <w:r>
         <w:rPr>
           <w:rFonts w:ascii="Calibri" w:hAnsi="Calibri" w:cs="Calibri"/>
@@ -2494,8 +2773,51 @@
           <w:sz w:val="22"/>
           <w:szCs w:val="24"/>
         </w:rPr>
-        <w:t>Dolomedes sulfureus</w:t>
-      </w:r>
+        <w:t>catesbeiana</w:t>
+      </w:r>
+      <w:proofErr w:type="spellEnd"/>
+      <w:r>
+        <w:rPr>
+          <w:rFonts w:ascii="Calibri" w:hAnsi="Calibri" w:cs="Calibri"/>
+          <w:sz w:val="22"/>
+          <w:szCs w:val="24"/>
+        </w:rPr>
+        <w:t xml:space="preserve"> (Shaw, 1802), by the fishing spider </w:t>
+      </w:r>
+      <w:proofErr w:type="spellStart"/>
+      <w:r>
+        <w:rPr>
+          <w:rFonts w:ascii="Calibri" w:hAnsi="Calibri" w:cs="Calibri"/>
+          <w:i/>
+          <w:iCs/>
+          <w:sz w:val="22"/>
+          <w:szCs w:val="24"/>
+        </w:rPr>
+        <w:t>Dolomedes</w:t>
+      </w:r>
+      <w:proofErr w:type="spellEnd"/>
+      <w:r>
+        <w:rPr>
+          <w:rFonts w:ascii="Calibri" w:hAnsi="Calibri" w:cs="Calibri"/>
+          <w:i/>
+          <w:iCs/>
+          <w:sz w:val="22"/>
+          <w:szCs w:val="24"/>
+        </w:rPr>
+        <w:t xml:space="preserve"> </w:t>
+      </w:r>
+      <w:proofErr w:type="spellStart"/>
+      <w:r>
+        <w:rPr>
+          <w:rFonts w:ascii="Calibri" w:hAnsi="Calibri" w:cs="Calibri"/>
+          <w:i/>
+          <w:iCs/>
+          <w:sz w:val="22"/>
+          <w:szCs w:val="24"/>
+        </w:rPr>
+        <w:t>sulfureus</w:t>
+      </w:r>
+      <w:proofErr w:type="spellEnd"/>
       <w:r>
         <w:rPr>
           <w:rFonts w:ascii="Calibri" w:hAnsi="Calibri" w:cs="Calibri"/>
@@ -2929,7 +3251,25 @@
           <w:sz w:val="22"/>
           <w:szCs w:val="24"/>
         </w:rPr>
-        <w:t xml:space="preserve"> (Anura; Bombinatoridae) in the Republic of Korea based on museum specimens. Herpetology Notes 13: 29-31.</w:t>
+        <w:t xml:space="preserve"> (Anura; </w:t>
+      </w:r>
+      <w:proofErr w:type="spellStart"/>
+      <w:r>
+        <w:rPr>
+          <w:rFonts w:ascii="Calibri" w:hAnsi="Calibri" w:cs="Calibri"/>
+          <w:sz w:val="22"/>
+          <w:szCs w:val="24"/>
+        </w:rPr>
+        <w:t>Bombinatoridae</w:t>
+      </w:r>
+      <w:proofErr w:type="spellEnd"/>
+      <w:r>
+        <w:rPr>
+          <w:rFonts w:ascii="Calibri" w:hAnsi="Calibri" w:cs="Calibri"/>
+          <w:sz w:val="22"/>
+          <w:szCs w:val="24"/>
+        </w:rPr>
+        <w:t>) in the Republic of Korea based on museum specimens. Herpetology Notes 13: 29-31.</w:t>
       </w:r>
     </w:p>
     <w:p>
@@ -3101,8 +3441,20 @@
           <w:sz w:val="22"/>
           <w:szCs w:val="24"/>
         </w:rPr>
-        <w:t>Hynobius notialis</w:t>
-      </w:r>
+        <w:t xml:space="preserve">Hynobius </w:t>
+      </w:r>
+      <w:proofErr w:type="spellStart"/>
+      <w:r>
+        <w:rPr>
+          <w:rFonts w:ascii="Calibri" w:hAnsi="Calibri" w:cs="Calibri"/>
+          <w:i/>
+          <w:iCs/>
+          <w:sz w:val="22"/>
+          <w:szCs w:val="24"/>
+        </w:rPr>
+        <w:t>notialis</w:t>
+      </w:r>
+      <w:proofErr w:type="spellEnd"/>
       <w:r>
         <w:rPr>
           <w:rFonts w:ascii="Calibri" w:hAnsi="Calibri" w:cs="Calibri"/>
@@ -3449,7 +3801,25 @@
           <w:sz w:val="22"/>
           <w:szCs w:val="24"/>
         </w:rPr>
-        <w:t xml:space="preserve"> (Rock Mamushi). Dicephalism. Herpetological Review 51: 143-144.</w:t>
+        <w:t xml:space="preserve"> (Rock Mamushi). </w:t>
+      </w:r>
+      <w:proofErr w:type="spellStart"/>
+      <w:r>
+        <w:rPr>
+          <w:rFonts w:ascii="Calibri" w:hAnsi="Calibri" w:cs="Calibri"/>
+          <w:sz w:val="22"/>
+          <w:szCs w:val="24"/>
+        </w:rPr>
+        <w:t>Dicephalism</w:t>
+      </w:r>
+      <w:proofErr w:type="spellEnd"/>
+      <w:r>
+        <w:rPr>
+          <w:rFonts w:ascii="Calibri" w:hAnsi="Calibri" w:cs="Calibri"/>
+          <w:sz w:val="22"/>
+          <w:szCs w:val="24"/>
+        </w:rPr>
+        <w:t>. Herpetological Review 51: 143-144.</w:t>
       </w:r>
     </w:p>
     <w:p>
@@ -3585,6 +3955,7 @@
         </w:rPr>
         <w:t xml:space="preserve">* </w:t>
       </w:r>
+      <w:proofErr w:type="gramStart"/>
       <w:r>
         <w:rPr>
           <w:rFonts w:ascii="Calibri" w:hAnsi="Calibri" w:cs="Calibri"/>
@@ -3593,8 +3964,9 @@
           <w:sz w:val="22"/>
           <w:szCs w:val="24"/>
         </w:rPr>
-        <w:t xml:space="preserve">denotes </w:t>
-      </w:r>
+        <w:t>denotes</w:t>
+      </w:r>
+      <w:proofErr w:type="gramEnd"/>
       <w:r>
         <w:rPr>
           <w:rFonts w:ascii="Calibri" w:hAnsi="Calibri" w:cs="Calibri"/>
@@ -3603,7 +3975,7 @@
           <w:sz w:val="22"/>
           <w:szCs w:val="24"/>
         </w:rPr>
-        <w:t xml:space="preserve">the </w:t>
+        <w:t xml:space="preserve"> </w:t>
       </w:r>
       <w:r>
         <w:rPr>
@@ -3613,6 +3985,16 @@
           <w:sz w:val="22"/>
           <w:szCs w:val="24"/>
         </w:rPr>
+        <w:t xml:space="preserve">the </w:t>
+      </w:r>
+      <w:r>
+        <w:rPr>
+          <w:rFonts w:ascii="Calibri" w:hAnsi="Calibri" w:cs="Calibri"/>
+          <w:i/>
+          <w:iCs/>
+          <w:sz w:val="22"/>
+          <w:szCs w:val="24"/>
+        </w:rPr>
         <w:t>presenter. All delivered in English unless stated otherwise.</w:t>
       </w:r>
     </w:p>
@@ -4023,7 +4405,25 @@
           <w:sz w:val="22"/>
           <w:szCs w:val="24"/>
         </w:rPr>
-        <w:t xml:space="preserve">, K Kim, J Groffen, A Borzée. Citizen science and roadkill trends in the Korean herpetofauna. Poster. </w:t>
+        <w:t xml:space="preserve">, K Kim, J </w:t>
+      </w:r>
+      <w:proofErr w:type="spellStart"/>
+      <w:r>
+        <w:rPr>
+          <w:rFonts w:ascii="Calibri" w:hAnsi="Calibri" w:cs="Calibri"/>
+          <w:sz w:val="22"/>
+          <w:szCs w:val="24"/>
+        </w:rPr>
+        <w:t>Groffen</w:t>
+      </w:r>
+      <w:proofErr w:type="spellEnd"/>
+      <w:r>
+        <w:rPr>
+          <w:rFonts w:ascii="Calibri" w:hAnsi="Calibri" w:cs="Calibri"/>
+          <w:sz w:val="22"/>
+          <w:szCs w:val="24"/>
+        </w:rPr>
+        <w:t xml:space="preserve">, A Borzée. Citizen science and roadkill trends in the Korean herpetofauna. Poster. </w:t>
       </w:r>
       <w:r>
         <w:rPr>
@@ -4195,8 +4595,20 @@
           <w:sz w:val="22"/>
           <w:szCs w:val="24"/>
         </w:rPr>
-        <w:t>Hynobius yangi</w:t>
-      </w:r>
+        <w:t xml:space="preserve">Hynobius </w:t>
+      </w:r>
+      <w:proofErr w:type="spellStart"/>
+      <w:r>
+        <w:rPr>
+          <w:rFonts w:ascii="Calibri" w:hAnsi="Calibri" w:cs="Calibri"/>
+          <w:i/>
+          <w:iCs/>
+          <w:sz w:val="22"/>
+          <w:szCs w:val="24"/>
+        </w:rPr>
+        <w:t>yangi</w:t>
+      </w:r>
+      <w:proofErr w:type="spellEnd"/>
       <w:r>
         <w:rPr>
           <w:rFonts w:ascii="Calibri" w:hAnsi="Calibri" w:cs="Calibri"/>

--- a/assets/files/Yucheol_Shin_CV_short.docx
+++ b/assets/files/Yucheol_Shin_CV_short.docx
@@ -712,7 +712,6 @@
         </w:rPr>
         <w:t xml:space="preserve">* </w:t>
       </w:r>
-      <w:proofErr w:type="gramStart"/>
       <w:r>
         <w:rPr>
           <w:rFonts w:ascii="Calibri" w:hAnsi="Calibri" w:cs="Calibri"/>
@@ -721,18 +720,7 @@
           <w:sz w:val="22"/>
           <w:szCs w:val="24"/>
         </w:rPr>
-        <w:t>denotes</w:t>
-      </w:r>
-      <w:proofErr w:type="gramEnd"/>
-      <w:r>
-        <w:rPr>
-          <w:rFonts w:ascii="Calibri" w:hAnsi="Calibri" w:cs="Calibri"/>
-          <w:i/>
-          <w:iCs/>
-          <w:sz w:val="22"/>
-          <w:szCs w:val="24"/>
-        </w:rPr>
-        <w:t xml:space="preserve"> co-first author papers</w:t>
+        <w:t>denotes co-first author papers</w:t>
       </w:r>
     </w:p>
     <w:p>
@@ -905,25 +893,7 @@
           <w:sz w:val="22"/>
           <w:szCs w:val="24"/>
         </w:rPr>
-        <w:t xml:space="preserve">. </w:t>
-      </w:r>
-      <w:proofErr w:type="spellStart"/>
-      <w:r>
-        <w:rPr>
-          <w:rFonts w:ascii="Calibri" w:hAnsi="Calibri" w:cs="Calibri"/>
-          <w:sz w:val="22"/>
-          <w:szCs w:val="24"/>
-        </w:rPr>
-        <w:t>NeoBiota</w:t>
-      </w:r>
-      <w:proofErr w:type="spellEnd"/>
-      <w:r>
-        <w:rPr>
-          <w:rFonts w:ascii="Calibri" w:hAnsi="Calibri" w:cs="Calibri"/>
-          <w:sz w:val="22"/>
-          <w:szCs w:val="24"/>
-        </w:rPr>
-        <w:t>.</w:t>
+        <w:t>. NeoBiota.</w:t>
       </w:r>
     </w:p>
     <w:p>
@@ -970,25 +940,7 @@
           <w:sz w:val="22"/>
           <w:szCs w:val="24"/>
         </w:rPr>
-        <w:t xml:space="preserve">, AJ </w:t>
-      </w:r>
-      <w:proofErr w:type="spellStart"/>
-      <w:r>
-        <w:rPr>
-          <w:rFonts w:ascii="Calibri" w:hAnsi="Calibri" w:cs="Calibri"/>
-          <w:sz w:val="22"/>
-          <w:szCs w:val="24"/>
-        </w:rPr>
-        <w:t>Mularo</w:t>
-      </w:r>
-      <w:proofErr w:type="spellEnd"/>
-      <w:r>
-        <w:rPr>
-          <w:rFonts w:ascii="Calibri" w:hAnsi="Calibri" w:cs="Calibri"/>
-          <w:sz w:val="22"/>
-          <w:szCs w:val="24"/>
-        </w:rPr>
-        <w:t>, X Feng, JA DeWoody.</w:t>
+        <w:t>, AJ Mularo, X Feng, JA DeWoody.</w:t>
       </w:r>
       <w:r>
         <w:rPr>
@@ -1101,33 +1053,7 @@
           <w:sz w:val="22"/>
           <w:szCs w:val="24"/>
         </w:rPr>
-        <w:t>16: e</w:t>
-      </w:r>
-      <w:proofErr w:type="gramStart"/>
-      <w:r>
-        <w:rPr>
-          <w:rFonts w:ascii="Calibri" w:hAnsi="Calibri" w:cs="Calibri"/>
-          <w:sz w:val="22"/>
-          <w:szCs w:val="24"/>
-        </w:rPr>
-        <w:t>62301.</w:t>
-      </w:r>
-      <w:r>
-        <w:rPr>
-          <w:rFonts w:ascii="Calibri" w:hAnsi="Calibri" w:cs="Calibri"/>
-          <w:sz w:val="22"/>
-          <w:szCs w:val="24"/>
-        </w:rPr>
-        <w:t>.</w:t>
-      </w:r>
-      <w:proofErr w:type="gramEnd"/>
-      <w:r>
-        <w:rPr>
-          <w:rFonts w:ascii="Calibri" w:hAnsi="Calibri" w:cs="Calibri"/>
-          <w:sz w:val="22"/>
-          <w:szCs w:val="24"/>
-        </w:rPr>
-        <w:t xml:space="preserve"> </w:t>
+        <w:t>16: e62301.</w:t>
       </w:r>
     </w:p>
     <w:p>
@@ -1495,25 +1421,7 @@
           <w:sz w:val="22"/>
           <w:szCs w:val="24"/>
         </w:rPr>
-        <w:t xml:space="preserve"> A Borzée, M Rodriguez, N Bhatri, YI Kim, </w:t>
-      </w:r>
-      <w:proofErr w:type="gramStart"/>
-      <w:r>
-        <w:rPr>
-          <w:rFonts w:ascii="Calibri" w:hAnsi="Calibri" w:cs="Calibri"/>
-          <w:sz w:val="22"/>
-          <w:szCs w:val="24"/>
-        </w:rPr>
-        <w:t>.....</w:t>
-      </w:r>
-      <w:proofErr w:type="gramEnd"/>
-      <w:r>
-        <w:rPr>
-          <w:rFonts w:ascii="Calibri" w:hAnsi="Calibri" w:cs="Calibri"/>
-          <w:sz w:val="22"/>
-          <w:szCs w:val="24"/>
-        </w:rPr>
-        <w:t xml:space="preserve">, VK Prasad, Y Jang, </w:t>
+        <w:t xml:space="preserve"> A Borzée, M Rodriguez, N Bhatri, YI Kim, ....., VK Prasad, Y Jang, </w:t>
       </w:r>
       <w:r>
         <w:rPr>
@@ -1598,7 +1506,6 @@
         </w:rPr>
         <w:t>, B Lim, H Serret, Y Jang. 2023. Do Barn Swallows (</w:t>
       </w:r>
-      <w:proofErr w:type="spellStart"/>
       <w:r>
         <w:rPr>
           <w:rFonts w:ascii="Calibri" w:hAnsi="Calibri" w:cs="Calibri"/>
@@ -1607,9 +1514,158 @@
           <w:sz w:val="22"/>
           <w:szCs w:val="24"/>
         </w:rPr>
-        <w:t>Hirundo</w:t>
-      </w:r>
-      <w:proofErr w:type="spellEnd"/>
+        <w:t>Hirundo rustica gutturalis</w:t>
+      </w:r>
+      <w:r>
+        <w:rPr>
+          <w:rFonts w:ascii="Calibri" w:hAnsi="Calibri" w:cs="Calibri"/>
+          <w:sz w:val="22"/>
+          <w:szCs w:val="24"/>
+        </w:rPr>
+        <w:t>) prefer to breed in inhabited houses in South Korea? The Wilson Journal of Ornithology 134: 633-641.</w:t>
+      </w:r>
+    </w:p>
+    <w:p>
+      <w:pPr>
+        <w:spacing w:line="240" w:lineRule="auto"/>
+        <w:ind w:left="330" w:hangingChars="150" w:hanging="330"/>
+        <w:rPr>
+          <w:rFonts w:ascii="Calibri" w:hAnsi="Calibri" w:cs="Calibri"/>
+          <w:sz w:val="22"/>
+          <w:szCs w:val="24"/>
+        </w:rPr>
+      </w:pPr>
+      <w:r>
+        <w:rPr>
+          <w:rFonts w:ascii="Calibri" w:hAnsi="Calibri" w:cs="Calibri"/>
+          <w:b/>
+          <w:bCs/>
+          <w:sz w:val="22"/>
+          <w:szCs w:val="24"/>
+        </w:rPr>
+        <w:lastRenderedPageBreak/>
+        <w:t>10.</w:t>
+      </w:r>
+      <w:r>
+        <w:rPr>
+          <w:rFonts w:ascii="Calibri" w:hAnsi="Calibri" w:cs="Calibri"/>
+          <w:sz w:val="22"/>
+          <w:szCs w:val="24"/>
+        </w:rPr>
+        <w:t xml:space="preserve"> </w:t>
+      </w:r>
+      <w:r>
+        <w:rPr>
+          <w:rFonts w:ascii="Calibri" w:hAnsi="Calibri" w:cs="Calibri"/>
+          <w:b/>
+          <w:bCs/>
+          <w:sz w:val="22"/>
+          <w:szCs w:val="24"/>
+        </w:rPr>
+        <w:t>Y Shin</w:t>
+      </w:r>
+      <w:r>
+        <w:rPr>
+          <w:rFonts w:ascii="Calibri" w:hAnsi="Calibri" w:cs="Calibri"/>
+          <w:sz w:val="22"/>
+          <w:szCs w:val="24"/>
+        </w:rPr>
+        <w:t>, K Kim, J Groffen, D Woo, E Song, A Borzée. 2022. Citizen science and roadkill trends in the Korean herpetofauna: the importance of spatially biased and unstandardized data. Frontiers in Ecology and Evolution 10: 944318.</w:t>
+      </w:r>
+    </w:p>
+    <w:p>
+      <w:pPr>
+        <w:spacing w:line="240" w:lineRule="auto"/>
+        <w:ind w:leftChars="50" w:left="320" w:hangingChars="100" w:hanging="220"/>
+        <w:rPr>
+          <w:rFonts w:ascii="Calibri" w:hAnsi="Calibri" w:cs="Calibri"/>
+          <w:sz w:val="22"/>
+          <w:szCs w:val="24"/>
+        </w:rPr>
+      </w:pPr>
+      <w:r>
+        <w:rPr>
+          <w:rFonts w:ascii="Calibri" w:hAnsi="Calibri" w:cs="Calibri"/>
+          <w:b/>
+          <w:bCs/>
+          <w:sz w:val="22"/>
+          <w:szCs w:val="24"/>
+        </w:rPr>
+        <w:t>9.</w:t>
+      </w:r>
+      <w:r>
+        <w:rPr>
+          <w:rFonts w:ascii="Calibri" w:hAnsi="Calibri" w:cs="Calibri"/>
+          <w:sz w:val="22"/>
+          <w:szCs w:val="24"/>
+        </w:rPr>
+        <w:t xml:space="preserve"> SN Othman, </w:t>
+      </w:r>
+      <w:r>
+        <w:rPr>
+          <w:rFonts w:ascii="Calibri" w:hAnsi="Calibri" w:cs="Calibri"/>
+          <w:b/>
+          <w:bCs/>
+          <w:sz w:val="22"/>
+          <w:szCs w:val="24"/>
+        </w:rPr>
+        <w:t>Y Shin</w:t>
+      </w:r>
+      <w:r>
+        <w:rPr>
+          <w:rFonts w:ascii="Calibri" w:hAnsi="Calibri" w:cs="Calibri"/>
+          <w:sz w:val="22"/>
+          <w:szCs w:val="24"/>
+        </w:rPr>
+        <w:t xml:space="preserve">, H-T Kim, M-F Chuang, Y Bae, J Hoti, Y Zhang, Y Jang, A Borzée. 2022. Evaluating the efficiency of popular species identification methods, and comparative workflow using morphometry and barcoding bioinformatics for taxonomy and origin of traded cryptic brown frogs. Global Ecology and Conservation 38: e02253. </w:t>
+      </w:r>
+    </w:p>
+    <w:p>
+      <w:pPr>
+        <w:spacing w:line="240" w:lineRule="auto"/>
+        <w:ind w:leftChars="50" w:left="320" w:hangingChars="100" w:hanging="220"/>
+        <w:rPr>
+          <w:rFonts w:ascii="Calibri" w:hAnsi="Calibri" w:cs="Calibri"/>
+          <w:sz w:val="22"/>
+          <w:szCs w:val="24"/>
+        </w:rPr>
+      </w:pPr>
+      <w:r>
+        <w:rPr>
+          <w:rFonts w:ascii="Calibri" w:hAnsi="Calibri" w:cs="Calibri"/>
+          <w:b/>
+          <w:bCs/>
+          <w:sz w:val="22"/>
+          <w:szCs w:val="24"/>
+        </w:rPr>
+        <w:t>8.</w:t>
+      </w:r>
+      <w:r>
+        <w:rPr>
+          <w:rFonts w:ascii="Calibri" w:hAnsi="Calibri" w:cs="Calibri"/>
+          <w:sz w:val="22"/>
+          <w:szCs w:val="24"/>
+        </w:rPr>
+        <w:t xml:space="preserve"> A Borzée, </w:t>
+      </w:r>
+      <w:r>
+        <w:rPr>
+          <w:rFonts w:ascii="Calibri" w:hAnsi="Calibri" w:cs="Calibri"/>
+          <w:b/>
+          <w:bCs/>
+          <w:sz w:val="22"/>
+          <w:szCs w:val="24"/>
+        </w:rPr>
+        <w:t>Y Shin</w:t>
+      </w:r>
+      <w:r>
+        <w:rPr>
+          <w:rFonts w:ascii="Calibri" w:hAnsi="Calibri" w:cs="Calibri"/>
+          <w:sz w:val="22"/>
+          <w:szCs w:val="24"/>
+        </w:rPr>
+        <w:t xml:space="preserve">, N Poyarkov, JY Jeon, HJ Baek, CH Lee, J An, YJ Hong, M-S Min. 2022. Dwindling in the mountains: description of a critically endangered and microendemic </w:t>
+      </w:r>
       <w:r>
         <w:rPr>
           <w:rFonts w:ascii="Calibri" w:hAnsi="Calibri" w:cs="Calibri"/>
@@ -1618,9 +1674,63 @@
           <w:sz w:val="22"/>
           <w:szCs w:val="24"/>
         </w:rPr>
-        <w:t xml:space="preserve"> rustica </w:t>
-      </w:r>
-      <w:proofErr w:type="spellStart"/>
+        <w:t>Onychodactylus</w:t>
+      </w:r>
+      <w:r>
+        <w:rPr>
+          <w:rFonts w:ascii="Calibri" w:hAnsi="Calibri" w:cs="Calibri"/>
+          <w:sz w:val="22"/>
+          <w:szCs w:val="24"/>
+        </w:rPr>
+        <w:t xml:space="preserve"> species (Amphibia, Hynobiidae) from the Korean Peninsula. Zoological Research 43: 750−755.</w:t>
+      </w:r>
+    </w:p>
+    <w:p>
+      <w:pPr>
+        <w:spacing w:line="240" w:lineRule="auto"/>
+        <w:ind w:leftChars="50" w:left="320" w:hangingChars="100" w:hanging="220"/>
+        <w:rPr>
+          <w:rFonts w:ascii="Calibri" w:hAnsi="Calibri" w:cs="Calibri"/>
+          <w:sz w:val="22"/>
+          <w:szCs w:val="24"/>
+        </w:rPr>
+      </w:pPr>
+      <w:r>
+        <w:rPr>
+          <w:rFonts w:ascii="Calibri" w:hAnsi="Calibri" w:cs="Calibri"/>
+          <w:b/>
+          <w:bCs/>
+          <w:sz w:val="22"/>
+          <w:szCs w:val="24"/>
+        </w:rPr>
+        <w:t>7.</w:t>
+      </w:r>
+      <w:r>
+        <w:rPr>
+          <w:rFonts w:ascii="Calibri" w:hAnsi="Calibri" w:cs="Calibri"/>
+          <w:sz w:val="22"/>
+          <w:szCs w:val="24"/>
+        </w:rPr>
+        <w:t xml:space="preserve"> </w:t>
+      </w:r>
+      <w:r>
+        <w:rPr>
+          <w:rFonts w:ascii="Calibri" w:hAnsi="Calibri" w:cs="Calibri"/>
+          <w:b/>
+          <w:bCs/>
+          <w:sz w:val="22"/>
+          <w:szCs w:val="24"/>
+        </w:rPr>
+        <w:t>Y Shin</w:t>
+      </w:r>
+      <w:r>
+        <w:rPr>
+          <w:rFonts w:ascii="Calibri" w:hAnsi="Calibri" w:cs="Calibri"/>
+          <w:sz w:val="22"/>
+          <w:szCs w:val="24"/>
+        </w:rPr>
+        <w:t xml:space="preserve">, M-S Min, A Borzée. 2021. Driven to the edge: Species distribution modeling of a Clawed Salamander (Hynobiidae: </w:t>
+      </w:r>
       <w:r>
         <w:rPr>
           <w:rFonts w:ascii="Calibri" w:hAnsi="Calibri" w:cs="Calibri"/>
@@ -1629,82 +1739,15 @@
           <w:sz w:val="22"/>
           <w:szCs w:val="24"/>
         </w:rPr>
-        <w:t>gutturalis</w:t>
-      </w:r>
-      <w:proofErr w:type="spellEnd"/>
-      <w:r>
-        <w:rPr>
-          <w:rFonts w:ascii="Calibri" w:hAnsi="Calibri" w:cs="Calibri"/>
-          <w:sz w:val="22"/>
-          <w:szCs w:val="24"/>
-        </w:rPr>
-        <w:t>) prefer to breed in inhabited houses in South Korea? The Wilson Journal of Ornithology 134: 633-641.</w:t>
-      </w:r>
-    </w:p>
-    <w:p>
-      <w:pPr>
-        <w:spacing w:line="240" w:lineRule="auto"/>
-        <w:ind w:left="330" w:hangingChars="150" w:hanging="330"/>
-        <w:rPr>
-          <w:rFonts w:ascii="Calibri" w:hAnsi="Calibri" w:cs="Calibri"/>
-          <w:sz w:val="22"/>
-          <w:szCs w:val="24"/>
-        </w:rPr>
-      </w:pPr>
-      <w:r>
-        <w:rPr>
-          <w:rFonts w:ascii="Calibri" w:hAnsi="Calibri" w:cs="Calibri"/>
-          <w:b/>
-          <w:bCs/>
-          <w:sz w:val="22"/>
-          <w:szCs w:val="24"/>
-        </w:rPr>
-        <w:lastRenderedPageBreak/>
-        <w:t>10.</w:t>
-      </w:r>
-      <w:r>
-        <w:rPr>
-          <w:rFonts w:ascii="Calibri" w:hAnsi="Calibri" w:cs="Calibri"/>
-          <w:sz w:val="22"/>
-          <w:szCs w:val="24"/>
-        </w:rPr>
-        <w:t xml:space="preserve"> </w:t>
-      </w:r>
-      <w:r>
-        <w:rPr>
-          <w:rFonts w:ascii="Calibri" w:hAnsi="Calibri" w:cs="Calibri"/>
-          <w:b/>
-          <w:bCs/>
-          <w:sz w:val="22"/>
-          <w:szCs w:val="24"/>
-        </w:rPr>
-        <w:t>Y Shin</w:t>
-      </w:r>
-      <w:r>
-        <w:rPr>
-          <w:rFonts w:ascii="Calibri" w:hAnsi="Calibri" w:cs="Calibri"/>
-          <w:sz w:val="22"/>
-          <w:szCs w:val="24"/>
-        </w:rPr>
-        <w:t xml:space="preserve">, K Kim, J </w:t>
-      </w:r>
-      <w:proofErr w:type="spellStart"/>
-      <w:r>
-        <w:rPr>
-          <w:rFonts w:ascii="Calibri" w:hAnsi="Calibri" w:cs="Calibri"/>
-          <w:sz w:val="22"/>
-          <w:szCs w:val="24"/>
-        </w:rPr>
-        <w:t>Groffen</w:t>
-      </w:r>
-      <w:proofErr w:type="spellEnd"/>
-      <w:r>
-        <w:rPr>
-          <w:rFonts w:ascii="Calibri" w:hAnsi="Calibri" w:cs="Calibri"/>
-          <w:sz w:val="22"/>
-          <w:szCs w:val="24"/>
-        </w:rPr>
-        <w:t>, D Woo, E Song, A Borzée. 2022. Citizen science and roadkill trends in the Korean herpetofauna: the importance of spatially biased and unstandardized data. Frontiers in Ecology and Evolution 10: 944318.</w:t>
+        <w:t>Onychodactylus koreanus</w:t>
+      </w:r>
+      <w:r>
+        <w:rPr>
+          <w:rFonts w:ascii="Calibri" w:hAnsi="Calibri" w:cs="Calibri"/>
+          <w:sz w:val="22"/>
+          <w:szCs w:val="24"/>
+        </w:rPr>
+        <w:t>) predicts range shifts and drastic decrease of suitable habitats in response to climate change. Ecology and Evolution 11: 14669-14688.</w:t>
       </w:r>
     </w:p>
     <w:p>
@@ -1725,15 +1768,15 @@
           <w:sz w:val="22"/>
           <w:szCs w:val="24"/>
         </w:rPr>
-        <w:t>9.</w:t>
-      </w:r>
-      <w:r>
-        <w:rPr>
-          <w:rFonts w:ascii="Calibri" w:hAnsi="Calibri" w:cs="Calibri"/>
-          <w:sz w:val="22"/>
-          <w:szCs w:val="24"/>
-        </w:rPr>
-        <w:t xml:space="preserve"> SN Othman, </w:t>
+        <w:t>6.</w:t>
+      </w:r>
+      <w:r>
+        <w:rPr>
+          <w:rFonts w:ascii="Calibri" w:hAnsi="Calibri" w:cs="Calibri"/>
+          <w:sz w:val="22"/>
+          <w:szCs w:val="24"/>
+        </w:rPr>
+        <w:t xml:space="preserve"> A Borzée, SN Litvinchuk, K Ri, D Andersen, TY Nam, GH Jon, HS Man, JS Choe, S Kwon, SN Othman, K Messenger, Y Bae, </w:t>
       </w:r>
       <w:r>
         <w:rPr>
@@ -1751,7 +1794,7 @@
           <w:sz w:val="22"/>
           <w:szCs w:val="24"/>
         </w:rPr>
-        <w:t xml:space="preserve">, H-T Kim, M-F Chuang, Y Bae, J Hoti, Y Zhang, Y Jang, A Borzée. 2022. Evaluating the efficiency of popular species identification methods, and comparative workflow using morphometry and barcoding bioinformatics for taxonomy and origin of traded cryptic brown frogs. Global Ecology and Conservation 38: e02253. </w:t>
+        <w:t>, A Kim, I Maslova, J Luedtke, L Hobin, N Moores, B Seliger, F Glenk, Y Jang. 2021. Update on distribution and threat status of amphibians in the Democratic People's Republic of Korea: conclusions based on field surveys, landscape modeling, molecular analyses, and call properties. Animals 11:2057.</w:t>
       </w:r>
     </w:p>
     <w:p>
@@ -1772,15 +1815,15 @@
           <w:sz w:val="22"/>
           <w:szCs w:val="24"/>
         </w:rPr>
-        <w:t>8.</w:t>
-      </w:r>
-      <w:r>
-        <w:rPr>
-          <w:rFonts w:ascii="Calibri" w:hAnsi="Calibri" w:cs="Calibri"/>
-          <w:sz w:val="22"/>
-          <w:szCs w:val="24"/>
-        </w:rPr>
-        <w:t xml:space="preserve"> A Borzée, </w:t>
+        <w:t>5.</w:t>
+      </w:r>
+      <w:r>
+        <w:rPr>
+          <w:rFonts w:ascii="Calibri" w:hAnsi="Calibri" w:cs="Calibri"/>
+          <w:sz w:val="22"/>
+          <w:szCs w:val="24"/>
+        </w:rPr>
+        <w:t xml:space="preserve"> </w:t>
       </w:r>
       <w:r>
         <w:rPr>
@@ -1798,25 +1841,54 @@
           <w:sz w:val="22"/>
           <w:szCs w:val="24"/>
         </w:rPr>
-        <w:t xml:space="preserve">, N </w:t>
-      </w:r>
-      <w:proofErr w:type="spellStart"/>
-      <w:r>
-        <w:rPr>
-          <w:rFonts w:ascii="Calibri" w:hAnsi="Calibri" w:cs="Calibri"/>
-          <w:sz w:val="22"/>
-          <w:szCs w:val="24"/>
-        </w:rPr>
-        <w:t>Poyarkov</w:t>
-      </w:r>
-      <w:proofErr w:type="spellEnd"/>
-      <w:r>
-        <w:rPr>
-          <w:rFonts w:ascii="Calibri" w:hAnsi="Calibri" w:cs="Calibri"/>
-          <w:sz w:val="22"/>
-          <w:szCs w:val="24"/>
-        </w:rPr>
-        <w:t xml:space="preserve">, JY Jeon, HJ Baek, CH Lee, J An, YJ Hong, M-S Min. 2022. Dwindling in the mountains: description of a critically endangered and microendemic </w:t>
+        <w:t>, Y Jang, A Borzée. 2021. Snakebite envenomings in the Republic of Korea from the 1970s to the 2020s: a review. Toxicon 196: 8-18.</w:t>
+      </w:r>
+    </w:p>
+    <w:p>
+      <w:pPr>
+        <w:spacing w:line="240" w:lineRule="auto"/>
+        <w:ind w:leftChars="50" w:left="320" w:hangingChars="100" w:hanging="220"/>
+        <w:rPr>
+          <w:rFonts w:ascii="Calibri" w:hAnsi="Calibri" w:cs="Calibri"/>
+          <w:sz w:val="22"/>
+          <w:szCs w:val="24"/>
+        </w:rPr>
+      </w:pPr>
+      <w:r>
+        <w:rPr>
+          <w:rFonts w:ascii="Calibri" w:hAnsi="Calibri" w:cs="Calibri"/>
+          <w:b/>
+          <w:bCs/>
+          <w:sz w:val="22"/>
+          <w:szCs w:val="24"/>
+        </w:rPr>
+        <w:t>4.</w:t>
+      </w:r>
+      <w:r>
+        <w:rPr>
+          <w:rFonts w:ascii="Calibri" w:hAnsi="Calibri" w:cs="Calibri"/>
+          <w:sz w:val="22"/>
+          <w:szCs w:val="24"/>
+        </w:rPr>
+        <w:t xml:space="preserve"> </w:t>
+      </w:r>
+      <w:r>
+        <w:rPr>
+          <w:rFonts w:ascii="Calibri" w:hAnsi="Calibri" w:cs="Calibri"/>
+          <w:b/>
+          <w:bCs/>
+          <w:sz w:val="22"/>
+          <w:szCs w:val="24"/>
+        </w:rPr>
+        <w:t>Y Shin*</w:t>
+      </w:r>
+      <w:r>
+        <w:rPr>
+          <w:rFonts w:ascii="Calibri" w:hAnsi="Calibri" w:cs="Calibri"/>
+          <w:sz w:val="22"/>
+          <w:szCs w:val="24"/>
+        </w:rPr>
+        <w:t xml:space="preserve">, KR Messenger*, KS Koo, SC Lee, M Hou, A Borzée. 2021. How threatened is </w:t>
       </w:r>
       <w:r>
         <w:rPr>
@@ -1826,15 +1898,15 @@
           <w:sz w:val="22"/>
           <w:szCs w:val="24"/>
         </w:rPr>
-        <w:t>Onychodactylus</w:t>
-      </w:r>
-      <w:r>
-        <w:rPr>
-          <w:rFonts w:ascii="Calibri" w:hAnsi="Calibri" w:cs="Calibri"/>
-          <w:sz w:val="22"/>
-          <w:szCs w:val="24"/>
-        </w:rPr>
-        <w:t xml:space="preserve"> species (Amphibia, Hynobiidae) from the Korean Peninsula. Zoological Research 43: 750−755.</w:t>
+        <w:t>Scincella huanrenensis</w:t>
+      </w:r>
+      <w:r>
+        <w:rPr>
+          <w:rFonts w:ascii="Calibri" w:hAnsi="Calibri" w:cs="Calibri"/>
+          <w:sz w:val="22"/>
+          <w:szCs w:val="24"/>
+        </w:rPr>
+        <w:t>? An update on threats and trends. Conservation 1: 58-72.</w:t>
       </w:r>
     </w:p>
     <w:p>
@@ -1855,7 +1927,54 @@
           <w:sz w:val="22"/>
           <w:szCs w:val="24"/>
         </w:rPr>
-        <w:t>7.</w:t>
+        <w:t>3.</w:t>
+      </w:r>
+      <w:r>
+        <w:rPr>
+          <w:rFonts w:ascii="Calibri" w:hAnsi="Calibri" w:cs="Calibri"/>
+          <w:sz w:val="22"/>
+          <w:szCs w:val="24"/>
+        </w:rPr>
+        <w:t xml:space="preserve"> D Macias, </w:t>
+      </w:r>
+      <w:r>
+        <w:rPr>
+          <w:rFonts w:ascii="Calibri" w:hAnsi="Calibri" w:cs="Calibri"/>
+          <w:b/>
+          <w:bCs/>
+          <w:sz w:val="22"/>
+          <w:szCs w:val="24"/>
+        </w:rPr>
+        <w:t>Y Shin</w:t>
+      </w:r>
+      <w:r>
+        <w:rPr>
+          <w:rFonts w:ascii="Calibri" w:hAnsi="Calibri" w:cs="Calibri"/>
+          <w:sz w:val="22"/>
+          <w:szCs w:val="24"/>
+        </w:rPr>
+        <w:t>, A Borzée. 2021. An update on the conservation status and ecology of Korean terrestrial squamates. Journal for Nature Conservation 60: 125971.</w:t>
+      </w:r>
+    </w:p>
+    <w:p>
+      <w:pPr>
+        <w:spacing w:line="240" w:lineRule="auto"/>
+        <w:ind w:leftChars="50" w:left="320" w:hangingChars="100" w:hanging="220"/>
+        <w:rPr>
+          <w:rFonts w:ascii="Calibri" w:hAnsi="Calibri" w:cs="Calibri"/>
+          <w:sz w:val="22"/>
+          <w:szCs w:val="24"/>
+        </w:rPr>
+      </w:pPr>
+      <w:r>
+        <w:rPr>
+          <w:rFonts w:ascii="Calibri" w:hAnsi="Calibri" w:cs="Calibri"/>
+          <w:b/>
+          <w:bCs/>
+          <w:sz w:val="22"/>
+          <w:szCs w:val="24"/>
+        </w:rPr>
+        <w:t>2.</w:t>
       </w:r>
       <w:r>
         <w:rPr>
@@ -1881,7 +2000,54 @@
           <w:sz w:val="22"/>
           <w:szCs w:val="24"/>
         </w:rPr>
-        <w:t xml:space="preserve">, M-S Min, A Borzée. 2021. Driven to the edge: Species distribution modeling of a Clawed Salamander (Hynobiidae: </w:t>
+        <w:t>, Y Jang, SJR Allain, A Borzée. 2020. Catalogue of herpetological specimens of the Ewha Womans University Natural History Museum (EWNHM), Republic of Korea. ZooKeys 965: 103-139.</w:t>
+      </w:r>
+    </w:p>
+    <w:p>
+      <w:pPr>
+        <w:spacing w:after="0" w:line="240" w:lineRule="auto"/>
+        <w:ind w:leftChars="50" w:left="320" w:hangingChars="100" w:hanging="220"/>
+        <w:rPr>
+          <w:rFonts w:ascii="Calibri" w:hAnsi="Calibri" w:cs="Calibri"/>
+          <w:sz w:val="22"/>
+          <w:szCs w:val="24"/>
+        </w:rPr>
+      </w:pPr>
+      <w:r>
+        <w:rPr>
+          <w:rFonts w:ascii="Calibri" w:hAnsi="Calibri" w:cs="Calibri"/>
+          <w:b/>
+          <w:bCs/>
+          <w:sz w:val="22"/>
+          <w:szCs w:val="24"/>
+        </w:rPr>
+        <w:t>1.</w:t>
+      </w:r>
+      <w:r>
+        <w:rPr>
+          <w:rFonts w:ascii="Calibri" w:hAnsi="Calibri" w:cs="Calibri"/>
+          <w:sz w:val="22"/>
+          <w:szCs w:val="24"/>
+        </w:rPr>
+        <w:t xml:space="preserve"> A Borzée, KR Messenger, S Chae, D Andersen, J Groffen, YI Kim, J An, SN Othman, K Ri, TY Nam, Y Bae, J-L Ren, J-T Li, M-F Chuang, Y Yi, </w:t>
+      </w:r>
+      <w:r>
+        <w:rPr>
+          <w:rFonts w:ascii="Calibri" w:hAnsi="Calibri" w:cs="Calibri"/>
+          <w:b/>
+          <w:bCs/>
+          <w:sz w:val="22"/>
+          <w:szCs w:val="24"/>
+        </w:rPr>
+        <w:t>Y Shin</w:t>
+      </w:r>
+      <w:r>
+        <w:rPr>
+          <w:rFonts w:ascii="Calibri" w:hAnsi="Calibri" w:cs="Calibri"/>
+          <w:sz w:val="22"/>
+          <w:szCs w:val="24"/>
+        </w:rPr>
+        <w:t xml:space="preserve">, T Kwon, Y Jang, M-S, Min. 2020. Yellow sea mediated segregation between North East Asian </w:t>
       </w:r>
       <w:r>
         <w:rPr>
@@ -1891,360 +2057,6 @@
           <w:sz w:val="22"/>
           <w:szCs w:val="24"/>
         </w:rPr>
-        <w:t>Onychodactylus koreanus</w:t>
-      </w:r>
-      <w:r>
-        <w:rPr>
-          <w:rFonts w:ascii="Calibri" w:hAnsi="Calibri" w:cs="Calibri"/>
-          <w:sz w:val="22"/>
-          <w:szCs w:val="24"/>
-        </w:rPr>
-        <w:t>) predicts range shifts and drastic decrease of suitable habitats in response to climate change. Ecology and Evolution 11: 14669-14688.</w:t>
-      </w:r>
-    </w:p>
-    <w:p>
-      <w:pPr>
-        <w:spacing w:line="240" w:lineRule="auto"/>
-        <w:ind w:leftChars="50" w:left="320" w:hangingChars="100" w:hanging="220"/>
-        <w:rPr>
-          <w:rFonts w:ascii="Calibri" w:hAnsi="Calibri" w:cs="Calibri"/>
-          <w:sz w:val="22"/>
-          <w:szCs w:val="24"/>
-        </w:rPr>
-      </w:pPr>
-      <w:r>
-        <w:rPr>
-          <w:rFonts w:ascii="Calibri" w:hAnsi="Calibri" w:cs="Calibri"/>
-          <w:b/>
-          <w:bCs/>
-          <w:sz w:val="22"/>
-          <w:szCs w:val="24"/>
-        </w:rPr>
-        <w:t>6.</w:t>
-      </w:r>
-      <w:r>
-        <w:rPr>
-          <w:rFonts w:ascii="Calibri" w:hAnsi="Calibri" w:cs="Calibri"/>
-          <w:sz w:val="22"/>
-          <w:szCs w:val="24"/>
-        </w:rPr>
-        <w:t xml:space="preserve"> A Borzée, SN Litvinchuk, K Ri, D Andersen, TY Nam, GH Jon, HS Man, JS Choe, S Kwon, SN Othman, K Messenger, Y Bae, </w:t>
-      </w:r>
-      <w:r>
-        <w:rPr>
-          <w:rFonts w:ascii="Calibri" w:hAnsi="Calibri" w:cs="Calibri"/>
-          <w:b/>
-          <w:bCs/>
-          <w:sz w:val="22"/>
-          <w:szCs w:val="24"/>
-        </w:rPr>
-        <w:t>Y Shin</w:t>
-      </w:r>
-      <w:r>
-        <w:rPr>
-          <w:rFonts w:ascii="Calibri" w:hAnsi="Calibri" w:cs="Calibri"/>
-          <w:sz w:val="22"/>
-          <w:szCs w:val="24"/>
-        </w:rPr>
-        <w:t xml:space="preserve">, A Kim, I Maslova, J Luedtke, L Hobin, N </w:t>
-      </w:r>
-      <w:proofErr w:type="spellStart"/>
-      <w:r>
-        <w:rPr>
-          <w:rFonts w:ascii="Calibri" w:hAnsi="Calibri" w:cs="Calibri"/>
-          <w:sz w:val="22"/>
-          <w:szCs w:val="24"/>
-        </w:rPr>
-        <w:t>Moores</w:t>
-      </w:r>
-      <w:proofErr w:type="spellEnd"/>
-      <w:r>
-        <w:rPr>
-          <w:rFonts w:ascii="Calibri" w:hAnsi="Calibri" w:cs="Calibri"/>
-          <w:sz w:val="22"/>
-          <w:szCs w:val="24"/>
-        </w:rPr>
-        <w:t>, B Seliger, F Glenk, Y Jang. 2021. Update on distribution and threat status of amphibians in the Democratic People's Republic of Korea: conclusions based on field surveys, landscape modeling, molecular analyses, and call properties. Animals 11:2057.</w:t>
-      </w:r>
-    </w:p>
-    <w:p>
-      <w:pPr>
-        <w:spacing w:line="240" w:lineRule="auto"/>
-        <w:ind w:leftChars="50" w:left="320" w:hangingChars="100" w:hanging="220"/>
-        <w:rPr>
-          <w:rFonts w:ascii="Calibri" w:hAnsi="Calibri" w:cs="Calibri"/>
-          <w:sz w:val="22"/>
-          <w:szCs w:val="24"/>
-        </w:rPr>
-      </w:pPr>
-      <w:r>
-        <w:rPr>
-          <w:rFonts w:ascii="Calibri" w:hAnsi="Calibri" w:cs="Calibri"/>
-          <w:b/>
-          <w:bCs/>
-          <w:sz w:val="22"/>
-          <w:szCs w:val="24"/>
-        </w:rPr>
-        <w:t>5.</w:t>
-      </w:r>
-      <w:r>
-        <w:rPr>
-          <w:rFonts w:ascii="Calibri" w:hAnsi="Calibri" w:cs="Calibri"/>
-          <w:sz w:val="22"/>
-          <w:szCs w:val="24"/>
-        </w:rPr>
-        <w:t xml:space="preserve"> </w:t>
-      </w:r>
-      <w:r>
-        <w:rPr>
-          <w:rFonts w:ascii="Calibri" w:hAnsi="Calibri" w:cs="Calibri"/>
-          <w:b/>
-          <w:bCs/>
-          <w:sz w:val="22"/>
-          <w:szCs w:val="24"/>
-        </w:rPr>
-        <w:t>Y Shin</w:t>
-      </w:r>
-      <w:r>
-        <w:rPr>
-          <w:rFonts w:ascii="Calibri" w:hAnsi="Calibri" w:cs="Calibri"/>
-          <w:sz w:val="22"/>
-          <w:szCs w:val="24"/>
-        </w:rPr>
-        <w:t>, Y Jang, A Borzée. 2021. Snakebite envenomings in the Republic of Korea from the 1970s to the 2020s: a review. Toxicon 196: 8-18.</w:t>
-      </w:r>
-    </w:p>
-    <w:p>
-      <w:pPr>
-        <w:spacing w:line="240" w:lineRule="auto"/>
-        <w:ind w:leftChars="50" w:left="320" w:hangingChars="100" w:hanging="220"/>
-        <w:rPr>
-          <w:rFonts w:ascii="Calibri" w:hAnsi="Calibri" w:cs="Calibri"/>
-          <w:sz w:val="22"/>
-          <w:szCs w:val="24"/>
-        </w:rPr>
-      </w:pPr>
-      <w:r>
-        <w:rPr>
-          <w:rFonts w:ascii="Calibri" w:hAnsi="Calibri" w:cs="Calibri"/>
-          <w:b/>
-          <w:bCs/>
-          <w:sz w:val="22"/>
-          <w:szCs w:val="24"/>
-        </w:rPr>
-        <w:t>4.</w:t>
-      </w:r>
-      <w:r>
-        <w:rPr>
-          <w:rFonts w:ascii="Calibri" w:hAnsi="Calibri" w:cs="Calibri"/>
-          <w:sz w:val="22"/>
-          <w:szCs w:val="24"/>
-        </w:rPr>
-        <w:t xml:space="preserve"> </w:t>
-      </w:r>
-      <w:r>
-        <w:rPr>
-          <w:rFonts w:ascii="Calibri" w:hAnsi="Calibri" w:cs="Calibri"/>
-          <w:b/>
-          <w:bCs/>
-          <w:sz w:val="22"/>
-          <w:szCs w:val="24"/>
-        </w:rPr>
-        <w:t>Y Shin*</w:t>
-      </w:r>
-      <w:r>
-        <w:rPr>
-          <w:rFonts w:ascii="Calibri" w:hAnsi="Calibri" w:cs="Calibri"/>
-          <w:sz w:val="22"/>
-          <w:szCs w:val="24"/>
-        </w:rPr>
-        <w:t xml:space="preserve">, KR Messenger*, KS Koo, SC Lee, M Hou, A Borzée. 2021. How threatened is </w:t>
-      </w:r>
-      <w:r>
-        <w:rPr>
-          <w:rFonts w:ascii="Calibri" w:hAnsi="Calibri" w:cs="Calibri"/>
-          <w:i/>
-          <w:iCs/>
-          <w:sz w:val="22"/>
-          <w:szCs w:val="24"/>
-        </w:rPr>
-        <w:t>Scincella huanrenensis</w:t>
-      </w:r>
-      <w:r>
-        <w:rPr>
-          <w:rFonts w:ascii="Calibri" w:hAnsi="Calibri" w:cs="Calibri"/>
-          <w:sz w:val="22"/>
-          <w:szCs w:val="24"/>
-        </w:rPr>
-        <w:t>? An update on threats and trends. Conservation 1: 58-72.</w:t>
-      </w:r>
-    </w:p>
-    <w:p>
-      <w:pPr>
-        <w:spacing w:line="240" w:lineRule="auto"/>
-        <w:ind w:leftChars="50" w:left="320" w:hangingChars="100" w:hanging="220"/>
-        <w:rPr>
-          <w:rFonts w:ascii="Calibri" w:hAnsi="Calibri" w:cs="Calibri"/>
-          <w:sz w:val="22"/>
-          <w:szCs w:val="24"/>
-        </w:rPr>
-      </w:pPr>
-      <w:r>
-        <w:rPr>
-          <w:rFonts w:ascii="Calibri" w:hAnsi="Calibri" w:cs="Calibri"/>
-          <w:b/>
-          <w:bCs/>
-          <w:sz w:val="22"/>
-          <w:szCs w:val="24"/>
-        </w:rPr>
-        <w:t>3.</w:t>
-      </w:r>
-      <w:r>
-        <w:rPr>
-          <w:rFonts w:ascii="Calibri" w:hAnsi="Calibri" w:cs="Calibri"/>
-          <w:sz w:val="22"/>
-          <w:szCs w:val="24"/>
-        </w:rPr>
-        <w:t xml:space="preserve"> D Macias, </w:t>
-      </w:r>
-      <w:r>
-        <w:rPr>
-          <w:rFonts w:ascii="Calibri" w:hAnsi="Calibri" w:cs="Calibri"/>
-          <w:b/>
-          <w:bCs/>
-          <w:sz w:val="22"/>
-          <w:szCs w:val="24"/>
-        </w:rPr>
-        <w:t>Y Shin</w:t>
-      </w:r>
-      <w:r>
-        <w:rPr>
-          <w:rFonts w:ascii="Calibri" w:hAnsi="Calibri" w:cs="Calibri"/>
-          <w:sz w:val="22"/>
-          <w:szCs w:val="24"/>
-        </w:rPr>
-        <w:t>, A Borzée. 2021. An update on the conservation status and ecology of Korean terrestrial squamates. Journal for Nature Conservation 60: 125971.</w:t>
-      </w:r>
-    </w:p>
-    <w:p>
-      <w:pPr>
-        <w:spacing w:line="240" w:lineRule="auto"/>
-        <w:ind w:leftChars="50" w:left="320" w:hangingChars="100" w:hanging="220"/>
-        <w:rPr>
-          <w:rFonts w:ascii="Calibri" w:hAnsi="Calibri" w:cs="Calibri"/>
-          <w:sz w:val="22"/>
-          <w:szCs w:val="24"/>
-        </w:rPr>
-      </w:pPr>
-      <w:r>
-        <w:rPr>
-          <w:rFonts w:ascii="Calibri" w:hAnsi="Calibri" w:cs="Calibri"/>
-          <w:b/>
-          <w:bCs/>
-          <w:sz w:val="22"/>
-          <w:szCs w:val="24"/>
-        </w:rPr>
-        <w:t>2.</w:t>
-      </w:r>
-      <w:r>
-        <w:rPr>
-          <w:rFonts w:ascii="Calibri" w:hAnsi="Calibri" w:cs="Calibri"/>
-          <w:sz w:val="22"/>
-          <w:szCs w:val="24"/>
-        </w:rPr>
-        <w:t xml:space="preserve"> </w:t>
-      </w:r>
-      <w:r>
-        <w:rPr>
-          <w:rFonts w:ascii="Calibri" w:hAnsi="Calibri" w:cs="Calibri"/>
-          <w:b/>
-          <w:bCs/>
-          <w:sz w:val="22"/>
-          <w:szCs w:val="24"/>
-        </w:rPr>
-        <w:t>Y Shin</w:t>
-      </w:r>
-      <w:r>
-        <w:rPr>
-          <w:rFonts w:ascii="Calibri" w:hAnsi="Calibri" w:cs="Calibri"/>
-          <w:sz w:val="22"/>
-          <w:szCs w:val="24"/>
-        </w:rPr>
-        <w:t>, Y Jang, SJR Allain, A Borzée. 2020. Catalogue of herpetological specimens of the Ewha Womans University Natural History Museum (EWNHM), Republic of Korea. ZooKeys 965: 103-139.</w:t>
-      </w:r>
-    </w:p>
-    <w:p>
-      <w:pPr>
-        <w:spacing w:after="0" w:line="240" w:lineRule="auto"/>
-        <w:ind w:leftChars="50" w:left="320" w:hangingChars="100" w:hanging="220"/>
-        <w:rPr>
-          <w:rFonts w:ascii="Calibri" w:hAnsi="Calibri" w:cs="Calibri"/>
-          <w:sz w:val="22"/>
-          <w:szCs w:val="24"/>
-        </w:rPr>
-      </w:pPr>
-      <w:r>
-        <w:rPr>
-          <w:rFonts w:ascii="Calibri" w:hAnsi="Calibri" w:cs="Calibri"/>
-          <w:b/>
-          <w:bCs/>
-          <w:sz w:val="22"/>
-          <w:szCs w:val="24"/>
-        </w:rPr>
-        <w:t>1.</w:t>
-      </w:r>
-      <w:r>
-        <w:rPr>
-          <w:rFonts w:ascii="Calibri" w:hAnsi="Calibri" w:cs="Calibri"/>
-          <w:sz w:val="22"/>
-          <w:szCs w:val="24"/>
-        </w:rPr>
-        <w:t xml:space="preserve"> A Borzée, KR Messenger, S Chae, D Andersen, J </w:t>
-      </w:r>
-      <w:proofErr w:type="spellStart"/>
-      <w:r>
-        <w:rPr>
-          <w:rFonts w:ascii="Calibri" w:hAnsi="Calibri" w:cs="Calibri"/>
-          <w:sz w:val="22"/>
-          <w:szCs w:val="24"/>
-        </w:rPr>
-        <w:t>Groffen</w:t>
-      </w:r>
-      <w:proofErr w:type="spellEnd"/>
-      <w:r>
-        <w:rPr>
-          <w:rFonts w:ascii="Calibri" w:hAnsi="Calibri" w:cs="Calibri"/>
-          <w:sz w:val="22"/>
-          <w:szCs w:val="24"/>
-        </w:rPr>
-        <w:t xml:space="preserve">, YI Kim, J An, SN Othman, K Ri, TY Nam, Y Bae, J-L Ren, J-T Li, M-F Chuang, Y Yi, </w:t>
-      </w:r>
-      <w:r>
-        <w:rPr>
-          <w:rFonts w:ascii="Calibri" w:hAnsi="Calibri" w:cs="Calibri"/>
-          <w:b/>
-          <w:bCs/>
-          <w:sz w:val="22"/>
-          <w:szCs w:val="24"/>
-        </w:rPr>
-        <w:t>Y Shin</w:t>
-      </w:r>
-      <w:r>
-        <w:rPr>
-          <w:rFonts w:ascii="Calibri" w:hAnsi="Calibri" w:cs="Calibri"/>
-          <w:sz w:val="22"/>
-          <w:szCs w:val="24"/>
-        </w:rPr>
-        <w:t xml:space="preserve">, T Kwon, Y Jang, M-S, Min. 2020. Yellow sea mediated segregation between North East Asian </w:t>
-      </w:r>
-      <w:r>
-        <w:rPr>
-          <w:rFonts w:ascii="Calibri" w:hAnsi="Calibri" w:cs="Calibri"/>
-          <w:i/>
-          <w:iCs/>
-          <w:sz w:val="22"/>
-          <w:szCs w:val="24"/>
-        </w:rPr>
         <w:t>Dryophytes</w:t>
       </w:r>
       <w:r>
@@ -2253,25 +2065,7 @@
           <w:sz w:val="22"/>
           <w:szCs w:val="24"/>
         </w:rPr>
-        <w:t xml:space="preserve"> species. </w:t>
-      </w:r>
-      <w:proofErr w:type="spellStart"/>
-      <w:r>
-        <w:rPr>
-          <w:rFonts w:ascii="Calibri" w:hAnsi="Calibri" w:cs="Calibri"/>
-          <w:sz w:val="22"/>
-          <w:szCs w:val="24"/>
-        </w:rPr>
-        <w:t>PLoS</w:t>
-      </w:r>
-      <w:proofErr w:type="spellEnd"/>
-      <w:r>
-        <w:rPr>
-          <w:rFonts w:ascii="Calibri" w:hAnsi="Calibri" w:cs="Calibri"/>
-          <w:sz w:val="22"/>
-          <w:szCs w:val="24"/>
-        </w:rPr>
-        <w:t xml:space="preserve"> ONE 15: e0234299.</w:t>
+        <w:t xml:space="preserve"> species. PLoS ONE 15: e0234299.</w:t>
       </w:r>
     </w:p>
     <w:p>
@@ -2359,25 +2153,7 @@
           <w:sz w:val="22"/>
           <w:szCs w:val="24"/>
         </w:rPr>
-        <w:t xml:space="preserve">A Borzée, K </w:t>
-      </w:r>
-      <w:proofErr w:type="spellStart"/>
-      <w:r>
-        <w:rPr>
-          <w:rFonts w:ascii="Calibri" w:hAnsi="Calibri" w:cs="Calibri"/>
-          <w:sz w:val="22"/>
-          <w:szCs w:val="24"/>
-        </w:rPr>
-        <w:t>Milto</w:t>
-      </w:r>
-      <w:proofErr w:type="spellEnd"/>
-      <w:r>
-        <w:rPr>
-          <w:rFonts w:ascii="Calibri" w:hAnsi="Calibri" w:cs="Calibri"/>
-          <w:sz w:val="22"/>
-          <w:szCs w:val="24"/>
-        </w:rPr>
-        <w:t xml:space="preserve">, L Borkin, X Ji, W Zhao, </w:t>
+        <w:t xml:space="preserve">A Borzée, K Milto, L Borkin, X Ji, W Zhao, </w:t>
       </w:r>
       <w:r>
         <w:rPr>
@@ -2413,18 +2189,8 @@
           <w:sz w:val="22"/>
           <w:szCs w:val="24"/>
         </w:rPr>
-        <w:t xml:space="preserve">. In: The IUCN Red List of Threatened Species </w:t>
-      </w:r>
-      <w:proofErr w:type="gramStart"/>
-      <w:r>
-        <w:rPr>
-          <w:rFonts w:ascii="Calibri" w:hAnsi="Calibri" w:cs="Calibri"/>
-          <w:sz w:val="22"/>
-          <w:szCs w:val="24"/>
-        </w:rPr>
-        <w:t>2022 :</w:t>
-      </w:r>
-      <w:proofErr w:type="gramEnd"/>
+        <w:t>. In: The IUCN Red List of Threatened Species 2022 :</w:t>
+      </w:r>
       <w:r>
         <w:rPr>
           <w:rFonts w:ascii="Calibri" w:hAnsi="Calibri" w:cs="Calibri"/>
@@ -2482,25 +2248,7 @@
           <w:sz w:val="22"/>
           <w:szCs w:val="24"/>
         </w:rPr>
-        <w:t xml:space="preserve"> K </w:t>
-      </w:r>
-      <w:proofErr w:type="spellStart"/>
-      <w:r>
-        <w:rPr>
-          <w:rFonts w:ascii="Calibri" w:hAnsi="Calibri" w:cs="Calibri"/>
-          <w:sz w:val="22"/>
-          <w:szCs w:val="24"/>
-        </w:rPr>
-        <w:t>Milto</w:t>
-      </w:r>
-      <w:proofErr w:type="spellEnd"/>
-      <w:r>
-        <w:rPr>
-          <w:rFonts w:ascii="Calibri" w:hAnsi="Calibri" w:cs="Calibri"/>
-          <w:sz w:val="22"/>
-          <w:szCs w:val="24"/>
-        </w:rPr>
-        <w:t xml:space="preserve">, L Borkin, X Ji, W Zhao, </w:t>
+        <w:t xml:space="preserve"> K Milto, L Borkin, X Ji, W Zhao, </w:t>
       </w:r>
       <w:r>
         <w:rPr>
@@ -2568,25 +2316,7 @@
           <w:sz w:val="22"/>
           <w:szCs w:val="24"/>
         </w:rPr>
-        <w:t xml:space="preserve"> V Orlova, K </w:t>
-      </w:r>
-      <w:proofErr w:type="spellStart"/>
-      <w:r>
-        <w:rPr>
-          <w:rFonts w:ascii="Calibri" w:hAnsi="Calibri" w:cs="Calibri"/>
-          <w:sz w:val="22"/>
-          <w:szCs w:val="24"/>
-        </w:rPr>
-        <w:t>Milto</w:t>
-      </w:r>
-      <w:proofErr w:type="spellEnd"/>
-      <w:r>
-        <w:rPr>
-          <w:rFonts w:ascii="Calibri" w:hAnsi="Calibri" w:cs="Calibri"/>
-          <w:sz w:val="22"/>
-          <w:szCs w:val="24"/>
-        </w:rPr>
-        <w:t xml:space="preserve">, L Borkin, W Zhao, </w:t>
+        <w:t xml:space="preserve"> V Orlova, K Milto, L Borkin, W Zhao, </w:t>
       </w:r>
       <w:r>
         <w:rPr>
@@ -2762,9 +2492,16 @@
           <w:sz w:val="22"/>
           <w:szCs w:val="24"/>
         </w:rPr>
-        <w:t xml:space="preserve">Aquarana </w:t>
-      </w:r>
-      <w:proofErr w:type="spellStart"/>
+        <w:t>Aquarana catesbeiana</w:t>
+      </w:r>
+      <w:r>
+        <w:rPr>
+          <w:rFonts w:ascii="Calibri" w:hAnsi="Calibri" w:cs="Calibri"/>
+          <w:sz w:val="22"/>
+          <w:szCs w:val="24"/>
+        </w:rPr>
+        <w:t xml:space="preserve"> (Shaw, 1802), by the fishing spider </w:t>
+      </w:r>
       <w:r>
         <w:rPr>
           <w:rFonts w:ascii="Calibri" w:hAnsi="Calibri" w:cs="Calibri"/>
@@ -2773,51 +2510,8 @@
           <w:sz w:val="22"/>
           <w:szCs w:val="24"/>
         </w:rPr>
-        <w:t>catesbeiana</w:t>
-      </w:r>
-      <w:proofErr w:type="spellEnd"/>
-      <w:r>
-        <w:rPr>
-          <w:rFonts w:ascii="Calibri" w:hAnsi="Calibri" w:cs="Calibri"/>
-          <w:sz w:val="22"/>
-          <w:szCs w:val="24"/>
-        </w:rPr>
-        <w:t xml:space="preserve"> (Shaw, 1802), by the fishing spider </w:t>
-      </w:r>
-      <w:proofErr w:type="spellStart"/>
-      <w:r>
-        <w:rPr>
-          <w:rFonts w:ascii="Calibri" w:hAnsi="Calibri" w:cs="Calibri"/>
-          <w:i/>
-          <w:iCs/>
-          <w:sz w:val="22"/>
-          <w:szCs w:val="24"/>
-        </w:rPr>
-        <w:t>Dolomedes</w:t>
-      </w:r>
-      <w:proofErr w:type="spellEnd"/>
-      <w:r>
-        <w:rPr>
-          <w:rFonts w:ascii="Calibri" w:hAnsi="Calibri" w:cs="Calibri"/>
-          <w:i/>
-          <w:iCs/>
-          <w:sz w:val="22"/>
-          <w:szCs w:val="24"/>
-        </w:rPr>
-        <w:t xml:space="preserve"> </w:t>
-      </w:r>
-      <w:proofErr w:type="spellStart"/>
-      <w:r>
-        <w:rPr>
-          <w:rFonts w:ascii="Calibri" w:hAnsi="Calibri" w:cs="Calibri"/>
-          <w:i/>
-          <w:iCs/>
-          <w:sz w:val="22"/>
-          <w:szCs w:val="24"/>
-        </w:rPr>
-        <w:t>sulfureus</w:t>
-      </w:r>
-      <w:proofErr w:type="spellEnd"/>
+        <w:t>Dolomedes sulfureus</w:t>
+      </w:r>
       <w:r>
         <w:rPr>
           <w:rFonts w:ascii="Calibri" w:hAnsi="Calibri" w:cs="Calibri"/>
@@ -3251,25 +2945,7 @@
           <w:sz w:val="22"/>
           <w:szCs w:val="24"/>
         </w:rPr>
-        <w:t xml:space="preserve"> (Anura; </w:t>
-      </w:r>
-      <w:proofErr w:type="spellStart"/>
-      <w:r>
-        <w:rPr>
-          <w:rFonts w:ascii="Calibri" w:hAnsi="Calibri" w:cs="Calibri"/>
-          <w:sz w:val="22"/>
-          <w:szCs w:val="24"/>
-        </w:rPr>
-        <w:t>Bombinatoridae</w:t>
-      </w:r>
-      <w:proofErr w:type="spellEnd"/>
-      <w:r>
-        <w:rPr>
-          <w:rFonts w:ascii="Calibri" w:hAnsi="Calibri" w:cs="Calibri"/>
-          <w:sz w:val="22"/>
-          <w:szCs w:val="24"/>
-        </w:rPr>
-        <w:t>) in the Republic of Korea based on museum specimens. Herpetology Notes 13: 29-31.</w:t>
+        <w:t xml:space="preserve"> (Anura; Bombinatoridae) in the Republic of Korea based on museum specimens. Herpetology Notes 13: 29-31.</w:t>
       </w:r>
     </w:p>
     <w:p>
@@ -3441,20 +3117,8 @@
           <w:sz w:val="22"/>
           <w:szCs w:val="24"/>
         </w:rPr>
-        <w:t xml:space="preserve">Hynobius </w:t>
-      </w:r>
-      <w:proofErr w:type="spellStart"/>
-      <w:r>
-        <w:rPr>
-          <w:rFonts w:ascii="Calibri" w:hAnsi="Calibri" w:cs="Calibri"/>
-          <w:i/>
-          <w:iCs/>
-          <w:sz w:val="22"/>
-          <w:szCs w:val="24"/>
-        </w:rPr>
-        <w:t>notialis</w:t>
-      </w:r>
-      <w:proofErr w:type="spellEnd"/>
+        <w:t>Hynobius notialis</w:t>
+      </w:r>
       <w:r>
         <w:rPr>
           <w:rFonts w:ascii="Calibri" w:hAnsi="Calibri" w:cs="Calibri"/>
@@ -3801,25 +3465,7 @@
           <w:sz w:val="22"/>
           <w:szCs w:val="24"/>
         </w:rPr>
-        <w:t xml:space="preserve"> (Rock Mamushi). </w:t>
-      </w:r>
-      <w:proofErr w:type="spellStart"/>
-      <w:r>
-        <w:rPr>
-          <w:rFonts w:ascii="Calibri" w:hAnsi="Calibri" w:cs="Calibri"/>
-          <w:sz w:val="22"/>
-          <w:szCs w:val="24"/>
-        </w:rPr>
-        <w:t>Dicephalism</w:t>
-      </w:r>
-      <w:proofErr w:type="spellEnd"/>
-      <w:r>
-        <w:rPr>
-          <w:rFonts w:ascii="Calibri" w:hAnsi="Calibri" w:cs="Calibri"/>
-          <w:sz w:val="22"/>
-          <w:szCs w:val="24"/>
-        </w:rPr>
-        <w:t>. Herpetological Review 51: 143-144.</w:t>
+        <w:t xml:space="preserve"> (Rock Mamushi). Dicephalism. Herpetological Review 51: 143-144.</w:t>
       </w:r>
     </w:p>
     <w:p>
@@ -3955,7 +3601,6 @@
         </w:rPr>
         <w:t xml:space="preserve">* </w:t>
       </w:r>
-      <w:proofErr w:type="gramStart"/>
       <w:r>
         <w:rPr>
           <w:rFonts w:ascii="Calibri" w:hAnsi="Calibri" w:cs="Calibri"/>
@@ -3964,9 +3609,8 @@
           <w:sz w:val="22"/>
           <w:szCs w:val="24"/>
         </w:rPr>
-        <w:t>denotes</w:t>
-      </w:r>
-      <w:proofErr w:type="gramEnd"/>
+        <w:t xml:space="preserve">denotes </w:t>
+      </w:r>
       <w:r>
         <w:rPr>
           <w:rFonts w:ascii="Calibri" w:hAnsi="Calibri" w:cs="Calibri"/>
@@ -3975,7 +3619,7 @@
           <w:sz w:val="22"/>
           <w:szCs w:val="24"/>
         </w:rPr>
-        <w:t xml:space="preserve"> </w:t>
+        <w:t xml:space="preserve">the </w:t>
       </w:r>
       <w:r>
         <w:rPr>
@@ -3985,7 +3629,102 @@
           <w:sz w:val="22"/>
           <w:szCs w:val="24"/>
         </w:rPr>
-        <w:t xml:space="preserve">the </w:t>
+        <w:t>presenter. All delivered in English unless stated otherwise.</w:t>
+      </w:r>
+    </w:p>
+    <w:p>
+      <w:pPr>
+        <w:spacing w:line="240" w:lineRule="auto"/>
+        <w:ind w:leftChars="50" w:left="870" w:hangingChars="350" w:hanging="770"/>
+        <w:rPr>
+          <w:rFonts w:ascii="Calibri" w:hAnsi="Calibri" w:cs="Calibri"/>
+          <w:sz w:val="22"/>
+          <w:szCs w:val="24"/>
+        </w:rPr>
+      </w:pPr>
+      <w:r>
+        <w:rPr>
+          <w:rFonts w:ascii="Calibri" w:hAnsi="Calibri" w:cs="Calibri" w:hint="eastAsia"/>
+          <w:b/>
+          <w:bCs/>
+          <w:sz w:val="22"/>
+          <w:szCs w:val="24"/>
+        </w:rPr>
+        <w:t>2</w:t>
+      </w:r>
+      <w:r>
+        <w:rPr>
+          <w:rFonts w:ascii="Calibri" w:hAnsi="Calibri" w:cs="Calibri"/>
+          <w:b/>
+          <w:bCs/>
+          <w:sz w:val="22"/>
+          <w:szCs w:val="24"/>
+        </w:rPr>
+        <w:t xml:space="preserve">024   </w:t>
+      </w:r>
+      <w:r>
+        <w:rPr>
+          <w:rFonts w:ascii="Calibri" w:hAnsi="Calibri" w:cs="Calibri"/>
+          <w:b/>
+          <w:bCs/>
+          <w:sz w:val="22"/>
+          <w:szCs w:val="24"/>
+        </w:rPr>
+        <w:t>Y Shin</w:t>
+      </w:r>
+      <w:r>
+        <w:rPr>
+          <w:rFonts w:ascii="Calibri" w:hAnsi="Calibri" w:cs="Calibri"/>
+          <w:b/>
+          <w:bCs/>
+          <w:sz w:val="22"/>
+          <w:szCs w:val="24"/>
+        </w:rPr>
+        <w:t>*</w:t>
+      </w:r>
+      <w:r>
+        <w:rPr>
+          <w:rFonts w:ascii="Calibri" w:hAnsi="Calibri" w:cs="Calibri"/>
+          <w:sz w:val="22"/>
+          <w:szCs w:val="24"/>
+        </w:rPr>
+        <w:t>,</w:t>
+      </w:r>
+      <w:r>
+        <w:rPr>
+          <w:rFonts w:ascii="Calibri" w:hAnsi="Calibri" w:cs="Calibri"/>
+          <w:b/>
+          <w:bCs/>
+          <w:sz w:val="22"/>
+          <w:szCs w:val="24"/>
+        </w:rPr>
+        <w:t xml:space="preserve"> </w:t>
+      </w:r>
+      <w:r>
+        <w:rPr>
+          <w:rFonts w:ascii="Calibri" w:hAnsi="Calibri" w:cs="Calibri"/>
+          <w:sz w:val="22"/>
+          <w:szCs w:val="24"/>
+        </w:rPr>
+        <w:t>SN Othman, D Kohler, I Maslova, K Messenger, A Borzée.</w:t>
+      </w:r>
+      <w:r>
+        <w:rPr>
+          <w:rFonts w:ascii="Calibri" w:hAnsi="Calibri" w:cs="Calibri"/>
+          <w:b/>
+          <w:bCs/>
+          <w:sz w:val="22"/>
+          <w:szCs w:val="24"/>
+        </w:rPr>
+        <w:t xml:space="preserve"> </w:t>
+      </w:r>
+      <w:r>
+        <w:rPr>
+          <w:rFonts w:ascii="Calibri" w:hAnsi="Calibri" w:cs="Calibri"/>
+          <w:sz w:val="22"/>
+          <w:szCs w:val="24"/>
+        </w:rPr>
+        <w:t xml:space="preserve">Contributions to the knowledge of pitvipers (genus </w:t>
       </w:r>
       <w:r>
         <w:rPr>
@@ -3995,7 +3734,39 @@
           <w:sz w:val="22"/>
           <w:szCs w:val="24"/>
         </w:rPr>
-        <w:t>presenter. All delivered in English unless stated otherwise.</w:t>
+        <w:t>Gloydius</w:t>
+      </w:r>
+      <w:r>
+        <w:rPr>
+          <w:rFonts w:ascii="Calibri" w:hAnsi="Calibri" w:cs="Calibri"/>
+          <w:sz w:val="22"/>
+          <w:szCs w:val="24"/>
+        </w:rPr>
+        <w:t>) in the Democratic People’s Republic of Korea</w:t>
+      </w:r>
+      <w:r>
+        <w:rPr>
+          <w:rFonts w:ascii="Calibri" w:hAnsi="Calibri" w:cs="Calibri"/>
+          <w:sz w:val="22"/>
+          <w:szCs w:val="24"/>
+        </w:rPr>
+        <w:t xml:space="preserve">. Poster. 10th World Congress of Herpetology. Kuching, </w:t>
+      </w:r>
+      <w:r>
+        <w:rPr>
+          <w:rFonts w:ascii="Calibri" w:hAnsi="Calibri" w:cs="Calibri"/>
+          <w:sz w:val="22"/>
+          <w:szCs w:val="24"/>
+        </w:rPr>
+        <w:t>Sarawak, Borneo</w:t>
+      </w:r>
+      <w:r>
+        <w:rPr>
+          <w:rFonts w:ascii="Calibri" w:hAnsi="Calibri" w:cs="Calibri"/>
+          <w:sz w:val="22"/>
+          <w:szCs w:val="24"/>
+        </w:rPr>
+        <w:t>.</w:t>
       </w:r>
     </w:p>
     <w:p>
@@ -4026,35 +3797,7 @@
           <w:sz w:val="22"/>
           <w:szCs w:val="24"/>
         </w:rPr>
-        <w:t xml:space="preserve">024   </w:t>
-      </w:r>
-      <w:r>
-        <w:rPr>
-          <w:rFonts w:ascii="Calibri" w:hAnsi="Calibri" w:cs="Calibri"/>
-          <w:b/>
-          <w:bCs/>
-          <w:sz w:val="22"/>
-          <w:szCs w:val="24"/>
-        </w:rPr>
-        <w:t>Y Shin</w:t>
-      </w:r>
-      <w:r>
-        <w:rPr>
-          <w:rFonts w:ascii="Calibri" w:hAnsi="Calibri" w:cs="Calibri"/>
-          <w:b/>
-          <w:bCs/>
-          <w:sz w:val="22"/>
-          <w:szCs w:val="24"/>
-        </w:rPr>
-        <w:t>*</w:t>
-      </w:r>
-      <w:r>
-        <w:rPr>
-          <w:rFonts w:ascii="Calibri" w:hAnsi="Calibri" w:cs="Calibri"/>
-          <w:sz w:val="22"/>
-          <w:szCs w:val="24"/>
-        </w:rPr>
-        <w:t>,</w:t>
+        <w:t xml:space="preserve">023  </w:t>
       </w:r>
       <w:r>
         <w:rPr>
@@ -4069,28 +3812,76 @@
       <w:r>
         <w:rPr>
           <w:rFonts w:ascii="Calibri" w:hAnsi="Calibri" w:cs="Calibri"/>
-          <w:sz w:val="22"/>
-          <w:szCs w:val="24"/>
-        </w:rPr>
-        <w:t>SN Othman, D Kohler, I Maslova, K Messenger, A Borzée.</w:t>
-      </w:r>
-      <w:r>
-        <w:rPr>
-          <w:rFonts w:ascii="Calibri" w:hAnsi="Calibri" w:cs="Calibri"/>
-          <w:b/>
-          <w:bCs/>
-          <w:sz w:val="22"/>
-          <w:szCs w:val="24"/>
-        </w:rPr>
-        <w:t xml:space="preserve"> </w:t>
-      </w:r>
-      <w:r>
-        <w:rPr>
-          <w:rFonts w:ascii="Calibri" w:hAnsi="Calibri" w:cs="Calibri"/>
-          <w:sz w:val="22"/>
-          <w:szCs w:val="24"/>
-        </w:rPr>
-        <w:t xml:space="preserve">Contributions to the knowledge of pitvipers (genus </w:t>
+          <w:b/>
+          <w:bCs/>
+          <w:sz w:val="22"/>
+          <w:szCs w:val="24"/>
+        </w:rPr>
+        <w:t>Y Shin*</w:t>
+      </w:r>
+      <w:r>
+        <w:rPr>
+          <w:rFonts w:ascii="Calibri" w:hAnsi="Calibri" w:cs="Calibri"/>
+          <w:sz w:val="22"/>
+          <w:szCs w:val="24"/>
+        </w:rPr>
+        <w:t xml:space="preserve">. Where did you come from? </w:t>
+      </w:r>
+      <w:r>
+        <w:rPr>
+          <w:rFonts w:ascii="Calibri" w:hAnsi="Calibri" w:cs="Calibri"/>
+          <w:sz w:val="22"/>
+          <w:szCs w:val="24"/>
+        </w:rPr>
+        <w:t>Using molecular phylogenetics to t</w:t>
+      </w:r>
+      <w:r>
+        <w:rPr>
+          <w:rFonts w:ascii="Calibri" w:hAnsi="Calibri" w:cs="Calibri"/>
+          <w:sz w:val="22"/>
+          <w:szCs w:val="24"/>
+        </w:rPr>
+        <w:t>rac</w:t>
+      </w:r>
+      <w:r>
+        <w:rPr>
+          <w:rFonts w:ascii="Calibri" w:hAnsi="Calibri" w:cs="Calibri"/>
+          <w:sz w:val="22"/>
+          <w:szCs w:val="24"/>
+        </w:rPr>
+        <w:t>e</w:t>
+      </w:r>
+      <w:r>
+        <w:rPr>
+          <w:rFonts w:ascii="Calibri" w:hAnsi="Calibri" w:cs="Calibri"/>
+          <w:sz w:val="22"/>
+          <w:szCs w:val="24"/>
+        </w:rPr>
+        <w:t xml:space="preserve"> the geographic origin of a </w:t>
+      </w:r>
+      <w:r>
+        <w:rPr>
+          <w:rFonts w:ascii="Calibri" w:hAnsi="Calibri" w:cs="Calibri" w:hint="eastAsia"/>
+          <w:sz w:val="22"/>
+          <w:szCs w:val="24"/>
+        </w:rPr>
+        <w:t>n</w:t>
+      </w:r>
+      <w:r>
+        <w:rPr>
+          <w:rFonts w:ascii="Calibri" w:hAnsi="Calibri" w:cs="Calibri"/>
+          <w:sz w:val="22"/>
+          <w:szCs w:val="24"/>
+        </w:rPr>
+        <w:t xml:space="preserve">on-native </w:t>
+      </w:r>
+      <w:r>
+        <w:rPr>
+          <w:rFonts w:ascii="Calibri" w:hAnsi="Calibri" w:cs="Calibri"/>
+          <w:sz w:val="22"/>
+          <w:szCs w:val="24"/>
+        </w:rPr>
+        <w:t>Red-banded Snake (</w:t>
       </w:r>
       <w:r>
         <w:rPr>
@@ -4100,39 +3891,15 @@
           <w:sz w:val="22"/>
           <w:szCs w:val="24"/>
         </w:rPr>
-        <w:t>Gloydius</w:t>
-      </w:r>
-      <w:r>
-        <w:rPr>
-          <w:rFonts w:ascii="Calibri" w:hAnsi="Calibri" w:cs="Calibri"/>
-          <w:sz w:val="22"/>
-          <w:szCs w:val="24"/>
-        </w:rPr>
-        <w:t>) in the Democratic People’s Republic of Korea</w:t>
-      </w:r>
-      <w:r>
-        <w:rPr>
-          <w:rFonts w:ascii="Calibri" w:hAnsi="Calibri" w:cs="Calibri"/>
-          <w:sz w:val="22"/>
-          <w:szCs w:val="24"/>
-        </w:rPr>
-        <w:t xml:space="preserve">. Poster. 10th World Congress of Herpetology. Kuching, </w:t>
-      </w:r>
-      <w:r>
-        <w:rPr>
-          <w:rFonts w:ascii="Calibri" w:hAnsi="Calibri" w:cs="Calibri"/>
-          <w:sz w:val="22"/>
-          <w:szCs w:val="24"/>
-        </w:rPr>
-        <w:t>Sarawak, Borneo</w:t>
-      </w:r>
-      <w:r>
-        <w:rPr>
-          <w:rFonts w:ascii="Calibri" w:hAnsi="Calibri" w:cs="Calibri"/>
-          <w:sz w:val="22"/>
-          <w:szCs w:val="24"/>
-        </w:rPr>
-        <w:t>.</w:t>
+        <w:t>Lycodon rufozonatus</w:t>
+      </w:r>
+      <w:r>
+        <w:rPr>
+          <w:rFonts w:ascii="Calibri" w:hAnsi="Calibri" w:cs="Calibri"/>
+          <w:sz w:val="22"/>
+          <w:szCs w:val="24"/>
+        </w:rPr>
+        <w:t>) found on Jeju Island, Republic of Korea. Oral presentation [in Korean]. KNU College of Natural Sciences Undergraduate Research Competition.</w:t>
       </w:r>
     </w:p>
     <w:p>
@@ -4147,6 +3914,35 @@
       </w:pPr>
       <w:r>
         <w:rPr>
+          <w:rFonts w:ascii="Calibri" w:hAnsi="Calibri" w:cs="Calibri"/>
+          <w:b/>
+          <w:bCs/>
+          <w:sz w:val="22"/>
+          <w:szCs w:val="24"/>
+        </w:rPr>
+        <w:t>2023   Y Shin*</w:t>
+      </w:r>
+      <w:r>
+        <w:rPr>
+          <w:rFonts w:ascii="Calibri" w:hAnsi="Calibri" w:cs="Calibri"/>
+          <w:sz w:val="22"/>
+          <w:szCs w:val="24"/>
+        </w:rPr>
+        <w:t>. Pleistocene range dynamics of the two distantly related lungless salamanders endemic to the Korean Peninsula. Oral presentation [in Korean]. KNU Department of Biological Sciences Senior Research Thesis Presentation.</w:t>
+      </w:r>
+    </w:p>
+    <w:p>
+      <w:pPr>
+        <w:spacing w:line="240" w:lineRule="auto"/>
+        <w:ind w:leftChars="50" w:left="870" w:hangingChars="350" w:hanging="770"/>
+        <w:rPr>
+          <w:rFonts w:ascii="Calibri" w:hAnsi="Calibri" w:cs="Calibri"/>
+          <w:sz w:val="22"/>
+          <w:szCs w:val="24"/>
+        </w:rPr>
+      </w:pPr>
+      <w:r>
+        <w:rPr>
           <w:rFonts w:ascii="Calibri" w:hAnsi="Calibri" w:cs="Calibri" w:hint="eastAsia"/>
           <w:b/>
           <w:bCs/>
@@ -4163,13 +3959,107 @@
           <w:sz w:val="22"/>
           <w:szCs w:val="24"/>
         </w:rPr>
-        <w:t xml:space="preserve">023  </w:t>
-      </w:r>
-      <w:r>
-        <w:rPr>
-          <w:rFonts w:ascii="Calibri" w:hAnsi="Calibri" w:cs="Calibri"/>
-          <w:b/>
-          <w:bCs/>
+        <w:t>023   Y Shin*</w:t>
+      </w:r>
+      <w:r>
+        <w:rPr>
+          <w:rFonts w:ascii="Calibri" w:hAnsi="Calibri" w:cs="Calibri"/>
+          <w:sz w:val="22"/>
+          <w:szCs w:val="24"/>
+        </w:rPr>
+        <w:t>, D Park. Pleistocene range dynamics of the two distantly related lungless salamanders endemic to the Korean Peninsula. Poster. The 10</w:t>
+      </w:r>
+      <w:r>
+        <w:rPr>
+          <w:rFonts w:ascii="Calibri" w:hAnsi="Calibri" w:cs="Calibri"/>
+          <w:sz w:val="22"/>
+          <w:szCs w:val="24"/>
+        </w:rPr>
+        <w:t>th</w:t>
+      </w:r>
+      <w:r>
+        <w:rPr>
+          <w:rFonts w:ascii="Calibri" w:hAnsi="Calibri" w:cs="Calibri"/>
+          <w:sz w:val="22"/>
+          <w:szCs w:val="24"/>
+        </w:rPr>
+        <w:t xml:space="preserve"> EAFES International Congress. Jeju, Republic of Korea</w:t>
+      </w:r>
+      <w:r>
+        <w:rPr>
+          <w:rFonts w:ascii="Calibri" w:hAnsi="Calibri" w:cs="Calibri"/>
+          <w:sz w:val="22"/>
+          <w:szCs w:val="24"/>
+        </w:rPr>
+        <w:t>.</w:t>
+      </w:r>
+    </w:p>
+    <w:p>
+      <w:pPr>
+        <w:spacing w:line="240" w:lineRule="auto"/>
+        <w:ind w:leftChars="50" w:left="870" w:hangingChars="350" w:hanging="770"/>
+        <w:rPr>
+          <w:rFonts w:ascii="Calibri" w:hAnsi="Calibri" w:cs="Calibri"/>
+          <w:sz w:val="22"/>
+          <w:szCs w:val="24"/>
+        </w:rPr>
+      </w:pPr>
+      <w:r>
+        <w:rPr>
+          <w:rFonts w:ascii="Calibri" w:hAnsi="Calibri" w:cs="Calibri"/>
+          <w:b/>
+          <w:bCs/>
+          <w:sz w:val="22"/>
+          <w:szCs w:val="24"/>
+        </w:rPr>
+        <w:lastRenderedPageBreak/>
+        <w:t xml:space="preserve">2022 </w:t>
+      </w:r>
+      <w:r>
+        <w:rPr>
+          <w:rFonts w:ascii="Calibri" w:hAnsi="Calibri" w:cs="Calibri"/>
+          <w:sz w:val="22"/>
+          <w:szCs w:val="24"/>
+        </w:rPr>
+        <w:t xml:space="preserve">  </w:t>
+      </w:r>
+      <w:r>
+        <w:rPr>
+          <w:rFonts w:ascii="Calibri" w:hAnsi="Calibri" w:cs="Calibri"/>
+          <w:b/>
+          <w:bCs/>
+          <w:sz w:val="22"/>
+          <w:szCs w:val="24"/>
+        </w:rPr>
+        <w:t>Y Shin*</w:t>
+      </w:r>
+      <w:r>
+        <w:rPr>
+          <w:rFonts w:ascii="Calibri" w:hAnsi="Calibri" w:cs="Calibri"/>
+          <w:sz w:val="22"/>
+          <w:szCs w:val="24"/>
+        </w:rPr>
+        <w:t xml:space="preserve">, K Kim, J Groffen, A Borzée. Citizen science and roadkill trends in the Korean herpetofauna. Poster. </w:t>
+      </w:r>
+      <w:r>
+        <w:rPr>
+          <w:rFonts w:ascii="Calibri" w:hAnsi="Calibri" w:cs="Calibri"/>
+          <w:sz w:val="22"/>
+          <w:szCs w:val="24"/>
+        </w:rPr>
+        <w:t>13</w:t>
+      </w:r>
+      <w:r>
+        <w:rPr>
+          <w:rFonts w:ascii="Calibri" w:hAnsi="Calibri" w:cs="Calibri"/>
+          <w:sz w:val="22"/>
+          <w:szCs w:val="24"/>
+        </w:rPr>
+        <w:t>th</w:t>
+      </w:r>
+      <w:r>
+        <w:rPr>
+          <w:rFonts w:ascii="Calibri" w:hAnsi="Calibri" w:cs="Calibri"/>
           <w:sz w:val="22"/>
           <w:szCs w:val="24"/>
         </w:rPr>
@@ -4178,6 +4068,43 @@
       <w:r>
         <w:rPr>
           <w:rFonts w:ascii="Calibri" w:hAnsi="Calibri" w:cs="Calibri"/>
+          <w:sz w:val="22"/>
+          <w:szCs w:val="24"/>
+        </w:rPr>
+        <w:t>Student Conference on Conservation Science-New York (SCCS-NY). American Museum of Natural History, New York, USA.</w:t>
+      </w:r>
+    </w:p>
+    <w:p>
+      <w:pPr>
+        <w:spacing w:line="240" w:lineRule="auto"/>
+        <w:ind w:leftChars="50" w:left="870" w:hangingChars="350" w:hanging="770"/>
+        <w:rPr>
+          <w:rFonts w:ascii="Calibri" w:hAnsi="Calibri" w:cs="Calibri"/>
+          <w:sz w:val="22"/>
+          <w:szCs w:val="24"/>
+        </w:rPr>
+      </w:pPr>
+      <w:r>
+        <w:rPr>
+          <w:rFonts w:ascii="Calibri" w:hAnsi="Calibri" w:cs="Calibri"/>
+          <w:b/>
+          <w:bCs/>
+          <w:sz w:val="22"/>
+          <w:szCs w:val="24"/>
+        </w:rPr>
+        <w:t>2021</w:t>
+      </w:r>
+      <w:r>
+        <w:rPr>
+          <w:rFonts w:ascii="Calibri" w:hAnsi="Calibri" w:cs="Calibri"/>
+          <w:sz w:val="22"/>
+          <w:szCs w:val="24"/>
+        </w:rPr>
+        <w:t xml:space="preserve">   </w:t>
+      </w:r>
+      <w:r>
+        <w:rPr>
+          <w:rFonts w:ascii="Calibri" w:hAnsi="Calibri" w:cs="Calibri"/>
           <w:b/>
           <w:bCs/>
           <w:sz w:val="22"/>
@@ -4191,63 +4118,7 @@
           <w:sz w:val="22"/>
           <w:szCs w:val="24"/>
         </w:rPr>
-        <w:t xml:space="preserve">. Where did you come from? </w:t>
-      </w:r>
-      <w:r>
-        <w:rPr>
-          <w:rFonts w:ascii="Calibri" w:hAnsi="Calibri" w:cs="Calibri"/>
-          <w:sz w:val="22"/>
-          <w:szCs w:val="24"/>
-        </w:rPr>
-        <w:t>Using molecular phylogenetics to t</w:t>
-      </w:r>
-      <w:r>
-        <w:rPr>
-          <w:rFonts w:ascii="Calibri" w:hAnsi="Calibri" w:cs="Calibri"/>
-          <w:sz w:val="22"/>
-          <w:szCs w:val="24"/>
-        </w:rPr>
-        <w:t>rac</w:t>
-      </w:r>
-      <w:r>
-        <w:rPr>
-          <w:rFonts w:ascii="Calibri" w:hAnsi="Calibri" w:cs="Calibri"/>
-          <w:sz w:val="22"/>
-          <w:szCs w:val="24"/>
-        </w:rPr>
-        <w:t>e</w:t>
-      </w:r>
-      <w:r>
-        <w:rPr>
-          <w:rFonts w:ascii="Calibri" w:hAnsi="Calibri" w:cs="Calibri"/>
-          <w:sz w:val="22"/>
-          <w:szCs w:val="24"/>
-        </w:rPr>
-        <w:t xml:space="preserve"> the geographic origin of a </w:t>
-      </w:r>
-      <w:r>
-        <w:rPr>
-          <w:rFonts w:ascii="Calibri" w:hAnsi="Calibri" w:cs="Calibri" w:hint="eastAsia"/>
-          <w:sz w:val="22"/>
-          <w:szCs w:val="24"/>
-        </w:rPr>
-        <w:t>n</w:t>
-      </w:r>
-      <w:r>
-        <w:rPr>
-          <w:rFonts w:ascii="Calibri" w:hAnsi="Calibri" w:cs="Calibri"/>
-          <w:sz w:val="22"/>
-          <w:szCs w:val="24"/>
-        </w:rPr>
-        <w:t xml:space="preserve">on-native </w:t>
-      </w:r>
-      <w:r>
-        <w:rPr>
-          <w:rFonts w:ascii="Calibri" w:hAnsi="Calibri" w:cs="Calibri"/>
-          <w:sz w:val="22"/>
-          <w:szCs w:val="24"/>
-        </w:rPr>
-        <w:t>Red-banded Snake (</w:t>
+        <w:t xml:space="preserve">, M-S Min, A Borzée. Distribution modeling of </w:t>
       </w:r>
       <w:r>
         <w:rPr>
@@ -4257,15 +4128,33 @@
           <w:sz w:val="22"/>
           <w:szCs w:val="24"/>
         </w:rPr>
-        <w:t>Lycodon rufozonatus</w:t>
-      </w:r>
-      <w:r>
-        <w:rPr>
-          <w:rFonts w:ascii="Calibri" w:hAnsi="Calibri" w:cs="Calibri"/>
-          <w:sz w:val="22"/>
-          <w:szCs w:val="24"/>
-        </w:rPr>
-        <w:t>) found on Jeju Island, Republic of Korea. Oral presentation [in Korean]. KNU College of Natural Sciences Undergraduate Research Competition.</w:t>
+        <w:t>Onychodactylus koreanus</w:t>
+      </w:r>
+      <w:r>
+        <w:rPr>
+          <w:rFonts w:ascii="Calibri" w:hAnsi="Calibri" w:cs="Calibri"/>
+          <w:sz w:val="22"/>
+          <w:szCs w:val="24"/>
+        </w:rPr>
+        <w:t xml:space="preserve"> predicts drastic decrease of suitable habitats in response to climate change. Poster. Joint Meeting of Ichthyologists and Herpetologists. Phoenix, Arizona, USA </w:t>
+      </w:r>
+      <w:r>
+        <w:rPr>
+          <w:rFonts w:ascii="Calibri" w:hAnsi="Calibri" w:cs="Calibri"/>
+          <w:b/>
+          <w:bCs/>
+          <w:sz w:val="22"/>
+          <w:szCs w:val="24"/>
+        </w:rPr>
+        <w:t>(SSAR George B. Rabb Undergraduate Poster Award)</w:t>
+      </w:r>
+      <w:r>
+        <w:rPr>
+          <w:rFonts w:ascii="Calibri" w:hAnsi="Calibri" w:cs="Calibri"/>
+          <w:sz w:val="22"/>
+          <w:szCs w:val="24"/>
+        </w:rPr>
+        <w:t>.</w:t>
       </w:r>
     </w:p>
     <w:p>
@@ -4286,196 +4175,6 @@
           <w:sz w:val="22"/>
           <w:szCs w:val="24"/>
         </w:rPr>
-        <w:t>2023   Y Shin*</w:t>
-      </w:r>
-      <w:r>
-        <w:rPr>
-          <w:rFonts w:ascii="Calibri" w:hAnsi="Calibri" w:cs="Calibri"/>
-          <w:sz w:val="22"/>
-          <w:szCs w:val="24"/>
-        </w:rPr>
-        <w:t>. Pleistocene range dynamics of the two distantly related lungless salamanders endemic to the Korean Peninsula. Oral presentation [in Korean]. KNU Department of Biological Sciences Senior Research Thesis Presentation.</w:t>
-      </w:r>
-    </w:p>
-    <w:p>
-      <w:pPr>
-        <w:spacing w:line="240" w:lineRule="auto"/>
-        <w:ind w:leftChars="50" w:left="870" w:hangingChars="350" w:hanging="770"/>
-        <w:rPr>
-          <w:rFonts w:ascii="Calibri" w:hAnsi="Calibri" w:cs="Calibri"/>
-          <w:sz w:val="22"/>
-          <w:szCs w:val="24"/>
-        </w:rPr>
-      </w:pPr>
-      <w:r>
-        <w:rPr>
-          <w:rFonts w:ascii="Calibri" w:hAnsi="Calibri" w:cs="Calibri" w:hint="eastAsia"/>
-          <w:b/>
-          <w:bCs/>
-          <w:sz w:val="22"/>
-          <w:szCs w:val="24"/>
-        </w:rPr>
-        <w:t>2</w:t>
-      </w:r>
-      <w:r>
-        <w:rPr>
-          <w:rFonts w:ascii="Calibri" w:hAnsi="Calibri" w:cs="Calibri"/>
-          <w:b/>
-          <w:bCs/>
-          <w:sz w:val="22"/>
-          <w:szCs w:val="24"/>
-        </w:rPr>
-        <w:t>023   Y Shin*</w:t>
-      </w:r>
-      <w:r>
-        <w:rPr>
-          <w:rFonts w:ascii="Calibri" w:hAnsi="Calibri" w:cs="Calibri"/>
-          <w:sz w:val="22"/>
-          <w:szCs w:val="24"/>
-        </w:rPr>
-        <w:t>, D Park. Pleistocene range dynamics of the two distantly related lungless salamanders endemic to the Korean Peninsula. Poster. The 10</w:t>
-      </w:r>
-      <w:r>
-        <w:rPr>
-          <w:rFonts w:ascii="Calibri" w:hAnsi="Calibri" w:cs="Calibri"/>
-          <w:sz w:val="22"/>
-          <w:szCs w:val="24"/>
-        </w:rPr>
-        <w:t>th</w:t>
-      </w:r>
-      <w:r>
-        <w:rPr>
-          <w:rFonts w:ascii="Calibri" w:hAnsi="Calibri" w:cs="Calibri"/>
-          <w:sz w:val="22"/>
-          <w:szCs w:val="24"/>
-        </w:rPr>
-        <w:t xml:space="preserve"> EAFES International Congress. Jeju, Republic of Korea</w:t>
-      </w:r>
-      <w:r>
-        <w:rPr>
-          <w:rFonts w:ascii="Calibri" w:hAnsi="Calibri" w:cs="Calibri"/>
-          <w:sz w:val="22"/>
-          <w:szCs w:val="24"/>
-        </w:rPr>
-        <w:t>.</w:t>
-      </w:r>
-    </w:p>
-    <w:p>
-      <w:pPr>
-        <w:spacing w:line="240" w:lineRule="auto"/>
-        <w:ind w:leftChars="50" w:left="870" w:hangingChars="350" w:hanging="770"/>
-        <w:rPr>
-          <w:rFonts w:ascii="Calibri" w:hAnsi="Calibri" w:cs="Calibri"/>
-          <w:sz w:val="22"/>
-          <w:szCs w:val="24"/>
-        </w:rPr>
-      </w:pPr>
-      <w:r>
-        <w:rPr>
-          <w:rFonts w:ascii="Calibri" w:hAnsi="Calibri" w:cs="Calibri"/>
-          <w:b/>
-          <w:bCs/>
-          <w:sz w:val="22"/>
-          <w:szCs w:val="24"/>
-        </w:rPr>
-        <w:lastRenderedPageBreak/>
-        <w:t xml:space="preserve">2022 </w:t>
-      </w:r>
-      <w:r>
-        <w:rPr>
-          <w:rFonts w:ascii="Calibri" w:hAnsi="Calibri" w:cs="Calibri"/>
-          <w:sz w:val="22"/>
-          <w:szCs w:val="24"/>
-        </w:rPr>
-        <w:t xml:space="preserve">  </w:t>
-      </w:r>
-      <w:r>
-        <w:rPr>
-          <w:rFonts w:ascii="Calibri" w:hAnsi="Calibri" w:cs="Calibri"/>
-          <w:b/>
-          <w:bCs/>
-          <w:sz w:val="22"/>
-          <w:szCs w:val="24"/>
-        </w:rPr>
-        <w:t>Y Shin*</w:t>
-      </w:r>
-      <w:r>
-        <w:rPr>
-          <w:rFonts w:ascii="Calibri" w:hAnsi="Calibri" w:cs="Calibri"/>
-          <w:sz w:val="22"/>
-          <w:szCs w:val="24"/>
-        </w:rPr>
-        <w:t xml:space="preserve">, K Kim, J </w:t>
-      </w:r>
-      <w:proofErr w:type="spellStart"/>
-      <w:r>
-        <w:rPr>
-          <w:rFonts w:ascii="Calibri" w:hAnsi="Calibri" w:cs="Calibri"/>
-          <w:sz w:val="22"/>
-          <w:szCs w:val="24"/>
-        </w:rPr>
-        <w:t>Groffen</w:t>
-      </w:r>
-      <w:proofErr w:type="spellEnd"/>
-      <w:r>
-        <w:rPr>
-          <w:rFonts w:ascii="Calibri" w:hAnsi="Calibri" w:cs="Calibri"/>
-          <w:sz w:val="22"/>
-          <w:szCs w:val="24"/>
-        </w:rPr>
-        <w:t xml:space="preserve">, A Borzée. Citizen science and roadkill trends in the Korean herpetofauna. Poster. </w:t>
-      </w:r>
-      <w:r>
-        <w:rPr>
-          <w:rFonts w:ascii="Calibri" w:hAnsi="Calibri" w:cs="Calibri"/>
-          <w:sz w:val="22"/>
-          <w:szCs w:val="24"/>
-        </w:rPr>
-        <w:t>13</w:t>
-      </w:r>
-      <w:r>
-        <w:rPr>
-          <w:rFonts w:ascii="Calibri" w:hAnsi="Calibri" w:cs="Calibri"/>
-          <w:sz w:val="22"/>
-          <w:szCs w:val="24"/>
-        </w:rPr>
-        <w:t>th</w:t>
-      </w:r>
-      <w:r>
-        <w:rPr>
-          <w:rFonts w:ascii="Calibri" w:hAnsi="Calibri" w:cs="Calibri"/>
-          <w:sz w:val="22"/>
-          <w:szCs w:val="24"/>
-        </w:rPr>
-        <w:t xml:space="preserve"> </w:t>
-      </w:r>
-      <w:r>
-        <w:rPr>
-          <w:rFonts w:ascii="Calibri" w:hAnsi="Calibri" w:cs="Calibri"/>
-          <w:sz w:val="22"/>
-          <w:szCs w:val="24"/>
-        </w:rPr>
-        <w:t>Student Conference on Conservation Science-New York (SCCS-NY). American Museum of Natural History, New York, USA.</w:t>
-      </w:r>
-    </w:p>
-    <w:p>
-      <w:pPr>
-        <w:spacing w:line="240" w:lineRule="auto"/>
-        <w:ind w:leftChars="50" w:left="870" w:hangingChars="350" w:hanging="770"/>
-        <w:rPr>
-          <w:rFonts w:ascii="Calibri" w:hAnsi="Calibri" w:cs="Calibri"/>
-          <w:sz w:val="22"/>
-          <w:szCs w:val="24"/>
-        </w:rPr>
-      </w:pPr>
-      <w:r>
-        <w:rPr>
-          <w:rFonts w:ascii="Calibri" w:hAnsi="Calibri" w:cs="Calibri"/>
-          <w:b/>
-          <w:bCs/>
-          <w:sz w:val="22"/>
-          <w:szCs w:val="24"/>
-        </w:rPr>
         <w:t>2021</w:t>
       </w:r>
       <w:r>
@@ -4484,25 +4183,25 @@
           <w:sz w:val="22"/>
           <w:szCs w:val="24"/>
         </w:rPr>
-        <w:t xml:space="preserve">   </w:t>
-      </w:r>
-      <w:r>
-        <w:rPr>
-          <w:rFonts w:ascii="Calibri" w:hAnsi="Calibri" w:cs="Calibri"/>
-          <w:b/>
-          <w:bCs/>
-          <w:sz w:val="22"/>
-          <w:szCs w:val="24"/>
-        </w:rPr>
-        <w:t>Y Shin*</w:t>
-      </w:r>
-      <w:r>
-        <w:rPr>
-          <w:rFonts w:ascii="Calibri" w:hAnsi="Calibri" w:cs="Calibri"/>
-          <w:sz w:val="22"/>
-          <w:szCs w:val="24"/>
-        </w:rPr>
-        <w:t xml:space="preserve">, M-S Min, A Borzée. Distribution modeling of </w:t>
+        <w:t xml:space="preserve">   JY Jeon*, </w:t>
+      </w:r>
+      <w:r>
+        <w:rPr>
+          <w:rFonts w:ascii="Calibri" w:hAnsi="Calibri" w:cs="Calibri"/>
+          <w:b/>
+          <w:bCs/>
+          <w:sz w:val="22"/>
+          <w:szCs w:val="24"/>
+        </w:rPr>
+        <w:t>Y Shin</w:t>
+      </w:r>
+      <w:r>
+        <w:rPr>
+          <w:rFonts w:ascii="Calibri" w:hAnsi="Calibri" w:cs="Calibri"/>
+          <w:sz w:val="22"/>
+          <w:szCs w:val="24"/>
+        </w:rPr>
+        <w:t>, M-S Min, DK Lee. The effects of climate change on the distribution of Gori Salamander (</w:t>
       </w:r>
       <w:r>
         <w:rPr>
@@ -4512,103 +4211,8 @@
           <w:sz w:val="22"/>
           <w:szCs w:val="24"/>
         </w:rPr>
-        <w:t>Onychodactylus koreanus</w:t>
-      </w:r>
-      <w:r>
-        <w:rPr>
-          <w:rFonts w:ascii="Calibri" w:hAnsi="Calibri" w:cs="Calibri"/>
-          <w:sz w:val="22"/>
-          <w:szCs w:val="24"/>
-        </w:rPr>
-        <w:t xml:space="preserve"> predicts drastic decrease of suitable habitats in response to climate change. Poster. Joint Meeting of Ichthyologists and Herpetologists. Phoenix, Arizona, USA </w:t>
-      </w:r>
-      <w:r>
-        <w:rPr>
-          <w:rFonts w:ascii="Calibri" w:hAnsi="Calibri" w:cs="Calibri"/>
-          <w:b/>
-          <w:bCs/>
-          <w:sz w:val="22"/>
-          <w:szCs w:val="24"/>
-        </w:rPr>
-        <w:t>(SSAR George B. Rabb Undergraduate Poster Award)</w:t>
-      </w:r>
-      <w:r>
-        <w:rPr>
-          <w:rFonts w:ascii="Calibri" w:hAnsi="Calibri" w:cs="Calibri"/>
-          <w:sz w:val="22"/>
-          <w:szCs w:val="24"/>
-        </w:rPr>
-        <w:t>.</w:t>
-      </w:r>
-    </w:p>
-    <w:p>
-      <w:pPr>
-        <w:spacing w:line="240" w:lineRule="auto"/>
-        <w:ind w:leftChars="50" w:left="870" w:hangingChars="350" w:hanging="770"/>
-        <w:rPr>
-          <w:rFonts w:ascii="Calibri" w:hAnsi="Calibri" w:cs="Calibri"/>
-          <w:sz w:val="22"/>
-          <w:szCs w:val="24"/>
-        </w:rPr>
-      </w:pPr>
-      <w:r>
-        <w:rPr>
-          <w:rFonts w:ascii="Calibri" w:hAnsi="Calibri" w:cs="Calibri"/>
-          <w:b/>
-          <w:bCs/>
-          <w:sz w:val="22"/>
-          <w:szCs w:val="24"/>
-        </w:rPr>
-        <w:t>2021</w:t>
-      </w:r>
-      <w:r>
-        <w:rPr>
-          <w:rFonts w:ascii="Calibri" w:hAnsi="Calibri" w:cs="Calibri"/>
-          <w:sz w:val="22"/>
-          <w:szCs w:val="24"/>
-        </w:rPr>
-        <w:t xml:space="preserve">   JY Jeon*, </w:t>
-      </w:r>
-      <w:r>
-        <w:rPr>
-          <w:rFonts w:ascii="Calibri" w:hAnsi="Calibri" w:cs="Calibri"/>
-          <w:b/>
-          <w:bCs/>
-          <w:sz w:val="22"/>
-          <w:szCs w:val="24"/>
-        </w:rPr>
-        <w:t>Y Shin</w:t>
-      </w:r>
-      <w:r>
-        <w:rPr>
-          <w:rFonts w:ascii="Calibri" w:hAnsi="Calibri" w:cs="Calibri"/>
-          <w:sz w:val="22"/>
-          <w:szCs w:val="24"/>
-        </w:rPr>
-        <w:t>, M-S Min, DK Lee. The effects of climate change on the distribution of Gori Salamander (</w:t>
-      </w:r>
-      <w:r>
-        <w:rPr>
-          <w:rFonts w:ascii="Calibri" w:hAnsi="Calibri" w:cs="Calibri"/>
-          <w:i/>
-          <w:iCs/>
-          <w:sz w:val="22"/>
-          <w:szCs w:val="24"/>
-        </w:rPr>
-        <w:t xml:space="preserve">Hynobius </w:t>
-      </w:r>
-      <w:proofErr w:type="spellStart"/>
-      <w:r>
-        <w:rPr>
-          <w:rFonts w:ascii="Calibri" w:hAnsi="Calibri" w:cs="Calibri"/>
-          <w:i/>
-          <w:iCs/>
-          <w:sz w:val="22"/>
-          <w:szCs w:val="24"/>
-        </w:rPr>
-        <w:t>yangi</w:t>
-      </w:r>
-      <w:proofErr w:type="spellEnd"/>
+        <w:t>Hynobius yangi</w:t>
+      </w:r>
       <w:r>
         <w:rPr>
           <w:rFonts w:ascii="Calibri" w:hAnsi="Calibri" w:cs="Calibri"/>

--- a/assets/files/Yucheol_Shin_CV_short.docx
+++ b/assets/files/Yucheol_Shin_CV_short.docx
@@ -754,6 +754,123 @@
         <w:spacing w:line="240" w:lineRule="auto"/>
         <w:ind w:left="330" w:hangingChars="150" w:hanging="330"/>
         <w:rPr>
+          <w:rFonts w:ascii="Calibri" w:hAnsi="Calibri" w:cs="Calibri" w:hint="eastAsia"/>
+          <w:b/>
+          <w:bCs/>
+          <w:sz w:val="22"/>
+          <w:szCs w:val="24"/>
+        </w:rPr>
+      </w:pPr>
+      <w:r>
+        <w:rPr>
+          <w:rFonts w:ascii="Calibri" w:hAnsi="Calibri" w:cs="Calibri" w:hint="eastAsia"/>
+          <w:b/>
+          <w:bCs/>
+          <w:sz w:val="22"/>
+          <w:szCs w:val="24"/>
+        </w:rPr>
+        <w:t xml:space="preserve">19. </w:t>
+      </w:r>
+      <w:r>
+        <w:rPr>
+          <w:rFonts w:ascii="Calibri" w:hAnsi="Calibri" w:cs="Calibri"/>
+          <w:sz w:val="22"/>
+          <w:szCs w:val="24"/>
+        </w:rPr>
+        <w:t xml:space="preserve">A Borzée, A Angulo, H Meredith, J Groffen, ….., </w:t>
+      </w:r>
+      <w:r>
+        <w:rPr>
+          <w:rFonts w:ascii="Calibri" w:hAnsi="Calibri" w:cs="Calibri"/>
+          <w:b/>
+          <w:bCs/>
+          <w:sz w:val="22"/>
+          <w:szCs w:val="24"/>
+        </w:rPr>
+        <w:t>Y Shin,</w:t>
+      </w:r>
+      <w:r>
+        <w:rPr>
+          <w:rFonts w:ascii="Calibri" w:hAnsi="Calibri" w:cs="Calibri"/>
+          <w:sz w:val="22"/>
+          <w:szCs w:val="24"/>
+        </w:rPr>
+        <w:t xml:space="preserve"> Y Bae, Z Wang, Z Qiu, R Pearce. </w:t>
+      </w:r>
+      <w:r>
+        <w:rPr>
+          <w:rFonts w:ascii="Calibri" w:hAnsi="Calibri" w:cs="Calibri"/>
+          <w:i/>
+          <w:iCs/>
+          <w:sz w:val="22"/>
+          <w:szCs w:val="24"/>
+        </w:rPr>
+        <w:t>In review</w:t>
+      </w:r>
+      <w:r>
+        <w:rPr>
+          <w:rFonts w:ascii="Calibri" w:hAnsi="Calibri" w:cs="Calibri"/>
+          <w:sz w:val="22"/>
+          <w:szCs w:val="24"/>
+        </w:rPr>
+        <w:t xml:space="preserve">. </w:t>
+      </w:r>
+      <w:r>
+        <w:rPr>
+          <w:rFonts w:ascii="Calibri" w:hAnsi="Calibri" w:cs="Calibri"/>
+          <w:sz w:val="22"/>
+          <w:szCs w:val="24"/>
+        </w:rPr>
+        <w:t>Protecting Japanese Giant Salamanders (</w:t>
+      </w:r>
+      <w:r>
+        <w:rPr>
+          <w:rFonts w:ascii="Calibri" w:hAnsi="Calibri" w:cs="Calibri"/>
+          <w:i/>
+          <w:iCs/>
+          <w:sz w:val="22"/>
+          <w:szCs w:val="24"/>
+        </w:rPr>
+        <w:t>Andrias japonicus</w:t>
+      </w:r>
+      <w:r>
+        <w:rPr>
+          <w:rFonts w:ascii="Calibri" w:hAnsi="Calibri" w:cs="Calibri"/>
+          <w:sz w:val="22"/>
+          <w:szCs w:val="24"/>
+        </w:rPr>
+        <w:t>) in the Nawa River Basin, Japan:</w:t>
+      </w:r>
+      <w:r>
+        <w:rPr>
+          <w:rFonts w:ascii="Calibri" w:hAnsi="Calibri" w:cs="Calibri"/>
+          <w:sz w:val="22"/>
+          <w:szCs w:val="24"/>
+        </w:rPr>
+        <w:t xml:space="preserve"> </w:t>
+      </w:r>
+      <w:r>
+        <w:rPr>
+          <w:rFonts w:ascii="Calibri" w:hAnsi="Calibri" w:cs="Calibri"/>
+          <w:sz w:val="22"/>
+          <w:szCs w:val="24"/>
+        </w:rPr>
+        <w:t>policy recommendations addressing water pollution and waterway disruption</w:t>
+      </w:r>
+      <w:r>
+        <w:rPr>
+          <w:rFonts w:ascii="Calibri" w:hAnsi="Calibri" w:cs="Calibri"/>
+          <w:sz w:val="22"/>
+          <w:szCs w:val="24"/>
+        </w:rPr>
+        <w:t>. Frontiers in Amphibian and Reptile Science.</w:t>
+      </w:r>
+    </w:p>
+    <w:p>
+      <w:pPr>
+        <w:spacing w:line="240" w:lineRule="auto"/>
+        <w:ind w:left="330" w:hangingChars="150" w:hanging="330"/>
+        <w:rPr>
           <w:rFonts w:ascii="Calibri" w:hAnsi="Calibri" w:cs="Calibri"/>
           <w:sz w:val="22"/>
           <w:szCs w:val="24"/>
@@ -1478,6 +1595,7 @@
           <w:sz w:val="22"/>
           <w:szCs w:val="24"/>
         </w:rPr>
+        <w:lastRenderedPageBreak/>
         <w:t>11.</w:t>
       </w:r>
       <w:r>
@@ -1543,7 +1661,6 @@
           <w:sz w:val="22"/>
           <w:szCs w:val="24"/>
         </w:rPr>
-        <w:lastRenderedPageBreak/>
         <w:t>10.</w:t>
       </w:r>
       <w:r>
@@ -2542,6 +2659,7 @@
           <w:sz w:val="22"/>
           <w:szCs w:val="24"/>
         </w:rPr>
+        <w:lastRenderedPageBreak/>
         <w:t>6.</w:t>
       </w:r>
       <w:r>
@@ -2610,7 +2728,6 @@
           <w:sz w:val="22"/>
           <w:szCs w:val="24"/>
         </w:rPr>
-        <w:lastRenderedPageBreak/>
         <w:t>5.</w:t>
       </w:r>
       <w:r>
@@ -3949,6 +4066,7 @@
           <w:sz w:val="22"/>
           <w:szCs w:val="24"/>
         </w:rPr>
+        <w:lastRenderedPageBreak/>
         <w:t>2</w:t>
       </w:r>
       <w:r>
@@ -4012,7 +4130,6 @@
           <w:sz w:val="22"/>
           <w:szCs w:val="24"/>
         </w:rPr>
-        <w:lastRenderedPageBreak/>
         <w:t xml:space="preserve">2022 </w:t>
       </w:r>
       <w:r>
@@ -5103,6 +5220,7 @@
           <w:sz w:val="22"/>
           <w:szCs w:val="24"/>
         </w:rPr>
+        <w:lastRenderedPageBreak/>
         <w:t xml:space="preserve">2018            Undergraduate Researcher                                   Advisor: Dr. Jenny Duggan                                                 </w:t>
       </w:r>
     </w:p>
@@ -5194,7 +5312,6 @@
           <w:sz w:val="22"/>
           <w:szCs w:val="24"/>
         </w:rPr>
-        <w:lastRenderedPageBreak/>
         <w:t>Conducted herpetofauna surveys using coverboards and drift fence arrays on the UC Fort Ord Natural Reserve during 193 survey days.</w:t>
       </w:r>
     </w:p>

--- a/assets/files/Yucheol_Shin_CV_short.docx
+++ b/assets/files/Yucheol_Shin_CV_short.docx
@@ -712,6 +712,7 @@
         </w:rPr>
         <w:t xml:space="preserve">* </w:t>
       </w:r>
+      <w:proofErr w:type="gramStart"/>
       <w:r>
         <w:rPr>
           <w:rFonts w:ascii="Calibri" w:hAnsi="Calibri" w:cs="Calibri"/>
@@ -720,7 +721,18 @@
           <w:sz w:val="22"/>
           <w:szCs w:val="24"/>
         </w:rPr>
-        <w:t>denotes co-first author papers</w:t>
+        <w:t>denotes</w:t>
+      </w:r>
+      <w:proofErr w:type="gramEnd"/>
+      <w:r>
+        <w:rPr>
+          <w:rFonts w:ascii="Calibri" w:hAnsi="Calibri" w:cs="Calibri"/>
+          <w:i/>
+          <w:iCs/>
+          <w:sz w:val="22"/>
+          <w:szCs w:val="24"/>
+        </w:rPr>
+        <w:t xml:space="preserve"> co-first author papers</w:t>
       </w:r>
     </w:p>
     <w:p>
@@ -754,21 +766,19 @@
         <w:spacing w:line="240" w:lineRule="auto"/>
         <w:ind w:left="330" w:hangingChars="150" w:hanging="330"/>
         <w:rPr>
+          <w:rFonts w:ascii="Calibri" w:hAnsi="Calibri" w:cs="Calibri"/>
+          <w:sz w:val="22"/>
+          <w:szCs w:val="24"/>
+        </w:rPr>
+      </w:pPr>
+      <w:r>
+        <w:rPr>
           <w:rFonts w:ascii="Calibri" w:hAnsi="Calibri" w:cs="Calibri" w:hint="eastAsia"/>
           <w:b/>
           <w:bCs/>
           <w:sz w:val="22"/>
           <w:szCs w:val="24"/>
         </w:rPr>
-      </w:pPr>
-      <w:r>
-        <w:rPr>
-          <w:rFonts w:ascii="Calibri" w:hAnsi="Calibri" w:cs="Calibri" w:hint="eastAsia"/>
-          <w:b/>
-          <w:bCs/>
-          <w:sz w:val="22"/>
-          <w:szCs w:val="24"/>
-        </w:rPr>
         <w:t xml:space="preserve">19. </w:t>
       </w:r>
       <w:r>
@@ -777,7 +787,43 @@
           <w:sz w:val="22"/>
           <w:szCs w:val="24"/>
         </w:rPr>
-        <w:t xml:space="preserve">A Borzée, A Angulo, H Meredith, J Groffen, ….., </w:t>
+        <w:t xml:space="preserve">A Borzée, A Angulo, H Meredith, J </w:t>
+      </w:r>
+      <w:proofErr w:type="spellStart"/>
+      <w:r>
+        <w:rPr>
+          <w:rFonts w:ascii="Calibri" w:hAnsi="Calibri" w:cs="Calibri"/>
+          <w:sz w:val="22"/>
+          <w:szCs w:val="24"/>
+        </w:rPr>
+        <w:t>Groffen</w:t>
+      </w:r>
+      <w:proofErr w:type="spellEnd"/>
+      <w:r>
+        <w:rPr>
+          <w:rFonts w:ascii="Calibri" w:hAnsi="Calibri" w:cs="Calibri"/>
+          <w:sz w:val="22"/>
+          <w:szCs w:val="24"/>
+        </w:rPr>
+        <w:t xml:space="preserve">, </w:t>
+      </w:r>
+      <w:proofErr w:type="gramStart"/>
+      <w:r>
+        <w:rPr>
+          <w:rFonts w:ascii="Calibri" w:hAnsi="Calibri" w:cs="Calibri"/>
+          <w:sz w:val="22"/>
+          <w:szCs w:val="24"/>
+        </w:rPr>
+        <w:t>…..</w:t>
+      </w:r>
+      <w:proofErr w:type="gramEnd"/>
+      <w:r>
+        <w:rPr>
+          <w:rFonts w:ascii="Calibri" w:hAnsi="Calibri" w:cs="Calibri"/>
+          <w:sz w:val="22"/>
+          <w:szCs w:val="24"/>
+        </w:rPr>
+        <w:t xml:space="preserve">, </w:t>
       </w:r>
       <w:r>
         <w:rPr>
@@ -871,20 +917,141 @@
         <w:spacing w:line="240" w:lineRule="auto"/>
         <w:ind w:left="330" w:hangingChars="150" w:hanging="330"/>
         <w:rPr>
-          <w:rFonts w:ascii="Calibri" w:hAnsi="Calibri" w:cs="Calibri"/>
-          <w:sz w:val="22"/>
-          <w:szCs w:val="24"/>
-        </w:rPr>
-      </w:pPr>
-      <w:r>
-        <w:rPr>
           <w:rFonts w:ascii="Calibri" w:hAnsi="Calibri" w:cs="Calibri" w:hint="eastAsia"/>
-          <w:b/>
-          <w:bCs/>
-          <w:sz w:val="22"/>
-          <w:szCs w:val="24"/>
-        </w:rPr>
-        <w:t xml:space="preserve">18. </w:t>
+          <w:sz w:val="22"/>
+          <w:szCs w:val="24"/>
+        </w:rPr>
+      </w:pPr>
+      <w:r>
+        <w:rPr>
+          <w:rFonts w:ascii="Calibri" w:hAnsi="Calibri" w:cs="Calibri" w:hint="eastAsia"/>
+          <w:b/>
+          <w:bCs/>
+          <w:sz w:val="22"/>
+          <w:szCs w:val="24"/>
+        </w:rPr>
+        <w:t>1</w:t>
+      </w:r>
+      <w:r>
+        <w:rPr>
+          <w:rFonts w:ascii="Calibri" w:hAnsi="Calibri" w:cs="Calibri" w:hint="eastAsia"/>
+          <w:b/>
+          <w:bCs/>
+          <w:sz w:val="22"/>
+          <w:szCs w:val="24"/>
+        </w:rPr>
+        <w:t>8</w:t>
+      </w:r>
+      <w:r>
+        <w:rPr>
+          <w:rFonts w:ascii="Calibri" w:hAnsi="Calibri" w:cs="Calibri" w:hint="eastAsia"/>
+          <w:b/>
+          <w:bCs/>
+          <w:sz w:val="22"/>
+          <w:szCs w:val="24"/>
+        </w:rPr>
+        <w:t xml:space="preserve">. </w:t>
+      </w:r>
+      <w:r>
+        <w:rPr>
+          <w:rFonts w:ascii="Calibri" w:hAnsi="Calibri" w:cs="Calibri"/>
+          <w:sz w:val="22"/>
+          <w:szCs w:val="24"/>
+        </w:rPr>
+        <w:t xml:space="preserve">JY Jeon, </w:t>
+      </w:r>
+      <w:r>
+        <w:rPr>
+          <w:rFonts w:ascii="Calibri" w:hAnsi="Calibri" w:cs="Calibri"/>
+          <w:b/>
+          <w:bCs/>
+          <w:sz w:val="22"/>
+          <w:szCs w:val="24"/>
+        </w:rPr>
+        <w:t>Y Shin</w:t>
+      </w:r>
+      <w:r>
+        <w:rPr>
+          <w:rFonts w:ascii="Calibri" w:hAnsi="Calibri" w:cs="Calibri"/>
+          <w:sz w:val="22"/>
+          <w:szCs w:val="24"/>
+        </w:rPr>
+        <w:t xml:space="preserve">, AJ </w:t>
+      </w:r>
+      <w:proofErr w:type="spellStart"/>
+      <w:r>
+        <w:rPr>
+          <w:rFonts w:ascii="Calibri" w:hAnsi="Calibri" w:cs="Calibri"/>
+          <w:sz w:val="22"/>
+          <w:szCs w:val="24"/>
+        </w:rPr>
+        <w:t>Mularo</w:t>
+      </w:r>
+      <w:proofErr w:type="spellEnd"/>
+      <w:r>
+        <w:rPr>
+          <w:rFonts w:ascii="Calibri" w:hAnsi="Calibri" w:cs="Calibri"/>
+          <w:sz w:val="22"/>
+          <w:szCs w:val="24"/>
+        </w:rPr>
+        <w:t>, X Feng, JA DeWoody.</w:t>
+      </w:r>
+      <w:r>
+        <w:rPr>
+          <w:rFonts w:ascii="Calibri" w:hAnsi="Calibri" w:cs="Calibri" w:hint="eastAsia"/>
+          <w:sz w:val="22"/>
+          <w:szCs w:val="24"/>
+        </w:rPr>
+        <w:t xml:space="preserve"> 2024</w:t>
+      </w:r>
+      <w:r>
+        <w:rPr>
+          <w:rFonts w:ascii="Calibri" w:hAnsi="Calibri" w:cs="Calibri"/>
+          <w:sz w:val="22"/>
+          <w:szCs w:val="24"/>
+        </w:rPr>
+        <w:t>. The integration of whole-genome resequencing and ecological niche modeling to conserve profiles of local adaptation. Diversity and Distributions.</w:t>
+      </w:r>
+    </w:p>
+    <w:p>
+      <w:pPr>
+        <w:spacing w:line="240" w:lineRule="auto"/>
+        <w:ind w:left="330" w:hangingChars="150" w:hanging="330"/>
+        <w:rPr>
+          <w:rFonts w:ascii="Calibri" w:hAnsi="Calibri" w:cs="Calibri"/>
+          <w:sz w:val="22"/>
+          <w:szCs w:val="24"/>
+        </w:rPr>
+      </w:pPr>
+      <w:r>
+        <w:rPr>
+          <w:rFonts w:ascii="Calibri" w:hAnsi="Calibri" w:cs="Calibri" w:hint="eastAsia"/>
+          <w:b/>
+          <w:bCs/>
+          <w:sz w:val="22"/>
+          <w:szCs w:val="24"/>
+        </w:rPr>
+        <w:t>1</w:t>
+      </w:r>
+      <w:r>
+        <w:rPr>
+          <w:rFonts w:ascii="Calibri" w:hAnsi="Calibri" w:cs="Calibri" w:hint="eastAsia"/>
+          <w:b/>
+          <w:bCs/>
+          <w:sz w:val="22"/>
+          <w:szCs w:val="24"/>
+        </w:rPr>
+        <w:t>7</w:t>
+      </w:r>
+      <w:r>
+        <w:rPr>
+          <w:rFonts w:ascii="Calibri" w:hAnsi="Calibri" w:cs="Calibri" w:hint="eastAsia"/>
+          <w:b/>
+          <w:bCs/>
+          <w:sz w:val="22"/>
+          <w:szCs w:val="24"/>
+        </w:rPr>
+        <w:t xml:space="preserve">. </w:t>
       </w:r>
       <w:r>
         <w:rPr>
@@ -1010,70 +1177,33 @@
           <w:sz w:val="22"/>
           <w:szCs w:val="24"/>
         </w:rPr>
-        <w:t>. NeoBiota.</w:t>
-      </w:r>
-    </w:p>
-    <w:p>
-      <w:pPr>
-        <w:spacing w:line="240" w:lineRule="auto"/>
-        <w:ind w:left="330" w:hangingChars="150" w:hanging="330"/>
-        <w:rPr>
-          <w:rFonts w:ascii="Calibri" w:hAnsi="Calibri" w:cs="Calibri"/>
-          <w:sz w:val="22"/>
-          <w:szCs w:val="24"/>
-        </w:rPr>
-      </w:pPr>
+        <w:t xml:space="preserve">. </w:t>
+      </w:r>
+      <w:proofErr w:type="spellStart"/>
+      <w:r>
+        <w:rPr>
+          <w:rFonts w:ascii="Calibri" w:hAnsi="Calibri" w:cs="Calibri"/>
+          <w:sz w:val="22"/>
+          <w:szCs w:val="24"/>
+        </w:rPr>
+        <w:t>NeoBiota</w:t>
+      </w:r>
+      <w:proofErr w:type="spellEnd"/>
       <w:r>
         <w:rPr>
           <w:rFonts w:ascii="Calibri" w:hAnsi="Calibri" w:cs="Calibri" w:hint="eastAsia"/>
-          <w:b/>
-          <w:bCs/>
-          <w:sz w:val="22"/>
-          <w:szCs w:val="24"/>
-        </w:rPr>
-        <w:t xml:space="preserve">17. </w:t>
-      </w:r>
-      <w:r>
-        <w:rPr>
-          <w:rFonts w:ascii="Calibri" w:hAnsi="Calibri" w:cs="Calibri"/>
-          <w:sz w:val="22"/>
-          <w:szCs w:val="24"/>
-        </w:rPr>
-        <w:t xml:space="preserve">JY Jeon, </w:t>
-      </w:r>
-      <w:r>
-        <w:rPr>
-          <w:rFonts w:ascii="Calibri" w:hAnsi="Calibri" w:cs="Calibri"/>
-          <w:b/>
-          <w:bCs/>
-          <w:sz w:val="22"/>
-          <w:szCs w:val="24"/>
-        </w:rPr>
-        <w:t>Y Shin</w:t>
-      </w:r>
-      <w:r>
-        <w:rPr>
-          <w:rFonts w:ascii="Calibri" w:hAnsi="Calibri" w:cs="Calibri"/>
-          <w:sz w:val="22"/>
-          <w:szCs w:val="24"/>
-        </w:rPr>
-        <w:t>, AJ Mularo, X Feng, JA DeWoody.</w:t>
-      </w:r>
-      <w:r>
-        <w:rPr>
-          <w:rFonts w:ascii="Calibri" w:hAnsi="Calibri" w:cs="Calibri" w:hint="eastAsia"/>
-          <w:sz w:val="22"/>
-          <w:szCs w:val="24"/>
-        </w:rPr>
-        <w:t xml:space="preserve"> 2024</w:t>
-      </w:r>
-      <w:r>
-        <w:rPr>
-          <w:rFonts w:ascii="Calibri" w:hAnsi="Calibri" w:cs="Calibri"/>
-          <w:sz w:val="22"/>
-          <w:szCs w:val="24"/>
-        </w:rPr>
-        <w:t>. The integration of whole-genome resequencing and ecological niche modeling to conserve profiles of local adaptation. Diversity and Distributions.</w:t>
+          <w:sz w:val="22"/>
+          <w:szCs w:val="24"/>
+        </w:rPr>
+        <w:t xml:space="preserve"> 93: 39-62</w:t>
+      </w:r>
+      <w:r>
+        <w:rPr>
+          <w:rFonts w:ascii="Calibri" w:hAnsi="Calibri" w:cs="Calibri"/>
+          <w:sz w:val="22"/>
+          <w:szCs w:val="24"/>
+        </w:rPr>
+        <w:t>.</w:t>
       </w:r>
     </w:p>
     <w:p>
@@ -1538,7 +1668,25 @@
           <w:sz w:val="22"/>
           <w:szCs w:val="24"/>
         </w:rPr>
-        <w:t xml:space="preserve"> A Borzée, M Rodriguez, N Bhatri, YI Kim, ....., VK Prasad, Y Jang, </w:t>
+        <w:t xml:space="preserve"> A Borzée, M Rodriguez, N Bhatri, YI Kim, </w:t>
+      </w:r>
+      <w:proofErr w:type="gramStart"/>
+      <w:r>
+        <w:rPr>
+          <w:rFonts w:ascii="Calibri" w:hAnsi="Calibri" w:cs="Calibri"/>
+          <w:sz w:val="22"/>
+          <w:szCs w:val="24"/>
+        </w:rPr>
+        <w:t>.....</w:t>
+      </w:r>
+      <w:proofErr w:type="gramEnd"/>
+      <w:r>
+        <w:rPr>
+          <w:rFonts w:ascii="Calibri" w:hAnsi="Calibri" w:cs="Calibri"/>
+          <w:sz w:val="22"/>
+          <w:szCs w:val="24"/>
+        </w:rPr>
+        <w:t xml:space="preserve">, VK Prasad, Y Jang, </w:t>
       </w:r>
       <w:r>
         <w:rPr>
@@ -1624,6 +1772,7 @@
         </w:rPr>
         <w:t>, B Lim, H Serret, Y Jang. 2023. Do Barn Swallows (</w:t>
       </w:r>
+      <w:proofErr w:type="spellStart"/>
       <w:r>
         <w:rPr>
           <w:rFonts w:ascii="Calibri" w:hAnsi="Calibri" w:cs="Calibri"/>
@@ -1632,8 +1781,31 @@
           <w:sz w:val="22"/>
           <w:szCs w:val="24"/>
         </w:rPr>
-        <w:t>Hirundo rustica gutturalis</w:t>
-      </w:r>
+        <w:t>Hirundo</w:t>
+      </w:r>
+      <w:proofErr w:type="spellEnd"/>
+      <w:r>
+        <w:rPr>
+          <w:rFonts w:ascii="Calibri" w:hAnsi="Calibri" w:cs="Calibri"/>
+          <w:i/>
+          <w:iCs/>
+          <w:sz w:val="22"/>
+          <w:szCs w:val="24"/>
+        </w:rPr>
+        <w:t xml:space="preserve"> rustica </w:t>
+      </w:r>
+      <w:proofErr w:type="spellStart"/>
+      <w:r>
+        <w:rPr>
+          <w:rFonts w:ascii="Calibri" w:hAnsi="Calibri" w:cs="Calibri"/>
+          <w:i/>
+          <w:iCs/>
+          <w:sz w:val="22"/>
+          <w:szCs w:val="24"/>
+        </w:rPr>
+        <w:t>gutturalis</w:t>
+      </w:r>
+      <w:proofErr w:type="spellEnd"/>
       <w:r>
         <w:rPr>
           <w:rFonts w:ascii="Calibri" w:hAnsi="Calibri" w:cs="Calibri"/>
@@ -1687,7 +1859,25 @@
           <w:sz w:val="22"/>
           <w:szCs w:val="24"/>
         </w:rPr>
-        <w:t>, K Kim, J Groffen, D Woo, E Song, A Borzée. 2022. Citizen science and roadkill trends in the Korean herpetofauna: the importance of spatially biased and unstandardized data. Frontiers in Ecology and Evolution 10: 944318.</w:t>
+        <w:t xml:space="preserve">, K Kim, J </w:t>
+      </w:r>
+      <w:proofErr w:type="spellStart"/>
+      <w:r>
+        <w:rPr>
+          <w:rFonts w:ascii="Calibri" w:hAnsi="Calibri" w:cs="Calibri"/>
+          <w:sz w:val="22"/>
+          <w:szCs w:val="24"/>
+        </w:rPr>
+        <w:t>Groffen</w:t>
+      </w:r>
+      <w:proofErr w:type="spellEnd"/>
+      <w:r>
+        <w:rPr>
+          <w:rFonts w:ascii="Calibri" w:hAnsi="Calibri" w:cs="Calibri"/>
+          <w:sz w:val="22"/>
+          <w:szCs w:val="24"/>
+        </w:rPr>
+        <w:t>, D Woo, E Song, A Borzée. 2022. Citizen science and roadkill trends in the Korean herpetofauna: the importance of spatially biased and unstandardized data. Frontiers in Ecology and Evolution 10: 944318.</w:t>
       </w:r>
     </w:p>
     <w:p>
@@ -1781,7 +1971,25 @@
           <w:sz w:val="22"/>
           <w:szCs w:val="24"/>
         </w:rPr>
-        <w:t xml:space="preserve">, N Poyarkov, JY Jeon, HJ Baek, CH Lee, J An, YJ Hong, M-S Min. 2022. Dwindling in the mountains: description of a critically endangered and microendemic </w:t>
+        <w:t xml:space="preserve">, N </w:t>
+      </w:r>
+      <w:proofErr w:type="spellStart"/>
+      <w:r>
+        <w:rPr>
+          <w:rFonts w:ascii="Calibri" w:hAnsi="Calibri" w:cs="Calibri"/>
+          <w:sz w:val="22"/>
+          <w:szCs w:val="24"/>
+        </w:rPr>
+        <w:t>Poyarkov</w:t>
+      </w:r>
+      <w:proofErr w:type="spellEnd"/>
+      <w:r>
+        <w:rPr>
+          <w:rFonts w:ascii="Calibri" w:hAnsi="Calibri" w:cs="Calibri"/>
+          <w:sz w:val="22"/>
+          <w:szCs w:val="24"/>
+        </w:rPr>
+        <w:t xml:space="preserve">, JY Jeon, HJ Baek, CH Lee, J An, YJ Hong, M-S Min. 2022. Dwindling in the mountains: description of a critically endangered and microendemic </w:t>
       </w:r>
       <w:r>
         <w:rPr>
@@ -1911,7 +2119,25 @@
           <w:sz w:val="22"/>
           <w:szCs w:val="24"/>
         </w:rPr>
-        <w:t>, A Kim, I Maslova, J Luedtke, L Hobin, N Moores, B Seliger, F Glenk, Y Jang. 2021. Update on distribution and threat status of amphibians in the Democratic People's Republic of Korea: conclusions based on field surveys, landscape modeling, molecular analyses, and call properties. Animals 11:2057.</w:t>
+        <w:t xml:space="preserve">, A Kim, I Maslova, J Luedtke, L Hobin, N </w:t>
+      </w:r>
+      <w:proofErr w:type="spellStart"/>
+      <w:r>
+        <w:rPr>
+          <w:rFonts w:ascii="Calibri" w:hAnsi="Calibri" w:cs="Calibri"/>
+          <w:sz w:val="22"/>
+          <w:szCs w:val="24"/>
+        </w:rPr>
+        <w:t>Moores</w:t>
+      </w:r>
+      <w:proofErr w:type="spellEnd"/>
+      <w:r>
+        <w:rPr>
+          <w:rFonts w:ascii="Calibri" w:hAnsi="Calibri" w:cs="Calibri"/>
+          <w:sz w:val="22"/>
+          <w:szCs w:val="24"/>
+        </w:rPr>
+        <w:t>, B Seliger, F Glenk, Y Jang. 2021. Update on distribution and threat status of amphibians in the Democratic People's Republic of Korea: conclusions based on field surveys, landscape modeling, molecular analyses, and call properties. Animals 11:2057.</w:t>
       </w:r>
     </w:p>
     <w:p>
@@ -2146,7 +2372,25 @@
           <w:sz w:val="22"/>
           <w:szCs w:val="24"/>
         </w:rPr>
-        <w:t xml:space="preserve"> A Borzée, KR Messenger, S Chae, D Andersen, J Groffen, YI Kim, J An, SN Othman, K Ri, TY Nam, Y Bae, J-L Ren, J-T Li, M-F Chuang, Y Yi, </w:t>
+        <w:t xml:space="preserve"> A Borzée, KR Messenger, S Chae, D Andersen, J </w:t>
+      </w:r>
+      <w:proofErr w:type="spellStart"/>
+      <w:r>
+        <w:rPr>
+          <w:rFonts w:ascii="Calibri" w:hAnsi="Calibri" w:cs="Calibri"/>
+          <w:sz w:val="22"/>
+          <w:szCs w:val="24"/>
+        </w:rPr>
+        <w:t>Groffen</w:t>
+      </w:r>
+      <w:proofErr w:type="spellEnd"/>
+      <w:r>
+        <w:rPr>
+          <w:rFonts w:ascii="Calibri" w:hAnsi="Calibri" w:cs="Calibri"/>
+          <w:sz w:val="22"/>
+          <w:szCs w:val="24"/>
+        </w:rPr>
+        <w:t xml:space="preserve">, YI Kim, J An, SN Othman, K Ri, TY Nam, Y Bae, J-L Ren, J-T Li, M-F Chuang, Y Yi, </w:t>
       </w:r>
       <w:r>
         <w:rPr>
@@ -2182,7 +2426,25 @@
           <w:sz w:val="22"/>
           <w:szCs w:val="24"/>
         </w:rPr>
-        <w:t xml:space="preserve"> species. PLoS ONE 15: e0234299.</w:t>
+        <w:t xml:space="preserve"> species. </w:t>
+      </w:r>
+      <w:proofErr w:type="spellStart"/>
+      <w:r>
+        <w:rPr>
+          <w:rFonts w:ascii="Calibri" w:hAnsi="Calibri" w:cs="Calibri"/>
+          <w:sz w:val="22"/>
+          <w:szCs w:val="24"/>
+        </w:rPr>
+        <w:t>PLoS</w:t>
+      </w:r>
+      <w:proofErr w:type="spellEnd"/>
+      <w:r>
+        <w:rPr>
+          <w:rFonts w:ascii="Calibri" w:hAnsi="Calibri" w:cs="Calibri"/>
+          <w:sz w:val="22"/>
+          <w:szCs w:val="24"/>
+        </w:rPr>
+        <w:t xml:space="preserve"> ONE 15: e0234299.</w:t>
       </w:r>
     </w:p>
     <w:p>
@@ -2270,7 +2532,25 @@
           <w:sz w:val="22"/>
           <w:szCs w:val="24"/>
         </w:rPr>
-        <w:t xml:space="preserve">A Borzée, K Milto, L Borkin, X Ji, W Zhao, </w:t>
+        <w:t xml:space="preserve">A Borzée, K </w:t>
+      </w:r>
+      <w:proofErr w:type="spellStart"/>
+      <w:r>
+        <w:rPr>
+          <w:rFonts w:ascii="Calibri" w:hAnsi="Calibri" w:cs="Calibri"/>
+          <w:sz w:val="22"/>
+          <w:szCs w:val="24"/>
+        </w:rPr>
+        <w:t>Milto</w:t>
+      </w:r>
+      <w:proofErr w:type="spellEnd"/>
+      <w:r>
+        <w:rPr>
+          <w:rFonts w:ascii="Calibri" w:hAnsi="Calibri" w:cs="Calibri"/>
+          <w:sz w:val="22"/>
+          <w:szCs w:val="24"/>
+        </w:rPr>
+        <w:t xml:space="preserve">, L Borkin, X Ji, W Zhao, </w:t>
       </w:r>
       <w:r>
         <w:rPr>
@@ -2306,8 +2586,18 @@
           <w:sz w:val="22"/>
           <w:szCs w:val="24"/>
         </w:rPr>
-        <w:t>. In: The IUCN Red List of Threatened Species 2022 :</w:t>
-      </w:r>
+        <w:t xml:space="preserve">. In: The IUCN Red List of Threatened Species </w:t>
+      </w:r>
+      <w:proofErr w:type="gramStart"/>
+      <w:r>
+        <w:rPr>
+          <w:rFonts w:ascii="Calibri" w:hAnsi="Calibri" w:cs="Calibri"/>
+          <w:sz w:val="22"/>
+          <w:szCs w:val="24"/>
+        </w:rPr>
+        <w:t>2022 :</w:t>
+      </w:r>
+      <w:proofErr w:type="gramEnd"/>
       <w:r>
         <w:rPr>
           <w:rFonts w:ascii="Calibri" w:hAnsi="Calibri" w:cs="Calibri"/>
@@ -2365,7 +2655,25 @@
           <w:sz w:val="22"/>
           <w:szCs w:val="24"/>
         </w:rPr>
-        <w:t xml:space="preserve"> K Milto, L Borkin, X Ji, W Zhao, </w:t>
+        <w:t xml:space="preserve"> K </w:t>
+      </w:r>
+      <w:proofErr w:type="spellStart"/>
+      <w:r>
+        <w:rPr>
+          <w:rFonts w:ascii="Calibri" w:hAnsi="Calibri" w:cs="Calibri"/>
+          <w:sz w:val="22"/>
+          <w:szCs w:val="24"/>
+        </w:rPr>
+        <w:t>Milto</w:t>
+      </w:r>
+      <w:proofErr w:type="spellEnd"/>
+      <w:r>
+        <w:rPr>
+          <w:rFonts w:ascii="Calibri" w:hAnsi="Calibri" w:cs="Calibri"/>
+          <w:sz w:val="22"/>
+          <w:szCs w:val="24"/>
+        </w:rPr>
+        <w:t xml:space="preserve">, L Borkin, X Ji, W Zhao, </w:t>
       </w:r>
       <w:r>
         <w:rPr>
@@ -2433,7 +2741,25 @@
           <w:sz w:val="22"/>
           <w:szCs w:val="24"/>
         </w:rPr>
-        <w:t xml:space="preserve"> V Orlova, K Milto, L Borkin, W Zhao, </w:t>
+        <w:t xml:space="preserve"> V Orlova, K </w:t>
+      </w:r>
+      <w:proofErr w:type="spellStart"/>
+      <w:r>
+        <w:rPr>
+          <w:rFonts w:ascii="Calibri" w:hAnsi="Calibri" w:cs="Calibri"/>
+          <w:sz w:val="22"/>
+          <w:szCs w:val="24"/>
+        </w:rPr>
+        <w:t>Milto</w:t>
+      </w:r>
+      <w:proofErr w:type="spellEnd"/>
+      <w:r>
+        <w:rPr>
+          <w:rFonts w:ascii="Calibri" w:hAnsi="Calibri" w:cs="Calibri"/>
+          <w:sz w:val="22"/>
+          <w:szCs w:val="24"/>
+        </w:rPr>
+        <w:t xml:space="preserve">, L Borkin, W Zhao, </w:t>
       </w:r>
       <w:r>
         <w:rPr>
@@ -2609,16 +2935,9 @@
           <w:sz w:val="22"/>
           <w:szCs w:val="24"/>
         </w:rPr>
-        <w:t>Aquarana catesbeiana</w:t>
-      </w:r>
-      <w:r>
-        <w:rPr>
-          <w:rFonts w:ascii="Calibri" w:hAnsi="Calibri" w:cs="Calibri"/>
-          <w:sz w:val="22"/>
-          <w:szCs w:val="24"/>
-        </w:rPr>
-        <w:t xml:space="preserve"> (Shaw, 1802), by the fishing spider </w:t>
-      </w:r>
+        <w:t xml:space="preserve">Aquarana </w:t>
+      </w:r>
+      <w:proofErr w:type="spellStart"/>
       <w:r>
         <w:rPr>
           <w:rFonts w:ascii="Calibri" w:hAnsi="Calibri" w:cs="Calibri"/>
@@ -2627,8 +2946,51 @@
           <w:sz w:val="22"/>
           <w:szCs w:val="24"/>
         </w:rPr>
-        <w:t>Dolomedes sulfureus</w:t>
-      </w:r>
+        <w:t>catesbeiana</w:t>
+      </w:r>
+      <w:proofErr w:type="spellEnd"/>
+      <w:r>
+        <w:rPr>
+          <w:rFonts w:ascii="Calibri" w:hAnsi="Calibri" w:cs="Calibri"/>
+          <w:sz w:val="22"/>
+          <w:szCs w:val="24"/>
+        </w:rPr>
+        <w:t xml:space="preserve"> (Shaw, 1802), by the fishing spider </w:t>
+      </w:r>
+      <w:proofErr w:type="spellStart"/>
+      <w:r>
+        <w:rPr>
+          <w:rFonts w:ascii="Calibri" w:hAnsi="Calibri" w:cs="Calibri"/>
+          <w:i/>
+          <w:iCs/>
+          <w:sz w:val="22"/>
+          <w:szCs w:val="24"/>
+        </w:rPr>
+        <w:t>Dolomedes</w:t>
+      </w:r>
+      <w:proofErr w:type="spellEnd"/>
+      <w:r>
+        <w:rPr>
+          <w:rFonts w:ascii="Calibri" w:hAnsi="Calibri" w:cs="Calibri"/>
+          <w:i/>
+          <w:iCs/>
+          <w:sz w:val="22"/>
+          <w:szCs w:val="24"/>
+        </w:rPr>
+        <w:t xml:space="preserve"> </w:t>
+      </w:r>
+      <w:proofErr w:type="spellStart"/>
+      <w:r>
+        <w:rPr>
+          <w:rFonts w:ascii="Calibri" w:hAnsi="Calibri" w:cs="Calibri"/>
+          <w:i/>
+          <w:iCs/>
+          <w:sz w:val="22"/>
+          <w:szCs w:val="24"/>
+        </w:rPr>
+        <w:t>sulfureus</w:t>
+      </w:r>
+      <w:proofErr w:type="spellEnd"/>
       <w:r>
         <w:rPr>
           <w:rFonts w:ascii="Calibri" w:hAnsi="Calibri" w:cs="Calibri"/>
@@ -3062,7 +3424,25 @@
           <w:sz w:val="22"/>
           <w:szCs w:val="24"/>
         </w:rPr>
-        <w:t xml:space="preserve"> (Anura; Bombinatoridae) in the Republic of Korea based on museum specimens. Herpetology Notes 13: 29-31.</w:t>
+        <w:t xml:space="preserve"> (Anura; </w:t>
+      </w:r>
+      <w:proofErr w:type="spellStart"/>
+      <w:r>
+        <w:rPr>
+          <w:rFonts w:ascii="Calibri" w:hAnsi="Calibri" w:cs="Calibri"/>
+          <w:sz w:val="22"/>
+          <w:szCs w:val="24"/>
+        </w:rPr>
+        <w:t>Bombinatoridae</w:t>
+      </w:r>
+      <w:proofErr w:type="spellEnd"/>
+      <w:r>
+        <w:rPr>
+          <w:rFonts w:ascii="Calibri" w:hAnsi="Calibri" w:cs="Calibri"/>
+          <w:sz w:val="22"/>
+          <w:szCs w:val="24"/>
+        </w:rPr>
+        <w:t>) in the Republic of Korea based on museum specimens. Herpetology Notes 13: 29-31.</w:t>
       </w:r>
     </w:p>
     <w:p>
@@ -3234,8 +3614,20 @@
           <w:sz w:val="22"/>
           <w:szCs w:val="24"/>
         </w:rPr>
-        <w:t>Hynobius notialis</w:t>
-      </w:r>
+        <w:t xml:space="preserve">Hynobius </w:t>
+      </w:r>
+      <w:proofErr w:type="spellStart"/>
+      <w:r>
+        <w:rPr>
+          <w:rFonts w:ascii="Calibri" w:hAnsi="Calibri" w:cs="Calibri"/>
+          <w:i/>
+          <w:iCs/>
+          <w:sz w:val="22"/>
+          <w:szCs w:val="24"/>
+        </w:rPr>
+        <w:t>notialis</w:t>
+      </w:r>
+      <w:proofErr w:type="spellEnd"/>
       <w:r>
         <w:rPr>
           <w:rFonts w:ascii="Calibri" w:hAnsi="Calibri" w:cs="Calibri"/>
@@ -3582,7 +3974,25 @@
           <w:sz w:val="22"/>
           <w:szCs w:val="24"/>
         </w:rPr>
-        <w:t xml:space="preserve"> (Rock Mamushi). Dicephalism. Herpetological Review 51: 143-144.</w:t>
+        <w:t xml:space="preserve"> (Rock Mamushi). </w:t>
+      </w:r>
+      <w:proofErr w:type="spellStart"/>
+      <w:r>
+        <w:rPr>
+          <w:rFonts w:ascii="Calibri" w:hAnsi="Calibri" w:cs="Calibri"/>
+          <w:sz w:val="22"/>
+          <w:szCs w:val="24"/>
+        </w:rPr>
+        <w:t>Dicephalism</w:t>
+      </w:r>
+      <w:proofErr w:type="spellEnd"/>
+      <w:r>
+        <w:rPr>
+          <w:rFonts w:ascii="Calibri" w:hAnsi="Calibri" w:cs="Calibri"/>
+          <w:sz w:val="22"/>
+          <w:szCs w:val="24"/>
+        </w:rPr>
+        <w:t>. Herpetological Review 51: 143-144.</w:t>
       </w:r>
     </w:p>
     <w:p>
@@ -3718,6 +4128,7 @@
         </w:rPr>
         <w:t xml:space="preserve">* </w:t>
       </w:r>
+      <w:proofErr w:type="gramStart"/>
       <w:r>
         <w:rPr>
           <w:rFonts w:ascii="Calibri" w:hAnsi="Calibri" w:cs="Calibri"/>
@@ -3726,8 +4137,9 @@
           <w:sz w:val="22"/>
           <w:szCs w:val="24"/>
         </w:rPr>
-        <w:t xml:space="preserve">denotes </w:t>
-      </w:r>
+        <w:t>denotes</w:t>
+      </w:r>
+      <w:proofErr w:type="gramEnd"/>
       <w:r>
         <w:rPr>
           <w:rFonts w:ascii="Calibri" w:hAnsi="Calibri" w:cs="Calibri"/>
@@ -3736,7 +4148,7 @@
           <w:sz w:val="22"/>
           <w:szCs w:val="24"/>
         </w:rPr>
-        <w:t xml:space="preserve">the </w:t>
+        <w:t xml:space="preserve"> </w:t>
       </w:r>
       <w:r>
         <w:rPr>
@@ -3746,6 +4158,16 @@
           <w:sz w:val="22"/>
           <w:szCs w:val="24"/>
         </w:rPr>
+        <w:t xml:space="preserve">the </w:t>
+      </w:r>
+      <w:r>
+        <w:rPr>
+          <w:rFonts w:ascii="Calibri" w:hAnsi="Calibri" w:cs="Calibri"/>
+          <w:i/>
+          <w:iCs/>
+          <w:sz w:val="22"/>
+          <w:szCs w:val="24"/>
+        </w:rPr>
         <w:t>presenter. All delivered in English unless stated otherwise.</w:t>
       </w:r>
     </w:p>
@@ -4156,7 +4578,25 @@
           <w:sz w:val="22"/>
           <w:szCs w:val="24"/>
         </w:rPr>
-        <w:t xml:space="preserve">, K Kim, J Groffen, A Borzée. Citizen science and roadkill trends in the Korean herpetofauna. Poster. </w:t>
+        <w:t xml:space="preserve">, K Kim, J </w:t>
+      </w:r>
+      <w:proofErr w:type="spellStart"/>
+      <w:r>
+        <w:rPr>
+          <w:rFonts w:ascii="Calibri" w:hAnsi="Calibri" w:cs="Calibri"/>
+          <w:sz w:val="22"/>
+          <w:szCs w:val="24"/>
+        </w:rPr>
+        <w:t>Groffen</w:t>
+      </w:r>
+      <w:proofErr w:type="spellEnd"/>
+      <w:r>
+        <w:rPr>
+          <w:rFonts w:ascii="Calibri" w:hAnsi="Calibri" w:cs="Calibri"/>
+          <w:sz w:val="22"/>
+          <w:szCs w:val="24"/>
+        </w:rPr>
+        <w:t xml:space="preserve">, A Borzée. Citizen science and roadkill trends in the Korean herpetofauna. Poster. </w:t>
       </w:r>
       <w:r>
         <w:rPr>
@@ -4328,8 +4768,20 @@
           <w:sz w:val="22"/>
           <w:szCs w:val="24"/>
         </w:rPr>
-        <w:t>Hynobius yangi</w:t>
-      </w:r>
+        <w:t xml:space="preserve">Hynobius </w:t>
+      </w:r>
+      <w:proofErr w:type="spellStart"/>
+      <w:r>
+        <w:rPr>
+          <w:rFonts w:ascii="Calibri" w:hAnsi="Calibri" w:cs="Calibri"/>
+          <w:i/>
+          <w:iCs/>
+          <w:sz w:val="22"/>
+          <w:szCs w:val="24"/>
+        </w:rPr>
+        <w:t>yangi</w:t>
+      </w:r>
+      <w:proofErr w:type="spellEnd"/>
       <w:r>
         <w:rPr>
           <w:rFonts w:ascii="Calibri" w:hAnsi="Calibri" w:cs="Calibri"/>

--- a/assets/files/Yucheol_Shin_CV_short.docx
+++ b/assets/files/Yucheol_Shin_CV_short.docx
@@ -917,100 +917,120 @@
         <w:spacing w:line="240" w:lineRule="auto"/>
         <w:ind w:left="330" w:hangingChars="150" w:hanging="330"/>
         <w:rPr>
+          <w:rFonts w:ascii="Calibri" w:hAnsi="Calibri" w:cs="Calibri"/>
+          <w:sz w:val="22"/>
+          <w:szCs w:val="24"/>
+        </w:rPr>
+      </w:pPr>
+      <w:r>
+        <w:rPr>
           <w:rFonts w:ascii="Calibri" w:hAnsi="Calibri" w:cs="Calibri" w:hint="eastAsia"/>
-          <w:sz w:val="22"/>
-          <w:szCs w:val="24"/>
-        </w:rPr>
-      </w:pPr>
+          <w:b/>
+          <w:bCs/>
+          <w:sz w:val="22"/>
+          <w:szCs w:val="24"/>
+        </w:rPr>
+        <w:t xml:space="preserve">18. </w:t>
+      </w:r>
+      <w:r>
+        <w:rPr>
+          <w:rFonts w:ascii="Calibri" w:hAnsi="Calibri" w:cs="Calibri"/>
+          <w:sz w:val="22"/>
+          <w:szCs w:val="24"/>
+        </w:rPr>
+        <w:t xml:space="preserve">JY Jeon, </w:t>
+      </w:r>
+      <w:r>
+        <w:rPr>
+          <w:rFonts w:ascii="Calibri" w:hAnsi="Calibri" w:cs="Calibri"/>
+          <w:b/>
+          <w:bCs/>
+          <w:sz w:val="22"/>
+          <w:szCs w:val="24"/>
+        </w:rPr>
+        <w:t>Y Shin</w:t>
+      </w:r>
+      <w:r>
+        <w:rPr>
+          <w:rFonts w:ascii="Calibri" w:hAnsi="Calibri" w:cs="Calibri"/>
+          <w:sz w:val="22"/>
+          <w:szCs w:val="24"/>
+        </w:rPr>
+        <w:t xml:space="preserve">, AJ </w:t>
+      </w:r>
+      <w:proofErr w:type="spellStart"/>
+      <w:r>
+        <w:rPr>
+          <w:rFonts w:ascii="Calibri" w:hAnsi="Calibri" w:cs="Calibri"/>
+          <w:sz w:val="22"/>
+          <w:szCs w:val="24"/>
+        </w:rPr>
+        <w:t>Mularo</w:t>
+      </w:r>
+      <w:proofErr w:type="spellEnd"/>
+      <w:r>
+        <w:rPr>
+          <w:rFonts w:ascii="Calibri" w:hAnsi="Calibri" w:cs="Calibri"/>
+          <w:sz w:val="22"/>
+          <w:szCs w:val="24"/>
+        </w:rPr>
+        <w:t>, X Feng, JA DeWoody.</w:t>
+      </w:r>
       <w:r>
         <w:rPr>
           <w:rFonts w:ascii="Calibri" w:hAnsi="Calibri" w:cs="Calibri" w:hint="eastAsia"/>
-          <w:b/>
-          <w:bCs/>
-          <w:sz w:val="22"/>
-          <w:szCs w:val="24"/>
-        </w:rPr>
-        <w:t>1</w:t>
+          <w:sz w:val="22"/>
+          <w:szCs w:val="24"/>
+        </w:rPr>
+        <w:t xml:space="preserve"> 2024</w:t>
+      </w:r>
+      <w:r>
+        <w:rPr>
+          <w:rFonts w:ascii="Calibri" w:hAnsi="Calibri" w:cs="Calibri"/>
+          <w:sz w:val="22"/>
+          <w:szCs w:val="24"/>
+        </w:rPr>
+        <w:t>. The integration of whole-genome resequencing and ecological niche modeling to conserve profiles of local adaptation. Diversity and Distributions</w:t>
       </w:r>
       <w:r>
         <w:rPr>
           <w:rFonts w:ascii="Calibri" w:hAnsi="Calibri" w:cs="Calibri" w:hint="eastAsia"/>
-          <w:b/>
-          <w:bCs/>
-          <w:sz w:val="22"/>
-          <w:szCs w:val="24"/>
-        </w:rPr>
-        <w:t>8</w:t>
+          <w:sz w:val="22"/>
+          <w:szCs w:val="24"/>
+        </w:rPr>
+        <w:t xml:space="preserve"> </w:t>
+      </w:r>
+      <w:r>
+        <w:rPr>
+          <w:rFonts w:ascii="Calibri" w:hAnsi="Calibri" w:cs="Calibri"/>
+          <w:sz w:val="22"/>
+          <w:szCs w:val="24"/>
+        </w:rPr>
+        <w:t>30:</w:t>
       </w:r>
       <w:r>
         <w:rPr>
           <w:rFonts w:ascii="Calibri" w:hAnsi="Calibri" w:cs="Calibri" w:hint="eastAsia"/>
-          <w:b/>
-          <w:bCs/>
-          <w:sz w:val="22"/>
-          <w:szCs w:val="24"/>
-        </w:rPr>
-        <w:t xml:space="preserve">. </w:t>
-      </w:r>
-      <w:r>
-        <w:rPr>
-          <w:rFonts w:ascii="Calibri" w:hAnsi="Calibri" w:cs="Calibri"/>
-          <w:sz w:val="22"/>
-          <w:szCs w:val="24"/>
-        </w:rPr>
-        <w:t xml:space="preserve">JY Jeon, </w:t>
-      </w:r>
-      <w:r>
-        <w:rPr>
-          <w:rFonts w:ascii="Calibri" w:hAnsi="Calibri" w:cs="Calibri"/>
-          <w:b/>
-          <w:bCs/>
-          <w:sz w:val="22"/>
-          <w:szCs w:val="24"/>
-        </w:rPr>
-        <w:t>Y Shin</w:t>
-      </w:r>
-      <w:r>
-        <w:rPr>
-          <w:rFonts w:ascii="Calibri" w:hAnsi="Calibri" w:cs="Calibri"/>
-          <w:sz w:val="22"/>
-          <w:szCs w:val="24"/>
-        </w:rPr>
-        <w:t xml:space="preserve">, AJ </w:t>
-      </w:r>
-      <w:proofErr w:type="spellStart"/>
-      <w:r>
-        <w:rPr>
-          <w:rFonts w:ascii="Calibri" w:hAnsi="Calibri" w:cs="Calibri"/>
-          <w:sz w:val="22"/>
-          <w:szCs w:val="24"/>
-        </w:rPr>
-        <w:t>Mularo</w:t>
-      </w:r>
-      <w:proofErr w:type="spellEnd"/>
-      <w:r>
-        <w:rPr>
-          <w:rFonts w:ascii="Calibri" w:hAnsi="Calibri" w:cs="Calibri"/>
-          <w:sz w:val="22"/>
-          <w:szCs w:val="24"/>
-        </w:rPr>
-        <w:t>, X Feng, JA DeWoody.</w:t>
-      </w:r>
-      <w:r>
-        <w:rPr>
-          <w:rFonts w:ascii="Calibri" w:hAnsi="Calibri" w:cs="Calibri" w:hint="eastAsia"/>
-          <w:sz w:val="22"/>
-          <w:szCs w:val="24"/>
-        </w:rPr>
-        <w:t xml:space="preserve"> 2024</w:t>
-      </w:r>
-      <w:r>
-        <w:rPr>
-          <w:rFonts w:ascii="Calibri" w:hAnsi="Calibri" w:cs="Calibri"/>
-          <w:sz w:val="22"/>
-          <w:szCs w:val="24"/>
-        </w:rPr>
-        <w:t>. The integration of whole-genome resequencing and ecological niche modeling to conserve profiles of local adaptation. Diversity and Distributions.</w:t>
+          <w:sz w:val="22"/>
+          <w:szCs w:val="24"/>
+        </w:rPr>
+        <w:t xml:space="preserve"> </w:t>
+      </w:r>
+      <w:r>
+        <w:rPr>
+          <w:rFonts w:ascii="Calibri" w:hAnsi="Calibri" w:cs="Calibri"/>
+          <w:sz w:val="22"/>
+          <w:szCs w:val="24"/>
+        </w:rPr>
+        <w:t>e13847</w:t>
+      </w:r>
+      <w:r>
+        <w:rPr>
+          <w:rFonts w:ascii="Calibri" w:hAnsi="Calibri" w:cs="Calibri"/>
+          <w:sz w:val="22"/>
+          <w:szCs w:val="24"/>
+        </w:rPr>
+        <w:t>.</w:t>
       </w:r>
     </w:p>
     <w:p>

--- a/assets/files/Yucheol_Shin_CV_short.docx
+++ b/assets/files/Yucheol_Shin_CV_short.docx
@@ -4265,13 +4265,11 @@
           <w:sz w:val="22"/>
           <w:szCs w:val="24"/>
         </w:rPr>
-        <w:t>SN Othman, D Kohler, I Maslova, K Messenger, A Borzée.</w:t>
-      </w:r>
-      <w:r>
-        <w:rPr>
-          <w:rFonts w:ascii="Calibri" w:hAnsi="Calibri" w:cs="Calibri"/>
-          <w:b/>
-          <w:bCs/>
+        <w:t>A Borzée.</w:t>
+      </w:r>
+      <w:r>
+        <w:rPr>
+          <w:rFonts w:ascii="Calibri" w:hAnsi="Calibri" w:cs="Calibri"/>
           <w:sz w:val="22"/>
           <w:szCs w:val="24"/>
         </w:rPr>
@@ -4283,7 +4281,7 @@
           <w:sz w:val="22"/>
           <w:szCs w:val="24"/>
         </w:rPr>
-        <w:t xml:space="preserve">Contributions to the knowledge of pitvipers (genus </w:t>
+        <w:t>Establishment potential of non-native brown frogs (</w:t>
       </w:r>
       <w:r>
         <w:rPr>
@@ -4293,39 +4291,39 @@
           <w:sz w:val="22"/>
           <w:szCs w:val="24"/>
         </w:rPr>
-        <w:t>Gloydius</w:t>
-      </w:r>
-      <w:r>
-        <w:rPr>
-          <w:rFonts w:ascii="Calibri" w:hAnsi="Calibri" w:cs="Calibri"/>
-          <w:sz w:val="22"/>
-          <w:szCs w:val="24"/>
-        </w:rPr>
-        <w:t>) in the Democratic People’s Republic of Korea</w:t>
-      </w:r>
-      <w:r>
-        <w:rPr>
-          <w:rFonts w:ascii="Calibri" w:hAnsi="Calibri" w:cs="Calibri"/>
-          <w:sz w:val="22"/>
-          <w:szCs w:val="24"/>
-        </w:rPr>
-        <w:t xml:space="preserve">. Poster. 10th World Congress of Herpetology. Kuching, </w:t>
-      </w:r>
-      <w:r>
-        <w:rPr>
-          <w:rFonts w:ascii="Calibri" w:hAnsi="Calibri" w:cs="Calibri"/>
-          <w:sz w:val="22"/>
-          <w:szCs w:val="24"/>
-        </w:rPr>
-        <w:t>Sarawak, Borneo</w:t>
-      </w:r>
-      <w:r>
-        <w:rPr>
-          <w:rFonts w:ascii="Calibri" w:hAnsi="Calibri" w:cs="Calibri"/>
-          <w:sz w:val="22"/>
-          <w:szCs w:val="24"/>
-        </w:rPr>
-        <w:t>.</w:t>
+        <w:t>Rana</w:t>
+      </w:r>
+      <w:r>
+        <w:rPr>
+          <w:rFonts w:ascii="Calibri" w:hAnsi="Calibri" w:cs="Calibri"/>
+          <w:sz w:val="22"/>
+          <w:szCs w:val="24"/>
+        </w:rPr>
+        <w:t>) in the Republic of Korea</w:t>
+      </w:r>
+      <w:r>
+        <w:rPr>
+          <w:rFonts w:ascii="Calibri" w:hAnsi="Calibri" w:cs="Calibri"/>
+          <w:sz w:val="22"/>
+          <w:szCs w:val="24"/>
+        </w:rPr>
+        <w:t>. Poster. 15</w:t>
+      </w:r>
+      <w:r>
+        <w:rPr>
+          <w:rFonts w:ascii="Calibri" w:hAnsi="Calibri" w:cs="Calibri"/>
+          <w:sz w:val="22"/>
+          <w:szCs w:val="24"/>
+        </w:rPr>
+        <w:t>th</w:t>
+      </w:r>
+      <w:r>
+        <w:rPr>
+          <w:rFonts w:ascii="Calibri" w:hAnsi="Calibri" w:cs="Calibri"/>
+          <w:sz w:val="22"/>
+          <w:szCs w:val="24"/>
+        </w:rPr>
+        <w:t xml:space="preserve"> Student Conference on Conservation Science-New York (SCCS-NY). American Museum of Natural History, New York, USA.</w:t>
       </w:r>
     </w:p>
     <w:p>
@@ -4346,6 +4344,93 @@
           <w:sz w:val="22"/>
           <w:szCs w:val="24"/>
         </w:rPr>
+        <w:t>2024</w:t>
+      </w:r>
+      <w:r>
+        <w:rPr>
+          <w:rFonts w:ascii="Calibri" w:hAnsi="Calibri" w:cs="Calibri" w:hint="eastAsia"/>
+          <w:sz w:val="22"/>
+          <w:szCs w:val="24"/>
+        </w:rPr>
+        <w:t xml:space="preserve">   </w:t>
+      </w:r>
+      <w:r>
+        <w:rPr>
+          <w:rFonts w:ascii="Calibri" w:hAnsi="Calibri" w:cs="Calibri" w:hint="eastAsia"/>
+          <w:b/>
+          <w:bCs/>
+          <w:sz w:val="22"/>
+          <w:szCs w:val="24"/>
+        </w:rPr>
+        <w:t>Y Shin*</w:t>
+      </w:r>
+      <w:r>
+        <w:rPr>
+          <w:rFonts w:ascii="Calibri" w:hAnsi="Calibri" w:cs="Calibri" w:hint="eastAsia"/>
+          <w:sz w:val="22"/>
+          <w:szCs w:val="24"/>
+        </w:rPr>
+        <w:t xml:space="preserve">, </w:t>
+      </w:r>
+      <w:r>
+        <w:rPr>
+          <w:rFonts w:ascii="Calibri" w:hAnsi="Calibri" w:cs="Calibri"/>
+          <w:sz w:val="22"/>
+          <w:szCs w:val="24"/>
+        </w:rPr>
+        <w:t>A Borzée</w:t>
+      </w:r>
+      <w:r>
+        <w:rPr>
+          <w:rFonts w:ascii="Calibri" w:hAnsi="Calibri" w:cs="Calibri" w:hint="eastAsia"/>
+          <w:sz w:val="22"/>
+          <w:szCs w:val="24"/>
+        </w:rPr>
+        <w:t xml:space="preserve">, D Park. </w:t>
+      </w:r>
+      <w:r>
+        <w:rPr>
+          <w:rFonts w:ascii="Calibri" w:hAnsi="Calibri" w:cs="Calibri"/>
+          <w:sz w:val="22"/>
+          <w:szCs w:val="24"/>
+        </w:rPr>
+        <w:t>Climatic data sources influence the prediction of past habitat suitability and niche comparisons for two distantly related lungless salamanders</w:t>
+      </w:r>
+      <w:r>
+        <w:rPr>
+          <w:rFonts w:ascii="Calibri" w:hAnsi="Calibri" w:cs="Calibri" w:hint="eastAsia"/>
+          <w:sz w:val="22"/>
+          <w:szCs w:val="24"/>
+        </w:rPr>
+        <w:t xml:space="preserve">. Oral presentation. </w:t>
+      </w:r>
+      <w:r>
+        <w:rPr>
+          <w:rFonts w:ascii="Calibri" w:hAnsi="Calibri" w:cs="Calibri"/>
+          <w:sz w:val="22"/>
+          <w:szCs w:val="24"/>
+        </w:rPr>
+        <w:t>10th World Congress of Herpetology. Kuching, Sarawak, Borneo.</w:t>
+      </w:r>
+    </w:p>
+    <w:p>
+      <w:pPr>
+        <w:spacing w:line="240" w:lineRule="auto"/>
+        <w:ind w:leftChars="50" w:left="870" w:hangingChars="350" w:hanging="770"/>
+        <w:rPr>
+          <w:rFonts w:ascii="Calibri" w:hAnsi="Calibri" w:cs="Calibri"/>
+          <w:sz w:val="22"/>
+          <w:szCs w:val="24"/>
+        </w:rPr>
+      </w:pPr>
+      <w:r>
+        <w:rPr>
+          <w:rFonts w:ascii="Calibri" w:hAnsi="Calibri" w:cs="Calibri" w:hint="eastAsia"/>
+          <w:b/>
+          <w:bCs/>
+          <w:sz w:val="22"/>
+          <w:szCs w:val="24"/>
+        </w:rPr>
         <w:t>2</w:t>
       </w:r>
       <w:r>
@@ -4356,7 +4441,35 @@
           <w:sz w:val="22"/>
           <w:szCs w:val="24"/>
         </w:rPr>
-        <w:t xml:space="preserve">023  </w:t>
+        <w:t xml:space="preserve">024   </w:t>
+      </w:r>
+      <w:r>
+        <w:rPr>
+          <w:rFonts w:ascii="Calibri" w:hAnsi="Calibri" w:cs="Calibri"/>
+          <w:b/>
+          <w:bCs/>
+          <w:sz w:val="22"/>
+          <w:szCs w:val="24"/>
+        </w:rPr>
+        <w:t>Y Shin</w:t>
+      </w:r>
+      <w:r>
+        <w:rPr>
+          <w:rFonts w:ascii="Calibri" w:hAnsi="Calibri" w:cs="Calibri"/>
+          <w:b/>
+          <w:bCs/>
+          <w:sz w:val="22"/>
+          <w:szCs w:val="24"/>
+        </w:rPr>
+        <w:t>*</w:t>
+      </w:r>
+      <w:r>
+        <w:rPr>
+          <w:rFonts w:ascii="Calibri" w:hAnsi="Calibri" w:cs="Calibri"/>
+          <w:sz w:val="22"/>
+          <w:szCs w:val="24"/>
+        </w:rPr>
+        <w:t>,</w:t>
       </w:r>
       <w:r>
         <w:rPr>
@@ -4371,52 +4484,10 @@
       <w:r>
         <w:rPr>
           <w:rFonts w:ascii="Calibri" w:hAnsi="Calibri" w:cs="Calibri"/>
-          <w:b/>
-          <w:bCs/>
-          <w:sz w:val="22"/>
-          <w:szCs w:val="24"/>
-        </w:rPr>
-        <w:t>Y Shin*</w:t>
-      </w:r>
-      <w:r>
-        <w:rPr>
-          <w:rFonts w:ascii="Calibri" w:hAnsi="Calibri" w:cs="Calibri"/>
-          <w:sz w:val="22"/>
-          <w:szCs w:val="24"/>
-        </w:rPr>
-        <w:t xml:space="preserve">. Where did you come from? </w:t>
-      </w:r>
-      <w:r>
-        <w:rPr>
-          <w:rFonts w:ascii="Calibri" w:hAnsi="Calibri" w:cs="Calibri"/>
-          <w:sz w:val="22"/>
-          <w:szCs w:val="24"/>
-        </w:rPr>
-        <w:t>Using molecular phylogenetics to t</w:t>
-      </w:r>
-      <w:r>
-        <w:rPr>
-          <w:rFonts w:ascii="Calibri" w:hAnsi="Calibri" w:cs="Calibri"/>
-          <w:sz w:val="22"/>
-          <w:szCs w:val="24"/>
-        </w:rPr>
-        <w:t>rac</w:t>
-      </w:r>
-      <w:r>
-        <w:rPr>
-          <w:rFonts w:ascii="Calibri" w:hAnsi="Calibri" w:cs="Calibri"/>
-          <w:sz w:val="22"/>
-          <w:szCs w:val="24"/>
-        </w:rPr>
-        <w:t>e</w:t>
-      </w:r>
-      <w:r>
-        <w:rPr>
-          <w:rFonts w:ascii="Calibri" w:hAnsi="Calibri" w:cs="Calibri"/>
-          <w:sz w:val="22"/>
-          <w:szCs w:val="24"/>
-        </w:rPr>
-        <w:t xml:space="preserve"> the geographic origin of a </w:t>
+          <w:sz w:val="22"/>
+          <w:szCs w:val="24"/>
+        </w:rPr>
+        <w:t>SN Othman, D</w:t>
       </w:r>
       <w:r>
         <w:rPr>
@@ -4424,23 +4495,33 @@
           <w:sz w:val="22"/>
           <w:szCs w:val="24"/>
         </w:rPr>
-        <w:t>n</w:t>
-      </w:r>
-      <w:r>
-        <w:rPr>
-          <w:rFonts w:ascii="Calibri" w:hAnsi="Calibri" w:cs="Calibri"/>
-          <w:sz w:val="22"/>
-          <w:szCs w:val="24"/>
-        </w:rPr>
-        <w:t xml:space="preserve">on-native </w:t>
-      </w:r>
-      <w:r>
-        <w:rPr>
-          <w:rFonts w:ascii="Calibri" w:hAnsi="Calibri" w:cs="Calibri"/>
-          <w:sz w:val="22"/>
-          <w:szCs w:val="24"/>
-        </w:rPr>
-        <w:t>Red-banded Snake (</w:t>
+        <w:t>B</w:t>
+      </w:r>
+      <w:r>
+        <w:rPr>
+          <w:rFonts w:ascii="Calibri" w:hAnsi="Calibri" w:cs="Calibri"/>
+          <w:sz w:val="22"/>
+          <w:szCs w:val="24"/>
+        </w:rPr>
+        <w:t xml:space="preserve"> Kohler, I Maslova, K Messenger, A Borzée.</w:t>
+      </w:r>
+      <w:r>
+        <w:rPr>
+          <w:rFonts w:ascii="Calibri" w:hAnsi="Calibri" w:cs="Calibri"/>
+          <w:b/>
+          <w:bCs/>
+          <w:sz w:val="22"/>
+          <w:szCs w:val="24"/>
+        </w:rPr>
+        <w:t xml:space="preserve"> </w:t>
+      </w:r>
+      <w:r>
+        <w:rPr>
+          <w:rFonts w:ascii="Calibri" w:hAnsi="Calibri" w:cs="Calibri"/>
+          <w:sz w:val="22"/>
+          <w:szCs w:val="24"/>
+        </w:rPr>
+        <w:t xml:space="preserve">Contributions to the knowledge of pitvipers (genus </w:t>
       </w:r>
       <w:r>
         <w:rPr>
@@ -4450,15 +4531,23 @@
           <w:sz w:val="22"/>
           <w:szCs w:val="24"/>
         </w:rPr>
-        <w:t>Lycodon rufozonatus</w:t>
-      </w:r>
-      <w:r>
-        <w:rPr>
-          <w:rFonts w:ascii="Calibri" w:hAnsi="Calibri" w:cs="Calibri"/>
-          <w:sz w:val="22"/>
-          <w:szCs w:val="24"/>
-        </w:rPr>
-        <w:t>) found on Jeju Island, Republic of Korea. Oral presentation [in Korean]. KNU College of Natural Sciences Undergraduate Research Competition.</w:t>
+        <w:t>Gloydius</w:t>
+      </w:r>
+      <w:r>
+        <w:rPr>
+          <w:rFonts w:ascii="Calibri" w:hAnsi="Calibri" w:cs="Calibri"/>
+          <w:sz w:val="22"/>
+          <w:szCs w:val="24"/>
+        </w:rPr>
+        <w:t>) in the Democratic People’s Republic of Korea</w:t>
+      </w:r>
+      <w:r>
+        <w:rPr>
+          <w:rFonts w:ascii="Calibri" w:hAnsi="Calibri" w:cs="Calibri"/>
+          <w:sz w:val="22"/>
+          <w:szCs w:val="24"/>
+        </w:rPr>
+        <w:t>. Poster. 10th World Congress of Herpetology. Kuching, Sarawak, Borneo.</w:t>
       </w:r>
     </w:p>
     <w:p>
@@ -4473,21 +4562,138 @@
       </w:pPr>
       <w:r>
         <w:rPr>
-          <w:rFonts w:ascii="Calibri" w:hAnsi="Calibri" w:cs="Calibri"/>
-          <w:b/>
-          <w:bCs/>
-          <w:sz w:val="22"/>
-          <w:szCs w:val="24"/>
-        </w:rPr>
-        <w:t>2023   Y Shin*</w:t>
-      </w:r>
-      <w:r>
-        <w:rPr>
-          <w:rFonts w:ascii="Calibri" w:hAnsi="Calibri" w:cs="Calibri"/>
-          <w:sz w:val="22"/>
-          <w:szCs w:val="24"/>
-        </w:rPr>
-        <w:t>. Pleistocene range dynamics of the two distantly related lungless salamanders endemic to the Korean Peninsula. Oral presentation [in Korean]. KNU Department of Biological Sciences Senior Research Thesis Presentation.</w:t>
+          <w:rFonts w:ascii="Calibri" w:hAnsi="Calibri" w:cs="Calibri" w:hint="eastAsia"/>
+          <w:b/>
+          <w:bCs/>
+          <w:sz w:val="22"/>
+          <w:szCs w:val="24"/>
+        </w:rPr>
+        <w:lastRenderedPageBreak/>
+        <w:t xml:space="preserve">2024   </w:t>
+      </w:r>
+      <w:r>
+        <w:rPr>
+          <w:rFonts w:ascii="Calibri" w:hAnsi="Calibri" w:cs="Calibri"/>
+          <w:sz w:val="22"/>
+          <w:szCs w:val="24"/>
+        </w:rPr>
+        <w:t>H Amin</w:t>
+      </w:r>
+      <w:r>
+        <w:rPr>
+          <w:rFonts w:ascii="Calibri" w:hAnsi="Calibri" w:cs="Calibri" w:hint="eastAsia"/>
+          <w:sz w:val="22"/>
+          <w:szCs w:val="24"/>
+        </w:rPr>
+        <w:t>*</w:t>
+      </w:r>
+      <w:r>
+        <w:rPr>
+          <w:rFonts w:ascii="Calibri" w:hAnsi="Calibri" w:cs="Calibri"/>
+          <w:sz w:val="22"/>
+          <w:szCs w:val="24"/>
+        </w:rPr>
+        <w:t xml:space="preserve">, SN. Othman, </w:t>
+      </w:r>
+      <w:r>
+        <w:rPr>
+          <w:rFonts w:ascii="Calibri" w:hAnsi="Calibri" w:cs="Calibri"/>
+          <w:b/>
+          <w:bCs/>
+          <w:sz w:val="22"/>
+          <w:szCs w:val="24"/>
+        </w:rPr>
+        <w:t>Y Shin</w:t>
+      </w:r>
+      <w:r>
+        <w:rPr>
+          <w:rFonts w:ascii="Calibri" w:hAnsi="Calibri" w:cs="Calibri"/>
+          <w:sz w:val="22"/>
+          <w:szCs w:val="24"/>
+        </w:rPr>
+        <w:t>, M-S Min,</w:t>
+      </w:r>
+      <w:r>
+        <w:rPr>
+          <w:rFonts w:ascii="Calibri" w:hAnsi="Calibri" w:cs="Calibri" w:hint="eastAsia"/>
+          <w:sz w:val="22"/>
+          <w:szCs w:val="24"/>
+        </w:rPr>
+        <w:t xml:space="preserve"> </w:t>
+      </w:r>
+      <w:r>
+        <w:rPr>
+          <w:rFonts w:ascii="Calibri" w:hAnsi="Calibri" w:cs="Calibri"/>
+          <w:sz w:val="22"/>
+          <w:szCs w:val="24"/>
+        </w:rPr>
+        <w:t>KR Messenger, A Movahedi, D Ghosh, DB Kohler, V</w:t>
+      </w:r>
+      <w:r>
+        <w:rPr>
+          <w:rFonts w:ascii="Calibri" w:hAnsi="Calibri" w:cs="Calibri" w:hint="eastAsia"/>
+          <w:sz w:val="22"/>
+          <w:szCs w:val="24"/>
+        </w:rPr>
+        <w:t>K</w:t>
+      </w:r>
+      <w:r>
+        <w:rPr>
+          <w:rFonts w:ascii="Calibri" w:hAnsi="Calibri" w:cs="Calibri"/>
+          <w:sz w:val="22"/>
+          <w:szCs w:val="24"/>
+        </w:rPr>
+        <w:t xml:space="preserve"> Prasad, X Zhang, Y Yi, Y Jang, H Ruan, A Borzée</w:t>
+      </w:r>
+      <w:r>
+        <w:rPr>
+          <w:rFonts w:ascii="Calibri" w:hAnsi="Calibri" w:cs="Calibri" w:hint="eastAsia"/>
+          <w:sz w:val="22"/>
+          <w:szCs w:val="24"/>
+        </w:rPr>
+        <w:t xml:space="preserve">. </w:t>
+      </w:r>
+      <w:r>
+        <w:rPr>
+          <w:rFonts w:ascii="Calibri" w:hAnsi="Calibri" w:cs="Calibri"/>
+          <w:sz w:val="22"/>
+          <w:szCs w:val="24"/>
+        </w:rPr>
+        <w:t xml:space="preserve">An integrative analysis for the reconsideration of species boundaries in East Asian </w:t>
+      </w:r>
+      <w:r>
+        <w:rPr>
+          <w:rFonts w:ascii="Calibri" w:hAnsi="Calibri" w:cs="Calibri"/>
+          <w:i/>
+          <w:iCs/>
+          <w:sz w:val="22"/>
+          <w:szCs w:val="24"/>
+        </w:rPr>
+        <w:t>Pelophylax</w:t>
+      </w:r>
+      <w:r>
+        <w:rPr>
+          <w:rFonts w:ascii="Calibri" w:hAnsi="Calibri" w:cs="Calibri"/>
+          <w:sz w:val="22"/>
+          <w:szCs w:val="24"/>
+        </w:rPr>
+        <w:t xml:space="preserve"> species</w:t>
+      </w:r>
+      <w:r>
+        <w:rPr>
+          <w:rFonts w:ascii="Calibri" w:hAnsi="Calibri" w:cs="Calibri" w:hint="eastAsia"/>
+          <w:sz w:val="22"/>
+          <w:szCs w:val="24"/>
+        </w:rPr>
+        <w:t xml:space="preserve">. Oral presentation. </w:t>
+      </w:r>
+      <w:r>
+        <w:rPr>
+          <w:rFonts w:ascii="Calibri" w:hAnsi="Calibri" w:cs="Calibri"/>
+          <w:sz w:val="22"/>
+          <w:szCs w:val="24"/>
+        </w:rPr>
+        <w:t>10th World Congress of Herpetology. Kuching, Sarawak, Borneo.</w:t>
       </w:r>
     </w:p>
     <w:p>
@@ -4508,7 +4714,168 @@
           <w:sz w:val="22"/>
           <w:szCs w:val="24"/>
         </w:rPr>
-        <w:lastRenderedPageBreak/>
+        <w:t>2</w:t>
+      </w:r>
+      <w:r>
+        <w:rPr>
+          <w:rFonts w:ascii="Calibri" w:hAnsi="Calibri" w:cs="Calibri"/>
+          <w:b/>
+          <w:bCs/>
+          <w:sz w:val="22"/>
+          <w:szCs w:val="24"/>
+        </w:rPr>
+        <w:t xml:space="preserve">023  </w:t>
+      </w:r>
+      <w:r>
+        <w:rPr>
+          <w:rFonts w:ascii="Calibri" w:hAnsi="Calibri" w:cs="Calibri"/>
+          <w:b/>
+          <w:bCs/>
+          <w:sz w:val="22"/>
+          <w:szCs w:val="24"/>
+        </w:rPr>
+        <w:t xml:space="preserve"> </w:t>
+      </w:r>
+      <w:r>
+        <w:rPr>
+          <w:rFonts w:ascii="Calibri" w:hAnsi="Calibri" w:cs="Calibri"/>
+          <w:b/>
+          <w:bCs/>
+          <w:sz w:val="22"/>
+          <w:szCs w:val="24"/>
+        </w:rPr>
+        <w:t>Y Shin*</w:t>
+      </w:r>
+      <w:r>
+        <w:rPr>
+          <w:rFonts w:ascii="Calibri" w:hAnsi="Calibri" w:cs="Calibri"/>
+          <w:sz w:val="22"/>
+          <w:szCs w:val="24"/>
+        </w:rPr>
+        <w:t xml:space="preserve">. Where did you come from? </w:t>
+      </w:r>
+      <w:r>
+        <w:rPr>
+          <w:rFonts w:ascii="Calibri" w:hAnsi="Calibri" w:cs="Calibri"/>
+          <w:sz w:val="22"/>
+          <w:szCs w:val="24"/>
+        </w:rPr>
+        <w:t>Using molecular phylogenetics to t</w:t>
+      </w:r>
+      <w:r>
+        <w:rPr>
+          <w:rFonts w:ascii="Calibri" w:hAnsi="Calibri" w:cs="Calibri"/>
+          <w:sz w:val="22"/>
+          <w:szCs w:val="24"/>
+        </w:rPr>
+        <w:t>rac</w:t>
+      </w:r>
+      <w:r>
+        <w:rPr>
+          <w:rFonts w:ascii="Calibri" w:hAnsi="Calibri" w:cs="Calibri"/>
+          <w:sz w:val="22"/>
+          <w:szCs w:val="24"/>
+        </w:rPr>
+        <w:t>e</w:t>
+      </w:r>
+      <w:r>
+        <w:rPr>
+          <w:rFonts w:ascii="Calibri" w:hAnsi="Calibri" w:cs="Calibri"/>
+          <w:sz w:val="22"/>
+          <w:szCs w:val="24"/>
+        </w:rPr>
+        <w:t xml:space="preserve"> the geographic origin of a </w:t>
+      </w:r>
+      <w:r>
+        <w:rPr>
+          <w:rFonts w:ascii="Calibri" w:hAnsi="Calibri" w:cs="Calibri" w:hint="eastAsia"/>
+          <w:sz w:val="22"/>
+          <w:szCs w:val="24"/>
+        </w:rPr>
+        <w:t>n</w:t>
+      </w:r>
+      <w:r>
+        <w:rPr>
+          <w:rFonts w:ascii="Calibri" w:hAnsi="Calibri" w:cs="Calibri"/>
+          <w:sz w:val="22"/>
+          <w:szCs w:val="24"/>
+        </w:rPr>
+        <w:t xml:space="preserve">on-native </w:t>
+      </w:r>
+      <w:r>
+        <w:rPr>
+          <w:rFonts w:ascii="Calibri" w:hAnsi="Calibri" w:cs="Calibri"/>
+          <w:sz w:val="22"/>
+          <w:szCs w:val="24"/>
+        </w:rPr>
+        <w:t>Red-banded Snake (</w:t>
+      </w:r>
+      <w:r>
+        <w:rPr>
+          <w:rFonts w:ascii="Calibri" w:hAnsi="Calibri" w:cs="Calibri"/>
+          <w:i/>
+          <w:iCs/>
+          <w:sz w:val="22"/>
+          <w:szCs w:val="24"/>
+        </w:rPr>
+        <w:t>Lycodon rufozonatus</w:t>
+      </w:r>
+      <w:r>
+        <w:rPr>
+          <w:rFonts w:ascii="Calibri" w:hAnsi="Calibri" w:cs="Calibri"/>
+          <w:sz w:val="22"/>
+          <w:szCs w:val="24"/>
+        </w:rPr>
+        <w:t>) found on Jeju Island, Republic of Korea. Oral presentation [in Korean]. KNU College of Natural Sciences Undergraduate Research Competition.</w:t>
+      </w:r>
+    </w:p>
+    <w:p>
+      <w:pPr>
+        <w:spacing w:line="240" w:lineRule="auto"/>
+        <w:ind w:leftChars="50" w:left="870" w:hangingChars="350" w:hanging="770"/>
+        <w:rPr>
+          <w:rFonts w:ascii="Calibri" w:hAnsi="Calibri" w:cs="Calibri"/>
+          <w:sz w:val="22"/>
+          <w:szCs w:val="24"/>
+        </w:rPr>
+      </w:pPr>
+      <w:r>
+        <w:rPr>
+          <w:rFonts w:ascii="Calibri" w:hAnsi="Calibri" w:cs="Calibri"/>
+          <w:b/>
+          <w:bCs/>
+          <w:sz w:val="22"/>
+          <w:szCs w:val="24"/>
+        </w:rPr>
+        <w:t>2023   Y Shin*</w:t>
+      </w:r>
+      <w:r>
+        <w:rPr>
+          <w:rFonts w:ascii="Calibri" w:hAnsi="Calibri" w:cs="Calibri"/>
+          <w:sz w:val="22"/>
+          <w:szCs w:val="24"/>
+        </w:rPr>
+        <w:t>. Pleistocene range dynamics of the two distantly related lungless salamanders endemic to the Korean Peninsula. Oral presentation [in Korean]. KNU Department of Biological Sciences Senior Research Thesis Presentation.</w:t>
+      </w:r>
+    </w:p>
+    <w:p>
+      <w:pPr>
+        <w:spacing w:line="240" w:lineRule="auto"/>
+        <w:ind w:leftChars="50" w:left="870" w:hangingChars="350" w:hanging="770"/>
+        <w:rPr>
+          <w:rFonts w:ascii="Calibri" w:hAnsi="Calibri" w:cs="Calibri"/>
+          <w:sz w:val="22"/>
+          <w:szCs w:val="24"/>
+        </w:rPr>
+      </w:pPr>
+      <w:r>
+        <w:rPr>
+          <w:rFonts w:ascii="Calibri" w:hAnsi="Calibri" w:cs="Calibri" w:hint="eastAsia"/>
+          <w:b/>
+          <w:bCs/>
+          <w:sz w:val="22"/>
+          <w:szCs w:val="24"/>
+        </w:rPr>
         <w:t>2</w:t>
       </w:r>
       <w:r>
@@ -5483,6 +5850,7 @@
           <w:sz w:val="22"/>
           <w:szCs w:val="24"/>
         </w:rPr>
+        <w:lastRenderedPageBreak/>
         <w:t>Ewha Womans University Natural History Museum (EWNHM)</w:t>
       </w:r>
       <w:r>
@@ -5692,7 +6060,6 @@
           <w:sz w:val="22"/>
           <w:szCs w:val="24"/>
         </w:rPr>
-        <w:lastRenderedPageBreak/>
         <w:t xml:space="preserve">2018            Undergraduate Researcher                                   Advisor: Dr. Jenny Duggan                                                 </w:t>
       </w:r>
     </w:p>

--- a/assets/files/Yucheol_Shin_CV_short.docx
+++ b/assets/files/Yucheol_Shin_CV_short.docx
@@ -787,18 +787,18 @@
           <w:sz w:val="22"/>
           <w:szCs w:val="24"/>
         </w:rPr>
-        <w:t xml:space="preserve">A Borzée, A Angulo, H Meredith, J </w:t>
-      </w:r>
-      <w:proofErr w:type="spellStart"/>
-      <w:r>
-        <w:rPr>
-          <w:rFonts w:ascii="Calibri" w:hAnsi="Calibri" w:cs="Calibri"/>
-          <w:sz w:val="22"/>
-          <w:szCs w:val="24"/>
-        </w:rPr>
-        <w:t>Groffen</w:t>
-      </w:r>
-      <w:proofErr w:type="spellEnd"/>
+        <w:t xml:space="preserve">A Borzée, A Angulo, H Meredith, J Groffen, </w:t>
+      </w:r>
+      <w:proofErr w:type="gramStart"/>
+      <w:r>
+        <w:rPr>
+          <w:rFonts w:ascii="Calibri" w:hAnsi="Calibri" w:cs="Calibri"/>
+          <w:sz w:val="22"/>
+          <w:szCs w:val="24"/>
+        </w:rPr>
+        <w:t>…..</w:t>
+      </w:r>
+      <w:proofErr w:type="gramEnd"/>
       <w:r>
         <w:rPr>
           <w:rFonts w:ascii="Calibri" w:hAnsi="Calibri" w:cs="Calibri"/>
@@ -807,24 +807,6 @@
         </w:rPr>
         <w:t xml:space="preserve">, </w:t>
       </w:r>
-      <w:proofErr w:type="gramStart"/>
-      <w:r>
-        <w:rPr>
-          <w:rFonts w:ascii="Calibri" w:hAnsi="Calibri" w:cs="Calibri"/>
-          <w:sz w:val="22"/>
-          <w:szCs w:val="24"/>
-        </w:rPr>
-        <w:t>…..</w:t>
-      </w:r>
-      <w:proofErr w:type="gramEnd"/>
-      <w:r>
-        <w:rPr>
-          <w:rFonts w:ascii="Calibri" w:hAnsi="Calibri" w:cs="Calibri"/>
-          <w:sz w:val="22"/>
-          <w:szCs w:val="24"/>
-        </w:rPr>
-        <w:t xml:space="preserve">, </w:t>
-      </w:r>
       <w:r>
         <w:rPr>
           <w:rFonts w:ascii="Calibri" w:hAnsi="Calibri" w:cs="Calibri"/>
@@ -841,7 +823,31 @@
           <w:sz w:val="22"/>
           <w:szCs w:val="24"/>
         </w:rPr>
-        <w:t xml:space="preserve"> Y Bae, Z Wang, Z Qiu, R Pearce. </w:t>
+        <w:t xml:space="preserve"> Y Bae, Z Wang, Z Qiu, R Pearce.</w:t>
+      </w:r>
+      <w:r>
+        <w:rPr>
+          <w:rFonts w:ascii="Calibri" w:hAnsi="Calibri" w:cs="Calibri" w:hint="eastAsia"/>
+          <w:sz w:val="22"/>
+          <w:szCs w:val="24"/>
+        </w:rPr>
+        <w:t xml:space="preserve"> 2024</w:t>
+      </w:r>
+      <w:r>
+        <w:rPr>
+          <w:rFonts w:ascii="Calibri" w:hAnsi="Calibri" w:cs="Calibri"/>
+          <w:sz w:val="22"/>
+          <w:szCs w:val="24"/>
+        </w:rPr>
+        <w:t xml:space="preserve">. </w:t>
+      </w:r>
+      <w:r>
+        <w:rPr>
+          <w:rFonts w:ascii="Calibri" w:hAnsi="Calibri" w:cs="Calibri"/>
+          <w:sz w:val="22"/>
+          <w:szCs w:val="24"/>
+        </w:rPr>
+        <w:t>Protecting Japanese Giant Salamanders (</w:t>
       </w:r>
       <w:r>
         <w:rPr>
@@ -851,11 +857,203 @@
           <w:sz w:val="22"/>
           <w:szCs w:val="24"/>
         </w:rPr>
-        <w:t>In review</w:t>
-      </w:r>
-      <w:r>
-        <w:rPr>
-          <w:rFonts w:ascii="Calibri" w:hAnsi="Calibri" w:cs="Calibri"/>
+        <w:t>Andrias japonicus</w:t>
+      </w:r>
+      <w:r>
+        <w:rPr>
+          <w:rFonts w:ascii="Calibri" w:hAnsi="Calibri" w:cs="Calibri"/>
+          <w:sz w:val="22"/>
+          <w:szCs w:val="24"/>
+        </w:rPr>
+        <w:t>) in the Nawa River Basin, Japan:</w:t>
+      </w:r>
+      <w:r>
+        <w:rPr>
+          <w:rFonts w:ascii="Calibri" w:hAnsi="Calibri" w:cs="Calibri"/>
+          <w:sz w:val="22"/>
+          <w:szCs w:val="24"/>
+        </w:rPr>
+        <w:t xml:space="preserve"> </w:t>
+      </w:r>
+      <w:r>
+        <w:rPr>
+          <w:rFonts w:ascii="Calibri" w:hAnsi="Calibri" w:cs="Calibri"/>
+          <w:sz w:val="22"/>
+          <w:szCs w:val="24"/>
+        </w:rPr>
+        <w:t>policy recommendations addressing water pollution and waterway disruption</w:t>
+      </w:r>
+      <w:r>
+        <w:rPr>
+          <w:rFonts w:ascii="Calibri" w:hAnsi="Calibri" w:cs="Calibri"/>
+          <w:sz w:val="22"/>
+          <w:szCs w:val="24"/>
+        </w:rPr>
+        <w:t>. Frontiers in Amphibian and Reptile Science</w:t>
+      </w:r>
+      <w:r>
+        <w:rPr>
+          <w:rFonts w:ascii="Calibri" w:hAnsi="Calibri" w:cs="Calibri" w:hint="eastAsia"/>
+          <w:sz w:val="22"/>
+          <w:szCs w:val="24"/>
+        </w:rPr>
+        <w:t xml:space="preserve"> </w:t>
+      </w:r>
+      <w:r>
+        <w:rPr>
+          <w:rFonts w:ascii="Calibri" w:hAnsi="Calibri" w:cs="Calibri"/>
+          <w:sz w:val="22"/>
+          <w:szCs w:val="24"/>
+        </w:rPr>
+        <w:t>2:1348251</w:t>
+      </w:r>
+      <w:r>
+        <w:rPr>
+          <w:rFonts w:ascii="Calibri" w:hAnsi="Calibri" w:cs="Calibri"/>
+          <w:sz w:val="22"/>
+          <w:szCs w:val="24"/>
+        </w:rPr>
+        <w:t>.</w:t>
+      </w:r>
+    </w:p>
+    <w:p>
+      <w:pPr>
+        <w:spacing w:line="240" w:lineRule="auto"/>
+        <w:ind w:left="330" w:hangingChars="150" w:hanging="330"/>
+        <w:rPr>
+          <w:rFonts w:ascii="Calibri" w:hAnsi="Calibri" w:cs="Calibri"/>
+          <w:sz w:val="22"/>
+          <w:szCs w:val="24"/>
+        </w:rPr>
+      </w:pPr>
+      <w:r>
+        <w:rPr>
+          <w:rFonts w:ascii="Calibri" w:hAnsi="Calibri" w:cs="Calibri" w:hint="eastAsia"/>
+          <w:b/>
+          <w:bCs/>
+          <w:sz w:val="22"/>
+          <w:szCs w:val="24"/>
+        </w:rPr>
+        <w:t xml:space="preserve">18. </w:t>
+      </w:r>
+      <w:r>
+        <w:rPr>
+          <w:rFonts w:ascii="Calibri" w:hAnsi="Calibri" w:cs="Calibri"/>
+          <w:sz w:val="22"/>
+          <w:szCs w:val="24"/>
+        </w:rPr>
+        <w:t xml:space="preserve">JY Jeon, </w:t>
+      </w:r>
+      <w:r>
+        <w:rPr>
+          <w:rFonts w:ascii="Calibri" w:hAnsi="Calibri" w:cs="Calibri"/>
+          <w:b/>
+          <w:bCs/>
+          <w:sz w:val="22"/>
+          <w:szCs w:val="24"/>
+        </w:rPr>
+        <w:t>Y Shin</w:t>
+      </w:r>
+      <w:r>
+        <w:rPr>
+          <w:rFonts w:ascii="Calibri" w:hAnsi="Calibri" w:cs="Calibri"/>
+          <w:sz w:val="22"/>
+          <w:szCs w:val="24"/>
+        </w:rPr>
+        <w:t>, AJ Mularo, X Feng, JA DeWoody.</w:t>
+      </w:r>
+      <w:r>
+        <w:rPr>
+          <w:rFonts w:ascii="Calibri" w:hAnsi="Calibri" w:cs="Calibri" w:hint="eastAsia"/>
+          <w:sz w:val="22"/>
+          <w:szCs w:val="24"/>
+        </w:rPr>
+        <w:t xml:space="preserve"> 2024</w:t>
+      </w:r>
+      <w:r>
+        <w:rPr>
+          <w:rFonts w:ascii="Calibri" w:hAnsi="Calibri" w:cs="Calibri"/>
+          <w:sz w:val="22"/>
+          <w:szCs w:val="24"/>
+        </w:rPr>
+        <w:t>. The integration of whole-genome resequencing and ecological niche modeling to conserve profiles of local adaptation. Diversity and Distributions</w:t>
+      </w:r>
+      <w:r>
+        <w:rPr>
+          <w:rFonts w:ascii="Calibri" w:hAnsi="Calibri" w:cs="Calibri" w:hint="eastAsia"/>
+          <w:sz w:val="22"/>
+          <w:szCs w:val="24"/>
+        </w:rPr>
+        <w:t xml:space="preserve"> </w:t>
+      </w:r>
+      <w:r>
+        <w:rPr>
+          <w:rFonts w:ascii="Calibri" w:hAnsi="Calibri" w:cs="Calibri"/>
+          <w:sz w:val="22"/>
+          <w:szCs w:val="24"/>
+        </w:rPr>
+        <w:t>30:</w:t>
+      </w:r>
+      <w:r>
+        <w:rPr>
+          <w:rFonts w:ascii="Calibri" w:hAnsi="Calibri" w:cs="Calibri" w:hint="eastAsia"/>
+          <w:sz w:val="22"/>
+          <w:szCs w:val="24"/>
+        </w:rPr>
+        <w:t xml:space="preserve"> </w:t>
+      </w:r>
+      <w:r>
+        <w:rPr>
+          <w:rFonts w:ascii="Calibri" w:hAnsi="Calibri" w:cs="Calibri"/>
+          <w:sz w:val="22"/>
+          <w:szCs w:val="24"/>
+        </w:rPr>
+        <w:t>e13847</w:t>
+      </w:r>
+      <w:r>
+        <w:rPr>
+          <w:rFonts w:ascii="Calibri" w:hAnsi="Calibri" w:cs="Calibri"/>
+          <w:sz w:val="22"/>
+          <w:szCs w:val="24"/>
+        </w:rPr>
+        <w:t>.</w:t>
+      </w:r>
+    </w:p>
+    <w:p>
+      <w:pPr>
+        <w:spacing w:line="240" w:lineRule="auto"/>
+        <w:ind w:left="330" w:hangingChars="150" w:hanging="330"/>
+        <w:rPr>
+          <w:rFonts w:ascii="Calibri" w:hAnsi="Calibri" w:cs="Calibri"/>
+          <w:sz w:val="22"/>
+          <w:szCs w:val="24"/>
+        </w:rPr>
+      </w:pPr>
+      <w:r>
+        <w:rPr>
+          <w:rFonts w:ascii="Calibri" w:hAnsi="Calibri" w:cs="Calibri" w:hint="eastAsia"/>
+          <w:b/>
+          <w:bCs/>
+          <w:sz w:val="22"/>
+          <w:szCs w:val="24"/>
+        </w:rPr>
+        <w:t>1</w:t>
+      </w:r>
+      <w:r>
+        <w:rPr>
+          <w:rFonts w:ascii="Calibri" w:hAnsi="Calibri" w:cs="Calibri" w:hint="eastAsia"/>
+          <w:b/>
+          <w:bCs/>
+          <w:sz w:val="22"/>
+          <w:szCs w:val="24"/>
+        </w:rPr>
+        <w:t>7</w:t>
+      </w:r>
+      <w:r>
+        <w:rPr>
+          <w:rFonts w:ascii="Calibri" w:hAnsi="Calibri" w:cs="Calibri" w:hint="eastAsia"/>
+          <w:b/>
+          <w:bCs/>
           <w:sz w:val="22"/>
           <w:szCs w:val="24"/>
         </w:rPr>
@@ -867,7 +1065,73 @@
           <w:sz w:val="22"/>
           <w:szCs w:val="24"/>
         </w:rPr>
-        <w:t>Protecting Japanese Giant Salamanders (</w:t>
+        <w:t>I-K Park</w:t>
+      </w:r>
+      <w:r>
+        <w:rPr>
+          <w:rFonts w:ascii="Calibri" w:hAnsi="Calibri" w:cs="Calibri"/>
+          <w:sz w:val="22"/>
+          <w:szCs w:val="24"/>
+        </w:rPr>
+        <w:t xml:space="preserve">, </w:t>
+      </w:r>
+      <w:r>
+        <w:rPr>
+          <w:rFonts w:ascii="Calibri" w:hAnsi="Calibri" w:cs="Calibri"/>
+          <w:b/>
+          <w:bCs/>
+          <w:sz w:val="22"/>
+          <w:szCs w:val="24"/>
+        </w:rPr>
+        <w:t>Y Shin,</w:t>
+      </w:r>
+      <w:r>
+        <w:rPr>
+          <w:rFonts w:ascii="Calibri" w:hAnsi="Calibri" w:cs="Calibri"/>
+          <w:sz w:val="22"/>
+          <w:szCs w:val="24"/>
+        </w:rPr>
+        <w:t xml:space="preserve"> H-J Baek, J Kim, D-I Kim, M Seok, Y Oh, D Park.</w:t>
+      </w:r>
+      <w:r>
+        <w:rPr>
+          <w:rFonts w:ascii="Calibri" w:hAnsi="Calibri" w:cs="Calibri" w:hint="eastAsia"/>
+          <w:sz w:val="22"/>
+          <w:szCs w:val="24"/>
+        </w:rPr>
+        <w:t xml:space="preserve"> 2024</w:t>
+      </w:r>
+      <w:r>
+        <w:rPr>
+          <w:rFonts w:ascii="Calibri" w:hAnsi="Calibri" w:cs="Calibri"/>
+          <w:sz w:val="22"/>
+          <w:szCs w:val="24"/>
+        </w:rPr>
+        <w:t xml:space="preserve">. </w:t>
+      </w:r>
+      <w:r>
+        <w:rPr>
+          <w:rFonts w:ascii="Calibri" w:hAnsi="Calibri" w:cs="Calibri"/>
+          <w:sz w:val="22"/>
+          <w:szCs w:val="24"/>
+        </w:rPr>
+        <w:t xml:space="preserve">Establishment potential </w:t>
+      </w:r>
+      <w:r>
+        <w:rPr>
+          <w:rFonts w:ascii="Calibri" w:hAnsi="Calibri" w:cs="Calibri" w:hint="eastAsia"/>
+          <w:sz w:val="22"/>
+          <w:szCs w:val="24"/>
+        </w:rPr>
+        <w:t xml:space="preserve">across South Korea </w:t>
+      </w:r>
+      <w:r>
+        <w:rPr>
+          <w:rFonts w:ascii="Calibri" w:hAnsi="Calibri" w:cs="Calibri"/>
+          <w:sz w:val="22"/>
+          <w:szCs w:val="24"/>
+        </w:rPr>
+        <w:t xml:space="preserve">for two gecko species, </w:t>
       </w:r>
       <w:r>
         <w:rPr>
@@ -877,39 +1141,65 @@
           <w:sz w:val="22"/>
           <w:szCs w:val="24"/>
         </w:rPr>
-        <w:t>Andrias japonicus</w:t>
-      </w:r>
-      <w:r>
-        <w:rPr>
-          <w:rFonts w:ascii="Calibri" w:hAnsi="Calibri" w:cs="Calibri"/>
-          <w:sz w:val="22"/>
-          <w:szCs w:val="24"/>
-        </w:rPr>
-        <w:t>) in the Nawa River Basin, Japan:</w:t>
-      </w:r>
-      <w:r>
-        <w:rPr>
-          <w:rFonts w:ascii="Calibri" w:hAnsi="Calibri" w:cs="Calibri"/>
-          <w:sz w:val="22"/>
-          <w:szCs w:val="24"/>
-        </w:rPr>
-        <w:t xml:space="preserve"> </w:t>
-      </w:r>
-      <w:r>
-        <w:rPr>
-          <w:rFonts w:ascii="Calibri" w:hAnsi="Calibri" w:cs="Calibri"/>
-          <w:sz w:val="22"/>
-          <w:szCs w:val="24"/>
-        </w:rPr>
-        <w:t>policy recommendations addressing water pollution and waterway disruption</w:t>
-      </w:r>
-      <w:r>
-        <w:rPr>
-          <w:rFonts w:ascii="Calibri" w:hAnsi="Calibri" w:cs="Calibri"/>
-          <w:sz w:val="22"/>
-          <w:szCs w:val="24"/>
-        </w:rPr>
-        <w:t>. Frontiers in Amphibian and Reptile Science.</w:t>
+        <w:t>Gekko japonicus</w:t>
+      </w:r>
+      <w:r>
+        <w:rPr>
+          <w:rFonts w:ascii="Calibri" w:hAnsi="Calibri" w:cs="Calibri"/>
+          <w:sz w:val="22"/>
+          <w:szCs w:val="24"/>
+        </w:rPr>
+        <w:t xml:space="preserve"> and </w:t>
+      </w:r>
+      <w:r>
+        <w:rPr>
+          <w:rFonts w:ascii="Calibri" w:hAnsi="Calibri" w:cs="Calibri"/>
+          <w:i/>
+          <w:iCs/>
+          <w:sz w:val="22"/>
+          <w:szCs w:val="24"/>
+        </w:rPr>
+        <w:t>G. swinhonis</w:t>
+      </w:r>
+      <w:r>
+        <w:rPr>
+          <w:rFonts w:ascii="Calibri" w:hAnsi="Calibri" w:cs="Calibri"/>
+          <w:sz w:val="22"/>
+          <w:szCs w:val="24"/>
+        </w:rPr>
+        <w:t xml:space="preserve">, </w:t>
+      </w:r>
+      <w:r>
+        <w:rPr>
+          <w:rFonts w:ascii="Calibri" w:hAnsi="Calibri" w:cs="Calibri"/>
+          <w:sz w:val="22"/>
+          <w:szCs w:val="24"/>
+        </w:rPr>
+        <w:t>adapted to different climates</w:t>
+      </w:r>
+      <w:r>
+        <w:rPr>
+          <w:rFonts w:ascii="Calibri" w:hAnsi="Calibri" w:cs="Calibri"/>
+          <w:sz w:val="22"/>
+          <w:szCs w:val="24"/>
+        </w:rPr>
+        <w:t>. NeoBiota</w:t>
+      </w:r>
+      <w:r>
+        <w:rPr>
+          <w:rFonts w:ascii="Calibri" w:hAnsi="Calibri" w:cs="Calibri" w:hint="eastAsia"/>
+          <w:sz w:val="22"/>
+          <w:szCs w:val="24"/>
+        </w:rPr>
+        <w:t xml:space="preserve"> 93: 39-62</w:t>
+      </w:r>
+      <w:r>
+        <w:rPr>
+          <w:rFonts w:ascii="Calibri" w:hAnsi="Calibri" w:cs="Calibri"/>
+          <w:sz w:val="22"/>
+          <w:szCs w:val="24"/>
+        </w:rPr>
+        <w:t>.</w:t>
       </w:r>
     </w:p>
     <w:p>
@@ -924,21 +1214,21 @@
       </w:pPr>
       <w:r>
         <w:rPr>
-          <w:rFonts w:ascii="Calibri" w:hAnsi="Calibri" w:cs="Calibri" w:hint="eastAsia"/>
-          <w:b/>
-          <w:bCs/>
-          <w:sz w:val="22"/>
-          <w:szCs w:val="24"/>
-        </w:rPr>
-        <w:t xml:space="preserve">18. </w:t>
-      </w:r>
-      <w:r>
-        <w:rPr>
-          <w:rFonts w:ascii="Calibri" w:hAnsi="Calibri" w:cs="Calibri"/>
-          <w:sz w:val="22"/>
-          <w:szCs w:val="24"/>
-        </w:rPr>
-        <w:t xml:space="preserve">JY Jeon, </w:t>
+          <w:rFonts w:ascii="Calibri" w:hAnsi="Calibri" w:cs="Calibri"/>
+          <w:b/>
+          <w:bCs/>
+          <w:sz w:val="22"/>
+          <w:szCs w:val="24"/>
+        </w:rPr>
+        <w:t>16.</w:t>
+      </w:r>
+      <w:r>
+        <w:rPr>
+          <w:rFonts w:ascii="Calibri" w:hAnsi="Calibri" w:cs="Calibri"/>
+          <w:sz w:val="22"/>
+          <w:szCs w:val="24"/>
+        </w:rPr>
+        <w:t xml:space="preserve"> A Borzée, </w:t>
       </w:r>
       <w:r>
         <w:rPr>
@@ -956,41 +1246,41 @@
           <w:sz w:val="22"/>
           <w:szCs w:val="24"/>
         </w:rPr>
-        <w:t xml:space="preserve">, AJ </w:t>
-      </w:r>
-      <w:proofErr w:type="spellStart"/>
-      <w:r>
-        <w:rPr>
-          <w:rFonts w:ascii="Calibri" w:hAnsi="Calibri" w:cs="Calibri"/>
-          <w:sz w:val="22"/>
-          <w:szCs w:val="24"/>
-        </w:rPr>
-        <w:t>Mularo</w:t>
-      </w:r>
-      <w:proofErr w:type="spellEnd"/>
-      <w:r>
-        <w:rPr>
-          <w:rFonts w:ascii="Calibri" w:hAnsi="Calibri" w:cs="Calibri"/>
-          <w:sz w:val="22"/>
-          <w:szCs w:val="24"/>
-        </w:rPr>
-        <w:t>, X Feng, JA DeWoody.</w:t>
-      </w:r>
-      <w:r>
-        <w:rPr>
-          <w:rFonts w:ascii="Calibri" w:hAnsi="Calibri" w:cs="Calibri" w:hint="eastAsia"/>
-          <w:sz w:val="22"/>
-          <w:szCs w:val="24"/>
-        </w:rPr>
-        <w:t xml:space="preserve"> 2024</w:t>
-      </w:r>
-      <w:r>
-        <w:rPr>
-          <w:rFonts w:ascii="Calibri" w:hAnsi="Calibri" w:cs="Calibri"/>
-          <w:sz w:val="22"/>
-          <w:szCs w:val="24"/>
-        </w:rPr>
-        <w:t>. The integration of whole-genome resequencing and ecological niche modeling to conserve profiles of local adaptation. Diversity and Distributions</w:t>
+        <w:t xml:space="preserve">, Y Bae, D Jeong, H Amin, M-S Min, SN Othman. 2024. From Korean to northeast Asian endemicity: on the occurrence of </w:t>
+      </w:r>
+      <w:r>
+        <w:rPr>
+          <w:rFonts w:ascii="Calibri" w:hAnsi="Calibri" w:cs="Calibri"/>
+          <w:i/>
+          <w:iCs/>
+          <w:sz w:val="22"/>
+          <w:szCs w:val="24"/>
+        </w:rPr>
+        <w:t>Pelophylax chosenicus</w:t>
+      </w:r>
+      <w:r>
+        <w:rPr>
+          <w:rFonts w:ascii="Calibri" w:hAnsi="Calibri" w:cs="Calibri"/>
+          <w:sz w:val="22"/>
+          <w:szCs w:val="24"/>
+        </w:rPr>
+        <w:t xml:space="preserve"> along the Eastern Coastal Yellow Sea. </w:t>
+      </w:r>
+      <w:r>
+        <w:rPr>
+          <w:rFonts w:ascii="Calibri" w:hAnsi="Calibri" w:cs="Calibri" w:hint="eastAsia"/>
+          <w:sz w:val="22"/>
+          <w:szCs w:val="24"/>
+        </w:rPr>
+        <w:t>F</w:t>
+      </w:r>
+      <w:r>
+        <w:rPr>
+          <w:rFonts w:ascii="Calibri" w:hAnsi="Calibri" w:cs="Calibri"/>
+          <w:sz w:val="22"/>
+          <w:szCs w:val="24"/>
+        </w:rPr>
+        <w:t>rontiers of Biogeography</w:t>
       </w:r>
       <w:r>
         <w:rPr>
@@ -1006,31 +1296,7 @@
           <w:sz w:val="22"/>
           <w:szCs w:val="24"/>
         </w:rPr>
-        <w:t>30:</w:t>
-      </w:r>
-      <w:r>
-        <w:rPr>
-          <w:rFonts w:ascii="Calibri" w:hAnsi="Calibri" w:cs="Calibri" w:hint="eastAsia"/>
-          <w:sz w:val="22"/>
-          <w:szCs w:val="24"/>
-        </w:rPr>
-        <w:t xml:space="preserve"> </w:t>
-      </w:r>
-      <w:r>
-        <w:rPr>
-          <w:rFonts w:ascii="Calibri" w:hAnsi="Calibri" w:cs="Calibri"/>
-          <w:sz w:val="22"/>
-          <w:szCs w:val="24"/>
-        </w:rPr>
-        <w:t>e13847</w:t>
-      </w:r>
-      <w:r>
-        <w:rPr>
-          <w:rFonts w:ascii="Calibri" w:hAnsi="Calibri" w:cs="Calibri"/>
-          <w:sz w:val="22"/>
-          <w:szCs w:val="24"/>
-        </w:rPr>
-        <w:t>.</w:t>
+        <w:t>16: e62301.</w:t>
       </w:r>
     </w:p>
     <w:p>
@@ -1039,6 +1305,8 @@
         <w:ind w:left="330" w:hangingChars="150" w:hanging="330"/>
         <w:rPr>
           <w:rFonts w:ascii="Calibri" w:hAnsi="Calibri" w:cs="Calibri"/>
+          <w:b/>
+          <w:bCs/>
           <w:sz w:val="22"/>
           <w:szCs w:val="24"/>
         </w:rPr>
@@ -1055,97 +1323,37 @@
       </w:r>
       <w:r>
         <w:rPr>
-          <w:rFonts w:ascii="Calibri" w:hAnsi="Calibri" w:cs="Calibri" w:hint="eastAsia"/>
-          <w:b/>
-          <w:bCs/>
-          <w:sz w:val="22"/>
-          <w:szCs w:val="24"/>
-        </w:rPr>
-        <w:t>7</w:t>
-      </w:r>
-      <w:r>
-        <w:rPr>
-          <w:rFonts w:ascii="Calibri" w:hAnsi="Calibri" w:cs="Calibri" w:hint="eastAsia"/>
-          <w:b/>
-          <w:bCs/>
-          <w:sz w:val="22"/>
-          <w:szCs w:val="24"/>
-        </w:rPr>
-        <w:t xml:space="preserve">. </w:t>
-      </w:r>
-      <w:r>
-        <w:rPr>
-          <w:rFonts w:ascii="Calibri" w:hAnsi="Calibri" w:cs="Calibri"/>
-          <w:sz w:val="22"/>
-          <w:szCs w:val="24"/>
-        </w:rPr>
-        <w:t>I-K Park</w:t>
-      </w:r>
-      <w:r>
-        <w:rPr>
-          <w:rFonts w:ascii="Calibri" w:hAnsi="Calibri" w:cs="Calibri"/>
-          <w:sz w:val="22"/>
-          <w:szCs w:val="24"/>
-        </w:rPr>
-        <w:t xml:space="preserve">, </w:t>
-      </w:r>
-      <w:r>
-        <w:rPr>
-          <w:rFonts w:ascii="Calibri" w:hAnsi="Calibri" w:cs="Calibri"/>
-          <w:b/>
-          <w:bCs/>
-          <w:sz w:val="22"/>
-          <w:szCs w:val="24"/>
-        </w:rPr>
-        <w:t>Y Shin,</w:t>
-      </w:r>
-      <w:r>
-        <w:rPr>
-          <w:rFonts w:ascii="Calibri" w:hAnsi="Calibri" w:cs="Calibri"/>
-          <w:sz w:val="22"/>
-          <w:szCs w:val="24"/>
-        </w:rPr>
-        <w:t xml:space="preserve"> H-J Baek, J Kim, D-I Kim, M Seok, Y Oh, D Park.</w:t>
-      </w:r>
-      <w:r>
-        <w:rPr>
-          <w:rFonts w:ascii="Calibri" w:hAnsi="Calibri" w:cs="Calibri" w:hint="eastAsia"/>
-          <w:sz w:val="22"/>
-          <w:szCs w:val="24"/>
-        </w:rPr>
-        <w:t xml:space="preserve"> 2024</w:t>
-      </w:r>
-      <w:r>
-        <w:rPr>
-          <w:rFonts w:ascii="Calibri" w:hAnsi="Calibri" w:cs="Calibri"/>
-          <w:sz w:val="22"/>
-          <w:szCs w:val="24"/>
-        </w:rPr>
-        <w:t xml:space="preserve">. </w:t>
-      </w:r>
-      <w:r>
-        <w:rPr>
-          <w:rFonts w:ascii="Calibri" w:hAnsi="Calibri" w:cs="Calibri"/>
-          <w:sz w:val="22"/>
-          <w:szCs w:val="24"/>
-        </w:rPr>
-        <w:t xml:space="preserve">Establishment potential </w:t>
-      </w:r>
-      <w:r>
-        <w:rPr>
-          <w:rFonts w:ascii="Calibri" w:hAnsi="Calibri" w:cs="Calibri" w:hint="eastAsia"/>
-          <w:sz w:val="22"/>
-          <w:szCs w:val="24"/>
-        </w:rPr>
-        <w:t xml:space="preserve">across South Korea </w:t>
-      </w:r>
-      <w:r>
-        <w:rPr>
-          <w:rFonts w:ascii="Calibri" w:hAnsi="Calibri" w:cs="Calibri"/>
-          <w:sz w:val="22"/>
-          <w:szCs w:val="24"/>
-        </w:rPr>
-        <w:t xml:space="preserve">for two gecko species, </w:t>
+          <w:rFonts w:ascii="Calibri" w:hAnsi="Calibri" w:cs="Calibri"/>
+          <w:b/>
+          <w:bCs/>
+          <w:sz w:val="22"/>
+          <w:szCs w:val="24"/>
+        </w:rPr>
+        <w:t>5. Y Shin*</w:t>
+      </w:r>
+      <w:r>
+        <w:rPr>
+          <w:rFonts w:ascii="Calibri" w:hAnsi="Calibri" w:cs="Calibri"/>
+          <w:sz w:val="22"/>
+          <w:szCs w:val="24"/>
+        </w:rPr>
+        <w:t xml:space="preserve">, K Heo*, SN Othman, Y Jang, M-S Min, A Borzée. </w:t>
+      </w:r>
+      <w:r>
+        <w:rPr>
+          <w:rFonts w:ascii="Calibri" w:hAnsi="Calibri" w:cs="Calibri"/>
+          <w:sz w:val="22"/>
+          <w:szCs w:val="24"/>
+        </w:rPr>
+        <w:t>2024</w:t>
+      </w:r>
+      <w:r>
+        <w:rPr>
+          <w:rFonts w:ascii="Calibri" w:hAnsi="Calibri" w:cs="Calibri"/>
+          <w:sz w:val="22"/>
+          <w:szCs w:val="24"/>
+        </w:rPr>
+        <w:t xml:space="preserve">. Tracing the geographic origin of a nonnative Red-banded Snake (Colubridae: </w:t>
       </w:r>
       <w:r>
         <w:rPr>
@@ -1155,67 +1363,43 @@
           <w:sz w:val="22"/>
           <w:szCs w:val="24"/>
         </w:rPr>
-        <w:t>Gekko japonicus</w:t>
-      </w:r>
-      <w:r>
-        <w:rPr>
-          <w:rFonts w:ascii="Calibri" w:hAnsi="Calibri" w:cs="Calibri"/>
-          <w:sz w:val="22"/>
-          <w:szCs w:val="24"/>
-        </w:rPr>
-        <w:t xml:space="preserve"> and </w:t>
-      </w:r>
-      <w:r>
-        <w:rPr>
-          <w:rFonts w:ascii="Calibri" w:hAnsi="Calibri" w:cs="Calibri"/>
+        <w:t>Lycodon</w:t>
+      </w:r>
+      <w:r>
+        <w:rPr>
+          <w:rFonts w:ascii="Calibri" w:hAnsi="Calibri" w:cs="Calibri" w:hint="eastAsia"/>
           <w:i/>
           <w:iCs/>
           <w:sz w:val="22"/>
           <w:szCs w:val="24"/>
         </w:rPr>
-        <w:t>G. swinhonis</w:t>
-      </w:r>
-      <w:r>
-        <w:rPr>
-          <w:rFonts w:ascii="Calibri" w:hAnsi="Calibri" w:cs="Calibri"/>
-          <w:sz w:val="22"/>
-          <w:szCs w:val="24"/>
-        </w:rPr>
-        <w:t xml:space="preserve">, </w:t>
-      </w:r>
-      <w:r>
-        <w:rPr>
-          <w:rFonts w:ascii="Calibri" w:hAnsi="Calibri" w:cs="Calibri"/>
-          <w:sz w:val="22"/>
-          <w:szCs w:val="24"/>
-        </w:rPr>
-        <w:t>adapted to different climates</w:t>
-      </w:r>
-      <w:r>
-        <w:rPr>
-          <w:rFonts w:ascii="Calibri" w:hAnsi="Calibri" w:cs="Calibri"/>
-          <w:sz w:val="22"/>
-          <w:szCs w:val="24"/>
-        </w:rPr>
-        <w:t xml:space="preserve">. </w:t>
-      </w:r>
-      <w:proofErr w:type="spellStart"/>
-      <w:r>
-        <w:rPr>
-          <w:rFonts w:ascii="Calibri" w:hAnsi="Calibri" w:cs="Calibri"/>
-          <w:sz w:val="22"/>
-          <w:szCs w:val="24"/>
-        </w:rPr>
-        <w:t>NeoBiota</w:t>
-      </w:r>
-      <w:proofErr w:type="spellEnd"/>
-      <w:r>
-        <w:rPr>
-          <w:rFonts w:ascii="Calibri" w:hAnsi="Calibri" w:cs="Calibri" w:hint="eastAsia"/>
-          <w:sz w:val="22"/>
-          <w:szCs w:val="24"/>
-        </w:rPr>
-        <w:t xml:space="preserve"> 93: 39-62</w:t>
+        <w:t xml:space="preserve"> </w:t>
+      </w:r>
+      <w:r>
+        <w:rPr>
+          <w:rFonts w:ascii="Calibri" w:hAnsi="Calibri" w:cs="Calibri"/>
+          <w:i/>
+          <w:iCs/>
+          <w:sz w:val="22"/>
+          <w:szCs w:val="24"/>
+        </w:rPr>
+        <w:t>rufozonatus</w:t>
+      </w:r>
+      <w:r>
+        <w:rPr>
+          <w:rFonts w:ascii="Calibri" w:hAnsi="Calibri" w:cs="Calibri"/>
+          <w:sz w:val="22"/>
+          <w:szCs w:val="24"/>
+        </w:rPr>
+        <w:t>) found on Jeju Island, Republic of Korea. Herpetologica 80</w:t>
+      </w:r>
+      <w:r>
+        <w:rPr>
+          <w:rFonts w:ascii="Calibri" w:hAnsi="Calibri" w:cs="Calibri" w:hint="eastAsia"/>
+          <w:sz w:val="22"/>
+          <w:szCs w:val="24"/>
+        </w:rPr>
+        <w:t>: 30-39</w:t>
       </w:r>
       <w:r>
         <w:rPr>
@@ -1232,27 +1416,55 @@
         <w:ind w:left="330" w:hangingChars="150" w:hanging="330"/>
         <w:rPr>
           <w:rFonts w:ascii="Calibri" w:hAnsi="Calibri" w:cs="Calibri"/>
-          <w:sz w:val="22"/>
-          <w:szCs w:val="24"/>
-        </w:rPr>
-      </w:pPr>
-      <w:r>
-        <w:rPr>
-          <w:rFonts w:ascii="Calibri" w:hAnsi="Calibri" w:cs="Calibri"/>
-          <w:b/>
-          <w:bCs/>
-          <w:sz w:val="22"/>
-          <w:szCs w:val="24"/>
-        </w:rPr>
-        <w:t>16.</w:t>
-      </w:r>
-      <w:r>
-        <w:rPr>
-          <w:rFonts w:ascii="Calibri" w:hAnsi="Calibri" w:cs="Calibri"/>
-          <w:sz w:val="22"/>
-          <w:szCs w:val="24"/>
-        </w:rPr>
-        <w:t xml:space="preserve"> A Borzée, </w:t>
+          <w:b/>
+          <w:bCs/>
+          <w:sz w:val="22"/>
+          <w:szCs w:val="24"/>
+        </w:rPr>
+      </w:pPr>
+      <w:r>
+        <w:rPr>
+          <w:rFonts w:ascii="Calibri" w:hAnsi="Calibri" w:cs="Calibri" w:hint="eastAsia"/>
+          <w:b/>
+          <w:bCs/>
+          <w:sz w:val="22"/>
+          <w:szCs w:val="24"/>
+        </w:rPr>
+        <w:t>1</w:t>
+      </w:r>
+      <w:r>
+        <w:rPr>
+          <w:rFonts w:ascii="Calibri" w:hAnsi="Calibri" w:cs="Calibri"/>
+          <w:b/>
+          <w:bCs/>
+          <w:sz w:val="22"/>
+          <w:szCs w:val="24"/>
+        </w:rPr>
+        <w:t xml:space="preserve">4. </w:t>
+      </w:r>
+      <w:r>
+        <w:rPr>
+          <w:rFonts w:ascii="Calibri" w:hAnsi="Calibri" w:cs="Calibri"/>
+          <w:sz w:val="22"/>
+          <w:szCs w:val="24"/>
+        </w:rPr>
+        <w:t>Y Peng, Y L</w:t>
+      </w:r>
+      <w:r>
+        <w:rPr>
+          <w:rFonts w:ascii="Calibri" w:hAnsi="Calibri" w:cs="Calibri" w:hint="eastAsia"/>
+          <w:sz w:val="22"/>
+          <w:szCs w:val="24"/>
+        </w:rPr>
+        <w:t>i</w:t>
+      </w:r>
+      <w:r>
+        <w:rPr>
+          <w:rFonts w:ascii="Calibri" w:hAnsi="Calibri" w:cs="Calibri"/>
+          <w:sz w:val="22"/>
+          <w:szCs w:val="24"/>
+        </w:rPr>
+        <w:t xml:space="preserve">, G Cao, H Li, </w:t>
       </w:r>
       <w:r>
         <w:rPr>
@@ -1270,7 +1482,49 @@
           <w:sz w:val="22"/>
           <w:szCs w:val="24"/>
         </w:rPr>
-        <w:t xml:space="preserve">, Y Bae, D Jeong, H Amin, M-S Min, SN Othman. 2024. From Korean to northeast Asian endemicity: on the occurrence of </w:t>
+        <w:t xml:space="preserve">, Z Piao, F Perez, </w:t>
+      </w:r>
+      <w:bookmarkStart w:id="0" w:name="_Hlk128230076"/>
+      <w:r>
+        <w:rPr>
+          <w:rFonts w:ascii="Calibri" w:hAnsi="Calibri" w:cs="Calibri" w:hint="eastAsia"/>
+          <w:sz w:val="22"/>
+          <w:szCs w:val="24"/>
+        </w:rPr>
+        <w:t>W</w:t>
+      </w:r>
+      <w:r>
+        <w:rPr>
+          <w:rFonts w:ascii="Calibri" w:hAnsi="Calibri" w:cs="Calibri"/>
+          <w:sz w:val="22"/>
+          <w:szCs w:val="24"/>
+        </w:rPr>
+        <w:t xml:space="preserve"> Zhu, A Borz</w:t>
+      </w:r>
+      <w:r>
+        <w:rPr>
+          <w:rFonts w:ascii="Calibri" w:eastAsia="맑은 고딕" w:hAnsi="Calibri" w:cs="Calibri"/>
+          <w:sz w:val="22"/>
+          <w:szCs w:val="24"/>
+        </w:rPr>
+        <w:t>é</w:t>
+      </w:r>
+      <w:r>
+        <w:rPr>
+          <w:rFonts w:ascii="Calibri" w:hAnsi="Calibri" w:cs="Calibri"/>
+          <w:sz w:val="22"/>
+          <w:szCs w:val="24"/>
+        </w:rPr>
+        <w:t>e</w:t>
+      </w:r>
+      <w:bookmarkEnd w:id="0"/>
+      <w:r>
+        <w:rPr>
+          <w:rFonts w:ascii="Calibri" w:hAnsi="Calibri" w:cs="Calibri"/>
+          <w:sz w:val="22"/>
+          <w:szCs w:val="24"/>
+        </w:rPr>
+        <w:t xml:space="preserve">. 2023. Estimation of habitat suitability and landscape connectivity for Liaoning and Jilin clawed salamanders (Hynobiidae: </w:t>
       </w:r>
       <w:r>
         <w:rPr>
@@ -1280,47 +1534,31 @@
           <w:sz w:val="22"/>
           <w:szCs w:val="24"/>
         </w:rPr>
-        <w:t>Pelophylax chosenicus</w:t>
-      </w:r>
-      <w:r>
-        <w:rPr>
-          <w:rFonts w:ascii="Calibri" w:hAnsi="Calibri" w:cs="Calibri"/>
-          <w:sz w:val="22"/>
-          <w:szCs w:val="24"/>
-        </w:rPr>
-        <w:t xml:space="preserve"> along the Eastern Coastal Yellow Sea. </w:t>
-      </w:r>
-      <w:r>
-        <w:rPr>
-          <w:rFonts w:ascii="Calibri" w:hAnsi="Calibri" w:cs="Calibri" w:hint="eastAsia"/>
-          <w:sz w:val="22"/>
-          <w:szCs w:val="24"/>
-        </w:rPr>
-        <w:t>F</w:t>
-      </w:r>
-      <w:r>
-        <w:rPr>
-          <w:rFonts w:ascii="Calibri" w:hAnsi="Calibri" w:cs="Calibri"/>
-          <w:sz w:val="22"/>
-          <w:szCs w:val="24"/>
-        </w:rPr>
-        <w:t>rontiers of Biogeography</w:t>
-      </w:r>
-      <w:r>
-        <w:rPr>
-          <w:rFonts w:ascii="Calibri" w:hAnsi="Calibri" w:cs="Calibri" w:hint="eastAsia"/>
-          <w:sz w:val="22"/>
-          <w:szCs w:val="24"/>
-        </w:rPr>
-        <w:t xml:space="preserve"> </w:t>
-      </w:r>
-      <w:r>
-        <w:rPr>
-          <w:rFonts w:ascii="Calibri" w:hAnsi="Calibri" w:cs="Calibri"/>
-          <w:sz w:val="22"/>
-          <w:szCs w:val="24"/>
-        </w:rPr>
-        <w:t>16: e62301.</w:t>
+        <w:t>Onychodactylus</w:t>
+      </w:r>
+      <w:r>
+        <w:rPr>
+          <w:rFonts w:ascii="Calibri" w:hAnsi="Calibri" w:cs="Calibri"/>
+          <w:sz w:val="22"/>
+          <w:szCs w:val="24"/>
+        </w:rPr>
+        <w:t xml:space="preserve">) in the transboundary region between the People’s Republic of China and the Democratic People’s Republic of Korea. Global Ecology and Conservation 48: </w:t>
+      </w:r>
+      <w:r>
+        <w:rPr>
+          <w:rFonts w:ascii="Calibri" w:hAnsi="Calibri" w:cs="Calibri" w:hint="eastAsia"/>
+          <w:sz w:val="22"/>
+          <w:szCs w:val="24"/>
+        </w:rPr>
+        <w:t>e</w:t>
+      </w:r>
+      <w:r>
+        <w:rPr>
+          <w:rFonts w:ascii="Calibri" w:hAnsi="Calibri" w:cs="Calibri"/>
+          <w:sz w:val="22"/>
+          <w:szCs w:val="24"/>
+        </w:rPr>
+        <w:t>02694.</w:t>
       </w:r>
     </w:p>
     <w:p>
@@ -1353,31 +1591,33 @@
           <w:sz w:val="22"/>
           <w:szCs w:val="24"/>
         </w:rPr>
-        <w:t>5. Y Shin*</w:t>
-      </w:r>
-      <w:r>
-        <w:rPr>
-          <w:rFonts w:ascii="Calibri" w:hAnsi="Calibri" w:cs="Calibri"/>
-          <w:sz w:val="22"/>
-          <w:szCs w:val="24"/>
-        </w:rPr>
-        <w:t xml:space="preserve">, K Heo*, SN Othman, Y Jang, M-S Min, A Borzée. </w:t>
-      </w:r>
-      <w:r>
-        <w:rPr>
-          <w:rFonts w:ascii="Calibri" w:hAnsi="Calibri" w:cs="Calibri"/>
-          <w:sz w:val="22"/>
-          <w:szCs w:val="24"/>
-        </w:rPr>
-        <w:t>2024</w:t>
-      </w:r>
-      <w:r>
-        <w:rPr>
-          <w:rFonts w:ascii="Calibri" w:hAnsi="Calibri" w:cs="Calibri"/>
-          <w:sz w:val="22"/>
-          <w:szCs w:val="24"/>
-        </w:rPr>
-        <w:t xml:space="preserve">. Tracing the geographic origin of a nonnative Red-banded Snake (Colubridae: </w:t>
+        <w:t xml:space="preserve">3. </w:t>
+      </w:r>
+      <w:r>
+        <w:rPr>
+          <w:rFonts w:ascii="Calibri" w:hAnsi="Calibri" w:cs="Calibri"/>
+          <w:sz w:val="22"/>
+          <w:szCs w:val="24"/>
+        </w:rPr>
+        <w:t xml:space="preserve">J Li, </w:t>
+      </w:r>
+      <w:r>
+        <w:rPr>
+          <w:rFonts w:ascii="Calibri" w:hAnsi="Calibri" w:cs="Calibri"/>
+          <w:b/>
+          <w:bCs/>
+          <w:sz w:val="22"/>
+          <w:szCs w:val="24"/>
+        </w:rPr>
+        <w:t>Y Shin</w:t>
+      </w:r>
+      <w:r>
+        <w:rPr>
+          <w:rFonts w:ascii="Calibri" w:hAnsi="Calibri" w:cs="Calibri"/>
+          <w:sz w:val="22"/>
+          <w:szCs w:val="24"/>
+        </w:rPr>
+        <w:t>, M Hong, Y Jang, A Borzée. 2023. Is ultra-violet fluorescence a trait related to breeding in the Mongolian racerunner (</w:t>
       </w:r>
       <w:r>
         <w:rPr>
@@ -1387,17 +1627,146 @@
           <w:sz w:val="22"/>
           <w:szCs w:val="24"/>
         </w:rPr>
-        <w:t>Lycodon</w:t>
-      </w:r>
-      <w:r>
-        <w:rPr>
-          <w:rFonts w:ascii="Calibri" w:hAnsi="Calibri" w:cs="Calibri" w:hint="eastAsia"/>
+        <w:t>Eremias argus</w:t>
+      </w:r>
+      <w:r>
+        <w:rPr>
+          <w:rFonts w:ascii="Calibri" w:hAnsi="Calibri" w:cs="Calibri"/>
+          <w:sz w:val="22"/>
+          <w:szCs w:val="24"/>
+        </w:rPr>
+        <w:t>; Lacertidae, Reptilia)? Journal of Biological Research – Thessaloniki 30:3.</w:t>
+      </w:r>
+    </w:p>
+    <w:p>
+      <w:pPr>
+        <w:spacing w:line="240" w:lineRule="auto"/>
+        <w:ind w:left="330" w:hangingChars="150" w:hanging="330"/>
+        <w:rPr>
+          <w:rFonts w:ascii="Calibri" w:hAnsi="Calibri" w:cs="Calibri"/>
+          <w:sz w:val="22"/>
+          <w:szCs w:val="24"/>
+        </w:rPr>
+      </w:pPr>
+      <w:r>
+        <w:rPr>
+          <w:rFonts w:ascii="Calibri" w:hAnsi="Calibri" w:cs="Calibri"/>
+          <w:b/>
+          <w:bCs/>
+          <w:sz w:val="22"/>
+          <w:szCs w:val="24"/>
+        </w:rPr>
+        <w:t>12.</w:t>
+      </w:r>
+      <w:r>
+        <w:rPr>
+          <w:rFonts w:ascii="Calibri" w:hAnsi="Calibri" w:cs="Calibri"/>
+          <w:sz w:val="22"/>
+          <w:szCs w:val="24"/>
+        </w:rPr>
+        <w:t xml:space="preserve"> A Borzée, M Rodriguez, N Bhatri, YI Kim, </w:t>
+      </w:r>
+      <w:proofErr w:type="gramStart"/>
+      <w:r>
+        <w:rPr>
+          <w:rFonts w:ascii="Calibri" w:hAnsi="Calibri" w:cs="Calibri"/>
+          <w:sz w:val="22"/>
+          <w:szCs w:val="24"/>
+        </w:rPr>
+        <w:t>.....</w:t>
+      </w:r>
+      <w:proofErr w:type="gramEnd"/>
+      <w:r>
+        <w:rPr>
+          <w:rFonts w:ascii="Calibri" w:hAnsi="Calibri" w:cs="Calibri"/>
+          <w:sz w:val="22"/>
+          <w:szCs w:val="24"/>
+        </w:rPr>
+        <w:t xml:space="preserve">, VK Prasad, Y Jang, </w:t>
+      </w:r>
+      <w:r>
+        <w:rPr>
+          <w:rFonts w:ascii="Calibri" w:hAnsi="Calibri" w:cs="Calibri"/>
+          <w:b/>
+          <w:bCs/>
+          <w:sz w:val="22"/>
+          <w:szCs w:val="24"/>
+        </w:rPr>
+        <w:t>Y Shin</w:t>
+      </w:r>
+      <w:r>
+        <w:rPr>
+          <w:rFonts w:ascii="Calibri" w:hAnsi="Calibri" w:cs="Calibri"/>
+          <w:sz w:val="22"/>
+          <w:szCs w:val="24"/>
+        </w:rPr>
+        <w:t xml:space="preserve">, SN Othman. 2023. Policy recommendation on the </w:t>
+      </w:r>
+      <w:r>
+        <w:rPr>
+          <w:rFonts w:ascii="Calibri" w:hAnsi="Calibri" w:cs="Calibri"/>
           <w:i/>
           <w:iCs/>
           <w:sz w:val="22"/>
           <w:szCs w:val="24"/>
         </w:rPr>
-        <w:t xml:space="preserve"> </w:t>
+        <w:t>Rana</w:t>
+      </w:r>
+      <w:r>
+        <w:rPr>
+          <w:rFonts w:ascii="Calibri" w:hAnsi="Calibri" w:cs="Calibri"/>
+          <w:sz w:val="22"/>
+          <w:szCs w:val="24"/>
+        </w:rPr>
+        <w:t xml:space="preserve"> trade towards the Republic of Korea. Frontiers in Environmental Science 11: 1097849.</w:t>
+      </w:r>
+    </w:p>
+    <w:p>
+      <w:pPr>
+        <w:spacing w:line="240" w:lineRule="auto"/>
+        <w:ind w:left="330" w:hangingChars="150" w:hanging="330"/>
+        <w:rPr>
+          <w:rFonts w:ascii="Calibri" w:hAnsi="Calibri" w:cs="Calibri"/>
+          <w:sz w:val="22"/>
+          <w:szCs w:val="24"/>
+        </w:rPr>
+      </w:pPr>
+      <w:r>
+        <w:rPr>
+          <w:rFonts w:ascii="Calibri" w:hAnsi="Calibri" w:cs="Calibri"/>
+          <w:b/>
+          <w:bCs/>
+          <w:sz w:val="22"/>
+          <w:szCs w:val="24"/>
+        </w:rPr>
+        <w:lastRenderedPageBreak/>
+        <w:t>11.</w:t>
+      </w:r>
+      <w:r>
+        <w:rPr>
+          <w:rFonts w:ascii="Calibri" w:hAnsi="Calibri" w:cs="Calibri"/>
+          <w:sz w:val="22"/>
+          <w:szCs w:val="24"/>
+        </w:rPr>
+        <w:t xml:space="preserve"> D Jeong, </w:t>
+      </w:r>
+      <w:r>
+        <w:rPr>
+          <w:rFonts w:ascii="Calibri" w:hAnsi="Calibri" w:cs="Calibri"/>
+          <w:b/>
+          <w:bCs/>
+          <w:sz w:val="22"/>
+          <w:szCs w:val="24"/>
+        </w:rPr>
+        <w:t>Y Shin</w:t>
+      </w:r>
+      <w:r>
+        <w:rPr>
+          <w:rFonts w:ascii="Calibri" w:hAnsi="Calibri" w:cs="Calibri"/>
+          <w:sz w:val="22"/>
+          <w:szCs w:val="24"/>
+        </w:rPr>
+        <w:t>, B Lim, H Serret, Y Jang. 2023. Do Barn Swallows (</w:t>
       </w:r>
       <w:r>
         <w:rPr>
@@ -1407,31 +1776,15 @@
           <w:sz w:val="22"/>
           <w:szCs w:val="24"/>
         </w:rPr>
-        <w:t>rufozonatus</w:t>
-      </w:r>
-      <w:r>
-        <w:rPr>
-          <w:rFonts w:ascii="Calibri" w:hAnsi="Calibri" w:cs="Calibri"/>
-          <w:sz w:val="22"/>
-          <w:szCs w:val="24"/>
-        </w:rPr>
-        <w:t>) found on Jeju Island, Republic of Korea. Herpetologica 80</w:t>
-      </w:r>
-      <w:r>
-        <w:rPr>
-          <w:rFonts w:ascii="Calibri" w:hAnsi="Calibri" w:cs="Calibri" w:hint="eastAsia"/>
-          <w:sz w:val="22"/>
-          <w:szCs w:val="24"/>
-        </w:rPr>
-        <w:t>: 30-39</w:t>
-      </w:r>
-      <w:r>
-        <w:rPr>
-          <w:rFonts w:ascii="Calibri" w:hAnsi="Calibri" w:cs="Calibri"/>
-          <w:sz w:val="22"/>
-          <w:szCs w:val="24"/>
-        </w:rPr>
-        <w:t>.</w:t>
+        <w:t>Hirundo rustica gutturalis</w:t>
+      </w:r>
+      <w:r>
+        <w:rPr>
+          <w:rFonts w:ascii="Calibri" w:hAnsi="Calibri" w:cs="Calibri"/>
+          <w:sz w:val="22"/>
+          <w:szCs w:val="24"/>
+        </w:rPr>
+        <w:t>) prefer to breed in inhabited houses in South Korea? The Wilson Journal of Ornithology 134: 633-641.</w:t>
       </w:r>
     </w:p>
     <w:p>
@@ -1440,55 +1793,27 @@
         <w:ind w:left="330" w:hangingChars="150" w:hanging="330"/>
         <w:rPr>
           <w:rFonts w:ascii="Calibri" w:hAnsi="Calibri" w:cs="Calibri"/>
-          <w:b/>
-          <w:bCs/>
-          <w:sz w:val="22"/>
-          <w:szCs w:val="24"/>
-        </w:rPr>
-      </w:pPr>
-      <w:r>
-        <w:rPr>
-          <w:rFonts w:ascii="Calibri" w:hAnsi="Calibri" w:cs="Calibri" w:hint="eastAsia"/>
-          <w:b/>
-          <w:bCs/>
-          <w:sz w:val="22"/>
-          <w:szCs w:val="24"/>
-        </w:rPr>
-        <w:t>1</w:t>
-      </w:r>
-      <w:r>
-        <w:rPr>
-          <w:rFonts w:ascii="Calibri" w:hAnsi="Calibri" w:cs="Calibri"/>
-          <w:b/>
-          <w:bCs/>
-          <w:sz w:val="22"/>
-          <w:szCs w:val="24"/>
-        </w:rPr>
-        <w:t xml:space="preserve">4. </w:t>
-      </w:r>
-      <w:r>
-        <w:rPr>
-          <w:rFonts w:ascii="Calibri" w:hAnsi="Calibri" w:cs="Calibri"/>
-          <w:sz w:val="22"/>
-          <w:szCs w:val="24"/>
-        </w:rPr>
-        <w:t>Y Peng, Y L</w:t>
-      </w:r>
-      <w:r>
-        <w:rPr>
-          <w:rFonts w:ascii="Calibri" w:hAnsi="Calibri" w:cs="Calibri" w:hint="eastAsia"/>
-          <w:sz w:val="22"/>
-          <w:szCs w:val="24"/>
-        </w:rPr>
-        <w:t>i</w:t>
-      </w:r>
-      <w:r>
-        <w:rPr>
-          <w:rFonts w:ascii="Calibri" w:hAnsi="Calibri" w:cs="Calibri"/>
-          <w:sz w:val="22"/>
-          <w:szCs w:val="24"/>
-        </w:rPr>
-        <w:t xml:space="preserve">, G Cao, H Li, </w:t>
+          <w:sz w:val="22"/>
+          <w:szCs w:val="24"/>
+        </w:rPr>
+      </w:pPr>
+      <w:r>
+        <w:rPr>
+          <w:rFonts w:ascii="Calibri" w:hAnsi="Calibri" w:cs="Calibri"/>
+          <w:b/>
+          <w:bCs/>
+          <w:sz w:val="22"/>
+          <w:szCs w:val="24"/>
+        </w:rPr>
+        <w:t>10.</w:t>
+      </w:r>
+      <w:r>
+        <w:rPr>
+          <w:rFonts w:ascii="Calibri" w:hAnsi="Calibri" w:cs="Calibri"/>
+          <w:sz w:val="22"/>
+          <w:szCs w:val="24"/>
+        </w:rPr>
+        <w:t xml:space="preserve"> </w:t>
       </w:r>
       <w:r>
         <w:rPr>
@@ -1506,49 +1831,101 @@
           <w:sz w:val="22"/>
           <w:szCs w:val="24"/>
         </w:rPr>
-        <w:t xml:space="preserve">, Z Piao, F Perez, </w:t>
-      </w:r>
-      <w:bookmarkStart w:id="0" w:name="_Hlk128230076"/>
-      <w:r>
-        <w:rPr>
-          <w:rFonts w:ascii="Calibri" w:hAnsi="Calibri" w:cs="Calibri" w:hint="eastAsia"/>
-          <w:sz w:val="22"/>
-          <w:szCs w:val="24"/>
-        </w:rPr>
-        <w:t>W</w:t>
-      </w:r>
-      <w:r>
-        <w:rPr>
-          <w:rFonts w:ascii="Calibri" w:hAnsi="Calibri" w:cs="Calibri"/>
-          <w:sz w:val="22"/>
-          <w:szCs w:val="24"/>
-        </w:rPr>
-        <w:t xml:space="preserve"> Zhu, A Borz</w:t>
-      </w:r>
-      <w:r>
-        <w:rPr>
-          <w:rFonts w:ascii="Calibri" w:eastAsia="맑은 고딕" w:hAnsi="Calibri" w:cs="Calibri"/>
-          <w:sz w:val="22"/>
-          <w:szCs w:val="24"/>
-        </w:rPr>
-        <w:t>é</w:t>
-      </w:r>
-      <w:r>
-        <w:rPr>
-          <w:rFonts w:ascii="Calibri" w:hAnsi="Calibri" w:cs="Calibri"/>
-          <w:sz w:val="22"/>
-          <w:szCs w:val="24"/>
-        </w:rPr>
-        <w:t>e</w:t>
-      </w:r>
-      <w:bookmarkEnd w:id="0"/>
-      <w:r>
-        <w:rPr>
-          <w:rFonts w:ascii="Calibri" w:hAnsi="Calibri" w:cs="Calibri"/>
-          <w:sz w:val="22"/>
-          <w:szCs w:val="24"/>
-        </w:rPr>
-        <w:t xml:space="preserve">. 2023. Estimation of habitat suitability and landscape connectivity for Liaoning and Jilin clawed salamanders (Hynobiidae: </w:t>
+        <w:t>, K Kim, J Groffen, D Woo, E Song, A Borzée. 2022. Citizen science and roadkill trends in the Korean herpetofauna: the importance of spatially biased and unstandardized data. Frontiers in Ecology and Evolution 10: 944318.</w:t>
+      </w:r>
+    </w:p>
+    <w:p>
+      <w:pPr>
+        <w:spacing w:line="240" w:lineRule="auto"/>
+        <w:ind w:leftChars="50" w:left="320" w:hangingChars="100" w:hanging="220"/>
+        <w:rPr>
+          <w:rFonts w:ascii="Calibri" w:hAnsi="Calibri" w:cs="Calibri"/>
+          <w:sz w:val="22"/>
+          <w:szCs w:val="24"/>
+        </w:rPr>
+      </w:pPr>
+      <w:r>
+        <w:rPr>
+          <w:rFonts w:ascii="Calibri" w:hAnsi="Calibri" w:cs="Calibri"/>
+          <w:b/>
+          <w:bCs/>
+          <w:sz w:val="22"/>
+          <w:szCs w:val="24"/>
+        </w:rPr>
+        <w:t>9.</w:t>
+      </w:r>
+      <w:r>
+        <w:rPr>
+          <w:rFonts w:ascii="Calibri" w:hAnsi="Calibri" w:cs="Calibri"/>
+          <w:sz w:val="22"/>
+          <w:szCs w:val="24"/>
+        </w:rPr>
+        <w:t xml:space="preserve"> SN Othman, </w:t>
+      </w:r>
+      <w:r>
+        <w:rPr>
+          <w:rFonts w:ascii="Calibri" w:hAnsi="Calibri" w:cs="Calibri"/>
+          <w:b/>
+          <w:bCs/>
+          <w:sz w:val="22"/>
+          <w:szCs w:val="24"/>
+        </w:rPr>
+        <w:t>Y Shin</w:t>
+      </w:r>
+      <w:r>
+        <w:rPr>
+          <w:rFonts w:ascii="Calibri" w:hAnsi="Calibri" w:cs="Calibri"/>
+          <w:sz w:val="22"/>
+          <w:szCs w:val="24"/>
+        </w:rPr>
+        <w:t xml:space="preserve">, H-T Kim, M-F Chuang, Y Bae, J Hoti, Y Zhang, Y Jang, A Borzée. 2022. Evaluating the efficiency of popular species identification methods, and comparative workflow using morphometry and barcoding bioinformatics for taxonomy and origin of traded cryptic brown frogs. Global Ecology and Conservation 38: e02253. </w:t>
+      </w:r>
+    </w:p>
+    <w:p>
+      <w:pPr>
+        <w:spacing w:line="240" w:lineRule="auto"/>
+        <w:ind w:leftChars="50" w:left="320" w:hangingChars="100" w:hanging="220"/>
+        <w:rPr>
+          <w:rFonts w:ascii="Calibri" w:hAnsi="Calibri" w:cs="Calibri"/>
+          <w:sz w:val="22"/>
+          <w:szCs w:val="24"/>
+        </w:rPr>
+      </w:pPr>
+      <w:r>
+        <w:rPr>
+          <w:rFonts w:ascii="Calibri" w:hAnsi="Calibri" w:cs="Calibri"/>
+          <w:b/>
+          <w:bCs/>
+          <w:sz w:val="22"/>
+          <w:szCs w:val="24"/>
+        </w:rPr>
+        <w:t>8.</w:t>
+      </w:r>
+      <w:r>
+        <w:rPr>
+          <w:rFonts w:ascii="Calibri" w:hAnsi="Calibri" w:cs="Calibri"/>
+          <w:sz w:val="22"/>
+          <w:szCs w:val="24"/>
+        </w:rPr>
+        <w:t xml:space="preserve"> A Borzée, </w:t>
+      </w:r>
+      <w:r>
+        <w:rPr>
+          <w:rFonts w:ascii="Calibri" w:hAnsi="Calibri" w:cs="Calibri"/>
+          <w:b/>
+          <w:bCs/>
+          <w:sz w:val="22"/>
+          <w:szCs w:val="24"/>
+        </w:rPr>
+        <w:t>Y Shin</w:t>
+      </w:r>
+      <w:r>
+        <w:rPr>
+          <w:rFonts w:ascii="Calibri" w:hAnsi="Calibri" w:cs="Calibri"/>
+          <w:sz w:val="22"/>
+          <w:szCs w:val="24"/>
+        </w:rPr>
+        <w:t xml:space="preserve">, N Poyarkov, JY Jeon, HJ Baek, CH Lee, J An, YJ Hong, M-S Min. 2022. Dwindling in the mountains: description of a critically endangered and microendemic </w:t>
       </w:r>
       <w:r>
         <w:rPr>
@@ -1566,64 +1943,36 @@
           <w:sz w:val="22"/>
           <w:szCs w:val="24"/>
         </w:rPr>
-        <w:t xml:space="preserve">) in the transboundary region between the People’s Republic of China and the Democratic People’s Republic of Korea. Global Ecology and Conservation 48: </w:t>
-      </w:r>
-      <w:r>
-        <w:rPr>
-          <w:rFonts w:ascii="Calibri" w:hAnsi="Calibri" w:cs="Calibri" w:hint="eastAsia"/>
-          <w:sz w:val="22"/>
-          <w:szCs w:val="24"/>
-        </w:rPr>
-        <w:t>e</w:t>
-      </w:r>
-      <w:r>
-        <w:rPr>
-          <w:rFonts w:ascii="Calibri" w:hAnsi="Calibri" w:cs="Calibri"/>
-          <w:sz w:val="22"/>
-          <w:szCs w:val="24"/>
-        </w:rPr>
-        <w:t>02694.</w:t>
+        <w:t xml:space="preserve"> species (Amphibia, Hynobiidae) from the Korean Peninsula. Zoological Research 43: 750−755.</w:t>
       </w:r>
     </w:p>
     <w:p>
       <w:pPr>
         <w:spacing w:line="240" w:lineRule="auto"/>
-        <w:ind w:left="330" w:hangingChars="150" w:hanging="330"/>
-        <w:rPr>
-          <w:rFonts w:ascii="Calibri" w:hAnsi="Calibri" w:cs="Calibri"/>
-          <w:b/>
-          <w:bCs/>
-          <w:sz w:val="22"/>
-          <w:szCs w:val="24"/>
-        </w:rPr>
-      </w:pPr>
-      <w:r>
-        <w:rPr>
-          <w:rFonts w:ascii="Calibri" w:hAnsi="Calibri" w:cs="Calibri" w:hint="eastAsia"/>
-          <w:b/>
-          <w:bCs/>
-          <w:sz w:val="22"/>
-          <w:szCs w:val="24"/>
-        </w:rPr>
-        <w:t>1</w:t>
-      </w:r>
-      <w:r>
-        <w:rPr>
-          <w:rFonts w:ascii="Calibri" w:hAnsi="Calibri" w:cs="Calibri"/>
-          <w:b/>
-          <w:bCs/>
-          <w:sz w:val="22"/>
-          <w:szCs w:val="24"/>
-        </w:rPr>
-        <w:t xml:space="preserve">3. </w:t>
-      </w:r>
-      <w:r>
-        <w:rPr>
-          <w:rFonts w:ascii="Calibri" w:hAnsi="Calibri" w:cs="Calibri"/>
-          <w:sz w:val="22"/>
-          <w:szCs w:val="24"/>
-        </w:rPr>
-        <w:t xml:space="preserve">J Li, </w:t>
+        <w:ind w:leftChars="50" w:left="320" w:hangingChars="100" w:hanging="220"/>
+        <w:rPr>
+          <w:rFonts w:ascii="Calibri" w:hAnsi="Calibri" w:cs="Calibri"/>
+          <w:sz w:val="22"/>
+          <w:szCs w:val="24"/>
+        </w:rPr>
+      </w:pPr>
+      <w:r>
+        <w:rPr>
+          <w:rFonts w:ascii="Calibri" w:hAnsi="Calibri" w:cs="Calibri"/>
+          <w:b/>
+          <w:bCs/>
+          <w:sz w:val="22"/>
+          <w:szCs w:val="24"/>
+        </w:rPr>
+        <w:t>7.</w:t>
+      </w:r>
+      <w:r>
+        <w:rPr>
+          <w:rFonts w:ascii="Calibri" w:hAnsi="Calibri" w:cs="Calibri"/>
+          <w:sz w:val="22"/>
+          <w:szCs w:val="24"/>
+        </w:rPr>
+        <w:t xml:space="preserve"> </w:t>
       </w:r>
       <w:r>
         <w:rPr>
@@ -1641,7 +1990,7 @@
           <w:sz w:val="22"/>
           <w:szCs w:val="24"/>
         </w:rPr>
-        <w:t>, M Hong, Y Jang, A Borzée. 2023. Is ultra-violet fluorescence a trait related to breeding in the Mongolian racerunner (</w:t>
+        <w:t xml:space="preserve">, M-S Min, A Borzée. 2021. Driven to the edge: Species distribution modeling of a Clawed Salamander (Hynobiidae: </w:t>
       </w:r>
       <w:r>
         <w:rPr>
@@ -1651,62 +2000,44 @@
           <w:sz w:val="22"/>
           <w:szCs w:val="24"/>
         </w:rPr>
-        <w:t>Eremias argus</w:t>
-      </w:r>
-      <w:r>
-        <w:rPr>
-          <w:rFonts w:ascii="Calibri" w:hAnsi="Calibri" w:cs="Calibri"/>
-          <w:sz w:val="22"/>
-          <w:szCs w:val="24"/>
-        </w:rPr>
-        <w:t>; Lacertidae, Reptilia)? Journal of Biological Research – Thessaloniki 30:3.</w:t>
+        <w:t>Onychodactylus koreanus</w:t>
+      </w:r>
+      <w:r>
+        <w:rPr>
+          <w:rFonts w:ascii="Calibri" w:hAnsi="Calibri" w:cs="Calibri"/>
+          <w:sz w:val="22"/>
+          <w:szCs w:val="24"/>
+        </w:rPr>
+        <w:t>) predicts range shifts and drastic decrease of suitable habitats in response to climate change. Ecology and Evolution 11: 14669-14688.</w:t>
       </w:r>
     </w:p>
     <w:p>
       <w:pPr>
         <w:spacing w:line="240" w:lineRule="auto"/>
-        <w:ind w:left="330" w:hangingChars="150" w:hanging="330"/>
-        <w:rPr>
-          <w:rFonts w:ascii="Calibri" w:hAnsi="Calibri" w:cs="Calibri"/>
-          <w:sz w:val="22"/>
-          <w:szCs w:val="24"/>
-        </w:rPr>
-      </w:pPr>
-      <w:r>
-        <w:rPr>
-          <w:rFonts w:ascii="Calibri" w:hAnsi="Calibri" w:cs="Calibri"/>
-          <w:b/>
-          <w:bCs/>
-          <w:sz w:val="22"/>
-          <w:szCs w:val="24"/>
-        </w:rPr>
-        <w:t>12.</w:t>
-      </w:r>
-      <w:r>
-        <w:rPr>
-          <w:rFonts w:ascii="Calibri" w:hAnsi="Calibri" w:cs="Calibri"/>
-          <w:sz w:val="22"/>
-          <w:szCs w:val="24"/>
-        </w:rPr>
-        <w:t xml:space="preserve"> A Borzée, M Rodriguez, N Bhatri, YI Kim, </w:t>
-      </w:r>
-      <w:proofErr w:type="gramStart"/>
-      <w:r>
-        <w:rPr>
-          <w:rFonts w:ascii="Calibri" w:hAnsi="Calibri" w:cs="Calibri"/>
-          <w:sz w:val="22"/>
-          <w:szCs w:val="24"/>
-        </w:rPr>
-        <w:t>.....</w:t>
-      </w:r>
-      <w:proofErr w:type="gramEnd"/>
-      <w:r>
-        <w:rPr>
-          <w:rFonts w:ascii="Calibri" w:hAnsi="Calibri" w:cs="Calibri"/>
-          <w:sz w:val="22"/>
-          <w:szCs w:val="24"/>
-        </w:rPr>
-        <w:t xml:space="preserve">, VK Prasad, Y Jang, </w:t>
+        <w:ind w:leftChars="50" w:left="320" w:hangingChars="100" w:hanging="220"/>
+        <w:rPr>
+          <w:rFonts w:ascii="Calibri" w:hAnsi="Calibri" w:cs="Calibri"/>
+          <w:sz w:val="22"/>
+          <w:szCs w:val="24"/>
+        </w:rPr>
+      </w:pPr>
+      <w:r>
+        <w:rPr>
+          <w:rFonts w:ascii="Calibri" w:hAnsi="Calibri" w:cs="Calibri"/>
+          <w:b/>
+          <w:bCs/>
+          <w:sz w:val="22"/>
+          <w:szCs w:val="24"/>
+        </w:rPr>
+        <w:t>6.</w:t>
+      </w:r>
+      <w:r>
+        <w:rPr>
+          <w:rFonts w:ascii="Calibri" w:hAnsi="Calibri" w:cs="Calibri"/>
+          <w:sz w:val="22"/>
+          <w:szCs w:val="24"/>
+        </w:rPr>
+        <w:t xml:space="preserve"> A Borzée, SN Litvinchuk, K Ri, D Andersen, TY Nam, GH Jon, HS Man, JS Choe, S Kwon, SN Othman, K Messenger, Y Bae, </w:t>
       </w:r>
       <w:r>
         <w:rPr>
@@ -1724,7 +2055,101 @@
           <w:sz w:val="22"/>
           <w:szCs w:val="24"/>
         </w:rPr>
-        <w:t xml:space="preserve">, SN Othman. 2023. Policy recommendation on the </w:t>
+        <w:t>, A Kim, I Maslova, J Luedtke, L Hobin, N Moores, B Seliger, F Glenk, Y Jang. 2021. Update on distribution and threat status of amphibians in the Democratic People's Republic of Korea: conclusions based on field surveys, landscape modeling, molecular analyses, and call properties. Animals 11:2057.</w:t>
+      </w:r>
+    </w:p>
+    <w:p>
+      <w:pPr>
+        <w:spacing w:line="240" w:lineRule="auto"/>
+        <w:ind w:leftChars="50" w:left="320" w:hangingChars="100" w:hanging="220"/>
+        <w:rPr>
+          <w:rFonts w:ascii="Calibri" w:hAnsi="Calibri" w:cs="Calibri"/>
+          <w:sz w:val="22"/>
+          <w:szCs w:val="24"/>
+        </w:rPr>
+      </w:pPr>
+      <w:r>
+        <w:rPr>
+          <w:rFonts w:ascii="Calibri" w:hAnsi="Calibri" w:cs="Calibri"/>
+          <w:b/>
+          <w:bCs/>
+          <w:sz w:val="22"/>
+          <w:szCs w:val="24"/>
+        </w:rPr>
+        <w:t>5.</w:t>
+      </w:r>
+      <w:r>
+        <w:rPr>
+          <w:rFonts w:ascii="Calibri" w:hAnsi="Calibri" w:cs="Calibri"/>
+          <w:sz w:val="22"/>
+          <w:szCs w:val="24"/>
+        </w:rPr>
+        <w:t xml:space="preserve"> </w:t>
+      </w:r>
+      <w:r>
+        <w:rPr>
+          <w:rFonts w:ascii="Calibri" w:hAnsi="Calibri" w:cs="Calibri"/>
+          <w:b/>
+          <w:bCs/>
+          <w:sz w:val="22"/>
+          <w:szCs w:val="24"/>
+        </w:rPr>
+        <w:t>Y Shin</w:t>
+      </w:r>
+      <w:r>
+        <w:rPr>
+          <w:rFonts w:ascii="Calibri" w:hAnsi="Calibri" w:cs="Calibri"/>
+          <w:sz w:val="22"/>
+          <w:szCs w:val="24"/>
+        </w:rPr>
+        <w:t>, Y Jang, A Borzée. 2021. Snakebite envenomings in the Republic of Korea from the 1970s to the 2020s: a review. Toxicon 196: 8-18.</w:t>
+      </w:r>
+    </w:p>
+    <w:p>
+      <w:pPr>
+        <w:spacing w:line="240" w:lineRule="auto"/>
+        <w:ind w:leftChars="50" w:left="320" w:hangingChars="100" w:hanging="220"/>
+        <w:rPr>
+          <w:rFonts w:ascii="Calibri" w:hAnsi="Calibri" w:cs="Calibri"/>
+          <w:sz w:val="22"/>
+          <w:szCs w:val="24"/>
+        </w:rPr>
+      </w:pPr>
+      <w:r>
+        <w:rPr>
+          <w:rFonts w:ascii="Calibri" w:hAnsi="Calibri" w:cs="Calibri"/>
+          <w:b/>
+          <w:bCs/>
+          <w:sz w:val="22"/>
+          <w:szCs w:val="24"/>
+        </w:rPr>
+        <w:t>4.</w:t>
+      </w:r>
+      <w:r>
+        <w:rPr>
+          <w:rFonts w:ascii="Calibri" w:hAnsi="Calibri" w:cs="Calibri"/>
+          <w:sz w:val="22"/>
+          <w:szCs w:val="24"/>
+        </w:rPr>
+        <w:t xml:space="preserve"> </w:t>
+      </w:r>
+      <w:r>
+        <w:rPr>
+          <w:rFonts w:ascii="Calibri" w:hAnsi="Calibri" w:cs="Calibri"/>
+          <w:b/>
+          <w:bCs/>
+          <w:sz w:val="22"/>
+          <w:szCs w:val="24"/>
+        </w:rPr>
+        <w:t>Y Shin*</w:t>
+      </w:r>
+      <w:r>
+        <w:rPr>
+          <w:rFonts w:ascii="Calibri" w:hAnsi="Calibri" w:cs="Calibri"/>
+          <w:sz w:val="22"/>
+          <w:szCs w:val="24"/>
+        </w:rPr>
+        <w:t xml:space="preserve">, KR Messenger*, KS Koo, SC Lee, M Hou, A Borzée. 2021. How threatened is </w:t>
       </w:r>
       <w:r>
         <w:rPr>
@@ -1734,45 +2159,44 @@
           <w:sz w:val="22"/>
           <w:szCs w:val="24"/>
         </w:rPr>
-        <w:t>Rana</w:t>
-      </w:r>
-      <w:r>
-        <w:rPr>
-          <w:rFonts w:ascii="Calibri" w:hAnsi="Calibri" w:cs="Calibri"/>
-          <w:sz w:val="22"/>
-          <w:szCs w:val="24"/>
-        </w:rPr>
-        <w:t xml:space="preserve"> trade towards the Republic of Korea. Frontiers in Environmental Science 11: 1097849.</w:t>
+        <w:t>Scincella huanrenensis</w:t>
+      </w:r>
+      <w:r>
+        <w:rPr>
+          <w:rFonts w:ascii="Calibri" w:hAnsi="Calibri" w:cs="Calibri"/>
+          <w:sz w:val="22"/>
+          <w:szCs w:val="24"/>
+        </w:rPr>
+        <w:t>? An update on threats and trends. Conservation 1: 58-72.</w:t>
       </w:r>
     </w:p>
     <w:p>
       <w:pPr>
         <w:spacing w:line="240" w:lineRule="auto"/>
-        <w:ind w:left="330" w:hangingChars="150" w:hanging="330"/>
-        <w:rPr>
-          <w:rFonts w:ascii="Calibri" w:hAnsi="Calibri" w:cs="Calibri"/>
-          <w:sz w:val="22"/>
-          <w:szCs w:val="24"/>
-        </w:rPr>
-      </w:pPr>
-      <w:r>
-        <w:rPr>
-          <w:rFonts w:ascii="Calibri" w:hAnsi="Calibri" w:cs="Calibri"/>
-          <w:b/>
-          <w:bCs/>
-          <w:sz w:val="22"/>
-          <w:szCs w:val="24"/>
-        </w:rPr>
-        <w:lastRenderedPageBreak/>
-        <w:t>11.</w:t>
-      </w:r>
-      <w:r>
-        <w:rPr>
-          <w:rFonts w:ascii="Calibri" w:hAnsi="Calibri" w:cs="Calibri"/>
-          <w:sz w:val="22"/>
-          <w:szCs w:val="24"/>
-        </w:rPr>
-        <w:t xml:space="preserve"> D Jeong, </w:t>
+        <w:ind w:leftChars="50" w:left="320" w:hangingChars="100" w:hanging="220"/>
+        <w:rPr>
+          <w:rFonts w:ascii="Calibri" w:hAnsi="Calibri" w:cs="Calibri"/>
+          <w:sz w:val="22"/>
+          <w:szCs w:val="24"/>
+        </w:rPr>
+      </w:pPr>
+      <w:r>
+        <w:rPr>
+          <w:rFonts w:ascii="Calibri" w:hAnsi="Calibri" w:cs="Calibri"/>
+          <w:b/>
+          <w:bCs/>
+          <w:sz w:val="22"/>
+          <w:szCs w:val="24"/>
+        </w:rPr>
+        <w:t>3.</w:t>
+      </w:r>
+      <w:r>
+        <w:rPr>
+          <w:rFonts w:ascii="Calibri" w:hAnsi="Calibri" w:cs="Calibri"/>
+          <w:sz w:val="22"/>
+          <w:szCs w:val="24"/>
+        </w:rPr>
+        <w:t xml:space="preserve"> D Macias, </w:t>
       </w:r>
       <w:r>
         <w:rPr>
@@ -1790,9 +2214,102 @@
           <w:sz w:val="22"/>
           <w:szCs w:val="24"/>
         </w:rPr>
-        <w:t>, B Lim, H Serret, Y Jang. 2023. Do Barn Swallows (</w:t>
-      </w:r>
-      <w:proofErr w:type="spellStart"/>
+        <w:t>, A Borzée. 2021. An update on the conservation status and ecology of Korean terrestrial squamates. Journal for Nature Conservation 60: 125971.</w:t>
+      </w:r>
+    </w:p>
+    <w:p>
+      <w:pPr>
+        <w:spacing w:line="240" w:lineRule="auto"/>
+        <w:ind w:leftChars="50" w:left="320" w:hangingChars="100" w:hanging="220"/>
+        <w:rPr>
+          <w:rFonts w:ascii="Calibri" w:hAnsi="Calibri" w:cs="Calibri"/>
+          <w:sz w:val="22"/>
+          <w:szCs w:val="24"/>
+        </w:rPr>
+      </w:pPr>
+      <w:r>
+        <w:rPr>
+          <w:rFonts w:ascii="Calibri" w:hAnsi="Calibri" w:cs="Calibri"/>
+          <w:b/>
+          <w:bCs/>
+          <w:sz w:val="22"/>
+          <w:szCs w:val="24"/>
+        </w:rPr>
+        <w:t>2.</w:t>
+      </w:r>
+      <w:r>
+        <w:rPr>
+          <w:rFonts w:ascii="Calibri" w:hAnsi="Calibri" w:cs="Calibri"/>
+          <w:sz w:val="22"/>
+          <w:szCs w:val="24"/>
+        </w:rPr>
+        <w:t xml:space="preserve"> </w:t>
+      </w:r>
+      <w:r>
+        <w:rPr>
+          <w:rFonts w:ascii="Calibri" w:hAnsi="Calibri" w:cs="Calibri"/>
+          <w:b/>
+          <w:bCs/>
+          <w:sz w:val="22"/>
+          <w:szCs w:val="24"/>
+        </w:rPr>
+        <w:t>Y Shin</w:t>
+      </w:r>
+      <w:r>
+        <w:rPr>
+          <w:rFonts w:ascii="Calibri" w:hAnsi="Calibri" w:cs="Calibri"/>
+          <w:sz w:val="22"/>
+          <w:szCs w:val="24"/>
+        </w:rPr>
+        <w:t>, Y Jang, SJR Allain, A Borzée. 2020. Catalogue of herpetological specimens of the Ewha Womans University Natural History Museum (EWNHM), Republic of Korea. ZooKeys 965: 103-139.</w:t>
+      </w:r>
+    </w:p>
+    <w:p>
+      <w:pPr>
+        <w:spacing w:after="0" w:line="240" w:lineRule="auto"/>
+        <w:ind w:leftChars="50" w:left="320" w:hangingChars="100" w:hanging="220"/>
+        <w:rPr>
+          <w:rFonts w:ascii="Calibri" w:hAnsi="Calibri" w:cs="Calibri"/>
+          <w:sz w:val="22"/>
+          <w:szCs w:val="24"/>
+        </w:rPr>
+      </w:pPr>
+      <w:r>
+        <w:rPr>
+          <w:rFonts w:ascii="Calibri" w:hAnsi="Calibri" w:cs="Calibri"/>
+          <w:b/>
+          <w:bCs/>
+          <w:sz w:val="22"/>
+          <w:szCs w:val="24"/>
+        </w:rPr>
+        <w:t>1.</w:t>
+      </w:r>
+      <w:r>
+        <w:rPr>
+          <w:rFonts w:ascii="Calibri" w:hAnsi="Calibri" w:cs="Calibri"/>
+          <w:sz w:val="22"/>
+          <w:szCs w:val="24"/>
+        </w:rPr>
+        <w:t xml:space="preserve"> A Borzée, KR Messenger, S Chae, D Andersen, J Groffen, YI Kim, J An, SN Othman, K Ri, TY Nam, Y Bae, J-L Ren, J-T Li, M-F Chuang, Y Yi, </w:t>
+      </w:r>
+      <w:r>
+        <w:rPr>
+          <w:rFonts w:ascii="Calibri" w:hAnsi="Calibri" w:cs="Calibri"/>
+          <w:b/>
+          <w:bCs/>
+          <w:sz w:val="22"/>
+          <w:szCs w:val="24"/>
+        </w:rPr>
+        <w:t>Y Shin</w:t>
+      </w:r>
+      <w:r>
+        <w:rPr>
+          <w:rFonts w:ascii="Calibri" w:hAnsi="Calibri" w:cs="Calibri"/>
+          <w:sz w:val="22"/>
+          <w:szCs w:val="24"/>
+        </w:rPr>
+        <w:t xml:space="preserve">, T Kwon, Y Jang, M-S, Min. 2020. Yellow sea mediated segregation between North East Asian </w:t>
+      </w:r>
       <w:r>
         <w:rPr>
           <w:rFonts w:ascii="Calibri" w:hAnsi="Calibri" w:cs="Calibri"/>
@@ -1801,643 +2318,6 @@
           <w:sz w:val="22"/>
           <w:szCs w:val="24"/>
         </w:rPr>
-        <w:t>Hirundo</w:t>
-      </w:r>
-      <w:proofErr w:type="spellEnd"/>
-      <w:r>
-        <w:rPr>
-          <w:rFonts w:ascii="Calibri" w:hAnsi="Calibri" w:cs="Calibri"/>
-          <w:i/>
-          <w:iCs/>
-          <w:sz w:val="22"/>
-          <w:szCs w:val="24"/>
-        </w:rPr>
-        <w:t xml:space="preserve"> rustica </w:t>
-      </w:r>
-      <w:proofErr w:type="spellStart"/>
-      <w:r>
-        <w:rPr>
-          <w:rFonts w:ascii="Calibri" w:hAnsi="Calibri" w:cs="Calibri"/>
-          <w:i/>
-          <w:iCs/>
-          <w:sz w:val="22"/>
-          <w:szCs w:val="24"/>
-        </w:rPr>
-        <w:t>gutturalis</w:t>
-      </w:r>
-      <w:proofErr w:type="spellEnd"/>
-      <w:r>
-        <w:rPr>
-          <w:rFonts w:ascii="Calibri" w:hAnsi="Calibri" w:cs="Calibri"/>
-          <w:sz w:val="22"/>
-          <w:szCs w:val="24"/>
-        </w:rPr>
-        <w:t>) prefer to breed in inhabited houses in South Korea? The Wilson Journal of Ornithology 134: 633-641.</w:t>
-      </w:r>
-    </w:p>
-    <w:p>
-      <w:pPr>
-        <w:spacing w:line="240" w:lineRule="auto"/>
-        <w:ind w:left="330" w:hangingChars="150" w:hanging="330"/>
-        <w:rPr>
-          <w:rFonts w:ascii="Calibri" w:hAnsi="Calibri" w:cs="Calibri"/>
-          <w:sz w:val="22"/>
-          <w:szCs w:val="24"/>
-        </w:rPr>
-      </w:pPr>
-      <w:r>
-        <w:rPr>
-          <w:rFonts w:ascii="Calibri" w:hAnsi="Calibri" w:cs="Calibri"/>
-          <w:b/>
-          <w:bCs/>
-          <w:sz w:val="22"/>
-          <w:szCs w:val="24"/>
-        </w:rPr>
-        <w:t>10.</w:t>
-      </w:r>
-      <w:r>
-        <w:rPr>
-          <w:rFonts w:ascii="Calibri" w:hAnsi="Calibri" w:cs="Calibri"/>
-          <w:sz w:val="22"/>
-          <w:szCs w:val="24"/>
-        </w:rPr>
-        <w:t xml:space="preserve"> </w:t>
-      </w:r>
-      <w:r>
-        <w:rPr>
-          <w:rFonts w:ascii="Calibri" w:hAnsi="Calibri" w:cs="Calibri"/>
-          <w:b/>
-          <w:bCs/>
-          <w:sz w:val="22"/>
-          <w:szCs w:val="24"/>
-        </w:rPr>
-        <w:t>Y Shin</w:t>
-      </w:r>
-      <w:r>
-        <w:rPr>
-          <w:rFonts w:ascii="Calibri" w:hAnsi="Calibri" w:cs="Calibri"/>
-          <w:sz w:val="22"/>
-          <w:szCs w:val="24"/>
-        </w:rPr>
-        <w:t xml:space="preserve">, K Kim, J </w:t>
-      </w:r>
-      <w:proofErr w:type="spellStart"/>
-      <w:r>
-        <w:rPr>
-          <w:rFonts w:ascii="Calibri" w:hAnsi="Calibri" w:cs="Calibri"/>
-          <w:sz w:val="22"/>
-          <w:szCs w:val="24"/>
-        </w:rPr>
-        <w:t>Groffen</w:t>
-      </w:r>
-      <w:proofErr w:type="spellEnd"/>
-      <w:r>
-        <w:rPr>
-          <w:rFonts w:ascii="Calibri" w:hAnsi="Calibri" w:cs="Calibri"/>
-          <w:sz w:val="22"/>
-          <w:szCs w:val="24"/>
-        </w:rPr>
-        <w:t>, D Woo, E Song, A Borzée. 2022. Citizen science and roadkill trends in the Korean herpetofauna: the importance of spatially biased and unstandardized data. Frontiers in Ecology and Evolution 10: 944318.</w:t>
-      </w:r>
-    </w:p>
-    <w:p>
-      <w:pPr>
-        <w:spacing w:line="240" w:lineRule="auto"/>
-        <w:ind w:leftChars="50" w:left="320" w:hangingChars="100" w:hanging="220"/>
-        <w:rPr>
-          <w:rFonts w:ascii="Calibri" w:hAnsi="Calibri" w:cs="Calibri"/>
-          <w:sz w:val="22"/>
-          <w:szCs w:val="24"/>
-        </w:rPr>
-      </w:pPr>
-      <w:r>
-        <w:rPr>
-          <w:rFonts w:ascii="Calibri" w:hAnsi="Calibri" w:cs="Calibri"/>
-          <w:b/>
-          <w:bCs/>
-          <w:sz w:val="22"/>
-          <w:szCs w:val="24"/>
-        </w:rPr>
-        <w:t>9.</w:t>
-      </w:r>
-      <w:r>
-        <w:rPr>
-          <w:rFonts w:ascii="Calibri" w:hAnsi="Calibri" w:cs="Calibri"/>
-          <w:sz w:val="22"/>
-          <w:szCs w:val="24"/>
-        </w:rPr>
-        <w:t xml:space="preserve"> SN Othman, </w:t>
-      </w:r>
-      <w:r>
-        <w:rPr>
-          <w:rFonts w:ascii="Calibri" w:hAnsi="Calibri" w:cs="Calibri"/>
-          <w:b/>
-          <w:bCs/>
-          <w:sz w:val="22"/>
-          <w:szCs w:val="24"/>
-        </w:rPr>
-        <w:t>Y Shin</w:t>
-      </w:r>
-      <w:r>
-        <w:rPr>
-          <w:rFonts w:ascii="Calibri" w:hAnsi="Calibri" w:cs="Calibri"/>
-          <w:sz w:val="22"/>
-          <w:szCs w:val="24"/>
-        </w:rPr>
-        <w:t xml:space="preserve">, H-T Kim, M-F Chuang, Y Bae, J Hoti, Y Zhang, Y Jang, A Borzée. 2022. Evaluating the efficiency of popular species identification methods, and comparative workflow using morphometry and barcoding bioinformatics for taxonomy and origin of traded cryptic brown frogs. Global Ecology and Conservation 38: e02253. </w:t>
-      </w:r>
-    </w:p>
-    <w:p>
-      <w:pPr>
-        <w:spacing w:line="240" w:lineRule="auto"/>
-        <w:ind w:leftChars="50" w:left="320" w:hangingChars="100" w:hanging="220"/>
-        <w:rPr>
-          <w:rFonts w:ascii="Calibri" w:hAnsi="Calibri" w:cs="Calibri"/>
-          <w:sz w:val="22"/>
-          <w:szCs w:val="24"/>
-        </w:rPr>
-      </w:pPr>
-      <w:r>
-        <w:rPr>
-          <w:rFonts w:ascii="Calibri" w:hAnsi="Calibri" w:cs="Calibri"/>
-          <w:b/>
-          <w:bCs/>
-          <w:sz w:val="22"/>
-          <w:szCs w:val="24"/>
-        </w:rPr>
-        <w:t>8.</w:t>
-      </w:r>
-      <w:r>
-        <w:rPr>
-          <w:rFonts w:ascii="Calibri" w:hAnsi="Calibri" w:cs="Calibri"/>
-          <w:sz w:val="22"/>
-          <w:szCs w:val="24"/>
-        </w:rPr>
-        <w:t xml:space="preserve"> A Borzée, </w:t>
-      </w:r>
-      <w:r>
-        <w:rPr>
-          <w:rFonts w:ascii="Calibri" w:hAnsi="Calibri" w:cs="Calibri"/>
-          <w:b/>
-          <w:bCs/>
-          <w:sz w:val="22"/>
-          <w:szCs w:val="24"/>
-        </w:rPr>
-        <w:t>Y Shin</w:t>
-      </w:r>
-      <w:r>
-        <w:rPr>
-          <w:rFonts w:ascii="Calibri" w:hAnsi="Calibri" w:cs="Calibri"/>
-          <w:sz w:val="22"/>
-          <w:szCs w:val="24"/>
-        </w:rPr>
-        <w:t xml:space="preserve">, N </w:t>
-      </w:r>
-      <w:proofErr w:type="spellStart"/>
-      <w:r>
-        <w:rPr>
-          <w:rFonts w:ascii="Calibri" w:hAnsi="Calibri" w:cs="Calibri"/>
-          <w:sz w:val="22"/>
-          <w:szCs w:val="24"/>
-        </w:rPr>
-        <w:t>Poyarkov</w:t>
-      </w:r>
-      <w:proofErr w:type="spellEnd"/>
-      <w:r>
-        <w:rPr>
-          <w:rFonts w:ascii="Calibri" w:hAnsi="Calibri" w:cs="Calibri"/>
-          <w:sz w:val="22"/>
-          <w:szCs w:val="24"/>
-        </w:rPr>
-        <w:t xml:space="preserve">, JY Jeon, HJ Baek, CH Lee, J An, YJ Hong, M-S Min. 2022. Dwindling in the mountains: description of a critically endangered and microendemic </w:t>
-      </w:r>
-      <w:r>
-        <w:rPr>
-          <w:rFonts w:ascii="Calibri" w:hAnsi="Calibri" w:cs="Calibri"/>
-          <w:i/>
-          <w:iCs/>
-          <w:sz w:val="22"/>
-          <w:szCs w:val="24"/>
-        </w:rPr>
-        <w:t>Onychodactylus</w:t>
-      </w:r>
-      <w:r>
-        <w:rPr>
-          <w:rFonts w:ascii="Calibri" w:hAnsi="Calibri" w:cs="Calibri"/>
-          <w:sz w:val="22"/>
-          <w:szCs w:val="24"/>
-        </w:rPr>
-        <w:t xml:space="preserve"> species (Amphibia, Hynobiidae) from the Korean Peninsula. Zoological Research 43: 750−755.</w:t>
-      </w:r>
-    </w:p>
-    <w:p>
-      <w:pPr>
-        <w:spacing w:line="240" w:lineRule="auto"/>
-        <w:ind w:leftChars="50" w:left="320" w:hangingChars="100" w:hanging="220"/>
-        <w:rPr>
-          <w:rFonts w:ascii="Calibri" w:hAnsi="Calibri" w:cs="Calibri"/>
-          <w:sz w:val="22"/>
-          <w:szCs w:val="24"/>
-        </w:rPr>
-      </w:pPr>
-      <w:r>
-        <w:rPr>
-          <w:rFonts w:ascii="Calibri" w:hAnsi="Calibri" w:cs="Calibri"/>
-          <w:b/>
-          <w:bCs/>
-          <w:sz w:val="22"/>
-          <w:szCs w:val="24"/>
-        </w:rPr>
-        <w:t>7.</w:t>
-      </w:r>
-      <w:r>
-        <w:rPr>
-          <w:rFonts w:ascii="Calibri" w:hAnsi="Calibri" w:cs="Calibri"/>
-          <w:sz w:val="22"/>
-          <w:szCs w:val="24"/>
-        </w:rPr>
-        <w:t xml:space="preserve"> </w:t>
-      </w:r>
-      <w:r>
-        <w:rPr>
-          <w:rFonts w:ascii="Calibri" w:hAnsi="Calibri" w:cs="Calibri"/>
-          <w:b/>
-          <w:bCs/>
-          <w:sz w:val="22"/>
-          <w:szCs w:val="24"/>
-        </w:rPr>
-        <w:t>Y Shin</w:t>
-      </w:r>
-      <w:r>
-        <w:rPr>
-          <w:rFonts w:ascii="Calibri" w:hAnsi="Calibri" w:cs="Calibri"/>
-          <w:sz w:val="22"/>
-          <w:szCs w:val="24"/>
-        </w:rPr>
-        <w:t xml:space="preserve">, M-S Min, A Borzée. 2021. Driven to the edge: Species distribution modeling of a Clawed Salamander (Hynobiidae: </w:t>
-      </w:r>
-      <w:r>
-        <w:rPr>
-          <w:rFonts w:ascii="Calibri" w:hAnsi="Calibri" w:cs="Calibri"/>
-          <w:i/>
-          <w:iCs/>
-          <w:sz w:val="22"/>
-          <w:szCs w:val="24"/>
-        </w:rPr>
-        <w:t>Onychodactylus koreanus</w:t>
-      </w:r>
-      <w:r>
-        <w:rPr>
-          <w:rFonts w:ascii="Calibri" w:hAnsi="Calibri" w:cs="Calibri"/>
-          <w:sz w:val="22"/>
-          <w:szCs w:val="24"/>
-        </w:rPr>
-        <w:t>) predicts range shifts and drastic decrease of suitable habitats in response to climate change. Ecology and Evolution 11: 14669-14688.</w:t>
-      </w:r>
-    </w:p>
-    <w:p>
-      <w:pPr>
-        <w:spacing w:line="240" w:lineRule="auto"/>
-        <w:ind w:leftChars="50" w:left="320" w:hangingChars="100" w:hanging="220"/>
-        <w:rPr>
-          <w:rFonts w:ascii="Calibri" w:hAnsi="Calibri" w:cs="Calibri"/>
-          <w:sz w:val="22"/>
-          <w:szCs w:val="24"/>
-        </w:rPr>
-      </w:pPr>
-      <w:r>
-        <w:rPr>
-          <w:rFonts w:ascii="Calibri" w:hAnsi="Calibri" w:cs="Calibri"/>
-          <w:b/>
-          <w:bCs/>
-          <w:sz w:val="22"/>
-          <w:szCs w:val="24"/>
-        </w:rPr>
-        <w:t>6.</w:t>
-      </w:r>
-      <w:r>
-        <w:rPr>
-          <w:rFonts w:ascii="Calibri" w:hAnsi="Calibri" w:cs="Calibri"/>
-          <w:sz w:val="22"/>
-          <w:szCs w:val="24"/>
-        </w:rPr>
-        <w:t xml:space="preserve"> A Borzée, SN Litvinchuk, K Ri, D Andersen, TY Nam, GH Jon, HS Man, JS Choe, S Kwon, SN Othman, K Messenger, Y Bae, </w:t>
-      </w:r>
-      <w:r>
-        <w:rPr>
-          <w:rFonts w:ascii="Calibri" w:hAnsi="Calibri" w:cs="Calibri"/>
-          <w:b/>
-          <w:bCs/>
-          <w:sz w:val="22"/>
-          <w:szCs w:val="24"/>
-        </w:rPr>
-        <w:t>Y Shin</w:t>
-      </w:r>
-      <w:r>
-        <w:rPr>
-          <w:rFonts w:ascii="Calibri" w:hAnsi="Calibri" w:cs="Calibri"/>
-          <w:sz w:val="22"/>
-          <w:szCs w:val="24"/>
-        </w:rPr>
-        <w:t xml:space="preserve">, A Kim, I Maslova, J Luedtke, L Hobin, N </w:t>
-      </w:r>
-      <w:proofErr w:type="spellStart"/>
-      <w:r>
-        <w:rPr>
-          <w:rFonts w:ascii="Calibri" w:hAnsi="Calibri" w:cs="Calibri"/>
-          <w:sz w:val="22"/>
-          <w:szCs w:val="24"/>
-        </w:rPr>
-        <w:t>Moores</w:t>
-      </w:r>
-      <w:proofErr w:type="spellEnd"/>
-      <w:r>
-        <w:rPr>
-          <w:rFonts w:ascii="Calibri" w:hAnsi="Calibri" w:cs="Calibri"/>
-          <w:sz w:val="22"/>
-          <w:szCs w:val="24"/>
-        </w:rPr>
-        <w:t>, B Seliger, F Glenk, Y Jang. 2021. Update on distribution and threat status of amphibians in the Democratic People's Republic of Korea: conclusions based on field surveys, landscape modeling, molecular analyses, and call properties. Animals 11:2057.</w:t>
-      </w:r>
-    </w:p>
-    <w:p>
-      <w:pPr>
-        <w:spacing w:line="240" w:lineRule="auto"/>
-        <w:ind w:leftChars="50" w:left="320" w:hangingChars="100" w:hanging="220"/>
-        <w:rPr>
-          <w:rFonts w:ascii="Calibri" w:hAnsi="Calibri" w:cs="Calibri"/>
-          <w:sz w:val="22"/>
-          <w:szCs w:val="24"/>
-        </w:rPr>
-      </w:pPr>
-      <w:r>
-        <w:rPr>
-          <w:rFonts w:ascii="Calibri" w:hAnsi="Calibri" w:cs="Calibri"/>
-          <w:b/>
-          <w:bCs/>
-          <w:sz w:val="22"/>
-          <w:szCs w:val="24"/>
-        </w:rPr>
-        <w:t>5.</w:t>
-      </w:r>
-      <w:r>
-        <w:rPr>
-          <w:rFonts w:ascii="Calibri" w:hAnsi="Calibri" w:cs="Calibri"/>
-          <w:sz w:val="22"/>
-          <w:szCs w:val="24"/>
-        </w:rPr>
-        <w:t xml:space="preserve"> </w:t>
-      </w:r>
-      <w:r>
-        <w:rPr>
-          <w:rFonts w:ascii="Calibri" w:hAnsi="Calibri" w:cs="Calibri"/>
-          <w:b/>
-          <w:bCs/>
-          <w:sz w:val="22"/>
-          <w:szCs w:val="24"/>
-        </w:rPr>
-        <w:t>Y Shin</w:t>
-      </w:r>
-      <w:r>
-        <w:rPr>
-          <w:rFonts w:ascii="Calibri" w:hAnsi="Calibri" w:cs="Calibri"/>
-          <w:sz w:val="22"/>
-          <w:szCs w:val="24"/>
-        </w:rPr>
-        <w:t>, Y Jang, A Borzée. 2021. Snakebite envenomings in the Republic of Korea from the 1970s to the 2020s: a review. Toxicon 196: 8-18.</w:t>
-      </w:r>
-    </w:p>
-    <w:p>
-      <w:pPr>
-        <w:spacing w:line="240" w:lineRule="auto"/>
-        <w:ind w:leftChars="50" w:left="320" w:hangingChars="100" w:hanging="220"/>
-        <w:rPr>
-          <w:rFonts w:ascii="Calibri" w:hAnsi="Calibri" w:cs="Calibri"/>
-          <w:sz w:val="22"/>
-          <w:szCs w:val="24"/>
-        </w:rPr>
-      </w:pPr>
-      <w:r>
-        <w:rPr>
-          <w:rFonts w:ascii="Calibri" w:hAnsi="Calibri" w:cs="Calibri"/>
-          <w:b/>
-          <w:bCs/>
-          <w:sz w:val="22"/>
-          <w:szCs w:val="24"/>
-        </w:rPr>
-        <w:t>4.</w:t>
-      </w:r>
-      <w:r>
-        <w:rPr>
-          <w:rFonts w:ascii="Calibri" w:hAnsi="Calibri" w:cs="Calibri"/>
-          <w:sz w:val="22"/>
-          <w:szCs w:val="24"/>
-        </w:rPr>
-        <w:t xml:space="preserve"> </w:t>
-      </w:r>
-      <w:r>
-        <w:rPr>
-          <w:rFonts w:ascii="Calibri" w:hAnsi="Calibri" w:cs="Calibri"/>
-          <w:b/>
-          <w:bCs/>
-          <w:sz w:val="22"/>
-          <w:szCs w:val="24"/>
-        </w:rPr>
-        <w:t>Y Shin*</w:t>
-      </w:r>
-      <w:r>
-        <w:rPr>
-          <w:rFonts w:ascii="Calibri" w:hAnsi="Calibri" w:cs="Calibri"/>
-          <w:sz w:val="22"/>
-          <w:szCs w:val="24"/>
-        </w:rPr>
-        <w:t xml:space="preserve">, KR Messenger*, KS Koo, SC Lee, M Hou, A Borzée. 2021. How threatened is </w:t>
-      </w:r>
-      <w:r>
-        <w:rPr>
-          <w:rFonts w:ascii="Calibri" w:hAnsi="Calibri" w:cs="Calibri"/>
-          <w:i/>
-          <w:iCs/>
-          <w:sz w:val="22"/>
-          <w:szCs w:val="24"/>
-        </w:rPr>
-        <w:t>Scincella huanrenensis</w:t>
-      </w:r>
-      <w:r>
-        <w:rPr>
-          <w:rFonts w:ascii="Calibri" w:hAnsi="Calibri" w:cs="Calibri"/>
-          <w:sz w:val="22"/>
-          <w:szCs w:val="24"/>
-        </w:rPr>
-        <w:t>? An update on threats and trends. Conservation 1: 58-72.</w:t>
-      </w:r>
-    </w:p>
-    <w:p>
-      <w:pPr>
-        <w:spacing w:line="240" w:lineRule="auto"/>
-        <w:ind w:leftChars="50" w:left="320" w:hangingChars="100" w:hanging="220"/>
-        <w:rPr>
-          <w:rFonts w:ascii="Calibri" w:hAnsi="Calibri" w:cs="Calibri"/>
-          <w:sz w:val="22"/>
-          <w:szCs w:val="24"/>
-        </w:rPr>
-      </w:pPr>
-      <w:r>
-        <w:rPr>
-          <w:rFonts w:ascii="Calibri" w:hAnsi="Calibri" w:cs="Calibri"/>
-          <w:b/>
-          <w:bCs/>
-          <w:sz w:val="22"/>
-          <w:szCs w:val="24"/>
-        </w:rPr>
-        <w:t>3.</w:t>
-      </w:r>
-      <w:r>
-        <w:rPr>
-          <w:rFonts w:ascii="Calibri" w:hAnsi="Calibri" w:cs="Calibri"/>
-          <w:sz w:val="22"/>
-          <w:szCs w:val="24"/>
-        </w:rPr>
-        <w:t xml:space="preserve"> D Macias, </w:t>
-      </w:r>
-      <w:r>
-        <w:rPr>
-          <w:rFonts w:ascii="Calibri" w:hAnsi="Calibri" w:cs="Calibri"/>
-          <w:b/>
-          <w:bCs/>
-          <w:sz w:val="22"/>
-          <w:szCs w:val="24"/>
-        </w:rPr>
-        <w:t>Y Shin</w:t>
-      </w:r>
-      <w:r>
-        <w:rPr>
-          <w:rFonts w:ascii="Calibri" w:hAnsi="Calibri" w:cs="Calibri"/>
-          <w:sz w:val="22"/>
-          <w:szCs w:val="24"/>
-        </w:rPr>
-        <w:t>, A Borzée. 2021. An update on the conservation status and ecology of Korean terrestrial squamates. Journal for Nature Conservation 60: 125971.</w:t>
-      </w:r>
-    </w:p>
-    <w:p>
-      <w:pPr>
-        <w:spacing w:line="240" w:lineRule="auto"/>
-        <w:ind w:leftChars="50" w:left="320" w:hangingChars="100" w:hanging="220"/>
-        <w:rPr>
-          <w:rFonts w:ascii="Calibri" w:hAnsi="Calibri" w:cs="Calibri"/>
-          <w:sz w:val="22"/>
-          <w:szCs w:val="24"/>
-        </w:rPr>
-      </w:pPr>
-      <w:r>
-        <w:rPr>
-          <w:rFonts w:ascii="Calibri" w:hAnsi="Calibri" w:cs="Calibri"/>
-          <w:b/>
-          <w:bCs/>
-          <w:sz w:val="22"/>
-          <w:szCs w:val="24"/>
-        </w:rPr>
-        <w:t>2.</w:t>
-      </w:r>
-      <w:r>
-        <w:rPr>
-          <w:rFonts w:ascii="Calibri" w:hAnsi="Calibri" w:cs="Calibri"/>
-          <w:sz w:val="22"/>
-          <w:szCs w:val="24"/>
-        </w:rPr>
-        <w:t xml:space="preserve"> </w:t>
-      </w:r>
-      <w:r>
-        <w:rPr>
-          <w:rFonts w:ascii="Calibri" w:hAnsi="Calibri" w:cs="Calibri"/>
-          <w:b/>
-          <w:bCs/>
-          <w:sz w:val="22"/>
-          <w:szCs w:val="24"/>
-        </w:rPr>
-        <w:t>Y Shin</w:t>
-      </w:r>
-      <w:r>
-        <w:rPr>
-          <w:rFonts w:ascii="Calibri" w:hAnsi="Calibri" w:cs="Calibri"/>
-          <w:sz w:val="22"/>
-          <w:szCs w:val="24"/>
-        </w:rPr>
-        <w:t>, Y Jang, SJR Allain, A Borzée. 2020. Catalogue of herpetological specimens of the Ewha Womans University Natural History Museum (EWNHM), Republic of Korea. ZooKeys 965: 103-139.</w:t>
-      </w:r>
-    </w:p>
-    <w:p>
-      <w:pPr>
-        <w:spacing w:after="0" w:line="240" w:lineRule="auto"/>
-        <w:ind w:leftChars="50" w:left="320" w:hangingChars="100" w:hanging="220"/>
-        <w:rPr>
-          <w:rFonts w:ascii="Calibri" w:hAnsi="Calibri" w:cs="Calibri"/>
-          <w:sz w:val="22"/>
-          <w:szCs w:val="24"/>
-        </w:rPr>
-      </w:pPr>
-      <w:r>
-        <w:rPr>
-          <w:rFonts w:ascii="Calibri" w:hAnsi="Calibri" w:cs="Calibri"/>
-          <w:b/>
-          <w:bCs/>
-          <w:sz w:val="22"/>
-          <w:szCs w:val="24"/>
-        </w:rPr>
-        <w:t>1.</w:t>
-      </w:r>
-      <w:r>
-        <w:rPr>
-          <w:rFonts w:ascii="Calibri" w:hAnsi="Calibri" w:cs="Calibri"/>
-          <w:sz w:val="22"/>
-          <w:szCs w:val="24"/>
-        </w:rPr>
-        <w:t xml:space="preserve"> A Borzée, KR Messenger, S Chae, D Andersen, J </w:t>
-      </w:r>
-      <w:proofErr w:type="spellStart"/>
-      <w:r>
-        <w:rPr>
-          <w:rFonts w:ascii="Calibri" w:hAnsi="Calibri" w:cs="Calibri"/>
-          <w:sz w:val="22"/>
-          <w:szCs w:val="24"/>
-        </w:rPr>
-        <w:t>Groffen</w:t>
-      </w:r>
-      <w:proofErr w:type="spellEnd"/>
-      <w:r>
-        <w:rPr>
-          <w:rFonts w:ascii="Calibri" w:hAnsi="Calibri" w:cs="Calibri"/>
-          <w:sz w:val="22"/>
-          <w:szCs w:val="24"/>
-        </w:rPr>
-        <w:t xml:space="preserve">, YI Kim, J An, SN Othman, K Ri, TY Nam, Y Bae, J-L Ren, J-T Li, M-F Chuang, Y Yi, </w:t>
-      </w:r>
-      <w:r>
-        <w:rPr>
-          <w:rFonts w:ascii="Calibri" w:hAnsi="Calibri" w:cs="Calibri"/>
-          <w:b/>
-          <w:bCs/>
-          <w:sz w:val="22"/>
-          <w:szCs w:val="24"/>
-        </w:rPr>
-        <w:t>Y Shin</w:t>
-      </w:r>
-      <w:r>
-        <w:rPr>
-          <w:rFonts w:ascii="Calibri" w:hAnsi="Calibri" w:cs="Calibri"/>
-          <w:sz w:val="22"/>
-          <w:szCs w:val="24"/>
-        </w:rPr>
-        <w:t xml:space="preserve">, T Kwon, Y Jang, M-S, Min. 2020. Yellow sea mediated segregation between North East Asian </w:t>
-      </w:r>
-      <w:r>
-        <w:rPr>
-          <w:rFonts w:ascii="Calibri" w:hAnsi="Calibri" w:cs="Calibri"/>
-          <w:i/>
-          <w:iCs/>
-          <w:sz w:val="22"/>
-          <w:szCs w:val="24"/>
-        </w:rPr>
         <w:t>Dryophytes</w:t>
       </w:r>
       <w:r>
@@ -2446,25 +2326,7 @@
           <w:sz w:val="22"/>
           <w:szCs w:val="24"/>
         </w:rPr>
-        <w:t xml:space="preserve"> species. </w:t>
-      </w:r>
-      <w:proofErr w:type="spellStart"/>
-      <w:r>
-        <w:rPr>
-          <w:rFonts w:ascii="Calibri" w:hAnsi="Calibri" w:cs="Calibri"/>
-          <w:sz w:val="22"/>
-          <w:szCs w:val="24"/>
-        </w:rPr>
-        <w:t>PLoS</w:t>
-      </w:r>
-      <w:proofErr w:type="spellEnd"/>
-      <w:r>
-        <w:rPr>
-          <w:rFonts w:ascii="Calibri" w:hAnsi="Calibri" w:cs="Calibri"/>
-          <w:sz w:val="22"/>
-          <w:szCs w:val="24"/>
-        </w:rPr>
-        <w:t xml:space="preserve"> ONE 15: e0234299.</w:t>
+        <w:t xml:space="preserve"> species. PLoS ONE 15: e0234299.</w:t>
       </w:r>
     </w:p>
     <w:p>
@@ -2552,25 +2414,7 @@
           <w:sz w:val="22"/>
           <w:szCs w:val="24"/>
         </w:rPr>
-        <w:t xml:space="preserve">A Borzée, K </w:t>
-      </w:r>
-      <w:proofErr w:type="spellStart"/>
-      <w:r>
-        <w:rPr>
-          <w:rFonts w:ascii="Calibri" w:hAnsi="Calibri" w:cs="Calibri"/>
-          <w:sz w:val="22"/>
-          <w:szCs w:val="24"/>
-        </w:rPr>
-        <w:t>Milto</w:t>
-      </w:r>
-      <w:proofErr w:type="spellEnd"/>
-      <w:r>
-        <w:rPr>
-          <w:rFonts w:ascii="Calibri" w:hAnsi="Calibri" w:cs="Calibri"/>
-          <w:sz w:val="22"/>
-          <w:szCs w:val="24"/>
-        </w:rPr>
-        <w:t xml:space="preserve">, L Borkin, X Ji, W Zhao, </w:t>
+        <w:t xml:space="preserve">A Borzée, K Milto, L Borkin, X Ji, W Zhao, </w:t>
       </w:r>
       <w:r>
         <w:rPr>
@@ -2675,25 +2519,7 @@
           <w:sz w:val="22"/>
           <w:szCs w:val="24"/>
         </w:rPr>
-        <w:t xml:space="preserve"> K </w:t>
-      </w:r>
-      <w:proofErr w:type="spellStart"/>
-      <w:r>
-        <w:rPr>
-          <w:rFonts w:ascii="Calibri" w:hAnsi="Calibri" w:cs="Calibri"/>
-          <w:sz w:val="22"/>
-          <w:szCs w:val="24"/>
-        </w:rPr>
-        <w:t>Milto</w:t>
-      </w:r>
-      <w:proofErr w:type="spellEnd"/>
-      <w:r>
-        <w:rPr>
-          <w:rFonts w:ascii="Calibri" w:hAnsi="Calibri" w:cs="Calibri"/>
-          <w:sz w:val="22"/>
-          <w:szCs w:val="24"/>
-        </w:rPr>
-        <w:t xml:space="preserve">, L Borkin, X Ji, W Zhao, </w:t>
+        <w:t xml:space="preserve"> K Milto, L Borkin, X Ji, W Zhao, </w:t>
       </w:r>
       <w:r>
         <w:rPr>
@@ -2761,25 +2587,7 @@
           <w:sz w:val="22"/>
           <w:szCs w:val="24"/>
         </w:rPr>
-        <w:t xml:space="preserve"> V Orlova, K </w:t>
-      </w:r>
-      <w:proofErr w:type="spellStart"/>
-      <w:r>
-        <w:rPr>
-          <w:rFonts w:ascii="Calibri" w:hAnsi="Calibri" w:cs="Calibri"/>
-          <w:sz w:val="22"/>
-          <w:szCs w:val="24"/>
-        </w:rPr>
-        <w:t>Milto</w:t>
-      </w:r>
-      <w:proofErr w:type="spellEnd"/>
-      <w:r>
-        <w:rPr>
-          <w:rFonts w:ascii="Calibri" w:hAnsi="Calibri" w:cs="Calibri"/>
-          <w:sz w:val="22"/>
-          <w:szCs w:val="24"/>
-        </w:rPr>
-        <w:t xml:space="preserve">, L Borkin, W Zhao, </w:t>
+        <w:t xml:space="preserve"> V Orlova, K Milto, L Borkin, W Zhao, </w:t>
       </w:r>
       <w:r>
         <w:rPr>
@@ -2955,9 +2763,16 @@
           <w:sz w:val="22"/>
           <w:szCs w:val="24"/>
         </w:rPr>
-        <w:t xml:space="preserve">Aquarana </w:t>
-      </w:r>
-      <w:proofErr w:type="spellStart"/>
+        <w:t>Aquarana catesbeiana</w:t>
+      </w:r>
+      <w:r>
+        <w:rPr>
+          <w:rFonts w:ascii="Calibri" w:hAnsi="Calibri" w:cs="Calibri"/>
+          <w:sz w:val="22"/>
+          <w:szCs w:val="24"/>
+        </w:rPr>
+        <w:t xml:space="preserve"> (Shaw, 1802), by the fishing spider </w:t>
+      </w:r>
       <w:r>
         <w:rPr>
           <w:rFonts w:ascii="Calibri" w:hAnsi="Calibri" w:cs="Calibri"/>
@@ -2966,51 +2781,8 @@
           <w:sz w:val="22"/>
           <w:szCs w:val="24"/>
         </w:rPr>
-        <w:t>catesbeiana</w:t>
-      </w:r>
-      <w:proofErr w:type="spellEnd"/>
-      <w:r>
-        <w:rPr>
-          <w:rFonts w:ascii="Calibri" w:hAnsi="Calibri" w:cs="Calibri"/>
-          <w:sz w:val="22"/>
-          <w:szCs w:val="24"/>
-        </w:rPr>
-        <w:t xml:space="preserve"> (Shaw, 1802), by the fishing spider </w:t>
-      </w:r>
-      <w:proofErr w:type="spellStart"/>
-      <w:r>
-        <w:rPr>
-          <w:rFonts w:ascii="Calibri" w:hAnsi="Calibri" w:cs="Calibri"/>
-          <w:i/>
-          <w:iCs/>
-          <w:sz w:val="22"/>
-          <w:szCs w:val="24"/>
-        </w:rPr>
-        <w:t>Dolomedes</w:t>
-      </w:r>
-      <w:proofErr w:type="spellEnd"/>
-      <w:r>
-        <w:rPr>
-          <w:rFonts w:ascii="Calibri" w:hAnsi="Calibri" w:cs="Calibri"/>
-          <w:i/>
-          <w:iCs/>
-          <w:sz w:val="22"/>
-          <w:szCs w:val="24"/>
-        </w:rPr>
-        <w:t xml:space="preserve"> </w:t>
-      </w:r>
-      <w:proofErr w:type="spellStart"/>
-      <w:r>
-        <w:rPr>
-          <w:rFonts w:ascii="Calibri" w:hAnsi="Calibri" w:cs="Calibri"/>
-          <w:i/>
-          <w:iCs/>
-          <w:sz w:val="22"/>
-          <w:szCs w:val="24"/>
-        </w:rPr>
-        <w:t>sulfureus</w:t>
-      </w:r>
-      <w:proofErr w:type="spellEnd"/>
+        <w:t>Dolomedes sulfureus</w:t>
+      </w:r>
       <w:r>
         <w:rPr>
           <w:rFonts w:ascii="Calibri" w:hAnsi="Calibri" w:cs="Calibri"/>
@@ -3444,25 +3216,7 @@
           <w:sz w:val="22"/>
           <w:szCs w:val="24"/>
         </w:rPr>
-        <w:t xml:space="preserve"> (Anura; </w:t>
-      </w:r>
-      <w:proofErr w:type="spellStart"/>
-      <w:r>
-        <w:rPr>
-          <w:rFonts w:ascii="Calibri" w:hAnsi="Calibri" w:cs="Calibri"/>
-          <w:sz w:val="22"/>
-          <w:szCs w:val="24"/>
-        </w:rPr>
-        <w:t>Bombinatoridae</w:t>
-      </w:r>
-      <w:proofErr w:type="spellEnd"/>
-      <w:r>
-        <w:rPr>
-          <w:rFonts w:ascii="Calibri" w:hAnsi="Calibri" w:cs="Calibri"/>
-          <w:sz w:val="22"/>
-          <w:szCs w:val="24"/>
-        </w:rPr>
-        <w:t>) in the Republic of Korea based on museum specimens. Herpetology Notes 13: 29-31.</w:t>
+        <w:t xml:space="preserve"> (Anura; Bombinatoridae) in the Republic of Korea based on museum specimens. Herpetology Notes 13: 29-31.</w:t>
       </w:r>
     </w:p>
     <w:p>
@@ -3634,20 +3388,8 @@
           <w:sz w:val="22"/>
           <w:szCs w:val="24"/>
         </w:rPr>
-        <w:t xml:space="preserve">Hynobius </w:t>
-      </w:r>
-      <w:proofErr w:type="spellStart"/>
-      <w:r>
-        <w:rPr>
-          <w:rFonts w:ascii="Calibri" w:hAnsi="Calibri" w:cs="Calibri"/>
-          <w:i/>
-          <w:iCs/>
-          <w:sz w:val="22"/>
-          <w:szCs w:val="24"/>
-        </w:rPr>
-        <w:t>notialis</w:t>
-      </w:r>
-      <w:proofErr w:type="spellEnd"/>
+        <w:t>Hynobius notialis</w:t>
+      </w:r>
       <w:r>
         <w:rPr>
           <w:rFonts w:ascii="Calibri" w:hAnsi="Calibri" w:cs="Calibri"/>
@@ -3994,25 +3736,7 @@
           <w:sz w:val="22"/>
           <w:szCs w:val="24"/>
         </w:rPr>
-        <w:t xml:space="preserve"> (Rock Mamushi). </w:t>
-      </w:r>
-      <w:proofErr w:type="spellStart"/>
-      <w:r>
-        <w:rPr>
-          <w:rFonts w:ascii="Calibri" w:hAnsi="Calibri" w:cs="Calibri"/>
-          <w:sz w:val="22"/>
-          <w:szCs w:val="24"/>
-        </w:rPr>
-        <w:t>Dicephalism</w:t>
-      </w:r>
-      <w:proofErr w:type="spellEnd"/>
-      <w:r>
-        <w:rPr>
-          <w:rFonts w:ascii="Calibri" w:hAnsi="Calibri" w:cs="Calibri"/>
-          <w:sz w:val="22"/>
-          <w:szCs w:val="24"/>
-        </w:rPr>
-        <w:t>. Herpetological Review 51: 143-144.</w:t>
+        <w:t xml:space="preserve"> (Rock Mamushi). Dicephalism. Herpetological Review 51: 143-144.</w:t>
       </w:r>
     </w:p>
     <w:p>
@@ -4965,25 +4689,7 @@
           <w:sz w:val="22"/>
           <w:szCs w:val="24"/>
         </w:rPr>
-        <w:t xml:space="preserve">, K Kim, J </w:t>
-      </w:r>
-      <w:proofErr w:type="spellStart"/>
-      <w:r>
-        <w:rPr>
-          <w:rFonts w:ascii="Calibri" w:hAnsi="Calibri" w:cs="Calibri"/>
-          <w:sz w:val="22"/>
-          <w:szCs w:val="24"/>
-        </w:rPr>
-        <w:t>Groffen</w:t>
-      </w:r>
-      <w:proofErr w:type="spellEnd"/>
-      <w:r>
-        <w:rPr>
-          <w:rFonts w:ascii="Calibri" w:hAnsi="Calibri" w:cs="Calibri"/>
-          <w:sz w:val="22"/>
-          <w:szCs w:val="24"/>
-        </w:rPr>
-        <w:t xml:space="preserve">, A Borzée. Citizen science and roadkill trends in the Korean herpetofauna. Poster. </w:t>
+        <w:t xml:space="preserve">, K Kim, J Groffen, A Borzée. Citizen science and roadkill trends in the Korean herpetofauna. Poster. </w:t>
       </w:r>
       <w:r>
         <w:rPr>
@@ -5155,20 +4861,8 @@
           <w:sz w:val="22"/>
           <w:szCs w:val="24"/>
         </w:rPr>
-        <w:t xml:space="preserve">Hynobius </w:t>
-      </w:r>
-      <w:proofErr w:type="spellStart"/>
-      <w:r>
-        <w:rPr>
-          <w:rFonts w:ascii="Calibri" w:hAnsi="Calibri" w:cs="Calibri"/>
-          <w:i/>
-          <w:iCs/>
-          <w:sz w:val="22"/>
-          <w:szCs w:val="24"/>
-        </w:rPr>
-        <w:t>yangi</w:t>
-      </w:r>
-      <w:proofErr w:type="spellEnd"/>
+        <w:t>Hynobius yangi</w:t>
+      </w:r>
       <w:r>
         <w:rPr>
           <w:rFonts w:ascii="Calibri" w:hAnsi="Calibri" w:cs="Calibri"/>
